--- a/Appendix.docx
+++ b/Appendix.docx
@@ -1931,6 +1931,610 @@
           <w:lang w:val="en-US"/>
         </w:rPr>
         <w:t>processes.</w:t>
+      </w:r>
+    </w:p>
+    <w:p>
+      <w:pPr>
+        <w:pStyle w:val="ListParagraph"/>
+        <w:numPr>
+          <w:ilvl w:val="0"/>
+          <w:numId w:val="1"/>
+        </w:numPr>
+        <w:rPr>
+          <w:rFonts w:ascii="Times New Roman" w:hAnsi="Times New Roman" w:cs="Times New Roman"/>
+          <w:b/>
+          <w:bCs/>
+          <w:sz w:val="24"/>
+          <w:szCs w:val="24"/>
+        </w:rPr>
+      </w:pPr>
+      <w:proofErr w:type="spellStart"/>
+      <w:r>
+        <w:rPr>
+          <w:rFonts w:ascii="Times New Roman" w:hAnsi="Times New Roman" w:cs="Times New Roman"/>
+          <w:b/>
+          <w:bCs/>
+          <w:sz w:val="24"/>
+          <w:szCs w:val="24"/>
+        </w:rPr>
+        <w:t>Bayesian</w:t>
+      </w:r>
+      <w:proofErr w:type="spellEnd"/>
+      <w:r>
+        <w:rPr>
+          <w:rFonts w:ascii="Times New Roman" w:hAnsi="Times New Roman" w:cs="Times New Roman"/>
+          <w:b/>
+          <w:bCs/>
+          <w:sz w:val="24"/>
+          <w:szCs w:val="24"/>
+        </w:rPr>
+        <w:t xml:space="preserve"> </w:t>
+      </w:r>
+      <w:proofErr w:type="spellStart"/>
+      <w:r>
+        <w:rPr>
+          <w:rFonts w:ascii="Times New Roman" w:hAnsi="Times New Roman" w:cs="Times New Roman"/>
+          <w:b/>
+          <w:bCs/>
+          <w:sz w:val="24"/>
+          <w:szCs w:val="24"/>
+        </w:rPr>
+        <w:t>models</w:t>
+      </w:r>
+      <w:proofErr w:type="spellEnd"/>
+    </w:p>
+    <w:p>
+      <w:pPr>
+        <w:ind w:firstLine="709"/>
+        <w:rPr>
+          <w:rFonts w:ascii="Times New Roman" w:hAnsi="Times New Roman" w:cs="Times New Roman"/>
+          <w:sz w:val="24"/>
+          <w:szCs w:val="24"/>
+          <w:lang w:val="en-US"/>
+        </w:rPr>
+      </w:pPr>
+      <w:r>
+        <w:rPr>
+          <w:rFonts w:ascii="Times New Roman" w:hAnsi="Times New Roman" w:cs="Times New Roman"/>
+          <w:sz w:val="24"/>
+          <w:szCs w:val="24"/>
+          <w:lang w:val="en-US"/>
+        </w:rPr>
+        <w:t>This section contains all parameter‑recovery plots and prior derivations for the</w:t>
+      </w:r>
+      <w:r>
+        <w:rPr>
+          <w:rFonts w:ascii="Times New Roman" w:hAnsi="Times New Roman" w:cs="Times New Roman"/>
+          <w:sz w:val="24"/>
+          <w:szCs w:val="24"/>
+          <w:lang w:val="en-US"/>
+        </w:rPr>
+        <w:t xml:space="preserve"> Bayesian</w:t>
+      </w:r>
+      <w:r>
+        <w:rPr>
+          <w:rFonts w:ascii="Times New Roman" w:hAnsi="Times New Roman" w:cs="Times New Roman"/>
+          <w:sz w:val="24"/>
+          <w:szCs w:val="24"/>
+          <w:lang w:val="en-US"/>
+        </w:rPr>
+        <w:t xml:space="preserve"> models used in the analysis. Parameter recovery was performed on simulated datasets generated from the specified priors.</w:t>
+      </w:r>
+    </w:p>
+    <w:p>
+      <w:pPr>
+        <w:ind w:firstLine="709"/>
+        <w:rPr>
+          <w:rFonts w:ascii="Times New Roman" w:hAnsi="Times New Roman" w:cs="Times New Roman"/>
+          <w:sz w:val="24"/>
+          <w:szCs w:val="24"/>
+          <w:lang w:val="en-US"/>
+        </w:rPr>
+      </w:pPr>
+    </w:p>
+    <w:p>
+      <w:pPr>
+        <w:ind w:firstLine="709"/>
+        <w:rPr>
+          <w:rFonts w:ascii="Times New Roman" w:hAnsi="Times New Roman" w:cs="Times New Roman"/>
+          <w:sz w:val="24"/>
+          <w:szCs w:val="24"/>
+          <w:lang w:val="en-US"/>
+        </w:rPr>
+      </w:pPr>
+    </w:p>
+    <w:p>
+      <w:pPr>
+        <w:ind w:firstLine="709"/>
+        <w:rPr>
+          <w:rFonts w:ascii="Times New Roman" w:hAnsi="Times New Roman" w:cs="Times New Roman"/>
+          <w:sz w:val="24"/>
+          <w:szCs w:val="24"/>
+          <w:lang w:val="en-US"/>
+        </w:rPr>
+      </w:pPr>
+    </w:p>
+    <w:p>
+      <w:pPr>
+        <w:rPr>
+          <w:rFonts w:ascii="Times New Roman" w:hAnsi="Times New Roman" w:cs="Times New Roman"/>
+          <w:b/>
+          <w:bCs/>
+          <w:sz w:val="24"/>
+          <w:szCs w:val="24"/>
+          <w:lang w:val="en-US"/>
+        </w:rPr>
+      </w:pPr>
+      <w:r>
+        <w:rPr>
+          <w:rFonts w:ascii="Times New Roman" w:hAnsi="Times New Roman" w:cs="Times New Roman"/>
+          <w:b/>
+          <w:bCs/>
+          <w:sz w:val="24"/>
+          <w:szCs w:val="24"/>
+          <w:lang w:val="en-US"/>
+        </w:rPr>
+        <w:lastRenderedPageBreak/>
+        <w:t>Figure I</w:t>
+      </w:r>
+      <w:r>
+        <w:rPr>
+          <w:rFonts w:ascii="Times New Roman" w:hAnsi="Times New Roman" w:cs="Times New Roman"/>
+          <w:b/>
+          <w:bCs/>
+          <w:sz w:val="24"/>
+          <w:szCs w:val="24"/>
+          <w:lang w:val="en-US"/>
+        </w:rPr>
+        <w:t xml:space="preserve">I </w:t>
+      </w:r>
+    </w:p>
+    <w:p>
+      <w:pPr>
+        <w:rPr>
+          <w:rFonts w:ascii="Times New Roman" w:hAnsi="Times New Roman" w:cs="Times New Roman"/>
+          <w:b/>
+          <w:bCs/>
+          <w:sz w:val="24"/>
+          <w:szCs w:val="24"/>
+          <w:lang w:val="en-US"/>
+        </w:rPr>
+      </w:pPr>
+      <w:r>
+        <w:rPr>
+          <w:rFonts w:ascii="Times New Roman" w:hAnsi="Times New Roman" w:cs="Times New Roman"/>
+          <w:i/>
+          <w:iCs/>
+          <w:sz w:val="24"/>
+          <w:szCs w:val="24"/>
+          <w:lang w:val="en-US"/>
+        </w:rPr>
+        <w:t>Parameter recovery for the mixed</w:t>
+      </w:r>
+      <w:r>
+        <w:rPr>
+          <w:rFonts w:ascii="Times New Roman" w:hAnsi="Times New Roman" w:cs="Times New Roman"/>
+          <w:i/>
+          <w:iCs/>
+          <w:sz w:val="24"/>
+          <w:szCs w:val="24"/>
+          <w:lang w:val="en-US"/>
+        </w:rPr>
+        <w:noBreakHyphen/>
+        <w:t>effects model with random intercepts</w:t>
+      </w:r>
+      <w:r>
+        <w:rPr>
+          <w:rFonts w:ascii="Times New Roman" w:hAnsi="Times New Roman" w:cs="Times New Roman"/>
+          <w:sz w:val="24"/>
+          <w:szCs w:val="24"/>
+          <w:lang w:val="en-US"/>
+        </w:rPr>
+        <w:t>.</w:t>
+      </w:r>
+    </w:p>
+    <w:p>
+      <w:pPr>
+        <w:rPr>
+          <w:rFonts w:ascii="Times New Roman" w:hAnsi="Times New Roman" w:cs="Times New Roman"/>
+          <w:sz w:val="24"/>
+          <w:szCs w:val="24"/>
+          <w:vertAlign w:val="subscript"/>
+          <w:lang w:val="en-US"/>
+        </w:rPr>
+      </w:pPr>
+      <w:r>
+        <w:rPr>
+          <w:rFonts w:ascii="Times New Roman" w:hAnsi="Times New Roman" w:cs="Times New Roman"/>
+          <w:noProof/>
+          <w:sz w:val="24"/>
+          <w:szCs w:val="24"/>
+        </w:rPr>
+        <w:drawing>
+          <wp:inline distT="0" distB="0" distL="0" distR="0" wp14:anchorId="68740B17" wp14:editId="1561C0D0">
+            <wp:extent cx="5760720" cy="3542030"/>
+            <wp:effectExtent l="0" t="0" r="0" b="1270"/>
+            <wp:docPr id="411644410" name="Picture 1"/>
+            <wp:cNvGraphicFramePr>
+              <a:graphicFrameLocks xmlns:a="http://schemas.openxmlformats.org/drawingml/2006/main" noChangeAspect="1"/>
+            </wp:cNvGraphicFramePr>
+            <a:graphic xmlns:a="http://schemas.openxmlformats.org/drawingml/2006/main">
+              <a:graphicData uri="http://schemas.openxmlformats.org/drawingml/2006/picture">
+                <pic:pic xmlns:pic="http://schemas.openxmlformats.org/drawingml/2006/picture">
+                  <pic:nvPicPr>
+                    <pic:cNvPr id="0" name="Picture 1"/>
+                    <pic:cNvPicPr>
+                      <a:picLocks noChangeAspect="1" noChangeArrowheads="1"/>
+                    </pic:cNvPicPr>
+                  </pic:nvPicPr>
+                  <pic:blipFill>
+                    <a:blip r:embed="rId5">
+                      <a:extLst>
+                        <a:ext uri="{28A0092B-C50C-407E-A947-70E740481C1C}">
+                          <a14:useLocalDpi xmlns:a14="http://schemas.microsoft.com/office/drawing/2010/main" val="0"/>
+                        </a:ext>
+                      </a:extLst>
+                    </a:blip>
+                    <a:srcRect/>
+                    <a:stretch>
+                      <a:fillRect/>
+                    </a:stretch>
+                  </pic:blipFill>
+                  <pic:spPr bwMode="auto">
+                    <a:xfrm>
+                      <a:off x="0" y="0"/>
+                      <a:ext cx="5760720" cy="3542030"/>
+                    </a:xfrm>
+                    <a:prstGeom prst="rect">
+                      <a:avLst/>
+                    </a:prstGeom>
+                    <a:noFill/>
+                    <a:ln>
+                      <a:noFill/>
+                    </a:ln>
+                  </pic:spPr>
+                </pic:pic>
+              </a:graphicData>
+            </a:graphic>
+          </wp:inline>
+        </w:drawing>
+      </w:r>
+      <w:r>
+        <w:rPr>
+          <w:rFonts w:ascii="Times New Roman" w:hAnsi="Times New Roman" w:cs="Times New Roman"/>
+          <w:i/>
+          <w:iCs/>
+          <w:sz w:val="24"/>
+          <w:szCs w:val="24"/>
+          <w:lang w:val="en-US"/>
+        </w:rPr>
+        <w:t xml:space="preserve">Note. </w:t>
+      </w:r>
+      <w:r>
+        <w:rPr>
+          <w:rFonts w:ascii="Times New Roman" w:hAnsi="Times New Roman" w:cs="Times New Roman"/>
+          <w:sz w:val="24"/>
+          <w:szCs w:val="24"/>
+          <w:lang w:val="en-US"/>
+        </w:rPr>
+        <w:t xml:space="preserve"> </w:t>
+      </w:r>
+      <m:oMath>
+        <m:sSub>
+          <m:sSubPr>
+            <m:ctrlPr>
+              <w:rPr>
+                <w:rFonts w:ascii="Cambria Math" w:hAnsi="Cambria Math" w:cs="Times New Roman"/>
+                <w:i/>
+                <w:sz w:val="24"/>
+                <w:szCs w:val="24"/>
+                <w:lang w:val="en-US"/>
+              </w:rPr>
+            </m:ctrlPr>
+          </m:sSubPr>
+          <m:e>
+            <m:r>
+              <w:rPr>
+                <w:rFonts w:ascii="Cambria Math" w:hAnsi="Cambria Math" w:cs="Times New Roman"/>
+                <w:sz w:val="24"/>
+                <w:szCs w:val="24"/>
+                <w:lang w:val="en-US"/>
+              </w:rPr>
+              <m:t>β</m:t>
+            </m:r>
+          </m:e>
+          <m:sub>
+            <m:r>
+              <w:rPr>
+                <w:rFonts w:ascii="Cambria Math" w:hAnsi="Cambria Math" w:cs="Times New Roman"/>
+                <w:sz w:val="24"/>
+                <w:szCs w:val="24"/>
+                <w:lang w:val="en-US"/>
+              </w:rPr>
+              <m:t xml:space="preserve">int </m:t>
+            </m:r>
+          </m:sub>
+        </m:sSub>
+      </m:oMath>
+      <w:r>
+        <w:rPr>
+          <w:rFonts w:ascii="Times New Roman" w:eastAsiaTheme="minorEastAsia" w:hAnsi="Times New Roman" w:cs="Times New Roman"/>
+          <w:sz w:val="24"/>
+          <w:szCs w:val="24"/>
+          <w:lang w:val="en-US"/>
+        </w:rPr>
+        <w:t xml:space="preserve">= interaction weight; </w:t>
+      </w:r>
+      <m:oMath>
+        <m:sSub>
+          <m:sSubPr>
+            <m:ctrlPr>
+              <w:rPr>
+                <w:rFonts w:ascii="Cambria Math" w:hAnsi="Cambria Math" w:cs="Times New Roman"/>
+                <w:i/>
+                <w:sz w:val="24"/>
+                <w:szCs w:val="24"/>
+                <w:lang w:val="en-US"/>
+              </w:rPr>
+            </m:ctrlPr>
+          </m:sSubPr>
+          <m:e>
+            <m:r>
+              <w:rPr>
+                <w:rFonts w:ascii="Cambria Math" w:hAnsi="Cambria Math" w:cs="Times New Roman"/>
+                <w:sz w:val="24"/>
+                <w:szCs w:val="24"/>
+                <w:lang w:val="en-US"/>
+              </w:rPr>
+              <m:t>β</m:t>
+            </m:r>
+          </m:e>
+          <m:sub>
+            <m:r>
+              <w:rPr>
+                <w:rFonts w:ascii="Cambria Math" w:hAnsi="Cambria Math" w:cs="Times New Roman"/>
+                <w:sz w:val="24"/>
+                <w:szCs w:val="24"/>
+                <w:lang w:val="en-US"/>
+              </w:rPr>
+              <m:t>env</m:t>
+            </m:r>
+          </m:sub>
+        </m:sSub>
+      </m:oMath>
+      <w:r>
+        <w:rPr>
+          <w:rFonts w:ascii="Times New Roman" w:eastAsiaTheme="minorEastAsia" w:hAnsi="Times New Roman" w:cs="Times New Roman"/>
+          <w:sz w:val="24"/>
+          <w:szCs w:val="24"/>
+          <w:lang w:val="en-US"/>
+        </w:rPr>
+        <w:t xml:space="preserve">= environment weight; </w:t>
+      </w:r>
+      <m:oMath>
+        <m:sSub>
+          <m:sSubPr>
+            <m:ctrlPr>
+              <w:rPr>
+                <w:rFonts w:ascii="Cambria Math" w:hAnsi="Cambria Math" w:cs="Times New Roman"/>
+                <w:i/>
+                <w:sz w:val="24"/>
+                <w:szCs w:val="24"/>
+                <w:lang w:val="en-US"/>
+              </w:rPr>
+            </m:ctrlPr>
+          </m:sSubPr>
+          <m:e>
+            <m:r>
+              <w:rPr>
+                <w:rFonts w:ascii="Cambria Math" w:hAnsi="Cambria Math" w:cs="Times New Roman"/>
+                <w:sz w:val="24"/>
+                <w:szCs w:val="24"/>
+                <w:lang w:val="en-US"/>
+              </w:rPr>
+              <m:t>β</m:t>
+            </m:r>
+          </m:e>
+          <m:sub>
+            <m:r>
+              <w:rPr>
+                <w:rFonts w:ascii="Cambria Math" w:hAnsi="Cambria Math" w:cs="Times New Roman"/>
+                <w:sz w:val="24"/>
+                <w:szCs w:val="24"/>
+                <w:lang w:val="en-US"/>
+              </w:rPr>
+              <m:t>t</m:t>
+            </m:r>
+            <m:r>
+              <w:rPr>
+                <w:rFonts w:ascii="Cambria Math" w:hAnsi="Cambria Math" w:cs="Times New Roman"/>
+                <w:sz w:val="24"/>
+                <w:szCs w:val="24"/>
+                <w:lang w:val="en-US"/>
+              </w:rPr>
+              <m:t xml:space="preserve"> </m:t>
+            </m:r>
+            <m:r>
+              <w:rPr>
+                <w:rFonts w:ascii="Cambria Math" w:hAnsi="Cambria Math" w:cs="Times New Roman"/>
+                <w:sz w:val="24"/>
+                <w:szCs w:val="24"/>
+                <w:lang w:val="en-US"/>
+              </w:rPr>
+              <m:t xml:space="preserve"> </m:t>
+            </m:r>
+          </m:sub>
+        </m:sSub>
+      </m:oMath>
+      <w:r>
+        <w:rPr>
+          <w:rFonts w:ascii="Times New Roman" w:eastAsiaTheme="minorEastAsia" w:hAnsi="Times New Roman" w:cs="Times New Roman"/>
+          <w:sz w:val="24"/>
+          <w:szCs w:val="24"/>
+          <w:lang w:val="en-US"/>
+        </w:rPr>
+        <w:t xml:space="preserve">= treatment weight; </w:t>
+      </w:r>
+      <w:r>
+        <w:rPr>
+          <w:rFonts w:ascii="Times New Roman" w:eastAsiaTheme="minorEastAsia" w:hAnsi="Times New Roman" w:cs="Times New Roman"/>
+          <w:i/>
+          <w:iCs/>
+          <w:sz w:val="24"/>
+          <w:szCs w:val="24"/>
+          <w:lang w:val="en-US"/>
+        </w:rPr>
+        <w:t>µ</w:t>
+      </w:r>
+      <w:r>
+        <w:rPr>
+          <w:rFonts w:ascii="Times New Roman" w:eastAsiaTheme="minorEastAsia" w:hAnsi="Times New Roman" w:cs="Times New Roman"/>
+          <w:i/>
+          <w:iCs/>
+          <w:sz w:val="24"/>
+          <w:szCs w:val="24"/>
+          <w:lang w:val="en-US"/>
+        </w:rPr>
+        <w:t xml:space="preserve"> = </w:t>
+      </w:r>
+      <w:r>
+        <w:rPr>
+          <w:rFonts w:ascii="Times New Roman" w:eastAsiaTheme="minorEastAsia" w:hAnsi="Times New Roman" w:cs="Times New Roman"/>
+          <w:sz w:val="24"/>
+          <w:szCs w:val="24"/>
+          <w:lang w:val="en-US"/>
+        </w:rPr>
+        <w:t xml:space="preserve">group mean intercept; </w:t>
+      </w:r>
+      <m:oMath>
+        <m:sSub>
+          <m:sSubPr>
+            <m:ctrlPr>
+              <w:rPr>
+                <w:rFonts w:ascii="Cambria Math" w:eastAsiaTheme="minorEastAsia" w:hAnsi="Cambria Math" w:cs="Times New Roman"/>
+                <w:i/>
+                <w:sz w:val="24"/>
+                <w:szCs w:val="24"/>
+                <w:lang w:val="en-US"/>
+              </w:rPr>
+            </m:ctrlPr>
+          </m:sSubPr>
+          <m:e>
+            <m:r>
+              <w:rPr>
+                <w:rFonts w:ascii="Cambria Math" w:eastAsiaTheme="minorEastAsia" w:hAnsi="Cambria Math" w:cs="Times New Roman"/>
+                <w:sz w:val="24"/>
+                <w:szCs w:val="24"/>
+                <w:lang w:val="en-US"/>
+              </w:rPr>
+              <m:t>σ</m:t>
+            </m:r>
+          </m:e>
+          <m:sub>
+            <m:r>
+              <w:rPr>
+                <w:rFonts w:ascii="Cambria Math" w:eastAsiaTheme="minorEastAsia" w:hAnsi="Cambria Math" w:cs="Times New Roman"/>
+                <w:sz w:val="24"/>
+                <w:szCs w:val="24"/>
+                <w:lang w:val="en-US"/>
+              </w:rPr>
+              <m:t>res</m:t>
+            </m:r>
+          </m:sub>
+        </m:sSub>
+      </m:oMath>
+      <w:r>
+        <w:rPr>
+          <w:rFonts w:ascii="Times New Roman" w:eastAsiaTheme="minorEastAsia" w:hAnsi="Times New Roman" w:cs="Times New Roman"/>
+          <w:sz w:val="24"/>
+          <w:szCs w:val="24"/>
+          <w:lang w:val="en-US"/>
+        </w:rPr>
+        <w:t xml:space="preserve">= residual variance; </w:t>
+      </w:r>
+      <m:oMath>
+        <m:sSub>
+          <m:sSubPr>
+            <m:ctrlPr>
+              <w:rPr>
+                <w:rFonts w:ascii="Cambria Math" w:eastAsiaTheme="minorEastAsia" w:hAnsi="Cambria Math" w:cs="Times New Roman"/>
+                <w:i/>
+                <w:sz w:val="24"/>
+                <w:szCs w:val="24"/>
+                <w:lang w:val="en-US"/>
+              </w:rPr>
+            </m:ctrlPr>
+          </m:sSubPr>
+          <m:e>
+            <m:r>
+              <w:rPr>
+                <w:rFonts w:ascii="Cambria Math" w:eastAsiaTheme="minorEastAsia" w:hAnsi="Cambria Math" w:cs="Times New Roman"/>
+                <w:sz w:val="24"/>
+                <w:szCs w:val="24"/>
+                <w:lang w:val="en-US"/>
+              </w:rPr>
+              <m:t>σ</m:t>
+            </m:r>
+          </m:e>
+          <m:sub>
+            <m:r>
+              <w:rPr>
+                <w:rFonts w:ascii="Cambria Math" w:eastAsiaTheme="minorEastAsia" w:hAnsi="Cambria Math" w:cs="Times New Roman"/>
+                <w:sz w:val="24"/>
+                <w:szCs w:val="24"/>
+                <w:lang w:val="en-US"/>
+              </w:rPr>
+              <m:t>group</m:t>
+            </m:r>
+          </m:sub>
+        </m:sSub>
+        <m:r>
+          <w:rPr>
+            <w:rFonts w:ascii="Cambria Math" w:eastAsiaTheme="minorEastAsia" w:hAnsi="Cambria Math" w:cs="Times New Roman"/>
+            <w:sz w:val="24"/>
+            <w:szCs w:val="24"/>
+            <w:lang w:val="en-US"/>
+          </w:rPr>
+          <m:t>=</m:t>
+        </m:r>
+      </m:oMath>
+      <w:r>
+        <w:rPr>
+          <w:rFonts w:ascii="Times New Roman" w:eastAsiaTheme="minorEastAsia" w:hAnsi="Times New Roman" w:cs="Times New Roman"/>
+          <w:sz w:val="24"/>
+          <w:szCs w:val="24"/>
+          <w:lang w:val="en-US"/>
+        </w:rPr>
+        <w:t xml:space="preserve"> the variance around group mean. </w:t>
+      </w:r>
+      <w:r>
+        <w:rPr>
+          <w:rFonts w:ascii="Times New Roman" w:eastAsiaTheme="minorEastAsia" w:hAnsi="Times New Roman" w:cs="Times New Roman"/>
+          <w:sz w:val="24"/>
+          <w:szCs w:val="24"/>
+          <w:lang w:val="en-US"/>
+        </w:rPr>
+        <w:t>Note that the environment and treatment weights are not equivalent to ANOVA main effects, because the predictors were dummy</w:t>
+      </w:r>
+      <w:r>
+        <w:rPr>
+          <w:rFonts w:ascii="Times New Roman" w:eastAsiaTheme="minorEastAsia" w:hAnsi="Times New Roman" w:cs="Times New Roman"/>
+          <w:sz w:val="24"/>
+          <w:szCs w:val="24"/>
+          <w:lang w:val="en-US"/>
+        </w:rPr>
+        <w:noBreakHyphen/>
+        <w:t>coded.</w:t>
+      </w:r>
+      <w:r>
+        <w:rPr>
+          <w:rFonts w:ascii="Times New Roman" w:hAnsi="Times New Roman" w:cs="Times New Roman"/>
+          <w:noProof/>
+          <w:sz w:val="24"/>
+          <w:szCs w:val="24"/>
+          <w:lang w:val="en-US"/>
+        </w:rPr>
+        <w:t xml:space="preserve"> </w:t>
       </w:r>
     </w:p>
     <w:sectPr>
@@ -3008,6 +3612,16 @@
       </w:tblBorders>
     </w:tblPr>
   </w:style>
+  <w:style w:type="character" w:styleId="PlaceholderText">
+    <w:name w:val="Placeholder Text"/>
+    <w:basedOn w:val="DefaultParagraphFont"/>
+    <w:uiPriority w:val="99"/>
+    <w:semiHidden/>
+    <w:rsid w:val="00777E1B"/>
+    <w:rPr>
+      <w:color w:val="666666"/>
+    </w:rPr>
+  </w:style>
 </w:styles>
 </file>
 

--- a/Appendix.docx
+++ b/Appendix.docx
@@ -1935,6 +1935,1685 @@
     </w:p>
     <w:p>
       <w:pPr>
+        <w:pStyle w:val="Sectionheading"/>
+        <w:numPr>
+          <w:ilvl w:val="1"/>
+          <w:numId w:val="1"/>
+        </w:numPr>
+        <w:jc w:val="left"/>
+        <w:rPr>
+          <w:b w:val="0"/>
+          <w:bCs w:val="0"/>
+          <w:i/>
+          <w:iCs/>
+          <w:sz w:val="24"/>
+          <w:szCs w:val="20"/>
+          <w:lang w:val="en-US"/>
+        </w:rPr>
+      </w:pPr>
+      <w:r>
+        <w:rPr>
+          <w:b w:val="0"/>
+          <w:bCs w:val="0"/>
+          <w:i/>
+          <w:iCs/>
+          <w:sz w:val="24"/>
+          <w:szCs w:val="20"/>
+          <w:lang w:val="en-US"/>
+        </w:rPr>
+        <w:t xml:space="preserve"> </w:t>
+      </w:r>
+      <w:r>
+        <w:rPr>
+          <w:b w:val="0"/>
+          <w:bCs w:val="0"/>
+          <w:i/>
+          <w:iCs/>
+          <w:sz w:val="24"/>
+          <w:szCs w:val="20"/>
+          <w:lang w:val="en-US"/>
+        </w:rPr>
+        <w:tab/>
+        <w:t>Morris water maze</w:t>
+      </w:r>
+    </w:p>
+    <w:p>
+      <w:pPr>
+        <w:pStyle w:val="Sectionheading"/>
+        <w:jc w:val="left"/>
+        <w:rPr>
+          <w:sz w:val="24"/>
+          <w:szCs w:val="20"/>
+          <w:lang w:val="en-US"/>
+        </w:rPr>
+      </w:pPr>
+      <w:r>
+        <w:rPr>
+          <w:sz w:val="24"/>
+          <w:szCs w:val="20"/>
+          <w:lang w:val="en-US"/>
+        </w:rPr>
+        <w:t>Table II</w:t>
+      </w:r>
+    </w:p>
+    <w:p>
+      <w:pPr>
+        <w:pStyle w:val="Sectionheading"/>
+        <w:jc w:val="left"/>
+        <w:rPr>
+          <w:b w:val="0"/>
+          <w:bCs w:val="0"/>
+          <w:i/>
+          <w:iCs/>
+          <w:sz w:val="24"/>
+          <w:szCs w:val="20"/>
+          <w:lang w:val="en-US"/>
+        </w:rPr>
+      </w:pPr>
+      <w:r>
+        <w:rPr>
+          <w:b w:val="0"/>
+          <w:bCs w:val="0"/>
+          <w:i/>
+          <w:iCs/>
+          <w:sz w:val="24"/>
+          <w:szCs w:val="20"/>
+          <w:lang w:val="en-US"/>
+        </w:rPr>
+        <w:t>Frequentist results from s</w:t>
+      </w:r>
+      <w:r>
+        <w:rPr>
+          <w:b w:val="0"/>
+          <w:bCs w:val="0"/>
+          <w:i/>
+          <w:iCs/>
+          <w:sz w:val="24"/>
+          <w:szCs w:val="20"/>
+          <w:lang w:val="en-US"/>
+        </w:rPr>
+        <w:t>upplementary analysis of the acquisition phase (distance to target)</w:t>
+      </w:r>
+    </w:p>
+    <w:tbl>
+      <w:tblPr>
+        <w:tblStyle w:val="TableGrid"/>
+        <w:tblW w:w="9693" w:type="dxa"/>
+        <w:tblBorders>
+          <w:top w:val="none" w:sz="0" w:space="0" w:color="auto"/>
+          <w:left w:val="none" w:sz="0" w:space="0" w:color="auto"/>
+          <w:bottom w:val="none" w:sz="0" w:space="0" w:color="auto"/>
+          <w:right w:val="none" w:sz="0" w:space="0" w:color="auto"/>
+          <w:insideH w:val="none" w:sz="0" w:space="0" w:color="auto"/>
+          <w:insideV w:val="none" w:sz="0" w:space="0" w:color="auto"/>
+        </w:tblBorders>
+        <w:tblLook w:val="04A0" w:firstRow="1" w:lastRow="0" w:firstColumn="1" w:lastColumn="0" w:noHBand="0" w:noVBand="1"/>
+      </w:tblPr>
+      <w:tblGrid>
+        <w:gridCol w:w="3345"/>
+        <w:gridCol w:w="1587"/>
+        <w:gridCol w:w="1587"/>
+        <w:gridCol w:w="1587"/>
+        <w:gridCol w:w="1587"/>
+      </w:tblGrid>
+      <w:tr>
+        <w:tc>
+          <w:tcPr>
+            <w:tcW w:w="3345" w:type="dxa"/>
+            <w:tcBorders>
+              <w:top w:val="single" w:sz="12" w:space="0" w:color="auto"/>
+              <w:bottom w:val="single" w:sz="12" w:space="0" w:color="auto"/>
+            </w:tcBorders>
+          </w:tcPr>
+          <w:p>
+            <w:pPr>
+              <w:pStyle w:val="Sectionheading"/>
+              <w:jc w:val="left"/>
+              <w:rPr>
+                <w:b w:val="0"/>
+                <w:bCs w:val="0"/>
+                <w:i/>
+                <w:iCs/>
+                <w:sz w:val="24"/>
+                <w:szCs w:val="20"/>
+                <w:lang w:val="en-US"/>
+              </w:rPr>
+            </w:pPr>
+          </w:p>
+        </w:tc>
+        <w:tc>
+          <w:tcPr>
+            <w:tcW w:w="1587" w:type="dxa"/>
+            <w:tcBorders>
+              <w:top w:val="single" w:sz="12" w:space="0" w:color="auto"/>
+              <w:bottom w:val="single" w:sz="12" w:space="0" w:color="auto"/>
+            </w:tcBorders>
+            <w:vAlign w:val="center"/>
+          </w:tcPr>
+          <w:p>
+            <w:pPr>
+              <w:pStyle w:val="Sectionheading"/>
+              <w:rPr>
+                <w:b w:val="0"/>
+                <w:bCs w:val="0"/>
+                <w:i/>
+                <w:iCs/>
+                <w:sz w:val="24"/>
+                <w:szCs w:val="20"/>
+                <w:lang w:val="en-US"/>
+              </w:rPr>
+            </w:pPr>
+            <w:r>
+              <w:rPr>
+                <w:b w:val="0"/>
+                <w:bCs w:val="0"/>
+                <w:i/>
+                <w:iCs/>
+                <w:sz w:val="24"/>
+                <w:szCs w:val="20"/>
+                <w:lang w:val="en-US"/>
+              </w:rPr>
+              <w:t>t</w:t>
+            </w:r>
+          </w:p>
+        </w:tc>
+        <w:tc>
+          <w:tcPr>
+            <w:tcW w:w="1587" w:type="dxa"/>
+            <w:tcBorders>
+              <w:top w:val="single" w:sz="12" w:space="0" w:color="auto"/>
+              <w:bottom w:val="single" w:sz="12" w:space="0" w:color="auto"/>
+            </w:tcBorders>
+            <w:vAlign w:val="center"/>
+          </w:tcPr>
+          <w:p>
+            <w:pPr>
+              <w:pStyle w:val="Sectionheading"/>
+              <w:rPr>
+                <w:b w:val="0"/>
+                <w:bCs w:val="0"/>
+                <w:sz w:val="24"/>
+                <w:szCs w:val="20"/>
+                <w:lang w:val="en-US"/>
+              </w:rPr>
+            </w:pPr>
+            <w:proofErr w:type="spellStart"/>
+            <w:r>
+              <w:rPr>
+                <w:b w:val="0"/>
+                <w:bCs w:val="0"/>
+                <w:sz w:val="24"/>
+                <w:szCs w:val="20"/>
+                <w:lang w:val="en-US"/>
+              </w:rPr>
+              <w:t>df</w:t>
+            </w:r>
+            <w:proofErr w:type="spellEnd"/>
+          </w:p>
+        </w:tc>
+        <w:tc>
+          <w:tcPr>
+            <w:tcW w:w="1587" w:type="dxa"/>
+            <w:tcBorders>
+              <w:top w:val="single" w:sz="12" w:space="0" w:color="auto"/>
+              <w:bottom w:val="single" w:sz="12" w:space="0" w:color="auto"/>
+            </w:tcBorders>
+            <w:vAlign w:val="center"/>
+          </w:tcPr>
+          <w:p>
+            <w:pPr>
+              <w:pStyle w:val="Sectionheading"/>
+              <w:rPr>
+                <w:b w:val="0"/>
+                <w:bCs w:val="0"/>
+                <w:i/>
+                <w:iCs/>
+                <w:sz w:val="24"/>
+                <w:szCs w:val="20"/>
+                <w:lang w:val="en-US"/>
+              </w:rPr>
+            </w:pPr>
+            <w:r>
+              <w:rPr>
+                <w:b w:val="0"/>
+                <w:bCs w:val="0"/>
+                <w:i/>
+                <w:iCs/>
+                <w:sz w:val="24"/>
+                <w:szCs w:val="20"/>
+                <w:lang w:val="en-US"/>
+              </w:rPr>
+              <w:t>p</w:t>
+            </w:r>
+          </w:p>
+        </w:tc>
+        <w:tc>
+          <w:tcPr>
+            <w:tcW w:w="1587" w:type="dxa"/>
+            <w:tcBorders>
+              <w:top w:val="single" w:sz="12" w:space="0" w:color="auto"/>
+              <w:bottom w:val="single" w:sz="12" w:space="0" w:color="auto"/>
+            </w:tcBorders>
+            <w:vAlign w:val="center"/>
+          </w:tcPr>
+          <w:p>
+            <w:pPr>
+              <w:pStyle w:val="Sectionheading"/>
+              <w:rPr>
+                <w:b w:val="0"/>
+                <w:bCs w:val="0"/>
+                <w:i/>
+                <w:iCs/>
+                <w:sz w:val="24"/>
+                <w:szCs w:val="20"/>
+                <w:vertAlign w:val="superscript"/>
+                <w:lang w:val="en-US"/>
+              </w:rPr>
+            </w:pPr>
+            <w:r>
+              <w:rPr>
+                <w:b w:val="0"/>
+                <w:bCs w:val="0"/>
+                <w:i/>
+                <w:iCs/>
+                <w:sz w:val="24"/>
+                <w:szCs w:val="20"/>
+                <w:lang w:val="en-US"/>
+              </w:rPr>
+              <w:t>R</w:t>
+            </w:r>
+            <w:r>
+              <w:rPr>
+                <w:b w:val="0"/>
+                <w:bCs w:val="0"/>
+                <w:i/>
+                <w:iCs/>
+                <w:sz w:val="24"/>
+                <w:szCs w:val="20"/>
+                <w:vertAlign w:val="superscript"/>
+                <w:lang w:val="en-US"/>
+              </w:rPr>
+              <w:t>2</w:t>
+            </w:r>
+          </w:p>
+        </w:tc>
+      </w:tr>
+      <w:tr>
+        <w:tc>
+          <w:tcPr>
+            <w:tcW w:w="3345" w:type="dxa"/>
+            <w:tcBorders>
+              <w:top w:val="single" w:sz="12" w:space="0" w:color="auto"/>
+            </w:tcBorders>
+            <w:vAlign w:val="center"/>
+          </w:tcPr>
+          <w:p>
+            <w:pPr>
+              <w:pStyle w:val="Sectionheading"/>
+              <w:jc w:val="left"/>
+              <w:rPr>
+                <w:b w:val="0"/>
+                <w:bCs w:val="0"/>
+                <w:i/>
+                <w:iCs/>
+                <w:sz w:val="24"/>
+                <w:szCs w:val="20"/>
+                <w:lang w:val="en-US"/>
+              </w:rPr>
+            </w:pPr>
+            <w:r>
+              <w:rPr>
+                <w:b w:val="0"/>
+                <w:bCs w:val="0"/>
+                <w:i/>
+                <w:iCs/>
+                <w:sz w:val="24"/>
+                <w:szCs w:val="20"/>
+                <w:lang w:val="en-US"/>
+              </w:rPr>
+              <w:t>Day</w:t>
+            </w:r>
+          </w:p>
+        </w:tc>
+        <w:tc>
+          <w:tcPr>
+            <w:tcW w:w="1587" w:type="dxa"/>
+            <w:tcBorders>
+              <w:top w:val="single" w:sz="12" w:space="0" w:color="auto"/>
+            </w:tcBorders>
+            <w:vAlign w:val="center"/>
+          </w:tcPr>
+          <w:p>
+            <w:pPr>
+              <w:pStyle w:val="Sectionheading"/>
+              <w:rPr>
+                <w:b w:val="0"/>
+                <w:bCs w:val="0"/>
+                <w:sz w:val="24"/>
+                <w:szCs w:val="20"/>
+                <w:lang w:val="en-US"/>
+              </w:rPr>
+            </w:pPr>
+            <w:r>
+              <w:rPr>
+                <w:b w:val="0"/>
+                <w:bCs w:val="0"/>
+                <w:sz w:val="24"/>
+                <w:szCs w:val="20"/>
+                <w:lang w:val="en-US"/>
+              </w:rPr>
+              <w:t>-4.30</w:t>
+            </w:r>
+          </w:p>
+        </w:tc>
+        <w:tc>
+          <w:tcPr>
+            <w:tcW w:w="1587" w:type="dxa"/>
+            <w:tcBorders>
+              <w:top w:val="single" w:sz="12" w:space="0" w:color="auto"/>
+            </w:tcBorders>
+            <w:vAlign w:val="center"/>
+          </w:tcPr>
+          <w:p>
+            <w:pPr>
+              <w:pStyle w:val="Sectionheading"/>
+              <w:rPr>
+                <w:b w:val="0"/>
+                <w:bCs w:val="0"/>
+                <w:sz w:val="24"/>
+                <w:szCs w:val="20"/>
+                <w:lang w:val="en-US"/>
+              </w:rPr>
+            </w:pPr>
+            <w:r>
+              <w:rPr>
+                <w:b w:val="0"/>
+                <w:bCs w:val="0"/>
+                <w:sz w:val="24"/>
+                <w:szCs w:val="20"/>
+                <w:lang w:val="en-US"/>
+              </w:rPr>
+              <w:t>1283</w:t>
+            </w:r>
+          </w:p>
+        </w:tc>
+        <w:tc>
+          <w:tcPr>
+            <w:tcW w:w="1587" w:type="dxa"/>
+            <w:tcBorders>
+              <w:top w:val="single" w:sz="12" w:space="0" w:color="auto"/>
+            </w:tcBorders>
+            <w:vAlign w:val="center"/>
+          </w:tcPr>
+          <w:p>
+            <w:pPr>
+              <w:pStyle w:val="Sectionheading"/>
+              <w:rPr>
+                <w:b w:val="0"/>
+                <w:bCs w:val="0"/>
+                <w:sz w:val="24"/>
+                <w:szCs w:val="20"/>
+                <w:lang w:val="en-US"/>
+              </w:rPr>
+            </w:pPr>
+            <w:r>
+              <w:rPr>
+                <w:b w:val="0"/>
+                <w:bCs w:val="0"/>
+                <w:sz w:val="24"/>
+                <w:szCs w:val="20"/>
+                <w:lang w:val="en-US"/>
+              </w:rPr>
+              <w:t>&lt;0.001</w:t>
+            </w:r>
+            <w:r>
+              <w:rPr>
+                <w:b w:val="0"/>
+                <w:bCs w:val="0"/>
+                <w:sz w:val="24"/>
+                <w:szCs w:val="20"/>
+                <w:lang w:val="en-US"/>
+              </w:rPr>
+              <w:t>***</w:t>
+            </w:r>
+          </w:p>
+        </w:tc>
+        <w:tc>
+          <w:tcPr>
+            <w:tcW w:w="1587" w:type="dxa"/>
+            <w:tcBorders>
+              <w:top w:val="single" w:sz="12" w:space="0" w:color="auto"/>
+            </w:tcBorders>
+            <w:vAlign w:val="center"/>
+          </w:tcPr>
+          <w:p>
+            <w:pPr>
+              <w:pStyle w:val="Sectionheading"/>
+              <w:rPr>
+                <w:b w:val="0"/>
+                <w:bCs w:val="0"/>
+                <w:sz w:val="24"/>
+                <w:szCs w:val="20"/>
+                <w:lang w:val="en-US"/>
+              </w:rPr>
+            </w:pPr>
+            <w:r>
+              <w:rPr>
+                <w:b w:val="0"/>
+                <w:bCs w:val="0"/>
+                <w:sz w:val="24"/>
+                <w:szCs w:val="20"/>
+                <w:lang w:val="en-US"/>
+              </w:rPr>
+              <w:t>0.01</w:t>
+            </w:r>
+          </w:p>
+        </w:tc>
+      </w:tr>
+      <w:tr>
+        <w:tc>
+          <w:tcPr>
+            <w:tcW w:w="3345" w:type="dxa"/>
+            <w:vAlign w:val="center"/>
+          </w:tcPr>
+          <w:p>
+            <w:pPr>
+              <w:pStyle w:val="Sectionheading"/>
+              <w:jc w:val="left"/>
+              <w:rPr>
+                <w:b w:val="0"/>
+                <w:bCs w:val="0"/>
+                <w:i/>
+                <w:iCs/>
+                <w:sz w:val="24"/>
+                <w:szCs w:val="20"/>
+                <w:lang w:val="en-US"/>
+              </w:rPr>
+            </w:pPr>
+            <w:r>
+              <w:rPr>
+                <w:b w:val="0"/>
+                <w:bCs w:val="0"/>
+                <w:i/>
+                <w:iCs/>
+                <w:sz w:val="24"/>
+                <w:szCs w:val="20"/>
+                <w:lang w:val="en-US"/>
+              </w:rPr>
+              <w:t>Environment</w:t>
+            </w:r>
+          </w:p>
+        </w:tc>
+        <w:tc>
+          <w:tcPr>
+            <w:tcW w:w="1587" w:type="dxa"/>
+            <w:vAlign w:val="center"/>
+          </w:tcPr>
+          <w:p>
+            <w:pPr>
+              <w:pStyle w:val="Sectionheading"/>
+              <w:rPr>
+                <w:b w:val="0"/>
+                <w:bCs w:val="0"/>
+                <w:sz w:val="24"/>
+                <w:szCs w:val="20"/>
+                <w:lang w:val="en-US"/>
+              </w:rPr>
+            </w:pPr>
+            <w:r>
+              <w:rPr>
+                <w:b w:val="0"/>
+                <w:bCs w:val="0"/>
+                <w:sz w:val="24"/>
+                <w:szCs w:val="20"/>
+                <w:lang w:val="en-US"/>
+              </w:rPr>
+              <w:t>1.47</w:t>
+            </w:r>
+          </w:p>
+        </w:tc>
+        <w:tc>
+          <w:tcPr>
+            <w:tcW w:w="1587" w:type="dxa"/>
+            <w:vAlign w:val="center"/>
+          </w:tcPr>
+          <w:p>
+            <w:pPr>
+              <w:pStyle w:val="Sectionheading"/>
+              <w:rPr>
+                <w:b w:val="0"/>
+                <w:bCs w:val="0"/>
+                <w:sz w:val="24"/>
+                <w:szCs w:val="20"/>
+                <w:lang w:val="en-US"/>
+              </w:rPr>
+            </w:pPr>
+            <w:r>
+              <w:rPr>
+                <w:b w:val="0"/>
+                <w:bCs w:val="0"/>
+                <w:sz w:val="24"/>
+                <w:szCs w:val="20"/>
+                <w:lang w:val="en-US"/>
+              </w:rPr>
+              <w:t>85</w:t>
+            </w:r>
+          </w:p>
+        </w:tc>
+        <w:tc>
+          <w:tcPr>
+            <w:tcW w:w="1587" w:type="dxa"/>
+            <w:vAlign w:val="center"/>
+          </w:tcPr>
+          <w:p>
+            <w:pPr>
+              <w:pStyle w:val="Sectionheading"/>
+              <w:rPr>
+                <w:b w:val="0"/>
+                <w:bCs w:val="0"/>
+                <w:sz w:val="24"/>
+                <w:szCs w:val="20"/>
+                <w:lang w:val="en-US"/>
+              </w:rPr>
+            </w:pPr>
+            <w:r>
+              <w:rPr>
+                <w:b w:val="0"/>
+                <w:bCs w:val="0"/>
+                <w:sz w:val="24"/>
+                <w:szCs w:val="20"/>
+                <w:lang w:val="en-US"/>
+              </w:rPr>
+              <w:t>&lt;0.001</w:t>
+            </w:r>
+            <w:r>
+              <w:rPr>
+                <w:b w:val="0"/>
+                <w:bCs w:val="0"/>
+                <w:sz w:val="24"/>
+                <w:szCs w:val="20"/>
+                <w:lang w:val="en-US"/>
+              </w:rPr>
+              <w:t>***</w:t>
+            </w:r>
+          </w:p>
+        </w:tc>
+        <w:tc>
+          <w:tcPr>
+            <w:tcW w:w="1587" w:type="dxa"/>
+            <w:vAlign w:val="center"/>
+          </w:tcPr>
+          <w:p>
+            <w:pPr>
+              <w:pStyle w:val="Sectionheading"/>
+              <w:rPr>
+                <w:b w:val="0"/>
+                <w:bCs w:val="0"/>
+                <w:sz w:val="24"/>
+                <w:szCs w:val="20"/>
+                <w:lang w:val="en-US"/>
+              </w:rPr>
+            </w:pPr>
+            <w:r>
+              <w:rPr>
+                <w:b w:val="0"/>
+                <w:bCs w:val="0"/>
+                <w:sz w:val="24"/>
+                <w:szCs w:val="20"/>
+                <w:lang w:val="en-US"/>
+              </w:rPr>
+              <w:t>0.00</w:t>
+            </w:r>
+          </w:p>
+        </w:tc>
+      </w:tr>
+      <w:tr>
+        <w:tc>
+          <w:tcPr>
+            <w:tcW w:w="3345" w:type="dxa"/>
+            <w:vAlign w:val="center"/>
+          </w:tcPr>
+          <w:p>
+            <w:pPr>
+              <w:pStyle w:val="Sectionheading"/>
+              <w:jc w:val="left"/>
+              <w:rPr>
+                <w:b w:val="0"/>
+                <w:bCs w:val="0"/>
+                <w:i/>
+                <w:iCs/>
+                <w:sz w:val="24"/>
+                <w:szCs w:val="20"/>
+                <w:lang w:val="en-US"/>
+              </w:rPr>
+            </w:pPr>
+            <w:r>
+              <w:rPr>
+                <w:b w:val="0"/>
+                <w:bCs w:val="0"/>
+                <w:i/>
+                <w:iCs/>
+                <w:sz w:val="24"/>
+                <w:szCs w:val="20"/>
+                <w:lang w:val="en-US"/>
+              </w:rPr>
+              <w:lastRenderedPageBreak/>
+              <w:t>Treatment</w:t>
+            </w:r>
+          </w:p>
+        </w:tc>
+        <w:tc>
+          <w:tcPr>
+            <w:tcW w:w="1587" w:type="dxa"/>
+            <w:vAlign w:val="center"/>
+          </w:tcPr>
+          <w:p>
+            <w:pPr>
+              <w:pStyle w:val="Sectionheading"/>
+              <w:rPr>
+                <w:b w:val="0"/>
+                <w:bCs w:val="0"/>
+                <w:sz w:val="24"/>
+                <w:szCs w:val="20"/>
+                <w:lang w:val="en-US"/>
+              </w:rPr>
+            </w:pPr>
+            <w:r>
+              <w:rPr>
+                <w:b w:val="0"/>
+                <w:bCs w:val="0"/>
+                <w:sz w:val="24"/>
+                <w:szCs w:val="20"/>
+                <w:lang w:val="en-US"/>
+              </w:rPr>
+              <w:t>2.9</w:t>
+            </w:r>
+          </w:p>
+        </w:tc>
+        <w:tc>
+          <w:tcPr>
+            <w:tcW w:w="1587" w:type="dxa"/>
+            <w:vAlign w:val="center"/>
+          </w:tcPr>
+          <w:p>
+            <w:pPr>
+              <w:pStyle w:val="Sectionheading"/>
+              <w:rPr>
+                <w:b w:val="0"/>
+                <w:bCs w:val="0"/>
+                <w:sz w:val="24"/>
+                <w:szCs w:val="20"/>
+                <w:lang w:val="en-US"/>
+              </w:rPr>
+            </w:pPr>
+            <w:r>
+              <w:rPr>
+                <w:b w:val="0"/>
+                <w:bCs w:val="0"/>
+                <w:sz w:val="24"/>
+                <w:szCs w:val="20"/>
+                <w:lang w:val="en-US"/>
+              </w:rPr>
+              <w:t>85</w:t>
+            </w:r>
+          </w:p>
+        </w:tc>
+        <w:tc>
+          <w:tcPr>
+            <w:tcW w:w="1587" w:type="dxa"/>
+            <w:vAlign w:val="center"/>
+          </w:tcPr>
+          <w:p>
+            <w:pPr>
+              <w:pStyle w:val="Sectionheading"/>
+              <w:rPr>
+                <w:b w:val="0"/>
+                <w:bCs w:val="0"/>
+                <w:sz w:val="24"/>
+                <w:szCs w:val="20"/>
+                <w:lang w:val="en-US"/>
+              </w:rPr>
+            </w:pPr>
+            <w:r>
+              <w:rPr>
+                <w:b w:val="0"/>
+                <w:bCs w:val="0"/>
+                <w:sz w:val="24"/>
+                <w:szCs w:val="20"/>
+                <w:lang w:val="en-US"/>
+              </w:rPr>
+              <w:t>0.15</w:t>
+            </w:r>
+          </w:p>
+        </w:tc>
+        <w:tc>
+          <w:tcPr>
+            <w:tcW w:w="1587" w:type="dxa"/>
+            <w:vAlign w:val="center"/>
+          </w:tcPr>
+          <w:p>
+            <w:pPr>
+              <w:pStyle w:val="Sectionheading"/>
+              <w:rPr>
+                <w:b w:val="0"/>
+                <w:bCs w:val="0"/>
+                <w:sz w:val="24"/>
+                <w:szCs w:val="20"/>
+                <w:lang w:val="en-US"/>
+              </w:rPr>
+            </w:pPr>
+            <w:r>
+              <w:rPr>
+                <w:b w:val="0"/>
+                <w:bCs w:val="0"/>
+                <w:sz w:val="24"/>
+                <w:szCs w:val="20"/>
+                <w:lang w:val="en-US"/>
+              </w:rPr>
+              <w:t>0.003</w:t>
+            </w:r>
+          </w:p>
+        </w:tc>
+      </w:tr>
+      <w:tr>
+        <w:tc>
+          <w:tcPr>
+            <w:tcW w:w="3345" w:type="dxa"/>
+            <w:vAlign w:val="center"/>
+          </w:tcPr>
+          <w:p>
+            <w:pPr>
+              <w:pStyle w:val="Sectionheading"/>
+              <w:jc w:val="left"/>
+              <w:rPr>
+                <w:b w:val="0"/>
+                <w:bCs w:val="0"/>
+                <w:i/>
+                <w:iCs/>
+                <w:sz w:val="24"/>
+                <w:szCs w:val="20"/>
+                <w:lang w:val="en-US"/>
+              </w:rPr>
+            </w:pPr>
+            <w:r>
+              <w:rPr>
+                <w:b w:val="0"/>
+                <w:bCs w:val="0"/>
+                <w:i/>
+                <w:iCs/>
+                <w:sz w:val="24"/>
+                <w:szCs w:val="20"/>
+                <w:lang w:val="en-US"/>
+              </w:rPr>
+              <w:t>Day x Environment</w:t>
+            </w:r>
+          </w:p>
+        </w:tc>
+        <w:tc>
+          <w:tcPr>
+            <w:tcW w:w="1587" w:type="dxa"/>
+            <w:vAlign w:val="center"/>
+          </w:tcPr>
+          <w:p>
+            <w:pPr>
+              <w:pStyle w:val="Sectionheading"/>
+              <w:rPr>
+                <w:b w:val="0"/>
+                <w:bCs w:val="0"/>
+                <w:sz w:val="24"/>
+                <w:szCs w:val="20"/>
+                <w:lang w:val="en-US"/>
+              </w:rPr>
+            </w:pPr>
+            <w:r>
+              <w:rPr>
+                <w:b w:val="0"/>
+                <w:bCs w:val="0"/>
+                <w:sz w:val="24"/>
+                <w:szCs w:val="20"/>
+                <w:lang w:val="en-US"/>
+              </w:rPr>
+              <w:t>-3.35</w:t>
+            </w:r>
+          </w:p>
+        </w:tc>
+        <w:tc>
+          <w:tcPr>
+            <w:tcW w:w="1587" w:type="dxa"/>
+            <w:vAlign w:val="center"/>
+          </w:tcPr>
+          <w:p>
+            <w:pPr>
+              <w:pStyle w:val="Sectionheading"/>
+              <w:rPr>
+                <w:b w:val="0"/>
+                <w:bCs w:val="0"/>
+                <w:sz w:val="24"/>
+                <w:szCs w:val="20"/>
+                <w:lang w:val="en-US"/>
+              </w:rPr>
+            </w:pPr>
+            <w:r>
+              <w:rPr>
+                <w:b w:val="0"/>
+                <w:bCs w:val="0"/>
+                <w:sz w:val="24"/>
+                <w:szCs w:val="20"/>
+                <w:lang w:val="en-US"/>
+              </w:rPr>
+              <w:t>1283</w:t>
+            </w:r>
+          </w:p>
+        </w:tc>
+        <w:tc>
+          <w:tcPr>
+            <w:tcW w:w="1587" w:type="dxa"/>
+            <w:vAlign w:val="center"/>
+          </w:tcPr>
+          <w:p>
+            <w:pPr>
+              <w:pStyle w:val="Sectionheading"/>
+              <w:rPr>
+                <w:b w:val="0"/>
+                <w:bCs w:val="0"/>
+                <w:sz w:val="24"/>
+                <w:szCs w:val="20"/>
+                <w:lang w:val="en-US"/>
+              </w:rPr>
+            </w:pPr>
+            <w:r>
+              <w:rPr>
+                <w:b w:val="0"/>
+                <w:bCs w:val="0"/>
+                <w:sz w:val="24"/>
+                <w:szCs w:val="20"/>
+                <w:lang w:val="en-US"/>
+              </w:rPr>
+              <w:t>0.004</w:t>
+            </w:r>
+            <w:r>
+              <w:rPr>
+                <w:b w:val="0"/>
+                <w:bCs w:val="0"/>
+                <w:sz w:val="24"/>
+                <w:szCs w:val="20"/>
+                <w:lang w:val="en-US"/>
+              </w:rPr>
+              <w:t>**</w:t>
+            </w:r>
+          </w:p>
+        </w:tc>
+        <w:tc>
+          <w:tcPr>
+            <w:tcW w:w="1587" w:type="dxa"/>
+            <w:vAlign w:val="center"/>
+          </w:tcPr>
+          <w:p>
+            <w:pPr>
+              <w:pStyle w:val="Sectionheading"/>
+              <w:rPr>
+                <w:b w:val="0"/>
+                <w:bCs w:val="0"/>
+                <w:sz w:val="24"/>
+                <w:szCs w:val="20"/>
+                <w:lang w:val="en-US"/>
+              </w:rPr>
+            </w:pPr>
+            <w:r>
+              <w:rPr>
+                <w:b w:val="0"/>
+                <w:bCs w:val="0"/>
+                <w:sz w:val="24"/>
+                <w:szCs w:val="20"/>
+                <w:lang w:val="en-US"/>
+              </w:rPr>
+              <w:t>0.001</w:t>
+            </w:r>
+          </w:p>
+        </w:tc>
+      </w:tr>
+      <w:tr>
+        <w:tc>
+          <w:tcPr>
+            <w:tcW w:w="3345" w:type="dxa"/>
+            <w:vAlign w:val="center"/>
+          </w:tcPr>
+          <w:p>
+            <w:pPr>
+              <w:pStyle w:val="Sectionheading"/>
+              <w:jc w:val="left"/>
+              <w:rPr>
+                <w:b w:val="0"/>
+                <w:bCs w:val="0"/>
+                <w:i/>
+                <w:iCs/>
+                <w:sz w:val="24"/>
+                <w:szCs w:val="20"/>
+                <w:lang w:val="en-US"/>
+              </w:rPr>
+            </w:pPr>
+            <w:r>
+              <w:rPr>
+                <w:b w:val="0"/>
+                <w:bCs w:val="0"/>
+                <w:i/>
+                <w:iCs/>
+                <w:sz w:val="24"/>
+                <w:szCs w:val="20"/>
+                <w:lang w:val="en-US"/>
+              </w:rPr>
+              <w:t>Day x Treatment</w:t>
+            </w:r>
+          </w:p>
+        </w:tc>
+        <w:tc>
+          <w:tcPr>
+            <w:tcW w:w="1587" w:type="dxa"/>
+            <w:vAlign w:val="center"/>
+          </w:tcPr>
+          <w:p>
+            <w:pPr>
+              <w:pStyle w:val="Sectionheading"/>
+              <w:rPr>
+                <w:b w:val="0"/>
+                <w:bCs w:val="0"/>
+                <w:sz w:val="24"/>
+                <w:szCs w:val="20"/>
+                <w:lang w:val="en-US"/>
+              </w:rPr>
+            </w:pPr>
+            <w:r>
+              <w:rPr>
+                <w:b w:val="0"/>
+                <w:bCs w:val="0"/>
+                <w:sz w:val="24"/>
+                <w:szCs w:val="20"/>
+                <w:lang w:val="en-US"/>
+              </w:rPr>
+              <w:t>-1.51</w:t>
+            </w:r>
+          </w:p>
+        </w:tc>
+        <w:tc>
+          <w:tcPr>
+            <w:tcW w:w="1587" w:type="dxa"/>
+            <w:vAlign w:val="center"/>
+          </w:tcPr>
+          <w:p>
+            <w:pPr>
+              <w:pStyle w:val="Sectionheading"/>
+              <w:rPr>
+                <w:b w:val="0"/>
+                <w:bCs w:val="0"/>
+                <w:sz w:val="24"/>
+                <w:szCs w:val="20"/>
+                <w:lang w:val="en-US"/>
+              </w:rPr>
+            </w:pPr>
+            <w:r>
+              <w:rPr>
+                <w:b w:val="0"/>
+                <w:bCs w:val="0"/>
+                <w:sz w:val="24"/>
+                <w:szCs w:val="20"/>
+                <w:lang w:val="en-US"/>
+              </w:rPr>
+              <w:t>1283</w:t>
+            </w:r>
+          </w:p>
+        </w:tc>
+        <w:tc>
+          <w:tcPr>
+            <w:tcW w:w="1587" w:type="dxa"/>
+            <w:vAlign w:val="center"/>
+          </w:tcPr>
+          <w:p>
+            <w:pPr>
+              <w:pStyle w:val="Sectionheading"/>
+              <w:rPr>
+                <w:b w:val="0"/>
+                <w:bCs w:val="0"/>
+                <w:sz w:val="24"/>
+                <w:szCs w:val="20"/>
+                <w:lang w:val="en-US"/>
+              </w:rPr>
+            </w:pPr>
+            <w:r>
+              <w:rPr>
+                <w:b w:val="0"/>
+                <w:bCs w:val="0"/>
+                <w:sz w:val="24"/>
+                <w:szCs w:val="20"/>
+                <w:lang w:val="en-US"/>
+              </w:rPr>
+              <w:t>&lt;0.001</w:t>
+            </w:r>
+            <w:r>
+              <w:rPr>
+                <w:b w:val="0"/>
+                <w:bCs w:val="0"/>
+                <w:sz w:val="24"/>
+                <w:szCs w:val="20"/>
+                <w:lang w:val="en-US"/>
+              </w:rPr>
+              <w:t>***</w:t>
+            </w:r>
+          </w:p>
+        </w:tc>
+        <w:tc>
+          <w:tcPr>
+            <w:tcW w:w="1587" w:type="dxa"/>
+            <w:vAlign w:val="center"/>
+          </w:tcPr>
+          <w:p>
+            <w:pPr>
+              <w:pStyle w:val="Sectionheading"/>
+              <w:rPr>
+                <w:b w:val="0"/>
+                <w:bCs w:val="0"/>
+                <w:sz w:val="24"/>
+                <w:szCs w:val="20"/>
+                <w:lang w:val="en-US"/>
+              </w:rPr>
+            </w:pPr>
+            <w:r>
+              <w:rPr>
+                <w:b w:val="0"/>
+                <w:bCs w:val="0"/>
+                <w:sz w:val="24"/>
+                <w:szCs w:val="20"/>
+                <w:lang w:val="en-US"/>
+              </w:rPr>
+              <w:t>0.00</w:t>
+            </w:r>
+          </w:p>
+        </w:tc>
+      </w:tr>
+      <w:tr>
+        <w:tc>
+          <w:tcPr>
+            <w:tcW w:w="3345" w:type="dxa"/>
+            <w:vAlign w:val="center"/>
+          </w:tcPr>
+          <w:p>
+            <w:pPr>
+              <w:pStyle w:val="Sectionheading"/>
+              <w:jc w:val="left"/>
+              <w:rPr>
+                <w:b w:val="0"/>
+                <w:bCs w:val="0"/>
+                <w:i/>
+                <w:iCs/>
+                <w:sz w:val="24"/>
+                <w:szCs w:val="20"/>
+                <w:lang w:val="en-US"/>
+              </w:rPr>
+            </w:pPr>
+            <w:r>
+              <w:rPr>
+                <w:b w:val="0"/>
+                <w:bCs w:val="0"/>
+                <w:i/>
+                <w:iCs/>
+                <w:sz w:val="24"/>
+                <w:szCs w:val="20"/>
+                <w:lang w:val="en-US"/>
+              </w:rPr>
+              <w:t>Environment x Treatment</w:t>
+            </w:r>
+          </w:p>
+        </w:tc>
+        <w:tc>
+          <w:tcPr>
+            <w:tcW w:w="1587" w:type="dxa"/>
+            <w:vAlign w:val="center"/>
+          </w:tcPr>
+          <w:p>
+            <w:pPr>
+              <w:pStyle w:val="Sectionheading"/>
+              <w:rPr>
+                <w:b w:val="0"/>
+                <w:bCs w:val="0"/>
+                <w:sz w:val="24"/>
+                <w:szCs w:val="20"/>
+                <w:lang w:val="en-US"/>
+              </w:rPr>
+            </w:pPr>
+            <w:r>
+              <w:rPr>
+                <w:b w:val="0"/>
+                <w:bCs w:val="0"/>
+                <w:sz w:val="24"/>
+                <w:szCs w:val="20"/>
+                <w:lang w:val="en-US"/>
+              </w:rPr>
+              <w:t>-2.58</w:t>
+            </w:r>
+          </w:p>
+        </w:tc>
+        <w:tc>
+          <w:tcPr>
+            <w:tcW w:w="1587" w:type="dxa"/>
+            <w:vAlign w:val="center"/>
+          </w:tcPr>
+          <w:p>
+            <w:pPr>
+              <w:pStyle w:val="Sectionheading"/>
+              <w:rPr>
+                <w:b w:val="0"/>
+                <w:bCs w:val="0"/>
+                <w:sz w:val="24"/>
+                <w:szCs w:val="20"/>
+                <w:lang w:val="en-US"/>
+              </w:rPr>
+            </w:pPr>
+            <w:r>
+              <w:rPr>
+                <w:b w:val="0"/>
+                <w:bCs w:val="0"/>
+                <w:sz w:val="24"/>
+                <w:szCs w:val="20"/>
+                <w:lang w:val="en-US"/>
+              </w:rPr>
+              <w:t>85</w:t>
+            </w:r>
+          </w:p>
+        </w:tc>
+        <w:tc>
+          <w:tcPr>
+            <w:tcW w:w="1587" w:type="dxa"/>
+            <w:vAlign w:val="center"/>
+          </w:tcPr>
+          <w:p>
+            <w:pPr>
+              <w:pStyle w:val="Sectionheading"/>
+              <w:rPr>
+                <w:b w:val="0"/>
+                <w:bCs w:val="0"/>
+                <w:sz w:val="24"/>
+                <w:szCs w:val="20"/>
+                <w:lang w:val="en-US"/>
+              </w:rPr>
+            </w:pPr>
+            <w:r>
+              <w:rPr>
+                <w:b w:val="0"/>
+                <w:bCs w:val="0"/>
+                <w:sz w:val="24"/>
+                <w:szCs w:val="20"/>
+                <w:lang w:val="en-US"/>
+              </w:rPr>
+              <w:t>0.01</w:t>
+            </w:r>
+            <w:r>
+              <w:rPr>
+                <w:b w:val="0"/>
+                <w:bCs w:val="0"/>
+                <w:sz w:val="24"/>
+                <w:szCs w:val="20"/>
+                <w:lang w:val="en-US"/>
+              </w:rPr>
+              <w:t>*</w:t>
+            </w:r>
+          </w:p>
+        </w:tc>
+        <w:tc>
+          <w:tcPr>
+            <w:tcW w:w="1587" w:type="dxa"/>
+            <w:vAlign w:val="center"/>
+          </w:tcPr>
+          <w:p>
+            <w:pPr>
+              <w:pStyle w:val="Sectionheading"/>
+              <w:rPr>
+                <w:b w:val="0"/>
+                <w:bCs w:val="0"/>
+                <w:sz w:val="24"/>
+                <w:szCs w:val="20"/>
+                <w:lang w:val="en-US"/>
+              </w:rPr>
+            </w:pPr>
+            <w:r>
+              <w:rPr>
+                <w:b w:val="0"/>
+                <w:bCs w:val="0"/>
+                <w:sz w:val="24"/>
+                <w:szCs w:val="20"/>
+                <w:lang w:val="en-US"/>
+              </w:rPr>
+              <w:t>0.001</w:t>
+            </w:r>
+          </w:p>
+        </w:tc>
+      </w:tr>
+      <w:tr>
+        <w:tc>
+          <w:tcPr>
+            <w:tcW w:w="3345" w:type="dxa"/>
+            <w:tcBorders>
+              <w:bottom w:val="single" w:sz="12" w:space="0" w:color="auto"/>
+            </w:tcBorders>
+            <w:vAlign w:val="center"/>
+          </w:tcPr>
+          <w:p>
+            <w:pPr>
+              <w:pStyle w:val="Sectionheading"/>
+              <w:jc w:val="left"/>
+              <w:rPr>
+                <w:b w:val="0"/>
+                <w:bCs w:val="0"/>
+                <w:i/>
+                <w:iCs/>
+                <w:sz w:val="24"/>
+                <w:szCs w:val="20"/>
+                <w:lang w:val="en-US"/>
+              </w:rPr>
+            </w:pPr>
+            <w:r>
+              <w:rPr>
+                <w:b w:val="0"/>
+                <w:bCs w:val="0"/>
+                <w:i/>
+                <w:iCs/>
+                <w:sz w:val="24"/>
+                <w:szCs w:val="20"/>
+                <w:lang w:val="en-US"/>
+              </w:rPr>
+              <w:t>Day x Treatment x environment</w:t>
+            </w:r>
+          </w:p>
+        </w:tc>
+        <w:tc>
+          <w:tcPr>
+            <w:tcW w:w="1587" w:type="dxa"/>
+            <w:tcBorders>
+              <w:bottom w:val="single" w:sz="12" w:space="0" w:color="auto"/>
+            </w:tcBorders>
+            <w:vAlign w:val="center"/>
+          </w:tcPr>
+          <w:p>
+            <w:pPr>
+              <w:pStyle w:val="Sectionheading"/>
+              <w:rPr>
+                <w:b w:val="0"/>
+                <w:bCs w:val="0"/>
+                <w:sz w:val="24"/>
+                <w:szCs w:val="20"/>
+                <w:lang w:val="en-US"/>
+              </w:rPr>
+            </w:pPr>
+            <w:r>
+              <w:rPr>
+                <w:b w:val="0"/>
+                <w:bCs w:val="0"/>
+                <w:sz w:val="24"/>
+                <w:szCs w:val="20"/>
+                <w:lang w:val="en-US"/>
+              </w:rPr>
+              <w:t>1.82</w:t>
+            </w:r>
+          </w:p>
+        </w:tc>
+        <w:tc>
+          <w:tcPr>
+            <w:tcW w:w="1587" w:type="dxa"/>
+            <w:tcBorders>
+              <w:bottom w:val="single" w:sz="12" w:space="0" w:color="auto"/>
+            </w:tcBorders>
+            <w:vAlign w:val="center"/>
+          </w:tcPr>
+          <w:p>
+            <w:pPr>
+              <w:pStyle w:val="Sectionheading"/>
+              <w:rPr>
+                <w:b w:val="0"/>
+                <w:bCs w:val="0"/>
+                <w:sz w:val="24"/>
+                <w:szCs w:val="20"/>
+                <w:lang w:val="en-US"/>
+              </w:rPr>
+            </w:pPr>
+            <w:r>
+              <w:rPr>
+                <w:b w:val="0"/>
+                <w:bCs w:val="0"/>
+                <w:sz w:val="24"/>
+                <w:szCs w:val="20"/>
+                <w:lang w:val="en-US"/>
+              </w:rPr>
+              <w:t>1283</w:t>
+            </w:r>
+          </w:p>
+        </w:tc>
+        <w:tc>
+          <w:tcPr>
+            <w:tcW w:w="1587" w:type="dxa"/>
+            <w:tcBorders>
+              <w:bottom w:val="single" w:sz="12" w:space="0" w:color="auto"/>
+            </w:tcBorders>
+            <w:vAlign w:val="center"/>
+          </w:tcPr>
+          <w:p>
+            <w:pPr>
+              <w:pStyle w:val="Sectionheading"/>
+              <w:rPr>
+                <w:b w:val="0"/>
+                <w:bCs w:val="0"/>
+                <w:sz w:val="24"/>
+                <w:szCs w:val="20"/>
+                <w:lang w:val="en-US"/>
+              </w:rPr>
+            </w:pPr>
+            <w:r>
+              <w:rPr>
+                <w:b w:val="0"/>
+                <w:bCs w:val="0"/>
+                <w:sz w:val="24"/>
+                <w:szCs w:val="20"/>
+                <w:lang w:val="en-US"/>
+              </w:rPr>
+              <w:t>0.07</w:t>
+            </w:r>
+          </w:p>
+        </w:tc>
+        <w:tc>
+          <w:tcPr>
+            <w:tcW w:w="1587" w:type="dxa"/>
+            <w:tcBorders>
+              <w:bottom w:val="single" w:sz="12" w:space="0" w:color="auto"/>
+            </w:tcBorders>
+            <w:vAlign w:val="center"/>
+          </w:tcPr>
+          <w:p>
+            <w:pPr>
+              <w:pStyle w:val="Sectionheading"/>
+              <w:rPr>
+                <w:b w:val="0"/>
+                <w:bCs w:val="0"/>
+                <w:sz w:val="24"/>
+                <w:szCs w:val="20"/>
+                <w:lang w:val="en-US"/>
+              </w:rPr>
+            </w:pPr>
+            <w:r>
+              <w:rPr>
+                <w:b w:val="0"/>
+                <w:bCs w:val="0"/>
+                <w:sz w:val="24"/>
+                <w:szCs w:val="20"/>
+                <w:lang w:val="en-US"/>
+              </w:rPr>
+              <w:t>0.002</w:t>
+            </w:r>
+          </w:p>
+        </w:tc>
+      </w:tr>
+    </w:tbl>
+    <w:p>
+      <w:pPr>
+        <w:pStyle w:val="Sectionheading"/>
+        <w:jc w:val="left"/>
+        <w:rPr>
+          <w:b w:val="0"/>
+          <w:bCs w:val="0"/>
+          <w:sz w:val="24"/>
+          <w:szCs w:val="20"/>
+          <w:lang w:val="nl-NL"/>
+        </w:rPr>
+      </w:pPr>
+      <w:r>
+        <w:rPr>
+          <w:b w:val="0"/>
+          <w:bCs w:val="0"/>
+          <w:i/>
+          <w:iCs/>
+          <w:sz w:val="24"/>
+          <w:szCs w:val="20"/>
+        </w:rPr>
+        <w:t xml:space="preserve">Note. </w:t>
+      </w:r>
+      <w:r>
+        <w:rPr>
+          <w:b w:val="0"/>
+          <w:bCs w:val="0"/>
+          <w:i/>
+          <w:iCs/>
+          <w:sz w:val="24"/>
+          <w:szCs w:val="20"/>
+          <w:lang w:val="nl-NL"/>
+        </w:rPr>
+        <w:t>p</w:t>
+      </w:r>
+      <w:r>
+        <w:rPr>
+          <w:b w:val="0"/>
+          <w:bCs w:val="0"/>
+          <w:sz w:val="24"/>
+          <w:szCs w:val="20"/>
+          <w:lang w:val="nl-NL"/>
+        </w:rPr>
+        <w:t xml:space="preserve"> &lt; </w:t>
+      </w:r>
+      <w:r>
+        <w:rPr>
+          <w:b w:val="0"/>
+          <w:bCs w:val="0"/>
+          <w:sz w:val="24"/>
+          <w:szCs w:val="20"/>
+          <w:lang w:val="nl-NL"/>
+        </w:rPr>
+        <w:t>0</w:t>
+      </w:r>
+      <w:r>
+        <w:rPr>
+          <w:b w:val="0"/>
+          <w:bCs w:val="0"/>
+          <w:sz w:val="24"/>
+          <w:szCs w:val="20"/>
+          <w:lang w:val="nl-NL"/>
+        </w:rPr>
+        <w:t>.05 (</w:t>
+      </w:r>
+      <w:r>
+        <w:rPr>
+          <w:b w:val="0"/>
+          <w:bCs w:val="0"/>
+          <w:sz w:val="24"/>
+          <w:szCs w:val="20"/>
+          <w:lang w:val="nl-NL"/>
+        </w:rPr>
+        <w:t>*</w:t>
+      </w:r>
+      <w:r>
+        <w:rPr>
+          <w:b w:val="0"/>
+          <w:bCs w:val="0"/>
+          <w:sz w:val="24"/>
+          <w:szCs w:val="20"/>
+          <w:lang w:val="nl-NL"/>
+        </w:rPr>
+        <w:t xml:space="preserve">), </w:t>
+      </w:r>
+      <w:r>
+        <w:rPr>
+          <w:b w:val="0"/>
+          <w:bCs w:val="0"/>
+          <w:i/>
+          <w:iCs/>
+          <w:sz w:val="24"/>
+          <w:szCs w:val="20"/>
+          <w:lang w:val="nl-NL"/>
+        </w:rPr>
+        <w:t>p</w:t>
+      </w:r>
+      <w:r>
+        <w:rPr>
+          <w:b w:val="0"/>
+          <w:bCs w:val="0"/>
+          <w:sz w:val="24"/>
+          <w:szCs w:val="20"/>
+          <w:lang w:val="nl-NL"/>
+        </w:rPr>
+        <w:t xml:space="preserve"> &lt; </w:t>
+      </w:r>
+      <w:r>
+        <w:rPr>
+          <w:b w:val="0"/>
+          <w:bCs w:val="0"/>
+          <w:sz w:val="24"/>
+          <w:szCs w:val="20"/>
+          <w:lang w:val="nl-NL"/>
+        </w:rPr>
+        <w:t>0</w:t>
+      </w:r>
+      <w:r>
+        <w:rPr>
+          <w:b w:val="0"/>
+          <w:bCs w:val="0"/>
+          <w:sz w:val="24"/>
+          <w:szCs w:val="20"/>
+          <w:lang w:val="nl-NL"/>
+        </w:rPr>
+        <w:t>.01 (</w:t>
+      </w:r>
+      <w:r>
+        <w:rPr>
+          <w:b w:val="0"/>
+          <w:bCs w:val="0"/>
+          <w:sz w:val="24"/>
+          <w:szCs w:val="20"/>
+          <w:lang w:val="nl-NL"/>
+        </w:rPr>
+        <w:t>**</w:t>
+      </w:r>
+      <w:r>
+        <w:rPr>
+          <w:b w:val="0"/>
+          <w:bCs w:val="0"/>
+          <w:sz w:val="24"/>
+          <w:szCs w:val="20"/>
+          <w:lang w:val="nl-NL"/>
+        </w:rPr>
+        <w:t xml:space="preserve">), </w:t>
+      </w:r>
+      <w:r>
+        <w:rPr>
+          <w:b w:val="0"/>
+          <w:bCs w:val="0"/>
+          <w:i/>
+          <w:iCs/>
+          <w:sz w:val="24"/>
+          <w:szCs w:val="20"/>
+          <w:lang w:val="nl-NL"/>
+        </w:rPr>
+        <w:t>p</w:t>
+      </w:r>
+      <w:r>
+        <w:rPr>
+          <w:b w:val="0"/>
+          <w:bCs w:val="0"/>
+          <w:sz w:val="24"/>
+          <w:szCs w:val="20"/>
+          <w:lang w:val="nl-NL"/>
+        </w:rPr>
+        <w:t xml:space="preserve"> &lt; </w:t>
+      </w:r>
+      <w:r>
+        <w:rPr>
+          <w:b w:val="0"/>
+          <w:bCs w:val="0"/>
+          <w:sz w:val="24"/>
+          <w:szCs w:val="20"/>
+          <w:lang w:val="nl-NL"/>
+        </w:rPr>
+        <w:t>0</w:t>
+      </w:r>
+      <w:r>
+        <w:rPr>
+          <w:b w:val="0"/>
+          <w:bCs w:val="0"/>
+          <w:sz w:val="24"/>
+          <w:szCs w:val="20"/>
+          <w:lang w:val="nl-NL"/>
+        </w:rPr>
+        <w:t>.001 (*</w:t>
+      </w:r>
+      <w:r>
+        <w:rPr>
+          <w:b w:val="0"/>
+          <w:bCs w:val="0"/>
+          <w:sz w:val="24"/>
+          <w:szCs w:val="20"/>
+          <w:lang w:val="nl-NL"/>
+        </w:rPr>
+        <w:t>*</w:t>
+      </w:r>
+      <w:r>
+        <w:rPr>
+          <w:b w:val="0"/>
+          <w:bCs w:val="0"/>
+          <w:sz w:val="24"/>
+          <w:szCs w:val="20"/>
+          <w:lang w:val="nl-NL"/>
+        </w:rPr>
+        <w:t>*)</w:t>
+      </w:r>
+      <w:r>
+        <w:rPr>
+          <w:b w:val="0"/>
+          <w:bCs w:val="0"/>
+          <w:sz w:val="24"/>
+          <w:szCs w:val="20"/>
+          <w:lang w:val="nl-NL"/>
+        </w:rPr>
+        <w:t>.</w:t>
+      </w:r>
+    </w:p>
+    <w:p>
+      <w:pPr>
+        <w:pStyle w:val="Sectionheading"/>
+        <w:jc w:val="left"/>
+        <w:rPr>
+          <w:b w:val="0"/>
+          <w:bCs w:val="0"/>
+          <w:i/>
+          <w:iCs/>
+          <w:sz w:val="24"/>
+          <w:szCs w:val="20"/>
+          <w:lang w:val="en-US"/>
+        </w:rPr>
+      </w:pPr>
+    </w:p>
+    <w:p>
+      <w:pPr>
+        <w:pStyle w:val="Sectionheading"/>
+        <w:jc w:val="left"/>
+        <w:rPr>
+          <w:b w:val="0"/>
+          <w:bCs w:val="0"/>
+          <w:sz w:val="24"/>
+          <w:szCs w:val="20"/>
+          <w:lang w:val="en-US"/>
+        </w:rPr>
+      </w:pPr>
+    </w:p>
+    <w:p>
+      <w:pPr>
+        <w:pStyle w:val="Sectionheading"/>
+        <w:jc w:val="left"/>
+        <w:rPr>
+          <w:b w:val="0"/>
+          <w:bCs w:val="0"/>
+          <w:i/>
+          <w:iCs/>
+          <w:sz w:val="24"/>
+          <w:szCs w:val="20"/>
+          <w:lang w:val="en-US"/>
+        </w:rPr>
+      </w:pPr>
+    </w:p>
+    <w:p>
+      <w:pPr>
         <w:pStyle w:val="ListParagraph"/>
         <w:numPr>
           <w:ilvl w:val="0"/>
@@ -2074,7 +3753,6 @@
           <w:szCs w:val="24"/>
           <w:lang w:val="en-US"/>
         </w:rPr>
-        <w:lastRenderedPageBreak/>
         <w:t>Figure I</w:t>
       </w:r>
       <w:r>
@@ -2150,6 +3828,7 @@
           <w:sz w:val="24"/>
           <w:szCs w:val="24"/>
         </w:rPr>
+        <w:lastRenderedPageBreak/>
         <w:drawing>
           <wp:inline distT="0" distB="0" distL="0" distR="0" wp14:anchorId="68740B17" wp14:editId="1561C0D0">
             <wp:extent cx="5760720" cy="3542030"/>
@@ -2343,25 +4022,7 @@
                 <w:szCs w:val="24"/>
                 <w:lang w:val="en-US"/>
               </w:rPr>
-              <m:t>t</m:t>
-            </m:r>
-            <m:r>
-              <w:rPr>
-                <w:rFonts w:ascii="Cambria Math" w:hAnsi="Cambria Math" w:cs="Times New Roman"/>
-                <w:sz w:val="24"/>
-                <w:szCs w:val="24"/>
-                <w:lang w:val="en-US"/>
-              </w:rPr>
-              <m:t xml:space="preserve"> </m:t>
-            </m:r>
-            <m:r>
-              <w:rPr>
-                <w:rFonts w:ascii="Cambria Math" w:hAnsi="Cambria Math" w:cs="Times New Roman"/>
-                <w:sz w:val="24"/>
-                <w:szCs w:val="24"/>
-                <w:lang w:val="en-US"/>
-              </w:rPr>
-              <m:t xml:space="preserve"> </m:t>
+              <m:t xml:space="preserve">t  </m:t>
             </m:r>
           </m:sub>
         </m:sSub>
@@ -2551,9 +4212,9 @@
 <w:numbering xmlns:wpc="http://schemas.microsoft.com/office/word/2010/wordprocessingCanvas" xmlns:cx="http://schemas.microsoft.com/office/drawing/2014/chartex" xmlns:cx1="http://schemas.microsoft.com/office/drawing/2015/9/8/chartex" xmlns:cx2="http://schemas.microsoft.com/office/drawing/2015/10/21/chartex" xmlns:cx3="http://schemas.microsoft.com/office/drawing/2016/5/9/chartex" xmlns:cx4="http://schemas.microsoft.com/office/drawing/2016/5/10/chartex" xmlns:cx5="http://schemas.microsoft.com/office/drawing/2016/5/11/chartex" xmlns:cx6="http://schemas.microsoft.com/office/drawing/2016/5/12/chartex" xmlns:cx7="http://schemas.microsoft.com/office/drawing/2016/5/13/chartex" xmlns:cx8="http://schemas.microsoft.com/office/drawing/2016/5/14/chartex" xmlns:mc="http://schemas.openxmlformats.org/markup-compatibility/2006" xmlns:aink="http://schemas.microsoft.com/office/drawing/2016/ink" xmlns:am3d="http://schemas.microsoft.com/office/drawing/2017/model3d" xmlns:o="urn:schemas-microsoft-com:office:office" xmlns:oel="http://schemas.microsoft.com/office/2019/extlst" xmlns:r="http://schemas.openxmlformats.org/officeDocument/2006/relationships" xmlns:m="http://schemas.openxmlformats.org/officeDocument/2006/math" xmlns:v="urn:schemas-microsoft-com:vml" xmlns:wp14="http://schemas.microsoft.com/office/word/2010/wordprocessingDrawing" xmlns:wp="http://schemas.openxmlformats.org/drawingml/2006/wordprocessingDrawing" xmlns:w10="urn:schemas-microsoft-com:office:word" xmlns:w="http://schemas.openxmlformats.org/wordprocessingml/2006/main" xmlns:w14="http://schemas.microsoft.com/office/word/2010/wordml" xmlns:w15="http://schemas.microsoft.com/office/word/2012/wordml" xmlns:w16cex="http://schemas.microsoft.com/office/word/2018/wordml/cex" xmlns:w16cid="http://schemas.microsoft.com/office/word/2016/wordml/cid" xmlns:w16="http://schemas.microsoft.com/office/word/2018/wordml" xmlns:w16du="http://schemas.microsoft.com/office/word/2023/wordml/word16du" xmlns:w16sdtdh="http://schemas.microsoft.com/office/word/2020/wordml/sdtdatahash" xmlns:w16sdtfl="http://schemas.microsoft.com/office/word/2024/wordml/sdtformatlock" xmlns:w16se="http://schemas.microsoft.com/office/word/2015/wordml/symex" xmlns:wpg="http://schemas.microsoft.com/office/word/2010/wordprocessingGroup" xmlns:wpi="http://schemas.microsoft.com/office/word/2010/wordprocessingInk" xmlns:wne="http://schemas.microsoft.com/office/word/2006/wordml" xmlns:wps="http://schemas.microsoft.com/office/word/2010/wordprocessingShape" mc:Ignorable="w14 w15 w16se w16cid w16 w16cex w16sdtdh w16sdtfl w16du wp14">
   <w:abstractNum w:abstractNumId="0" w15:restartNumberingAfterBreak="0">
     <w:nsid w:val="10E70F96"/>
-    <w:multiLevelType w:val="hybridMultilevel"/>
-    <w:tmpl w:val="C9FEC08A"/>
-    <w:lvl w:ilvl="0" w:tplc="0413000F">
+    <w:multiLevelType w:val="multilevel"/>
+    <w:tmpl w:val="8A36C0B6"/>
+    <w:lvl w:ilvl="0">
       <w:start w:val="1"/>
       <w:numFmt w:val="decimal"/>
       <w:lvlText w:val="%1."/>
@@ -2565,77 +4226,109 @@
         <w:rFonts w:hint="default"/>
       </w:rPr>
     </w:lvl>
-    <w:lvl w:ilvl="1" w:tplc="04130019" w:tentative="1">
-      <w:start w:val="1"/>
-      <w:numFmt w:val="lowerLetter"/>
-      <w:lvlText w:val="%2."/>
+    <w:lvl w:ilvl="1">
+      <w:start w:val="2"/>
+      <w:numFmt w:val="decimal"/>
+      <w:isLgl/>
+      <w:lvlText w:val="%1.%2."/>
       <w:lvlJc w:val="left"/>
       <w:pPr>
-        <w:ind w:left="1080" w:hanging="360"/>
+        <w:ind w:left="360" w:hanging="360"/>
       </w:pPr>
+      <w:rPr>
+        <w:rFonts w:hint="default"/>
+      </w:rPr>
     </w:lvl>
-    <w:lvl w:ilvl="2" w:tplc="0413001B" w:tentative="1">
-      <w:start w:val="1"/>
-      <w:numFmt w:val="lowerRoman"/>
-      <w:lvlText w:val="%3."/>
-      <w:lvlJc w:val="right"/>
-      <w:pPr>
-        <w:ind w:left="1800" w:hanging="180"/>
-      </w:pPr>
-    </w:lvl>
-    <w:lvl w:ilvl="3" w:tplc="0413000F" w:tentative="1">
+    <w:lvl w:ilvl="2">
       <w:start w:val="1"/>
       <w:numFmt w:val="decimal"/>
-      <w:lvlText w:val="%4."/>
+      <w:isLgl/>
+      <w:lvlText w:val="%1.%2.%3."/>
       <w:lvlJc w:val="left"/>
       <w:pPr>
-        <w:ind w:left="2520" w:hanging="360"/>
+        <w:ind w:left="720" w:hanging="720"/>
       </w:pPr>
+      <w:rPr>
+        <w:rFonts w:hint="default"/>
+      </w:rPr>
     </w:lvl>
-    <w:lvl w:ilvl="4" w:tplc="04130019" w:tentative="1">
+    <w:lvl w:ilvl="3">
       <w:start w:val="1"/>
-      <w:numFmt w:val="lowerLetter"/>
-      <w:lvlText w:val="%5."/>
+      <w:numFmt w:val="decimal"/>
+      <w:isLgl/>
+      <w:lvlText w:val="%1.%2.%3.%4."/>
       <w:lvlJc w:val="left"/>
       <w:pPr>
-        <w:ind w:left="3240" w:hanging="360"/>
+        <w:ind w:left="720" w:hanging="720"/>
       </w:pPr>
+      <w:rPr>
+        <w:rFonts w:hint="default"/>
+      </w:rPr>
     </w:lvl>
-    <w:lvl w:ilvl="5" w:tplc="0413001B" w:tentative="1">
-      <w:start w:val="1"/>
-      <w:numFmt w:val="lowerRoman"/>
-      <w:lvlText w:val="%6."/>
-      <w:lvlJc w:val="right"/>
-      <w:pPr>
-        <w:ind w:left="3960" w:hanging="180"/>
-      </w:pPr>
-    </w:lvl>
-    <w:lvl w:ilvl="6" w:tplc="0413000F" w:tentative="1">
+    <w:lvl w:ilvl="4">
       <w:start w:val="1"/>
       <w:numFmt w:val="decimal"/>
-      <w:lvlText w:val="%7."/>
+      <w:isLgl/>
+      <w:lvlText w:val="%1.%2.%3.%4.%5."/>
       <w:lvlJc w:val="left"/>
       <w:pPr>
-        <w:ind w:left="4680" w:hanging="360"/>
+        <w:ind w:left="1080" w:hanging="1080"/>
       </w:pPr>
+      <w:rPr>
+        <w:rFonts w:hint="default"/>
+      </w:rPr>
     </w:lvl>
-    <w:lvl w:ilvl="7" w:tplc="04130019" w:tentative="1">
+    <w:lvl w:ilvl="5">
       <w:start w:val="1"/>
-      <w:numFmt w:val="lowerLetter"/>
-      <w:lvlText w:val="%8."/>
+      <w:numFmt w:val="decimal"/>
+      <w:isLgl/>
+      <w:lvlText w:val="%1.%2.%3.%4.%5.%6."/>
       <w:lvlJc w:val="left"/>
       <w:pPr>
-        <w:ind w:left="5400" w:hanging="360"/>
+        <w:ind w:left="1080" w:hanging="1080"/>
       </w:pPr>
+      <w:rPr>
+        <w:rFonts w:hint="default"/>
+      </w:rPr>
     </w:lvl>
-    <w:lvl w:ilvl="8" w:tplc="0413001B" w:tentative="1">
+    <w:lvl w:ilvl="6">
       <w:start w:val="1"/>
-      <w:numFmt w:val="lowerRoman"/>
-      <w:lvlText w:val="%9."/>
-      <w:lvlJc w:val="right"/>
+      <w:numFmt w:val="decimal"/>
+      <w:isLgl/>
+      <w:lvlText w:val="%1.%2.%3.%4.%5.%6.%7."/>
+      <w:lvlJc w:val="left"/>
       <w:pPr>
-        <w:ind w:left="6120" w:hanging="180"/>
+        <w:ind w:left="1440" w:hanging="1440"/>
       </w:pPr>
+      <w:rPr>
+        <w:rFonts w:hint="default"/>
+      </w:rPr>
+    </w:lvl>
+    <w:lvl w:ilvl="7">
+      <w:start w:val="1"/>
+      <w:numFmt w:val="decimal"/>
+      <w:isLgl/>
+      <w:lvlText w:val="%1.%2.%3.%4.%5.%6.%7.%8."/>
+      <w:lvlJc w:val="left"/>
+      <w:pPr>
+        <w:ind w:left="1440" w:hanging="1440"/>
+      </w:pPr>
+      <w:rPr>
+        <w:rFonts w:hint="default"/>
+      </w:rPr>
+    </w:lvl>
+    <w:lvl w:ilvl="8">
+      <w:start w:val="1"/>
+      <w:numFmt w:val="decimal"/>
+      <w:isLgl/>
+      <w:lvlText w:val="%1.%2.%3.%4.%5.%6.%7.%8.%9."/>
+      <w:lvlJc w:val="left"/>
+      <w:pPr>
+        <w:ind w:left="1800" w:hanging="1800"/>
+      </w:pPr>
+      <w:rPr>
+        <w:rFonts w:hint="default"/>
+      </w:rPr>
     </w:lvl>
   </w:abstractNum>
   <w:num w:numId="1" w16cid:durableId="899756043">
@@ -3247,6 +4940,7 @@
   <w:style w:type="character" w:default="1" w:styleId="DefaultParagraphFont">
     <w:name w:val="Default Paragraph Font"/>
     <w:uiPriority w:val="1"/>
+    <w:semiHidden/>
     <w:unhideWhenUsed/>
   </w:style>
   <w:style w:type="table" w:default="1" w:styleId="TableNormal">

--- a/Appendix.docx
+++ b/Appendix.docx
@@ -2137,7 +2137,6 @@
                 <w:lang w:val="en-US"/>
               </w:rPr>
             </w:pPr>
-            <w:proofErr w:type="spellStart"/>
             <w:r>
               <w:rPr>
                 <w:b w:val="0"/>
@@ -2148,7 +2147,6 @@
               </w:rPr>
               <w:t>df</w:t>
             </w:r>
-            <w:proofErr w:type="spellEnd"/>
           </w:p>
         </w:tc>
         <w:tc>
@@ -2524,17 +2522,7 @@
                 <w:szCs w:val="20"/>
                 <w:lang w:val="en-US"/>
               </w:rPr>
-              <w:t>&lt;0.001</w:t>
-            </w:r>
-            <w:r>
-              <w:rPr>
-                <w:b w:val="0"/>
-                <w:bCs w:val="0"/>
-                <w:sz w:val="24"/>
-                <w:szCs w:val="20"/>
-                <w:lang w:val="en-US"/>
-              </w:rPr>
-              <w:t>***</w:t>
+              <w:t>0.15</w:t>
             </w:r>
           </w:p>
         </w:tc>
@@ -2562,7 +2550,27 @@
                 <w:szCs w:val="20"/>
                 <w:lang w:val="en-US"/>
               </w:rPr>
+              <w:t>&lt;</w:t>
+            </w:r>
+            <w:r>
+              <w:rPr>
+                <w:b w:val="0"/>
+                <w:bCs w:val="0"/>
+                <w:sz w:val="24"/>
+                <w:szCs w:val="20"/>
+                <w:lang w:val="en-US"/>
+              </w:rPr>
               <w:t>0.00</w:t>
+            </w:r>
+            <w:r>
+              <w:rPr>
+                <w:b w:val="0"/>
+                <w:bCs w:val="0"/>
+                <w:sz w:val="24"/>
+                <w:szCs w:val="20"/>
+                <w:lang w:val="en-US"/>
+              </w:rPr>
+              <w:t>1</w:t>
             </w:r>
           </w:p>
         </w:tc>
@@ -2682,7 +2690,7 @@
                 <w:szCs w:val="20"/>
                 <w:lang w:val="en-US"/>
               </w:rPr>
-              <w:t>0.15</w:t>
+              <w:t>0.005**</w:t>
             </w:r>
           </w:p>
         </w:tc>
@@ -2829,17 +2837,7 @@
                 <w:szCs w:val="20"/>
                 <w:lang w:val="en-US"/>
               </w:rPr>
-              <w:t>0.004</w:t>
-            </w:r>
-            <w:r>
-              <w:rPr>
-                <w:b w:val="0"/>
-                <w:bCs w:val="0"/>
-                <w:sz w:val="24"/>
-                <w:szCs w:val="20"/>
-                <w:lang w:val="en-US"/>
-              </w:rPr>
-              <w:t>**</w:t>
+              <w:t>&lt;0.001***</w:t>
             </w:r>
           </w:p>
         </w:tc>
@@ -2986,17 +2984,7 @@
                 <w:szCs w:val="20"/>
                 <w:lang w:val="en-US"/>
               </w:rPr>
-              <w:t>&lt;0.001</w:t>
-            </w:r>
-            <w:r>
-              <w:rPr>
-                <w:b w:val="0"/>
-                <w:bCs w:val="0"/>
-                <w:sz w:val="24"/>
-                <w:szCs w:val="20"/>
-                <w:lang w:val="en-US"/>
-              </w:rPr>
-              <w:t>***</w:t>
+              <w:t>0.13</w:t>
             </w:r>
           </w:p>
         </w:tc>
@@ -3024,7 +3012,27 @@
                 <w:szCs w:val="20"/>
                 <w:lang w:val="en-US"/>
               </w:rPr>
+              <w:t>&lt;</w:t>
+            </w:r>
+            <w:r>
+              <w:rPr>
+                <w:b w:val="0"/>
+                <w:bCs w:val="0"/>
+                <w:sz w:val="24"/>
+                <w:szCs w:val="20"/>
+                <w:lang w:val="en-US"/>
+              </w:rPr>
               <w:t>0.00</w:t>
+            </w:r>
+            <w:r>
+              <w:rPr>
+                <w:b w:val="0"/>
+                <w:bCs w:val="0"/>
+                <w:sz w:val="24"/>
+                <w:szCs w:val="20"/>
+                <w:lang w:val="en-US"/>
+              </w:rPr>
+              <w:t>1</w:t>
             </w:r>
           </w:p>
         </w:tc>
@@ -3574,15 +3582,19 @@
         <w:pStyle w:val="Sectionheading"/>
         <w:jc w:val="left"/>
         <w:rPr>
-          <w:b w:val="0"/>
-          <w:bCs w:val="0"/>
-          <w:i/>
-          <w:iCs/>
           <w:sz w:val="24"/>
           <w:szCs w:val="20"/>
           <w:lang w:val="en-US"/>
         </w:rPr>
       </w:pPr>
+      <w:r>
+        <w:rPr>
+          <w:sz w:val="24"/>
+          <w:szCs w:val="20"/>
+          <w:lang w:val="en-US"/>
+        </w:rPr>
+        <w:t>Table III</w:t>
+      </w:r>
     </w:p>
     <w:p>
       <w:pPr>
@@ -3591,17 +3603,1121 @@
         <w:rPr>
           <w:b w:val="0"/>
           <w:bCs w:val="0"/>
+          <w:i/>
+          <w:iCs/>
           <w:sz w:val="24"/>
           <w:szCs w:val="20"/>
           <w:lang w:val="en-US"/>
         </w:rPr>
       </w:pPr>
+      <w:r>
+        <w:rPr>
+          <w:b w:val="0"/>
+          <w:bCs w:val="0"/>
+          <w:i/>
+          <w:iCs/>
+          <w:sz w:val="24"/>
+          <w:szCs w:val="20"/>
+          <w:lang w:val="en-US"/>
+        </w:rPr>
+        <w:t>Bayesian results from supplementary analysis of the acquisition phase (distance to target)</w:t>
+      </w:r>
+    </w:p>
+    <w:tbl>
+      <w:tblPr>
+        <w:tblStyle w:val="TableGrid"/>
+        <w:tblW w:w="9807" w:type="dxa"/>
+        <w:tblBorders>
+          <w:top w:val="none" w:sz="0" w:space="0" w:color="auto"/>
+          <w:left w:val="none" w:sz="0" w:space="0" w:color="auto"/>
+          <w:bottom w:val="none" w:sz="0" w:space="0" w:color="auto"/>
+          <w:right w:val="none" w:sz="0" w:space="0" w:color="auto"/>
+          <w:insideH w:val="none" w:sz="0" w:space="0" w:color="auto"/>
+          <w:insideV w:val="none" w:sz="0" w:space="0" w:color="auto"/>
+        </w:tblBorders>
+        <w:tblLook w:val="04A0" w:firstRow="1" w:lastRow="0" w:firstColumn="1" w:lastColumn="0" w:noHBand="0" w:noVBand="1"/>
+      </w:tblPr>
+      <w:tblGrid>
+        <w:gridCol w:w="3345"/>
+        <w:gridCol w:w="2154"/>
+        <w:gridCol w:w="2154"/>
+        <w:gridCol w:w="2154"/>
+      </w:tblGrid>
+      <w:tr>
+        <w:trPr>
+          <w:trHeight w:val="454"/>
+        </w:trPr>
+        <w:tc>
+          <w:tcPr>
+            <w:tcW w:w="3345" w:type="dxa"/>
+            <w:tcBorders>
+              <w:top w:val="single" w:sz="12" w:space="0" w:color="auto"/>
+              <w:bottom w:val="single" w:sz="12" w:space="0" w:color="auto"/>
+            </w:tcBorders>
+          </w:tcPr>
+          <w:p>
+            <w:pPr>
+              <w:pStyle w:val="Sectionheading"/>
+              <w:jc w:val="left"/>
+              <w:rPr>
+                <w:b w:val="0"/>
+                <w:bCs w:val="0"/>
+                <w:sz w:val="24"/>
+                <w:szCs w:val="20"/>
+                <w:lang w:val="en-US"/>
+              </w:rPr>
+            </w:pPr>
+          </w:p>
+        </w:tc>
+        <w:tc>
+          <w:tcPr>
+            <w:tcW w:w="2154" w:type="dxa"/>
+            <w:tcBorders>
+              <w:top w:val="single" w:sz="12" w:space="0" w:color="auto"/>
+              <w:bottom w:val="single" w:sz="12" w:space="0" w:color="auto"/>
+            </w:tcBorders>
+            <w:vAlign w:val="center"/>
+          </w:tcPr>
+          <w:p>
+            <w:pPr>
+              <w:pStyle w:val="Sectionheading"/>
+              <w:rPr>
+                <w:b w:val="0"/>
+                <w:bCs w:val="0"/>
+                <w:i/>
+                <w:iCs/>
+                <w:sz w:val="24"/>
+                <w:szCs w:val="20"/>
+                <w:lang w:val="en-US"/>
+              </w:rPr>
+            </w:pPr>
+            <w:r>
+              <w:rPr>
+                <w:b w:val="0"/>
+                <w:bCs w:val="0"/>
+                <w:i/>
+                <w:iCs/>
+                <w:sz w:val="24"/>
+                <w:szCs w:val="20"/>
+                <w:lang w:val="en-US"/>
+              </w:rPr>
+              <w:t>BF</w:t>
+            </w:r>
+          </w:p>
+        </w:tc>
+        <w:tc>
+          <w:tcPr>
+            <w:tcW w:w="2154" w:type="dxa"/>
+            <w:tcBorders>
+              <w:top w:val="single" w:sz="12" w:space="0" w:color="auto"/>
+              <w:bottom w:val="single" w:sz="12" w:space="0" w:color="auto"/>
+            </w:tcBorders>
+            <w:vAlign w:val="center"/>
+          </w:tcPr>
+          <w:p>
+            <w:pPr>
+              <w:pStyle w:val="Sectionheading"/>
+              <w:rPr>
+                <w:b w:val="0"/>
+                <w:bCs w:val="0"/>
+                <w:sz w:val="24"/>
+                <w:szCs w:val="20"/>
+                <w:lang w:val="en-US"/>
+              </w:rPr>
+            </w:pPr>
+            <w:r>
+              <w:rPr>
+                <w:b w:val="0"/>
+                <w:bCs w:val="0"/>
+                <w:sz w:val="24"/>
+                <w:szCs w:val="20"/>
+                <w:lang w:val="en-US"/>
+              </w:rPr>
+              <w:t>HDI low</w:t>
+            </w:r>
+          </w:p>
+        </w:tc>
+        <w:tc>
+          <w:tcPr>
+            <w:tcW w:w="2154" w:type="dxa"/>
+            <w:tcBorders>
+              <w:top w:val="single" w:sz="12" w:space="0" w:color="auto"/>
+              <w:bottom w:val="single" w:sz="12" w:space="0" w:color="auto"/>
+            </w:tcBorders>
+            <w:vAlign w:val="center"/>
+          </w:tcPr>
+          <w:p>
+            <w:pPr>
+              <w:pStyle w:val="Sectionheading"/>
+              <w:rPr>
+                <w:b w:val="0"/>
+                <w:bCs w:val="0"/>
+                <w:sz w:val="24"/>
+                <w:szCs w:val="20"/>
+                <w:lang w:val="en-US"/>
+              </w:rPr>
+            </w:pPr>
+            <w:r>
+              <w:rPr>
+                <w:b w:val="0"/>
+                <w:bCs w:val="0"/>
+                <w:sz w:val="24"/>
+                <w:szCs w:val="20"/>
+                <w:lang w:val="en-US"/>
+              </w:rPr>
+              <w:t>HDI high</w:t>
+            </w:r>
+          </w:p>
+        </w:tc>
+      </w:tr>
+      <w:tr>
+        <w:trPr>
+          <w:trHeight w:val="454"/>
+        </w:trPr>
+        <w:tc>
+          <w:tcPr>
+            <w:tcW w:w="3345" w:type="dxa"/>
+            <w:tcBorders>
+              <w:top w:val="single" w:sz="12" w:space="0" w:color="auto"/>
+            </w:tcBorders>
+            <w:vAlign w:val="center"/>
+          </w:tcPr>
+          <w:p>
+            <w:pPr>
+              <w:pStyle w:val="Sectionheading"/>
+              <w:jc w:val="left"/>
+              <w:rPr>
+                <w:b w:val="0"/>
+                <w:bCs w:val="0"/>
+                <w:i/>
+                <w:iCs/>
+                <w:sz w:val="24"/>
+                <w:szCs w:val="20"/>
+                <w:lang w:val="en-US"/>
+              </w:rPr>
+            </w:pPr>
+            <w:r>
+              <w:rPr>
+                <w:b w:val="0"/>
+                <w:bCs w:val="0"/>
+                <w:i/>
+                <w:iCs/>
+                <w:sz w:val="24"/>
+                <w:szCs w:val="20"/>
+                <w:lang w:val="en-US"/>
+              </w:rPr>
+              <w:t>Day</w:t>
+            </w:r>
+          </w:p>
+        </w:tc>
+        <w:tc>
+          <w:tcPr>
+            <w:tcW w:w="2154" w:type="dxa"/>
+            <w:tcBorders>
+              <w:top w:val="single" w:sz="12" w:space="0" w:color="auto"/>
+            </w:tcBorders>
+            <w:vAlign w:val="center"/>
+          </w:tcPr>
+          <w:p>
+            <w:pPr>
+              <w:pStyle w:val="Sectionheading"/>
+              <w:rPr>
+                <w:b w:val="0"/>
+                <w:bCs w:val="0"/>
+                <w:sz w:val="24"/>
+                <w:szCs w:val="20"/>
+                <w:lang w:val="en-US"/>
+              </w:rPr>
+            </w:pPr>
+            <w:r>
+              <w:rPr>
+                <w:b w:val="0"/>
+                <w:bCs w:val="0"/>
+                <w:sz w:val="24"/>
+                <w:szCs w:val="20"/>
+                <w:lang w:val="en-US"/>
+              </w:rPr>
+              <w:t>20</w:t>
+            </w:r>
+          </w:p>
+        </w:tc>
+        <w:tc>
+          <w:tcPr>
+            <w:tcW w:w="2154" w:type="dxa"/>
+            <w:tcBorders>
+              <w:top w:val="single" w:sz="12" w:space="0" w:color="auto"/>
+            </w:tcBorders>
+            <w:vAlign w:val="center"/>
+          </w:tcPr>
+          <w:p>
+            <w:pPr>
+              <w:pStyle w:val="Sectionheading"/>
+              <w:rPr>
+                <w:b w:val="0"/>
+                <w:bCs w:val="0"/>
+                <w:sz w:val="24"/>
+                <w:szCs w:val="20"/>
+                <w:lang w:val="en-US"/>
+              </w:rPr>
+            </w:pPr>
+            <w:r>
+              <w:rPr>
+                <w:b w:val="0"/>
+                <w:bCs w:val="0"/>
+                <w:sz w:val="24"/>
+                <w:szCs w:val="20"/>
+                <w:lang w:val="en-US"/>
+              </w:rPr>
+              <w:t>-0.09</w:t>
+            </w:r>
+          </w:p>
+        </w:tc>
+        <w:tc>
+          <w:tcPr>
+            <w:tcW w:w="2154" w:type="dxa"/>
+            <w:tcBorders>
+              <w:top w:val="single" w:sz="12" w:space="0" w:color="auto"/>
+            </w:tcBorders>
+            <w:vAlign w:val="center"/>
+          </w:tcPr>
+          <w:p>
+            <w:pPr>
+              <w:pStyle w:val="Sectionheading"/>
+              <w:rPr>
+                <w:b w:val="0"/>
+                <w:bCs w:val="0"/>
+                <w:sz w:val="24"/>
+                <w:szCs w:val="20"/>
+                <w:lang w:val="en-US"/>
+              </w:rPr>
+            </w:pPr>
+            <w:r>
+              <w:rPr>
+                <w:b w:val="0"/>
+                <w:bCs w:val="0"/>
+                <w:sz w:val="24"/>
+                <w:szCs w:val="20"/>
+                <w:lang w:val="en-US"/>
+              </w:rPr>
+              <w:t>-0.04</w:t>
+            </w:r>
+          </w:p>
+        </w:tc>
+      </w:tr>
+      <w:tr>
+        <w:trPr>
+          <w:trHeight w:val="454"/>
+        </w:trPr>
+        <w:tc>
+          <w:tcPr>
+            <w:tcW w:w="3345" w:type="dxa"/>
+            <w:vAlign w:val="center"/>
+          </w:tcPr>
+          <w:p>
+            <w:pPr>
+              <w:pStyle w:val="Sectionheading"/>
+              <w:jc w:val="left"/>
+              <w:rPr>
+                <w:b w:val="0"/>
+                <w:bCs w:val="0"/>
+                <w:i/>
+                <w:iCs/>
+                <w:sz w:val="24"/>
+                <w:szCs w:val="20"/>
+                <w:lang w:val="en-US"/>
+              </w:rPr>
+            </w:pPr>
+            <w:r>
+              <w:rPr>
+                <w:b w:val="0"/>
+                <w:bCs w:val="0"/>
+                <w:i/>
+                <w:iCs/>
+                <w:sz w:val="24"/>
+                <w:szCs w:val="20"/>
+                <w:lang w:val="en-US"/>
+              </w:rPr>
+              <w:t>Environment</w:t>
+            </w:r>
+          </w:p>
+        </w:tc>
+        <w:tc>
+          <w:tcPr>
+            <w:tcW w:w="2154" w:type="dxa"/>
+            <w:vAlign w:val="center"/>
+          </w:tcPr>
+          <w:p>
+            <w:pPr>
+              <w:pStyle w:val="Sectionheading"/>
+              <w:rPr>
+                <w:b w:val="0"/>
+                <w:bCs w:val="0"/>
+                <w:sz w:val="24"/>
+                <w:szCs w:val="20"/>
+                <w:lang w:val="en-US"/>
+              </w:rPr>
+            </w:pPr>
+            <w:r>
+              <w:rPr>
+                <w:b w:val="0"/>
+                <w:bCs w:val="0"/>
+                <w:sz w:val="24"/>
+                <w:szCs w:val="20"/>
+                <w:lang w:val="en-US"/>
+              </w:rPr>
+              <w:t>0.44</w:t>
+            </w:r>
+          </w:p>
+        </w:tc>
+        <w:tc>
+          <w:tcPr>
+            <w:tcW w:w="2154" w:type="dxa"/>
+            <w:vAlign w:val="center"/>
+          </w:tcPr>
+          <w:p>
+            <w:pPr>
+              <w:pStyle w:val="Sectionheading"/>
+              <w:rPr>
+                <w:b w:val="0"/>
+                <w:bCs w:val="0"/>
+                <w:sz w:val="24"/>
+                <w:szCs w:val="20"/>
+                <w:lang w:val="en-US"/>
+              </w:rPr>
+            </w:pPr>
+            <w:r>
+              <w:rPr>
+                <w:b w:val="0"/>
+                <w:bCs w:val="0"/>
+                <w:sz w:val="24"/>
+                <w:szCs w:val="20"/>
+                <w:lang w:val="en-US"/>
+              </w:rPr>
+              <w:t>-0.06</w:t>
+            </w:r>
+          </w:p>
+        </w:tc>
+        <w:tc>
+          <w:tcPr>
+            <w:tcW w:w="2154" w:type="dxa"/>
+            <w:vAlign w:val="center"/>
+          </w:tcPr>
+          <w:p>
+            <w:pPr>
+              <w:pStyle w:val="Sectionheading"/>
+              <w:rPr>
+                <w:b w:val="0"/>
+                <w:bCs w:val="0"/>
+                <w:sz w:val="24"/>
+                <w:szCs w:val="20"/>
+                <w:lang w:val="en-US"/>
+              </w:rPr>
+            </w:pPr>
+            <w:r>
+              <w:rPr>
+                <w:b w:val="0"/>
+                <w:bCs w:val="0"/>
+                <w:sz w:val="24"/>
+                <w:szCs w:val="20"/>
+                <w:lang w:val="en-US"/>
+              </w:rPr>
+              <w:t>0.51</w:t>
+            </w:r>
+          </w:p>
+        </w:tc>
+      </w:tr>
+      <w:tr>
+        <w:trPr>
+          <w:trHeight w:val="454"/>
+        </w:trPr>
+        <w:tc>
+          <w:tcPr>
+            <w:tcW w:w="3345" w:type="dxa"/>
+            <w:vAlign w:val="center"/>
+          </w:tcPr>
+          <w:p>
+            <w:pPr>
+              <w:pStyle w:val="Sectionheading"/>
+              <w:jc w:val="left"/>
+              <w:rPr>
+                <w:b w:val="0"/>
+                <w:bCs w:val="0"/>
+                <w:i/>
+                <w:iCs/>
+                <w:sz w:val="24"/>
+                <w:szCs w:val="20"/>
+                <w:lang w:val="en-US"/>
+              </w:rPr>
+            </w:pPr>
+            <w:r>
+              <w:rPr>
+                <w:b w:val="0"/>
+                <w:bCs w:val="0"/>
+                <w:i/>
+                <w:iCs/>
+                <w:sz w:val="24"/>
+                <w:szCs w:val="20"/>
+                <w:lang w:val="en-US"/>
+              </w:rPr>
+              <w:t>Treatment</w:t>
+            </w:r>
+          </w:p>
+        </w:tc>
+        <w:tc>
+          <w:tcPr>
+            <w:tcW w:w="2154" w:type="dxa"/>
+            <w:vAlign w:val="center"/>
+          </w:tcPr>
+          <w:p>
+            <w:pPr>
+              <w:pStyle w:val="Sectionheading"/>
+              <w:rPr>
+                <w:b w:val="0"/>
+                <w:bCs w:val="0"/>
+                <w:sz w:val="24"/>
+                <w:szCs w:val="20"/>
+                <w:lang w:val="en-US"/>
+              </w:rPr>
+            </w:pPr>
+            <w:r>
+              <w:rPr>
+                <w:b w:val="0"/>
+                <w:bCs w:val="0"/>
+                <w:sz w:val="24"/>
+                <w:szCs w:val="20"/>
+                <w:lang w:val="en-US"/>
+              </w:rPr>
+              <w:t>9.65</w:t>
+            </w:r>
+          </w:p>
+        </w:tc>
+        <w:tc>
+          <w:tcPr>
+            <w:tcW w:w="2154" w:type="dxa"/>
+            <w:vAlign w:val="center"/>
+          </w:tcPr>
+          <w:p>
+            <w:pPr>
+              <w:pStyle w:val="Sectionheading"/>
+              <w:rPr>
+                <w:b w:val="0"/>
+                <w:bCs w:val="0"/>
+                <w:sz w:val="24"/>
+                <w:szCs w:val="20"/>
+                <w:lang w:val="en-US"/>
+              </w:rPr>
+            </w:pPr>
+            <w:r>
+              <w:rPr>
+                <w:b w:val="0"/>
+                <w:bCs w:val="0"/>
+                <w:sz w:val="24"/>
+                <w:szCs w:val="20"/>
+                <w:lang w:val="en-US"/>
+              </w:rPr>
+              <w:t>0.26</w:t>
+            </w:r>
+          </w:p>
+        </w:tc>
+        <w:tc>
+          <w:tcPr>
+            <w:tcW w:w="2154" w:type="dxa"/>
+            <w:vAlign w:val="center"/>
+          </w:tcPr>
+          <w:p>
+            <w:pPr>
+              <w:pStyle w:val="Sectionheading"/>
+              <w:rPr>
+                <w:b w:val="0"/>
+                <w:bCs w:val="0"/>
+                <w:sz w:val="24"/>
+                <w:szCs w:val="20"/>
+                <w:lang w:val="en-US"/>
+              </w:rPr>
+            </w:pPr>
+            <w:r>
+              <w:rPr>
+                <w:b w:val="0"/>
+                <w:bCs w:val="0"/>
+                <w:sz w:val="24"/>
+                <w:szCs w:val="20"/>
+                <w:lang w:val="en-US"/>
+              </w:rPr>
+              <w:t>1.11</w:t>
+            </w:r>
+          </w:p>
+        </w:tc>
+      </w:tr>
+      <w:tr>
+        <w:trPr>
+          <w:trHeight w:val="454"/>
+        </w:trPr>
+        <w:tc>
+          <w:tcPr>
+            <w:tcW w:w="3345" w:type="dxa"/>
+            <w:vAlign w:val="center"/>
+          </w:tcPr>
+          <w:p>
+            <w:pPr>
+              <w:pStyle w:val="Sectionheading"/>
+              <w:jc w:val="left"/>
+              <w:rPr>
+                <w:b w:val="0"/>
+                <w:bCs w:val="0"/>
+                <w:i/>
+                <w:iCs/>
+                <w:sz w:val="24"/>
+                <w:szCs w:val="20"/>
+                <w:lang w:val="en-US"/>
+              </w:rPr>
+            </w:pPr>
+            <w:r>
+              <w:rPr>
+                <w:b w:val="0"/>
+                <w:bCs w:val="0"/>
+                <w:i/>
+                <w:iCs/>
+                <w:sz w:val="24"/>
+                <w:szCs w:val="20"/>
+                <w:lang w:val="en-US"/>
+              </w:rPr>
+              <w:t>Day x Environment</w:t>
+            </w:r>
+          </w:p>
+        </w:tc>
+        <w:tc>
+          <w:tcPr>
+            <w:tcW w:w="2154" w:type="dxa"/>
+            <w:vAlign w:val="center"/>
+          </w:tcPr>
+          <w:p>
+            <w:pPr>
+              <w:pStyle w:val="Sectionheading"/>
+              <w:rPr>
+                <w:b w:val="0"/>
+                <w:bCs w:val="0"/>
+                <w:sz w:val="24"/>
+                <w:szCs w:val="20"/>
+                <w:lang w:val="en-US"/>
+              </w:rPr>
+            </w:pPr>
+            <w:r>
+              <w:rPr>
+                <w:b w:val="0"/>
+                <w:bCs w:val="0"/>
+                <w:sz w:val="24"/>
+                <w:szCs w:val="20"/>
+                <w:lang w:val="en-US"/>
+              </w:rPr>
+              <w:t>4.42</w:t>
+            </w:r>
+          </w:p>
+        </w:tc>
+        <w:tc>
+          <w:tcPr>
+            <w:tcW w:w="2154" w:type="dxa"/>
+            <w:vAlign w:val="center"/>
+          </w:tcPr>
+          <w:p>
+            <w:pPr>
+              <w:pStyle w:val="Sectionheading"/>
+              <w:rPr>
+                <w:b w:val="0"/>
+                <w:bCs w:val="0"/>
+                <w:sz w:val="24"/>
+                <w:szCs w:val="20"/>
+                <w:lang w:val="en-US"/>
+              </w:rPr>
+            </w:pPr>
+            <w:r>
+              <w:rPr>
+                <w:b w:val="0"/>
+                <w:bCs w:val="0"/>
+                <w:sz w:val="24"/>
+                <w:szCs w:val="20"/>
+                <w:lang w:val="en-US"/>
+              </w:rPr>
+              <w:t>-0.10</w:t>
+            </w:r>
+          </w:p>
+        </w:tc>
+        <w:tc>
+          <w:tcPr>
+            <w:tcW w:w="2154" w:type="dxa"/>
+            <w:vAlign w:val="center"/>
+          </w:tcPr>
+          <w:p>
+            <w:pPr>
+              <w:pStyle w:val="Sectionheading"/>
+              <w:rPr>
+                <w:b w:val="0"/>
+                <w:bCs w:val="0"/>
+                <w:sz w:val="24"/>
+                <w:szCs w:val="20"/>
+                <w:lang w:val="en-US"/>
+              </w:rPr>
+            </w:pPr>
+            <w:r>
+              <w:rPr>
+                <w:b w:val="0"/>
+                <w:bCs w:val="0"/>
+                <w:sz w:val="24"/>
+                <w:szCs w:val="20"/>
+                <w:lang w:val="en-US"/>
+              </w:rPr>
+              <w:t>-0.03</w:t>
+            </w:r>
+          </w:p>
+        </w:tc>
+      </w:tr>
+      <w:tr>
+        <w:trPr>
+          <w:trHeight w:val="454"/>
+        </w:trPr>
+        <w:tc>
+          <w:tcPr>
+            <w:tcW w:w="3345" w:type="dxa"/>
+            <w:vAlign w:val="center"/>
+          </w:tcPr>
+          <w:p>
+            <w:pPr>
+              <w:pStyle w:val="Sectionheading"/>
+              <w:jc w:val="left"/>
+              <w:rPr>
+                <w:b w:val="0"/>
+                <w:bCs w:val="0"/>
+                <w:i/>
+                <w:iCs/>
+                <w:sz w:val="24"/>
+                <w:szCs w:val="20"/>
+                <w:lang w:val="en-US"/>
+              </w:rPr>
+            </w:pPr>
+            <w:r>
+              <w:rPr>
+                <w:b w:val="0"/>
+                <w:bCs w:val="0"/>
+                <w:i/>
+                <w:iCs/>
+                <w:sz w:val="24"/>
+                <w:szCs w:val="20"/>
+                <w:lang w:val="en-US"/>
+              </w:rPr>
+              <w:t>Day x Treatment</w:t>
+            </w:r>
+          </w:p>
+        </w:tc>
+        <w:tc>
+          <w:tcPr>
+            <w:tcW w:w="2154" w:type="dxa"/>
+            <w:vAlign w:val="center"/>
+          </w:tcPr>
+          <w:p>
+            <w:pPr>
+              <w:pStyle w:val="Sectionheading"/>
+              <w:rPr>
+                <w:b w:val="0"/>
+                <w:bCs w:val="0"/>
+                <w:sz w:val="24"/>
+                <w:szCs w:val="20"/>
+                <w:lang w:val="en-US"/>
+              </w:rPr>
+            </w:pPr>
+            <w:r>
+              <w:rPr>
+                <w:b w:val="0"/>
+                <w:bCs w:val="0"/>
+                <w:sz w:val="24"/>
+                <w:szCs w:val="20"/>
+                <w:lang w:val="en-US"/>
+              </w:rPr>
+              <w:t>0.07</w:t>
+            </w:r>
+          </w:p>
+        </w:tc>
+        <w:tc>
+          <w:tcPr>
+            <w:tcW w:w="2154" w:type="dxa"/>
+            <w:vAlign w:val="center"/>
+          </w:tcPr>
+          <w:p>
+            <w:pPr>
+              <w:pStyle w:val="Sectionheading"/>
+              <w:rPr>
+                <w:b w:val="0"/>
+                <w:bCs w:val="0"/>
+                <w:sz w:val="24"/>
+                <w:szCs w:val="20"/>
+                <w:lang w:val="en-US"/>
+              </w:rPr>
+            </w:pPr>
+            <w:r>
+              <w:rPr>
+                <w:b w:val="0"/>
+                <w:bCs w:val="0"/>
+                <w:sz w:val="24"/>
+                <w:szCs w:val="20"/>
+                <w:lang w:val="en-US"/>
+              </w:rPr>
+              <w:t>-0.09</w:t>
+            </w:r>
+          </w:p>
+        </w:tc>
+        <w:tc>
+          <w:tcPr>
+            <w:tcW w:w="2154" w:type="dxa"/>
+            <w:vAlign w:val="center"/>
+          </w:tcPr>
+          <w:p>
+            <w:pPr>
+              <w:pStyle w:val="Sectionheading"/>
+              <w:rPr>
+                <w:b w:val="0"/>
+                <w:bCs w:val="0"/>
+                <w:sz w:val="24"/>
+                <w:szCs w:val="20"/>
+                <w:lang w:val="en-US"/>
+              </w:rPr>
+            </w:pPr>
+            <w:r>
+              <w:rPr>
+                <w:b w:val="0"/>
+                <w:bCs w:val="0"/>
+                <w:sz w:val="24"/>
+                <w:szCs w:val="20"/>
+                <w:lang w:val="en-US"/>
+              </w:rPr>
+              <w:t>0.01</w:t>
+            </w:r>
+          </w:p>
+        </w:tc>
+      </w:tr>
+      <w:tr>
+        <w:trPr>
+          <w:trHeight w:val="454"/>
+        </w:trPr>
+        <w:tc>
+          <w:tcPr>
+            <w:tcW w:w="3345" w:type="dxa"/>
+            <w:vAlign w:val="center"/>
+          </w:tcPr>
+          <w:p>
+            <w:pPr>
+              <w:pStyle w:val="Sectionheading"/>
+              <w:jc w:val="left"/>
+              <w:rPr>
+                <w:b w:val="0"/>
+                <w:bCs w:val="0"/>
+                <w:i/>
+                <w:iCs/>
+                <w:sz w:val="24"/>
+                <w:szCs w:val="20"/>
+                <w:lang w:val="en-US"/>
+              </w:rPr>
+            </w:pPr>
+            <w:r>
+              <w:rPr>
+                <w:b w:val="0"/>
+                <w:bCs w:val="0"/>
+                <w:i/>
+                <w:iCs/>
+                <w:sz w:val="24"/>
+                <w:szCs w:val="20"/>
+                <w:lang w:val="en-US"/>
+              </w:rPr>
+              <w:t>Environment x Treatment</w:t>
+            </w:r>
+          </w:p>
+        </w:tc>
+        <w:tc>
+          <w:tcPr>
+            <w:tcW w:w="2154" w:type="dxa"/>
+            <w:vAlign w:val="center"/>
+          </w:tcPr>
+          <w:p>
+            <w:pPr>
+              <w:pStyle w:val="Sectionheading"/>
+              <w:rPr>
+                <w:b w:val="0"/>
+                <w:bCs w:val="0"/>
+                <w:sz w:val="24"/>
+                <w:szCs w:val="20"/>
+                <w:lang w:val="en-US"/>
+              </w:rPr>
+            </w:pPr>
+            <w:r>
+              <w:rPr>
+                <w:b w:val="0"/>
+                <w:bCs w:val="0"/>
+                <w:sz w:val="24"/>
+                <w:szCs w:val="20"/>
+                <w:lang w:val="en-US"/>
+              </w:rPr>
+              <w:t>4.59</w:t>
+            </w:r>
+          </w:p>
+        </w:tc>
+        <w:tc>
+          <w:tcPr>
+            <w:tcW w:w="2154" w:type="dxa"/>
+            <w:vAlign w:val="center"/>
+          </w:tcPr>
+          <w:p>
+            <w:pPr>
+              <w:pStyle w:val="Sectionheading"/>
+              <w:rPr>
+                <w:b w:val="0"/>
+                <w:bCs w:val="0"/>
+                <w:sz w:val="24"/>
+                <w:szCs w:val="20"/>
+                <w:lang w:val="en-US"/>
+              </w:rPr>
+            </w:pPr>
+            <w:r>
+              <w:rPr>
+                <w:b w:val="0"/>
+                <w:bCs w:val="0"/>
+                <w:sz w:val="24"/>
+                <w:szCs w:val="20"/>
+                <w:lang w:val="en-US"/>
+              </w:rPr>
+              <w:t>-1.27</w:t>
+            </w:r>
+          </w:p>
+        </w:tc>
+        <w:tc>
+          <w:tcPr>
+            <w:tcW w:w="2154" w:type="dxa"/>
+            <w:vAlign w:val="center"/>
+          </w:tcPr>
+          <w:p>
+            <w:pPr>
+              <w:pStyle w:val="Sectionheading"/>
+              <w:rPr>
+                <w:b w:val="0"/>
+                <w:bCs w:val="0"/>
+                <w:sz w:val="24"/>
+                <w:szCs w:val="20"/>
+                <w:lang w:val="en-US"/>
+              </w:rPr>
+            </w:pPr>
+            <w:r>
+              <w:rPr>
+                <w:b w:val="0"/>
+                <w:bCs w:val="0"/>
+                <w:sz w:val="24"/>
+                <w:szCs w:val="20"/>
+                <w:lang w:val="en-US"/>
+              </w:rPr>
+              <w:t>-0.21</w:t>
+            </w:r>
+          </w:p>
+        </w:tc>
+      </w:tr>
+      <w:tr>
+        <w:trPr>
+          <w:trHeight w:val="454"/>
+        </w:trPr>
+        <w:tc>
+          <w:tcPr>
+            <w:tcW w:w="3345" w:type="dxa"/>
+            <w:tcBorders>
+              <w:bottom w:val="single" w:sz="12" w:space="0" w:color="auto"/>
+            </w:tcBorders>
+            <w:vAlign w:val="center"/>
+          </w:tcPr>
+          <w:p>
+            <w:pPr>
+              <w:pStyle w:val="Sectionheading"/>
+              <w:jc w:val="left"/>
+              <w:rPr>
+                <w:b w:val="0"/>
+                <w:bCs w:val="0"/>
+                <w:i/>
+                <w:iCs/>
+                <w:sz w:val="24"/>
+                <w:szCs w:val="20"/>
+                <w:lang w:val="en-US"/>
+              </w:rPr>
+            </w:pPr>
+            <w:r>
+              <w:rPr>
+                <w:b w:val="0"/>
+                <w:bCs w:val="0"/>
+                <w:i/>
+                <w:iCs/>
+                <w:sz w:val="24"/>
+                <w:szCs w:val="20"/>
+                <w:lang w:val="en-US"/>
+              </w:rPr>
+              <w:t>Day x Treatment x Environment</w:t>
+            </w:r>
+          </w:p>
+        </w:tc>
+        <w:tc>
+          <w:tcPr>
+            <w:tcW w:w="2154" w:type="dxa"/>
+            <w:tcBorders>
+              <w:bottom w:val="single" w:sz="12" w:space="0" w:color="auto"/>
+            </w:tcBorders>
+            <w:vAlign w:val="center"/>
+          </w:tcPr>
+          <w:p>
+            <w:pPr>
+              <w:pStyle w:val="Sectionheading"/>
+              <w:rPr>
+                <w:b w:val="0"/>
+                <w:bCs w:val="0"/>
+                <w:sz w:val="24"/>
+                <w:szCs w:val="20"/>
+                <w:lang w:val="en-US"/>
+              </w:rPr>
+            </w:pPr>
+            <w:r>
+              <w:rPr>
+                <w:b w:val="0"/>
+                <w:bCs w:val="0"/>
+                <w:sz w:val="24"/>
+                <w:szCs w:val="20"/>
+                <w:lang w:val="en-US"/>
+              </w:rPr>
+              <w:t>0.15</w:t>
+            </w:r>
+          </w:p>
+        </w:tc>
+        <w:tc>
+          <w:tcPr>
+            <w:tcW w:w="2154" w:type="dxa"/>
+            <w:tcBorders>
+              <w:bottom w:val="single" w:sz="12" w:space="0" w:color="auto"/>
+            </w:tcBorders>
+            <w:vAlign w:val="center"/>
+          </w:tcPr>
+          <w:p>
+            <w:pPr>
+              <w:pStyle w:val="Sectionheading"/>
+              <w:rPr>
+                <w:b w:val="0"/>
+                <w:bCs w:val="0"/>
+                <w:sz w:val="24"/>
+                <w:szCs w:val="20"/>
+                <w:lang w:val="en-US"/>
+              </w:rPr>
+            </w:pPr>
+            <w:r>
+              <w:rPr>
+                <w:b w:val="0"/>
+                <w:bCs w:val="0"/>
+                <w:sz w:val="24"/>
+                <w:szCs w:val="20"/>
+                <w:lang w:val="en-US"/>
+              </w:rPr>
+              <w:t>-0.001</w:t>
+            </w:r>
+          </w:p>
+        </w:tc>
+        <w:tc>
+          <w:tcPr>
+            <w:tcW w:w="2154" w:type="dxa"/>
+            <w:tcBorders>
+              <w:bottom w:val="single" w:sz="12" w:space="0" w:color="auto"/>
+            </w:tcBorders>
+            <w:vAlign w:val="center"/>
+          </w:tcPr>
+          <w:p>
+            <w:pPr>
+              <w:pStyle w:val="Sectionheading"/>
+              <w:rPr>
+                <w:b w:val="0"/>
+                <w:bCs w:val="0"/>
+                <w:sz w:val="24"/>
+                <w:szCs w:val="20"/>
+                <w:lang w:val="en-US"/>
+              </w:rPr>
+            </w:pPr>
+            <w:r>
+              <w:rPr>
+                <w:b w:val="0"/>
+                <w:bCs w:val="0"/>
+                <w:sz w:val="24"/>
+                <w:szCs w:val="20"/>
+                <w:lang w:val="en-US"/>
+              </w:rPr>
+              <w:t>0.13</w:t>
+            </w:r>
+          </w:p>
+        </w:tc>
+      </w:tr>
+    </w:tbl>
+    <w:p>
+      <w:pPr>
+        <w:pStyle w:val="Sectionheading"/>
+        <w:jc w:val="left"/>
+        <w:rPr>
+          <w:b w:val="0"/>
+          <w:bCs w:val="0"/>
+          <w:sz w:val="24"/>
+          <w:szCs w:val="20"/>
+          <w:lang w:val="en-US"/>
+        </w:rPr>
+      </w:pPr>
+      <w:r>
+        <w:rPr>
+          <w:b w:val="0"/>
+          <w:bCs w:val="0"/>
+          <w:i/>
+          <w:iCs/>
+          <w:sz w:val="24"/>
+          <w:szCs w:val="20"/>
+        </w:rPr>
+        <w:t xml:space="preserve">Note. </w:t>
+      </w:r>
+      <w:r>
+        <w:rPr>
+          <w:b w:val="0"/>
+          <w:bCs w:val="0"/>
+          <w:sz w:val="24"/>
+          <w:szCs w:val="20"/>
+          <w:lang w:val="en-US"/>
+        </w:rPr>
+        <w:t>HDI low and HDI high indicate the bounds of the 90% highest</w:t>
+      </w:r>
+      <w:r>
+        <w:rPr>
+          <w:b w:val="0"/>
+          <w:bCs w:val="0"/>
+          <w:sz w:val="24"/>
+          <w:szCs w:val="20"/>
+          <w:lang w:val="en-US"/>
+        </w:rPr>
+        <w:noBreakHyphen/>
+        <w:t>density interval.</w:t>
+      </w:r>
     </w:p>
     <w:p>
       <w:pPr>
         <w:pStyle w:val="Sectionheading"/>
         <w:jc w:val="left"/>
         <w:rPr>
+          <w:sz w:val="24"/>
+          <w:szCs w:val="20"/>
+          <w:lang w:val="en-US"/>
+        </w:rPr>
+      </w:pPr>
+      <w:r>
+        <w:rPr>
+          <w:sz w:val="24"/>
+          <w:szCs w:val="20"/>
+          <w:lang w:val="en-US"/>
+        </w:rPr>
+        <w:t>Table IV</w:t>
+      </w:r>
+    </w:p>
+    <w:p>
+      <w:pPr>
+        <w:pStyle w:val="Sectionheading"/>
+        <w:jc w:val="left"/>
+        <w:rPr>
           <w:b w:val="0"/>
           <w:bCs w:val="0"/>
           <w:i/>
@@ -3611,6 +4727,2953 @@
           <w:lang w:val="en-US"/>
         </w:rPr>
       </w:pPr>
+      <w:r>
+        <w:rPr>
+          <w:b w:val="0"/>
+          <w:bCs w:val="0"/>
+          <w:i/>
+          <w:iCs/>
+          <w:sz w:val="24"/>
+          <w:szCs w:val="20"/>
+          <w:lang w:val="en-US"/>
+        </w:rPr>
+        <w:t xml:space="preserve">Frequentist results from supplementary analysis of the </w:t>
+      </w:r>
+      <w:r>
+        <w:rPr>
+          <w:b w:val="0"/>
+          <w:bCs w:val="0"/>
+          <w:i/>
+          <w:iCs/>
+          <w:sz w:val="24"/>
+          <w:szCs w:val="20"/>
+          <w:lang w:val="en-US"/>
+        </w:rPr>
+        <w:t xml:space="preserve">reversal </w:t>
+      </w:r>
+      <w:r>
+        <w:rPr>
+          <w:b w:val="0"/>
+          <w:bCs w:val="0"/>
+          <w:i/>
+          <w:iCs/>
+          <w:sz w:val="24"/>
+          <w:szCs w:val="20"/>
+          <w:lang w:val="en-US"/>
+        </w:rPr>
+        <w:t xml:space="preserve">acquisition phase </w:t>
+      </w:r>
+    </w:p>
+    <w:tbl>
+      <w:tblPr>
+        <w:tblStyle w:val="TableGrid"/>
+        <w:tblW w:w="9693" w:type="dxa"/>
+        <w:tblBorders>
+          <w:top w:val="none" w:sz="0" w:space="0" w:color="auto"/>
+          <w:left w:val="none" w:sz="0" w:space="0" w:color="auto"/>
+          <w:bottom w:val="none" w:sz="0" w:space="0" w:color="auto"/>
+          <w:right w:val="none" w:sz="0" w:space="0" w:color="auto"/>
+          <w:insideH w:val="none" w:sz="0" w:space="0" w:color="auto"/>
+          <w:insideV w:val="none" w:sz="0" w:space="0" w:color="auto"/>
+        </w:tblBorders>
+        <w:tblLook w:val="04A0" w:firstRow="1" w:lastRow="0" w:firstColumn="1" w:lastColumn="0" w:noHBand="0" w:noVBand="1"/>
+      </w:tblPr>
+      <w:tblGrid>
+        <w:gridCol w:w="3345"/>
+        <w:gridCol w:w="1587"/>
+        <w:gridCol w:w="1587"/>
+        <w:gridCol w:w="1587"/>
+        <w:gridCol w:w="1587"/>
+      </w:tblGrid>
+      <w:tr>
+        <w:tc>
+          <w:tcPr>
+            <w:tcW w:w="3345" w:type="dxa"/>
+            <w:tcBorders>
+              <w:top w:val="single" w:sz="12" w:space="0" w:color="auto"/>
+              <w:bottom w:val="single" w:sz="12" w:space="0" w:color="auto"/>
+            </w:tcBorders>
+          </w:tcPr>
+          <w:p>
+            <w:pPr>
+              <w:pStyle w:val="Sectionheading"/>
+              <w:jc w:val="left"/>
+              <w:rPr>
+                <w:b w:val="0"/>
+                <w:bCs w:val="0"/>
+                <w:i/>
+                <w:iCs/>
+                <w:sz w:val="24"/>
+                <w:szCs w:val="20"/>
+                <w:lang w:val="en-US"/>
+              </w:rPr>
+            </w:pPr>
+          </w:p>
+        </w:tc>
+        <w:tc>
+          <w:tcPr>
+            <w:tcW w:w="1587" w:type="dxa"/>
+            <w:tcBorders>
+              <w:top w:val="single" w:sz="12" w:space="0" w:color="auto"/>
+              <w:bottom w:val="single" w:sz="12" w:space="0" w:color="auto"/>
+            </w:tcBorders>
+            <w:vAlign w:val="center"/>
+          </w:tcPr>
+          <w:p>
+            <w:pPr>
+              <w:pStyle w:val="Sectionheading"/>
+              <w:rPr>
+                <w:b w:val="0"/>
+                <w:bCs w:val="0"/>
+                <w:i/>
+                <w:iCs/>
+                <w:sz w:val="24"/>
+                <w:szCs w:val="20"/>
+                <w:lang w:val="en-US"/>
+              </w:rPr>
+            </w:pPr>
+            <w:r>
+              <w:rPr>
+                <w:b w:val="0"/>
+                <w:bCs w:val="0"/>
+                <w:i/>
+                <w:iCs/>
+                <w:sz w:val="24"/>
+                <w:szCs w:val="20"/>
+                <w:lang w:val="en-US"/>
+              </w:rPr>
+              <w:t>t</w:t>
+            </w:r>
+          </w:p>
+        </w:tc>
+        <w:tc>
+          <w:tcPr>
+            <w:tcW w:w="1587" w:type="dxa"/>
+            <w:tcBorders>
+              <w:top w:val="single" w:sz="12" w:space="0" w:color="auto"/>
+              <w:bottom w:val="single" w:sz="12" w:space="0" w:color="auto"/>
+            </w:tcBorders>
+            <w:vAlign w:val="center"/>
+          </w:tcPr>
+          <w:p>
+            <w:pPr>
+              <w:pStyle w:val="Sectionheading"/>
+              <w:rPr>
+                <w:b w:val="0"/>
+                <w:bCs w:val="0"/>
+                <w:sz w:val="24"/>
+                <w:szCs w:val="20"/>
+                <w:lang w:val="en-US"/>
+              </w:rPr>
+            </w:pPr>
+            <w:r>
+              <w:rPr>
+                <w:b w:val="0"/>
+                <w:bCs w:val="0"/>
+                <w:sz w:val="24"/>
+                <w:szCs w:val="20"/>
+                <w:lang w:val="en-US"/>
+              </w:rPr>
+              <w:t>df</w:t>
+            </w:r>
+          </w:p>
+        </w:tc>
+        <w:tc>
+          <w:tcPr>
+            <w:tcW w:w="1587" w:type="dxa"/>
+            <w:tcBorders>
+              <w:top w:val="single" w:sz="12" w:space="0" w:color="auto"/>
+              <w:bottom w:val="single" w:sz="12" w:space="0" w:color="auto"/>
+            </w:tcBorders>
+            <w:vAlign w:val="center"/>
+          </w:tcPr>
+          <w:p>
+            <w:pPr>
+              <w:pStyle w:val="Sectionheading"/>
+              <w:rPr>
+                <w:b w:val="0"/>
+                <w:bCs w:val="0"/>
+                <w:i/>
+                <w:iCs/>
+                <w:sz w:val="24"/>
+                <w:szCs w:val="20"/>
+                <w:lang w:val="en-US"/>
+              </w:rPr>
+            </w:pPr>
+            <w:r>
+              <w:rPr>
+                <w:b w:val="0"/>
+                <w:bCs w:val="0"/>
+                <w:i/>
+                <w:iCs/>
+                <w:sz w:val="24"/>
+                <w:szCs w:val="20"/>
+                <w:lang w:val="en-US"/>
+              </w:rPr>
+              <w:t>p</w:t>
+            </w:r>
+          </w:p>
+        </w:tc>
+        <w:tc>
+          <w:tcPr>
+            <w:tcW w:w="1587" w:type="dxa"/>
+            <w:tcBorders>
+              <w:top w:val="single" w:sz="12" w:space="0" w:color="auto"/>
+              <w:bottom w:val="single" w:sz="12" w:space="0" w:color="auto"/>
+            </w:tcBorders>
+            <w:vAlign w:val="center"/>
+          </w:tcPr>
+          <w:p>
+            <w:pPr>
+              <w:pStyle w:val="Sectionheading"/>
+              <w:rPr>
+                <w:b w:val="0"/>
+                <w:bCs w:val="0"/>
+                <w:i/>
+                <w:iCs/>
+                <w:sz w:val="24"/>
+                <w:szCs w:val="20"/>
+                <w:vertAlign w:val="superscript"/>
+                <w:lang w:val="en-US"/>
+              </w:rPr>
+            </w:pPr>
+            <w:r>
+              <w:rPr>
+                <w:b w:val="0"/>
+                <w:bCs w:val="0"/>
+                <w:i/>
+                <w:iCs/>
+                <w:sz w:val="24"/>
+                <w:szCs w:val="20"/>
+                <w:lang w:val="en-US"/>
+              </w:rPr>
+              <w:t>R</w:t>
+            </w:r>
+            <w:r>
+              <w:rPr>
+                <w:b w:val="0"/>
+                <w:bCs w:val="0"/>
+                <w:i/>
+                <w:iCs/>
+                <w:sz w:val="24"/>
+                <w:szCs w:val="20"/>
+                <w:vertAlign w:val="superscript"/>
+                <w:lang w:val="en-US"/>
+              </w:rPr>
+              <w:t>2</w:t>
+            </w:r>
+          </w:p>
+        </w:tc>
+      </w:tr>
+      <w:tr>
+        <w:tc>
+          <w:tcPr>
+            <w:tcW w:w="3345" w:type="dxa"/>
+            <w:tcBorders>
+              <w:top w:val="single" w:sz="12" w:space="0" w:color="auto"/>
+            </w:tcBorders>
+            <w:vAlign w:val="center"/>
+          </w:tcPr>
+          <w:p>
+            <w:pPr>
+              <w:pStyle w:val="Sectionheading"/>
+              <w:jc w:val="left"/>
+              <w:rPr>
+                <w:b w:val="0"/>
+                <w:bCs w:val="0"/>
+                <w:i/>
+                <w:iCs/>
+                <w:sz w:val="24"/>
+                <w:szCs w:val="20"/>
+                <w:lang w:val="en-US"/>
+              </w:rPr>
+            </w:pPr>
+            <w:r>
+              <w:rPr>
+                <w:b w:val="0"/>
+                <w:bCs w:val="0"/>
+                <w:i/>
+                <w:iCs/>
+                <w:sz w:val="24"/>
+                <w:szCs w:val="20"/>
+                <w:lang w:val="en-US"/>
+              </w:rPr>
+              <w:t>Day</w:t>
+            </w:r>
+          </w:p>
+        </w:tc>
+        <w:tc>
+          <w:tcPr>
+            <w:tcW w:w="1587" w:type="dxa"/>
+            <w:tcBorders>
+              <w:top w:val="single" w:sz="12" w:space="0" w:color="auto"/>
+            </w:tcBorders>
+            <w:vAlign w:val="center"/>
+          </w:tcPr>
+          <w:p>
+            <w:pPr>
+              <w:pStyle w:val="Sectionheading"/>
+              <w:rPr>
+                <w:b w:val="0"/>
+                <w:bCs w:val="0"/>
+                <w:sz w:val="24"/>
+                <w:szCs w:val="20"/>
+                <w:lang w:val="en-US"/>
+              </w:rPr>
+            </w:pPr>
+            <w:r>
+              <w:rPr>
+                <w:b w:val="0"/>
+                <w:bCs w:val="0"/>
+                <w:sz w:val="24"/>
+                <w:szCs w:val="20"/>
+                <w:lang w:val="en-US"/>
+              </w:rPr>
+              <w:t>-4.</w:t>
+            </w:r>
+            <w:r>
+              <w:rPr>
+                <w:b w:val="0"/>
+                <w:bCs w:val="0"/>
+                <w:sz w:val="24"/>
+                <w:szCs w:val="20"/>
+                <w:lang w:val="en-US"/>
+              </w:rPr>
+              <w:t>98</w:t>
+            </w:r>
+          </w:p>
+        </w:tc>
+        <w:tc>
+          <w:tcPr>
+            <w:tcW w:w="1587" w:type="dxa"/>
+            <w:tcBorders>
+              <w:top w:val="single" w:sz="12" w:space="0" w:color="auto"/>
+            </w:tcBorders>
+            <w:vAlign w:val="center"/>
+          </w:tcPr>
+          <w:p>
+            <w:pPr>
+              <w:pStyle w:val="Sectionheading"/>
+              <w:rPr>
+                <w:b w:val="0"/>
+                <w:bCs w:val="0"/>
+                <w:sz w:val="24"/>
+                <w:szCs w:val="20"/>
+                <w:lang w:val="en-US"/>
+              </w:rPr>
+            </w:pPr>
+            <w:r>
+              <w:rPr>
+                <w:b w:val="0"/>
+                <w:bCs w:val="0"/>
+                <w:sz w:val="24"/>
+                <w:szCs w:val="20"/>
+                <w:lang w:val="en-US"/>
+              </w:rPr>
+              <w:t>623</w:t>
+            </w:r>
+          </w:p>
+        </w:tc>
+        <w:tc>
+          <w:tcPr>
+            <w:tcW w:w="1587" w:type="dxa"/>
+            <w:tcBorders>
+              <w:top w:val="single" w:sz="12" w:space="0" w:color="auto"/>
+            </w:tcBorders>
+            <w:vAlign w:val="center"/>
+          </w:tcPr>
+          <w:p>
+            <w:pPr>
+              <w:pStyle w:val="Sectionheading"/>
+              <w:rPr>
+                <w:b w:val="0"/>
+                <w:bCs w:val="0"/>
+                <w:sz w:val="24"/>
+                <w:szCs w:val="20"/>
+                <w:lang w:val="en-US"/>
+              </w:rPr>
+            </w:pPr>
+            <w:r>
+              <w:rPr>
+                <w:b w:val="0"/>
+                <w:bCs w:val="0"/>
+                <w:sz w:val="24"/>
+                <w:szCs w:val="20"/>
+                <w:lang w:val="en-US"/>
+              </w:rPr>
+              <w:t>&lt;0.001</w:t>
+            </w:r>
+            <w:r>
+              <w:rPr>
+                <w:b w:val="0"/>
+                <w:bCs w:val="0"/>
+                <w:sz w:val="24"/>
+                <w:szCs w:val="20"/>
+                <w:lang w:val="en-US"/>
+              </w:rPr>
+              <w:t>***</w:t>
+            </w:r>
+          </w:p>
+        </w:tc>
+        <w:tc>
+          <w:tcPr>
+            <w:tcW w:w="1587" w:type="dxa"/>
+            <w:tcBorders>
+              <w:top w:val="single" w:sz="12" w:space="0" w:color="auto"/>
+            </w:tcBorders>
+            <w:vAlign w:val="center"/>
+          </w:tcPr>
+          <w:p>
+            <w:pPr>
+              <w:pStyle w:val="Sectionheading"/>
+              <w:rPr>
+                <w:b w:val="0"/>
+                <w:bCs w:val="0"/>
+                <w:sz w:val="24"/>
+                <w:szCs w:val="20"/>
+                <w:lang w:val="en-US"/>
+              </w:rPr>
+            </w:pPr>
+            <w:r>
+              <w:rPr>
+                <w:b w:val="0"/>
+                <w:bCs w:val="0"/>
+                <w:sz w:val="24"/>
+                <w:szCs w:val="20"/>
+                <w:lang w:val="en-US"/>
+              </w:rPr>
+              <w:t>0.0</w:t>
+            </w:r>
+            <w:r>
+              <w:rPr>
+                <w:b w:val="0"/>
+                <w:bCs w:val="0"/>
+                <w:sz w:val="24"/>
+                <w:szCs w:val="20"/>
+                <w:lang w:val="en-US"/>
+              </w:rPr>
+              <w:t>3</w:t>
+            </w:r>
+          </w:p>
+        </w:tc>
+      </w:tr>
+      <w:tr>
+        <w:tc>
+          <w:tcPr>
+            <w:tcW w:w="3345" w:type="dxa"/>
+            <w:vAlign w:val="center"/>
+          </w:tcPr>
+          <w:p>
+            <w:pPr>
+              <w:pStyle w:val="Sectionheading"/>
+              <w:jc w:val="left"/>
+              <w:rPr>
+                <w:b w:val="0"/>
+                <w:bCs w:val="0"/>
+                <w:i/>
+                <w:iCs/>
+                <w:sz w:val="24"/>
+                <w:szCs w:val="20"/>
+                <w:lang w:val="en-US"/>
+              </w:rPr>
+            </w:pPr>
+            <w:r>
+              <w:rPr>
+                <w:b w:val="0"/>
+                <w:bCs w:val="0"/>
+                <w:i/>
+                <w:iCs/>
+                <w:sz w:val="24"/>
+                <w:szCs w:val="20"/>
+                <w:lang w:val="en-US"/>
+              </w:rPr>
+              <w:t>Environment</w:t>
+            </w:r>
+          </w:p>
+        </w:tc>
+        <w:tc>
+          <w:tcPr>
+            <w:tcW w:w="1587" w:type="dxa"/>
+            <w:vAlign w:val="center"/>
+          </w:tcPr>
+          <w:p>
+            <w:pPr>
+              <w:pStyle w:val="Sectionheading"/>
+              <w:rPr>
+                <w:b w:val="0"/>
+                <w:bCs w:val="0"/>
+                <w:sz w:val="24"/>
+                <w:szCs w:val="20"/>
+                <w:lang w:val="en-US"/>
+              </w:rPr>
+            </w:pPr>
+            <w:r>
+              <w:rPr>
+                <w:b w:val="0"/>
+                <w:bCs w:val="0"/>
+                <w:sz w:val="24"/>
+                <w:szCs w:val="20"/>
+                <w:lang w:val="en-US"/>
+              </w:rPr>
+              <w:t>0.98</w:t>
+            </w:r>
+          </w:p>
+        </w:tc>
+        <w:tc>
+          <w:tcPr>
+            <w:tcW w:w="1587" w:type="dxa"/>
+            <w:vAlign w:val="center"/>
+          </w:tcPr>
+          <w:p>
+            <w:pPr>
+              <w:pStyle w:val="Sectionheading"/>
+              <w:rPr>
+                <w:b w:val="0"/>
+                <w:bCs w:val="0"/>
+                <w:sz w:val="24"/>
+                <w:szCs w:val="20"/>
+                <w:lang w:val="en-US"/>
+              </w:rPr>
+            </w:pPr>
+            <w:r>
+              <w:rPr>
+                <w:b w:val="0"/>
+                <w:bCs w:val="0"/>
+                <w:sz w:val="24"/>
+                <w:szCs w:val="20"/>
+                <w:lang w:val="en-US"/>
+              </w:rPr>
+              <w:t>652</w:t>
+            </w:r>
+          </w:p>
+        </w:tc>
+        <w:tc>
+          <w:tcPr>
+            <w:tcW w:w="1587" w:type="dxa"/>
+            <w:vAlign w:val="center"/>
+          </w:tcPr>
+          <w:p>
+            <w:pPr>
+              <w:pStyle w:val="Sectionheading"/>
+              <w:rPr>
+                <w:b w:val="0"/>
+                <w:bCs w:val="0"/>
+                <w:sz w:val="24"/>
+                <w:szCs w:val="20"/>
+                <w:lang w:val="en-US"/>
+              </w:rPr>
+            </w:pPr>
+            <w:r>
+              <w:rPr>
+                <w:b w:val="0"/>
+                <w:bCs w:val="0"/>
+                <w:sz w:val="24"/>
+                <w:szCs w:val="20"/>
+                <w:lang w:val="en-US"/>
+              </w:rPr>
+              <w:t>0.</w:t>
+            </w:r>
+            <w:r>
+              <w:rPr>
+                <w:b w:val="0"/>
+                <w:bCs w:val="0"/>
+                <w:sz w:val="24"/>
+                <w:szCs w:val="20"/>
+                <w:lang w:val="en-US"/>
+              </w:rPr>
+              <w:t>33</w:t>
+            </w:r>
+          </w:p>
+        </w:tc>
+        <w:tc>
+          <w:tcPr>
+            <w:tcW w:w="1587" w:type="dxa"/>
+            <w:vAlign w:val="center"/>
+          </w:tcPr>
+          <w:p>
+            <w:pPr>
+              <w:pStyle w:val="Sectionheading"/>
+              <w:rPr>
+                <w:b w:val="0"/>
+                <w:bCs w:val="0"/>
+                <w:sz w:val="24"/>
+                <w:szCs w:val="20"/>
+                <w:lang w:val="en-US"/>
+              </w:rPr>
+            </w:pPr>
+            <w:r>
+              <w:rPr>
+                <w:b w:val="0"/>
+                <w:bCs w:val="0"/>
+                <w:sz w:val="24"/>
+                <w:szCs w:val="20"/>
+                <w:lang w:val="en-US"/>
+              </w:rPr>
+              <w:t>0.00</w:t>
+            </w:r>
+            <w:r>
+              <w:rPr>
+                <w:b w:val="0"/>
+                <w:bCs w:val="0"/>
+                <w:sz w:val="24"/>
+                <w:szCs w:val="20"/>
+                <w:lang w:val="en-US"/>
+              </w:rPr>
+              <w:t>1</w:t>
+            </w:r>
+          </w:p>
+        </w:tc>
+      </w:tr>
+      <w:tr>
+        <w:tc>
+          <w:tcPr>
+            <w:tcW w:w="3345" w:type="dxa"/>
+            <w:vAlign w:val="center"/>
+          </w:tcPr>
+          <w:p>
+            <w:pPr>
+              <w:pStyle w:val="Sectionheading"/>
+              <w:jc w:val="left"/>
+              <w:rPr>
+                <w:b w:val="0"/>
+                <w:bCs w:val="0"/>
+                <w:i/>
+                <w:iCs/>
+                <w:sz w:val="24"/>
+                <w:szCs w:val="20"/>
+                <w:lang w:val="en-US"/>
+              </w:rPr>
+            </w:pPr>
+            <w:r>
+              <w:rPr>
+                <w:b w:val="0"/>
+                <w:bCs w:val="0"/>
+                <w:i/>
+                <w:iCs/>
+                <w:sz w:val="24"/>
+                <w:szCs w:val="20"/>
+                <w:lang w:val="en-US"/>
+              </w:rPr>
+              <w:t>Treatment</w:t>
+            </w:r>
+          </w:p>
+        </w:tc>
+        <w:tc>
+          <w:tcPr>
+            <w:tcW w:w="1587" w:type="dxa"/>
+            <w:vAlign w:val="center"/>
+          </w:tcPr>
+          <w:p>
+            <w:pPr>
+              <w:pStyle w:val="Sectionheading"/>
+              <w:rPr>
+                <w:b w:val="0"/>
+                <w:bCs w:val="0"/>
+                <w:sz w:val="24"/>
+                <w:szCs w:val="20"/>
+                <w:lang w:val="en-US"/>
+              </w:rPr>
+            </w:pPr>
+            <w:r>
+              <w:rPr>
+                <w:b w:val="0"/>
+                <w:bCs w:val="0"/>
+                <w:sz w:val="24"/>
+                <w:szCs w:val="20"/>
+                <w:lang w:val="en-US"/>
+              </w:rPr>
+              <w:t>0.62</w:t>
+            </w:r>
+          </w:p>
+        </w:tc>
+        <w:tc>
+          <w:tcPr>
+            <w:tcW w:w="1587" w:type="dxa"/>
+            <w:vAlign w:val="center"/>
+          </w:tcPr>
+          <w:p>
+            <w:pPr>
+              <w:pStyle w:val="Sectionheading"/>
+              <w:rPr>
+                <w:b w:val="0"/>
+                <w:bCs w:val="0"/>
+                <w:sz w:val="24"/>
+                <w:szCs w:val="20"/>
+                <w:lang w:val="en-US"/>
+              </w:rPr>
+            </w:pPr>
+            <w:r>
+              <w:rPr>
+                <w:b w:val="0"/>
+                <w:bCs w:val="0"/>
+                <w:sz w:val="24"/>
+                <w:szCs w:val="20"/>
+                <w:lang w:val="en-US"/>
+              </w:rPr>
+              <w:t>652</w:t>
+            </w:r>
+          </w:p>
+        </w:tc>
+        <w:tc>
+          <w:tcPr>
+            <w:tcW w:w="1587" w:type="dxa"/>
+            <w:vAlign w:val="center"/>
+          </w:tcPr>
+          <w:p>
+            <w:pPr>
+              <w:pStyle w:val="Sectionheading"/>
+              <w:rPr>
+                <w:b w:val="0"/>
+                <w:bCs w:val="0"/>
+                <w:sz w:val="24"/>
+                <w:szCs w:val="20"/>
+                <w:lang w:val="en-US"/>
+              </w:rPr>
+            </w:pPr>
+            <w:r>
+              <w:rPr>
+                <w:b w:val="0"/>
+                <w:bCs w:val="0"/>
+                <w:sz w:val="24"/>
+                <w:szCs w:val="20"/>
+                <w:lang w:val="en-US"/>
+              </w:rPr>
+              <w:t>0</w:t>
+            </w:r>
+            <w:r>
+              <w:rPr>
+                <w:b w:val="0"/>
+                <w:bCs w:val="0"/>
+                <w:sz w:val="24"/>
+                <w:szCs w:val="20"/>
+                <w:lang w:val="en-US"/>
+              </w:rPr>
+              <w:t>.54</w:t>
+            </w:r>
+          </w:p>
+        </w:tc>
+        <w:tc>
+          <w:tcPr>
+            <w:tcW w:w="1587" w:type="dxa"/>
+            <w:vAlign w:val="center"/>
+          </w:tcPr>
+          <w:p>
+            <w:pPr>
+              <w:pStyle w:val="Sectionheading"/>
+              <w:rPr>
+                <w:b w:val="0"/>
+                <w:bCs w:val="0"/>
+                <w:sz w:val="24"/>
+                <w:szCs w:val="20"/>
+                <w:lang w:val="en-US"/>
+              </w:rPr>
+            </w:pPr>
+            <w:r>
+              <w:rPr>
+                <w:b w:val="0"/>
+                <w:bCs w:val="0"/>
+                <w:sz w:val="24"/>
+                <w:szCs w:val="20"/>
+                <w:lang w:val="en-US"/>
+              </w:rPr>
+              <w:t>0.00</w:t>
+            </w:r>
+            <w:r>
+              <w:rPr>
+                <w:b w:val="0"/>
+                <w:bCs w:val="0"/>
+                <w:sz w:val="24"/>
+                <w:szCs w:val="20"/>
+                <w:lang w:val="en-US"/>
+              </w:rPr>
+              <w:t>1</w:t>
+            </w:r>
+          </w:p>
+        </w:tc>
+      </w:tr>
+      <w:tr>
+        <w:tc>
+          <w:tcPr>
+            <w:tcW w:w="3345" w:type="dxa"/>
+            <w:vAlign w:val="center"/>
+          </w:tcPr>
+          <w:p>
+            <w:pPr>
+              <w:pStyle w:val="Sectionheading"/>
+              <w:jc w:val="left"/>
+              <w:rPr>
+                <w:b w:val="0"/>
+                <w:bCs w:val="0"/>
+                <w:i/>
+                <w:iCs/>
+                <w:sz w:val="24"/>
+                <w:szCs w:val="20"/>
+                <w:lang w:val="en-US"/>
+              </w:rPr>
+            </w:pPr>
+            <w:r>
+              <w:rPr>
+                <w:b w:val="0"/>
+                <w:bCs w:val="0"/>
+                <w:i/>
+                <w:iCs/>
+                <w:sz w:val="24"/>
+                <w:szCs w:val="20"/>
+                <w:lang w:val="en-US"/>
+              </w:rPr>
+              <w:t>Day x Environment</w:t>
+            </w:r>
+          </w:p>
+        </w:tc>
+        <w:tc>
+          <w:tcPr>
+            <w:tcW w:w="1587" w:type="dxa"/>
+            <w:vAlign w:val="center"/>
+          </w:tcPr>
+          <w:p>
+            <w:pPr>
+              <w:pStyle w:val="Sectionheading"/>
+              <w:rPr>
+                <w:b w:val="0"/>
+                <w:bCs w:val="0"/>
+                <w:sz w:val="24"/>
+                <w:szCs w:val="20"/>
+                <w:lang w:val="en-US"/>
+              </w:rPr>
+            </w:pPr>
+            <w:r>
+              <w:rPr>
+                <w:b w:val="0"/>
+                <w:bCs w:val="0"/>
+                <w:sz w:val="24"/>
+                <w:szCs w:val="20"/>
+                <w:lang w:val="en-US"/>
+              </w:rPr>
+              <w:t>-1.20</w:t>
+            </w:r>
+          </w:p>
+        </w:tc>
+        <w:tc>
+          <w:tcPr>
+            <w:tcW w:w="1587" w:type="dxa"/>
+            <w:vAlign w:val="center"/>
+          </w:tcPr>
+          <w:p>
+            <w:pPr>
+              <w:pStyle w:val="Sectionheading"/>
+              <w:rPr>
+                <w:b w:val="0"/>
+                <w:bCs w:val="0"/>
+                <w:sz w:val="24"/>
+                <w:szCs w:val="20"/>
+                <w:lang w:val="en-US"/>
+              </w:rPr>
+            </w:pPr>
+            <w:r>
+              <w:rPr>
+                <w:b w:val="0"/>
+                <w:bCs w:val="0"/>
+                <w:sz w:val="24"/>
+                <w:szCs w:val="20"/>
+                <w:lang w:val="en-US"/>
+              </w:rPr>
+              <w:t>623</w:t>
+            </w:r>
+          </w:p>
+        </w:tc>
+        <w:tc>
+          <w:tcPr>
+            <w:tcW w:w="1587" w:type="dxa"/>
+            <w:vAlign w:val="center"/>
+          </w:tcPr>
+          <w:p>
+            <w:pPr>
+              <w:pStyle w:val="Sectionheading"/>
+              <w:rPr>
+                <w:b w:val="0"/>
+                <w:bCs w:val="0"/>
+                <w:sz w:val="24"/>
+                <w:szCs w:val="20"/>
+                <w:lang w:val="en-US"/>
+              </w:rPr>
+            </w:pPr>
+            <w:r>
+              <w:rPr>
+                <w:b w:val="0"/>
+                <w:bCs w:val="0"/>
+                <w:sz w:val="24"/>
+                <w:szCs w:val="20"/>
+                <w:lang w:val="en-US"/>
+              </w:rPr>
+              <w:t>0.23</w:t>
+            </w:r>
+          </w:p>
+        </w:tc>
+        <w:tc>
+          <w:tcPr>
+            <w:tcW w:w="1587" w:type="dxa"/>
+            <w:vAlign w:val="center"/>
+          </w:tcPr>
+          <w:p>
+            <w:pPr>
+              <w:pStyle w:val="Sectionheading"/>
+              <w:rPr>
+                <w:b w:val="0"/>
+                <w:bCs w:val="0"/>
+                <w:sz w:val="24"/>
+                <w:szCs w:val="20"/>
+                <w:lang w:val="en-US"/>
+              </w:rPr>
+            </w:pPr>
+            <w:r>
+              <w:rPr>
+                <w:b w:val="0"/>
+                <w:bCs w:val="0"/>
+                <w:sz w:val="24"/>
+                <w:szCs w:val="20"/>
+                <w:lang w:val="en-US"/>
+              </w:rPr>
+              <w:t>0.00</w:t>
+            </w:r>
+            <w:r>
+              <w:rPr>
+                <w:b w:val="0"/>
+                <w:bCs w:val="0"/>
+                <w:sz w:val="24"/>
+                <w:szCs w:val="20"/>
+                <w:lang w:val="en-US"/>
+              </w:rPr>
+              <w:t>2</w:t>
+            </w:r>
+          </w:p>
+        </w:tc>
+      </w:tr>
+      <w:tr>
+        <w:tc>
+          <w:tcPr>
+            <w:tcW w:w="3345" w:type="dxa"/>
+            <w:vAlign w:val="center"/>
+          </w:tcPr>
+          <w:p>
+            <w:pPr>
+              <w:pStyle w:val="Sectionheading"/>
+              <w:jc w:val="left"/>
+              <w:rPr>
+                <w:b w:val="0"/>
+                <w:bCs w:val="0"/>
+                <w:i/>
+                <w:iCs/>
+                <w:sz w:val="24"/>
+                <w:szCs w:val="20"/>
+                <w:lang w:val="en-US"/>
+              </w:rPr>
+            </w:pPr>
+            <w:r>
+              <w:rPr>
+                <w:b w:val="0"/>
+                <w:bCs w:val="0"/>
+                <w:i/>
+                <w:iCs/>
+                <w:sz w:val="24"/>
+                <w:szCs w:val="20"/>
+                <w:lang w:val="en-US"/>
+              </w:rPr>
+              <w:t>Day x Treatment</w:t>
+            </w:r>
+          </w:p>
+        </w:tc>
+        <w:tc>
+          <w:tcPr>
+            <w:tcW w:w="1587" w:type="dxa"/>
+            <w:vAlign w:val="center"/>
+          </w:tcPr>
+          <w:p>
+            <w:pPr>
+              <w:pStyle w:val="Sectionheading"/>
+              <w:rPr>
+                <w:b w:val="0"/>
+                <w:bCs w:val="0"/>
+                <w:sz w:val="24"/>
+                <w:szCs w:val="20"/>
+                <w:lang w:val="en-US"/>
+              </w:rPr>
+            </w:pPr>
+            <w:r>
+              <w:rPr>
+                <w:b w:val="0"/>
+                <w:bCs w:val="0"/>
+                <w:sz w:val="24"/>
+                <w:szCs w:val="20"/>
+                <w:lang w:val="en-US"/>
+              </w:rPr>
+              <w:t>-0.20</w:t>
+            </w:r>
+          </w:p>
+        </w:tc>
+        <w:tc>
+          <w:tcPr>
+            <w:tcW w:w="1587" w:type="dxa"/>
+            <w:vAlign w:val="center"/>
+          </w:tcPr>
+          <w:p>
+            <w:pPr>
+              <w:pStyle w:val="Sectionheading"/>
+              <w:rPr>
+                <w:b w:val="0"/>
+                <w:bCs w:val="0"/>
+                <w:sz w:val="24"/>
+                <w:szCs w:val="20"/>
+                <w:lang w:val="en-US"/>
+              </w:rPr>
+            </w:pPr>
+            <w:r>
+              <w:rPr>
+                <w:b w:val="0"/>
+                <w:bCs w:val="0"/>
+                <w:sz w:val="24"/>
+                <w:szCs w:val="20"/>
+                <w:lang w:val="en-US"/>
+              </w:rPr>
+              <w:t>623</w:t>
+            </w:r>
+          </w:p>
+        </w:tc>
+        <w:tc>
+          <w:tcPr>
+            <w:tcW w:w="1587" w:type="dxa"/>
+            <w:vAlign w:val="center"/>
+          </w:tcPr>
+          <w:p>
+            <w:pPr>
+              <w:pStyle w:val="Sectionheading"/>
+              <w:rPr>
+                <w:b w:val="0"/>
+                <w:bCs w:val="0"/>
+                <w:sz w:val="24"/>
+                <w:szCs w:val="20"/>
+                <w:lang w:val="en-US"/>
+              </w:rPr>
+            </w:pPr>
+            <w:r>
+              <w:rPr>
+                <w:b w:val="0"/>
+                <w:bCs w:val="0"/>
+                <w:sz w:val="24"/>
+                <w:szCs w:val="20"/>
+                <w:lang w:val="en-US"/>
+              </w:rPr>
+              <w:t>0.</w:t>
+            </w:r>
+            <w:r>
+              <w:rPr>
+                <w:b w:val="0"/>
+                <w:bCs w:val="0"/>
+                <w:sz w:val="24"/>
+                <w:szCs w:val="20"/>
+                <w:lang w:val="en-US"/>
+              </w:rPr>
+              <w:t>84</w:t>
+            </w:r>
+          </w:p>
+        </w:tc>
+        <w:tc>
+          <w:tcPr>
+            <w:tcW w:w="1587" w:type="dxa"/>
+            <w:vAlign w:val="center"/>
+          </w:tcPr>
+          <w:p>
+            <w:pPr>
+              <w:pStyle w:val="Sectionheading"/>
+              <w:rPr>
+                <w:b w:val="0"/>
+                <w:bCs w:val="0"/>
+                <w:sz w:val="24"/>
+                <w:szCs w:val="20"/>
+                <w:lang w:val="en-US"/>
+              </w:rPr>
+            </w:pPr>
+            <w:r>
+              <w:rPr>
+                <w:b w:val="0"/>
+                <w:bCs w:val="0"/>
+                <w:sz w:val="24"/>
+                <w:szCs w:val="20"/>
+                <w:lang w:val="en-US"/>
+              </w:rPr>
+              <w:t>&lt;</w:t>
+            </w:r>
+            <w:r>
+              <w:rPr>
+                <w:b w:val="0"/>
+                <w:bCs w:val="0"/>
+                <w:sz w:val="24"/>
+                <w:szCs w:val="20"/>
+                <w:lang w:val="en-US"/>
+              </w:rPr>
+              <w:t>0.00</w:t>
+            </w:r>
+            <w:r>
+              <w:rPr>
+                <w:b w:val="0"/>
+                <w:bCs w:val="0"/>
+                <w:sz w:val="24"/>
+                <w:szCs w:val="20"/>
+                <w:lang w:val="en-US"/>
+              </w:rPr>
+              <w:t>1</w:t>
+            </w:r>
+          </w:p>
+        </w:tc>
+      </w:tr>
+      <w:tr>
+        <w:tc>
+          <w:tcPr>
+            <w:tcW w:w="3345" w:type="dxa"/>
+            <w:vAlign w:val="center"/>
+          </w:tcPr>
+          <w:p>
+            <w:pPr>
+              <w:pStyle w:val="Sectionheading"/>
+              <w:jc w:val="left"/>
+              <w:rPr>
+                <w:b w:val="0"/>
+                <w:bCs w:val="0"/>
+                <w:i/>
+                <w:iCs/>
+                <w:sz w:val="24"/>
+                <w:szCs w:val="20"/>
+                <w:lang w:val="en-US"/>
+              </w:rPr>
+            </w:pPr>
+            <w:r>
+              <w:rPr>
+                <w:b w:val="0"/>
+                <w:bCs w:val="0"/>
+                <w:i/>
+                <w:iCs/>
+                <w:sz w:val="24"/>
+                <w:szCs w:val="20"/>
+                <w:lang w:val="en-US"/>
+              </w:rPr>
+              <w:t>Environment x Treatment</w:t>
+            </w:r>
+          </w:p>
+        </w:tc>
+        <w:tc>
+          <w:tcPr>
+            <w:tcW w:w="1587" w:type="dxa"/>
+            <w:vAlign w:val="center"/>
+          </w:tcPr>
+          <w:p>
+            <w:pPr>
+              <w:pStyle w:val="Sectionheading"/>
+              <w:rPr>
+                <w:b w:val="0"/>
+                <w:bCs w:val="0"/>
+                <w:sz w:val="24"/>
+                <w:szCs w:val="20"/>
+                <w:lang w:val="en-US"/>
+              </w:rPr>
+            </w:pPr>
+            <w:r>
+              <w:rPr>
+                <w:b w:val="0"/>
+                <w:bCs w:val="0"/>
+                <w:sz w:val="24"/>
+                <w:szCs w:val="20"/>
+                <w:lang w:val="en-US"/>
+              </w:rPr>
+              <w:t>-1.07</w:t>
+            </w:r>
+          </w:p>
+        </w:tc>
+        <w:tc>
+          <w:tcPr>
+            <w:tcW w:w="1587" w:type="dxa"/>
+            <w:vAlign w:val="center"/>
+          </w:tcPr>
+          <w:p>
+            <w:pPr>
+              <w:pStyle w:val="Sectionheading"/>
+              <w:rPr>
+                <w:b w:val="0"/>
+                <w:bCs w:val="0"/>
+                <w:sz w:val="24"/>
+                <w:szCs w:val="20"/>
+                <w:lang w:val="en-US"/>
+              </w:rPr>
+            </w:pPr>
+            <w:r>
+              <w:rPr>
+                <w:b w:val="0"/>
+                <w:bCs w:val="0"/>
+                <w:sz w:val="24"/>
+                <w:szCs w:val="20"/>
+                <w:lang w:val="en-US"/>
+              </w:rPr>
+              <w:t>652</w:t>
+            </w:r>
+          </w:p>
+        </w:tc>
+        <w:tc>
+          <w:tcPr>
+            <w:tcW w:w="1587" w:type="dxa"/>
+            <w:vAlign w:val="center"/>
+          </w:tcPr>
+          <w:p>
+            <w:pPr>
+              <w:pStyle w:val="Sectionheading"/>
+              <w:rPr>
+                <w:b w:val="0"/>
+                <w:bCs w:val="0"/>
+                <w:sz w:val="24"/>
+                <w:szCs w:val="20"/>
+                <w:lang w:val="en-US"/>
+              </w:rPr>
+            </w:pPr>
+            <w:r>
+              <w:rPr>
+                <w:b w:val="0"/>
+                <w:bCs w:val="0"/>
+                <w:sz w:val="24"/>
+                <w:szCs w:val="20"/>
+                <w:lang w:val="en-US"/>
+              </w:rPr>
+              <w:t>0.</w:t>
+            </w:r>
+            <w:r>
+              <w:rPr>
+                <w:b w:val="0"/>
+                <w:bCs w:val="0"/>
+                <w:sz w:val="24"/>
+                <w:szCs w:val="20"/>
+                <w:lang w:val="en-US"/>
+              </w:rPr>
+              <w:t>29</w:t>
+            </w:r>
+          </w:p>
+        </w:tc>
+        <w:tc>
+          <w:tcPr>
+            <w:tcW w:w="1587" w:type="dxa"/>
+            <w:vAlign w:val="center"/>
+          </w:tcPr>
+          <w:p>
+            <w:pPr>
+              <w:pStyle w:val="Sectionheading"/>
+              <w:rPr>
+                <w:b w:val="0"/>
+                <w:bCs w:val="0"/>
+                <w:sz w:val="24"/>
+                <w:szCs w:val="20"/>
+                <w:lang w:val="en-US"/>
+              </w:rPr>
+            </w:pPr>
+            <w:r>
+              <w:rPr>
+                <w:b w:val="0"/>
+                <w:bCs w:val="0"/>
+                <w:sz w:val="24"/>
+                <w:szCs w:val="20"/>
+                <w:lang w:val="en-US"/>
+              </w:rPr>
+              <w:t>0.00</w:t>
+            </w:r>
+            <w:r>
+              <w:rPr>
+                <w:b w:val="0"/>
+                <w:bCs w:val="0"/>
+                <w:sz w:val="24"/>
+                <w:szCs w:val="20"/>
+                <w:lang w:val="en-US"/>
+              </w:rPr>
+              <w:t>2</w:t>
+            </w:r>
+          </w:p>
+        </w:tc>
+      </w:tr>
+      <w:tr>
+        <w:tc>
+          <w:tcPr>
+            <w:tcW w:w="3345" w:type="dxa"/>
+            <w:tcBorders>
+              <w:bottom w:val="single" w:sz="12" w:space="0" w:color="auto"/>
+            </w:tcBorders>
+            <w:vAlign w:val="center"/>
+          </w:tcPr>
+          <w:p>
+            <w:pPr>
+              <w:pStyle w:val="Sectionheading"/>
+              <w:jc w:val="left"/>
+              <w:rPr>
+                <w:b w:val="0"/>
+                <w:bCs w:val="0"/>
+                <w:i/>
+                <w:iCs/>
+                <w:sz w:val="24"/>
+                <w:szCs w:val="20"/>
+                <w:lang w:val="en-US"/>
+              </w:rPr>
+            </w:pPr>
+            <w:r>
+              <w:rPr>
+                <w:b w:val="0"/>
+                <w:bCs w:val="0"/>
+                <w:i/>
+                <w:iCs/>
+                <w:sz w:val="24"/>
+                <w:szCs w:val="20"/>
+                <w:lang w:val="en-US"/>
+              </w:rPr>
+              <w:t>Day x Treatment x environment</w:t>
+            </w:r>
+          </w:p>
+        </w:tc>
+        <w:tc>
+          <w:tcPr>
+            <w:tcW w:w="1587" w:type="dxa"/>
+            <w:tcBorders>
+              <w:bottom w:val="single" w:sz="12" w:space="0" w:color="auto"/>
+            </w:tcBorders>
+            <w:vAlign w:val="center"/>
+          </w:tcPr>
+          <w:p>
+            <w:pPr>
+              <w:pStyle w:val="Sectionheading"/>
+              <w:rPr>
+                <w:b w:val="0"/>
+                <w:bCs w:val="0"/>
+                <w:sz w:val="24"/>
+                <w:szCs w:val="20"/>
+                <w:lang w:val="en-US"/>
+              </w:rPr>
+            </w:pPr>
+            <w:r>
+              <w:rPr>
+                <w:b w:val="0"/>
+                <w:bCs w:val="0"/>
+                <w:sz w:val="24"/>
+                <w:szCs w:val="20"/>
+                <w:lang w:val="en-US"/>
+              </w:rPr>
+              <w:t>0.77</w:t>
+            </w:r>
+          </w:p>
+        </w:tc>
+        <w:tc>
+          <w:tcPr>
+            <w:tcW w:w="1587" w:type="dxa"/>
+            <w:tcBorders>
+              <w:bottom w:val="single" w:sz="12" w:space="0" w:color="auto"/>
+            </w:tcBorders>
+            <w:vAlign w:val="center"/>
+          </w:tcPr>
+          <w:p>
+            <w:pPr>
+              <w:pStyle w:val="Sectionheading"/>
+              <w:rPr>
+                <w:b w:val="0"/>
+                <w:bCs w:val="0"/>
+                <w:sz w:val="24"/>
+                <w:szCs w:val="20"/>
+                <w:lang w:val="en-US"/>
+              </w:rPr>
+            </w:pPr>
+            <w:r>
+              <w:rPr>
+                <w:b w:val="0"/>
+                <w:bCs w:val="0"/>
+                <w:sz w:val="24"/>
+                <w:szCs w:val="20"/>
+                <w:lang w:val="en-US"/>
+              </w:rPr>
+              <w:t>623</w:t>
+            </w:r>
+          </w:p>
+        </w:tc>
+        <w:tc>
+          <w:tcPr>
+            <w:tcW w:w="1587" w:type="dxa"/>
+            <w:tcBorders>
+              <w:bottom w:val="single" w:sz="12" w:space="0" w:color="auto"/>
+            </w:tcBorders>
+            <w:vAlign w:val="center"/>
+          </w:tcPr>
+          <w:p>
+            <w:pPr>
+              <w:pStyle w:val="Sectionheading"/>
+              <w:rPr>
+                <w:b w:val="0"/>
+                <w:bCs w:val="0"/>
+                <w:sz w:val="24"/>
+                <w:szCs w:val="20"/>
+                <w:lang w:val="en-US"/>
+              </w:rPr>
+            </w:pPr>
+            <w:r>
+              <w:rPr>
+                <w:b w:val="0"/>
+                <w:bCs w:val="0"/>
+                <w:sz w:val="24"/>
+                <w:szCs w:val="20"/>
+                <w:lang w:val="en-US"/>
+              </w:rPr>
+              <w:t>0.</w:t>
+            </w:r>
+            <w:r>
+              <w:rPr>
+                <w:b w:val="0"/>
+                <w:bCs w:val="0"/>
+                <w:sz w:val="24"/>
+                <w:szCs w:val="20"/>
+                <w:lang w:val="en-US"/>
+              </w:rPr>
+              <w:t>44</w:t>
+            </w:r>
+          </w:p>
+        </w:tc>
+        <w:tc>
+          <w:tcPr>
+            <w:tcW w:w="1587" w:type="dxa"/>
+            <w:tcBorders>
+              <w:bottom w:val="single" w:sz="12" w:space="0" w:color="auto"/>
+            </w:tcBorders>
+            <w:vAlign w:val="center"/>
+          </w:tcPr>
+          <w:p>
+            <w:pPr>
+              <w:pStyle w:val="Sectionheading"/>
+              <w:rPr>
+                <w:b w:val="0"/>
+                <w:bCs w:val="0"/>
+                <w:sz w:val="24"/>
+                <w:szCs w:val="20"/>
+                <w:lang w:val="en-US"/>
+              </w:rPr>
+            </w:pPr>
+            <w:r>
+              <w:rPr>
+                <w:b w:val="0"/>
+                <w:bCs w:val="0"/>
+                <w:sz w:val="24"/>
+                <w:szCs w:val="20"/>
+                <w:lang w:val="en-US"/>
+              </w:rPr>
+              <w:t>0.00</w:t>
+            </w:r>
+            <w:r>
+              <w:rPr>
+                <w:b w:val="0"/>
+                <w:bCs w:val="0"/>
+                <w:sz w:val="24"/>
+                <w:szCs w:val="20"/>
+                <w:lang w:val="en-US"/>
+              </w:rPr>
+              <w:t>1</w:t>
+            </w:r>
+          </w:p>
+        </w:tc>
+      </w:tr>
+    </w:tbl>
+    <w:p>
+      <w:pPr>
+        <w:pStyle w:val="Sectionheading"/>
+        <w:jc w:val="left"/>
+        <w:rPr>
+          <w:b w:val="0"/>
+          <w:bCs w:val="0"/>
+          <w:sz w:val="24"/>
+          <w:szCs w:val="20"/>
+          <w:lang w:val="nl-NL"/>
+        </w:rPr>
+      </w:pPr>
+      <w:r>
+        <w:rPr>
+          <w:b w:val="0"/>
+          <w:bCs w:val="0"/>
+          <w:i/>
+          <w:iCs/>
+          <w:sz w:val="24"/>
+          <w:szCs w:val="20"/>
+        </w:rPr>
+        <w:t xml:space="preserve">Note. </w:t>
+      </w:r>
+      <w:r>
+        <w:rPr>
+          <w:b w:val="0"/>
+          <w:bCs w:val="0"/>
+          <w:i/>
+          <w:iCs/>
+          <w:sz w:val="24"/>
+          <w:szCs w:val="20"/>
+          <w:lang w:val="nl-NL"/>
+        </w:rPr>
+        <w:t>p</w:t>
+      </w:r>
+      <w:r>
+        <w:rPr>
+          <w:b w:val="0"/>
+          <w:bCs w:val="0"/>
+          <w:sz w:val="24"/>
+          <w:szCs w:val="20"/>
+          <w:lang w:val="nl-NL"/>
+        </w:rPr>
+        <w:t xml:space="preserve"> &lt; </w:t>
+      </w:r>
+      <w:r>
+        <w:rPr>
+          <w:b w:val="0"/>
+          <w:bCs w:val="0"/>
+          <w:sz w:val="24"/>
+          <w:szCs w:val="20"/>
+          <w:lang w:val="nl-NL"/>
+        </w:rPr>
+        <w:t>0</w:t>
+      </w:r>
+      <w:r>
+        <w:rPr>
+          <w:b w:val="0"/>
+          <w:bCs w:val="0"/>
+          <w:sz w:val="24"/>
+          <w:szCs w:val="20"/>
+          <w:lang w:val="nl-NL"/>
+        </w:rPr>
+        <w:t>.05 (</w:t>
+      </w:r>
+      <w:r>
+        <w:rPr>
+          <w:b w:val="0"/>
+          <w:bCs w:val="0"/>
+          <w:sz w:val="24"/>
+          <w:szCs w:val="20"/>
+          <w:lang w:val="nl-NL"/>
+        </w:rPr>
+        <w:t>*</w:t>
+      </w:r>
+      <w:r>
+        <w:rPr>
+          <w:b w:val="0"/>
+          <w:bCs w:val="0"/>
+          <w:sz w:val="24"/>
+          <w:szCs w:val="20"/>
+          <w:lang w:val="nl-NL"/>
+        </w:rPr>
+        <w:t xml:space="preserve">), </w:t>
+      </w:r>
+      <w:r>
+        <w:rPr>
+          <w:b w:val="0"/>
+          <w:bCs w:val="0"/>
+          <w:i/>
+          <w:iCs/>
+          <w:sz w:val="24"/>
+          <w:szCs w:val="20"/>
+          <w:lang w:val="nl-NL"/>
+        </w:rPr>
+        <w:t>p</w:t>
+      </w:r>
+      <w:r>
+        <w:rPr>
+          <w:b w:val="0"/>
+          <w:bCs w:val="0"/>
+          <w:sz w:val="24"/>
+          <w:szCs w:val="20"/>
+          <w:lang w:val="nl-NL"/>
+        </w:rPr>
+        <w:t xml:space="preserve"> &lt; </w:t>
+      </w:r>
+      <w:r>
+        <w:rPr>
+          <w:b w:val="0"/>
+          <w:bCs w:val="0"/>
+          <w:sz w:val="24"/>
+          <w:szCs w:val="20"/>
+          <w:lang w:val="nl-NL"/>
+        </w:rPr>
+        <w:t>0</w:t>
+      </w:r>
+      <w:r>
+        <w:rPr>
+          <w:b w:val="0"/>
+          <w:bCs w:val="0"/>
+          <w:sz w:val="24"/>
+          <w:szCs w:val="20"/>
+          <w:lang w:val="nl-NL"/>
+        </w:rPr>
+        <w:t>.01 (</w:t>
+      </w:r>
+      <w:r>
+        <w:rPr>
+          <w:b w:val="0"/>
+          <w:bCs w:val="0"/>
+          <w:sz w:val="24"/>
+          <w:szCs w:val="20"/>
+          <w:lang w:val="nl-NL"/>
+        </w:rPr>
+        <w:t>**</w:t>
+      </w:r>
+      <w:r>
+        <w:rPr>
+          <w:b w:val="0"/>
+          <w:bCs w:val="0"/>
+          <w:sz w:val="24"/>
+          <w:szCs w:val="20"/>
+          <w:lang w:val="nl-NL"/>
+        </w:rPr>
+        <w:t xml:space="preserve">), </w:t>
+      </w:r>
+      <w:r>
+        <w:rPr>
+          <w:b w:val="0"/>
+          <w:bCs w:val="0"/>
+          <w:i/>
+          <w:iCs/>
+          <w:sz w:val="24"/>
+          <w:szCs w:val="20"/>
+          <w:lang w:val="nl-NL"/>
+        </w:rPr>
+        <w:t>p</w:t>
+      </w:r>
+      <w:r>
+        <w:rPr>
+          <w:b w:val="0"/>
+          <w:bCs w:val="0"/>
+          <w:sz w:val="24"/>
+          <w:szCs w:val="20"/>
+          <w:lang w:val="nl-NL"/>
+        </w:rPr>
+        <w:t xml:space="preserve"> &lt; </w:t>
+      </w:r>
+      <w:r>
+        <w:rPr>
+          <w:b w:val="0"/>
+          <w:bCs w:val="0"/>
+          <w:sz w:val="24"/>
+          <w:szCs w:val="20"/>
+          <w:lang w:val="nl-NL"/>
+        </w:rPr>
+        <w:t>0</w:t>
+      </w:r>
+      <w:r>
+        <w:rPr>
+          <w:b w:val="0"/>
+          <w:bCs w:val="0"/>
+          <w:sz w:val="24"/>
+          <w:szCs w:val="20"/>
+          <w:lang w:val="nl-NL"/>
+        </w:rPr>
+        <w:t>.001 (*</w:t>
+      </w:r>
+      <w:r>
+        <w:rPr>
+          <w:b w:val="0"/>
+          <w:bCs w:val="0"/>
+          <w:sz w:val="24"/>
+          <w:szCs w:val="20"/>
+          <w:lang w:val="nl-NL"/>
+        </w:rPr>
+        <w:t>*</w:t>
+      </w:r>
+      <w:r>
+        <w:rPr>
+          <w:b w:val="0"/>
+          <w:bCs w:val="0"/>
+          <w:sz w:val="24"/>
+          <w:szCs w:val="20"/>
+          <w:lang w:val="nl-NL"/>
+        </w:rPr>
+        <w:t>*)</w:t>
+      </w:r>
+      <w:r>
+        <w:rPr>
+          <w:b w:val="0"/>
+          <w:bCs w:val="0"/>
+          <w:sz w:val="24"/>
+          <w:szCs w:val="20"/>
+          <w:lang w:val="nl-NL"/>
+        </w:rPr>
+        <w:t>.</w:t>
+      </w:r>
+    </w:p>
+    <w:p>
+      <w:pPr>
+        <w:pStyle w:val="Sectionheading"/>
+        <w:jc w:val="left"/>
+        <w:rPr>
+          <w:sz w:val="24"/>
+          <w:szCs w:val="20"/>
+          <w:lang w:val="en-US"/>
+        </w:rPr>
+      </w:pPr>
+      <w:r>
+        <w:rPr>
+          <w:sz w:val="24"/>
+          <w:szCs w:val="20"/>
+          <w:lang w:val="en-US"/>
+        </w:rPr>
+        <w:t xml:space="preserve">Table </w:t>
+      </w:r>
+      <w:r>
+        <w:rPr>
+          <w:sz w:val="24"/>
+          <w:szCs w:val="20"/>
+          <w:lang w:val="en-US"/>
+        </w:rPr>
+        <w:t>V</w:t>
+      </w:r>
+    </w:p>
+    <w:p>
+      <w:pPr>
+        <w:pStyle w:val="Sectionheading"/>
+        <w:jc w:val="left"/>
+        <w:rPr>
+          <w:b w:val="0"/>
+          <w:bCs w:val="0"/>
+          <w:i/>
+          <w:iCs/>
+          <w:sz w:val="24"/>
+          <w:szCs w:val="20"/>
+          <w:lang w:val="en-US"/>
+        </w:rPr>
+      </w:pPr>
+      <w:r>
+        <w:rPr>
+          <w:b w:val="0"/>
+          <w:bCs w:val="0"/>
+          <w:i/>
+          <w:iCs/>
+          <w:sz w:val="24"/>
+          <w:szCs w:val="20"/>
+          <w:lang w:val="en-US"/>
+        </w:rPr>
+        <w:lastRenderedPageBreak/>
+        <w:t>Bayesian results from supplementary analysis of the</w:t>
+      </w:r>
+      <w:r>
+        <w:rPr>
+          <w:b w:val="0"/>
+          <w:bCs w:val="0"/>
+          <w:i/>
+          <w:iCs/>
+          <w:sz w:val="24"/>
+          <w:szCs w:val="20"/>
+          <w:lang w:val="en-US"/>
+        </w:rPr>
+        <w:t xml:space="preserve"> reversal</w:t>
+      </w:r>
+      <w:r>
+        <w:rPr>
+          <w:b w:val="0"/>
+          <w:bCs w:val="0"/>
+          <w:i/>
+          <w:iCs/>
+          <w:sz w:val="24"/>
+          <w:szCs w:val="20"/>
+          <w:lang w:val="en-US"/>
+        </w:rPr>
+        <w:t xml:space="preserve"> acquisition phase </w:t>
+      </w:r>
+    </w:p>
+    <w:tbl>
+      <w:tblPr>
+        <w:tblStyle w:val="TableGrid"/>
+        <w:tblW w:w="9807" w:type="dxa"/>
+        <w:tblBorders>
+          <w:top w:val="none" w:sz="0" w:space="0" w:color="auto"/>
+          <w:left w:val="none" w:sz="0" w:space="0" w:color="auto"/>
+          <w:bottom w:val="none" w:sz="0" w:space="0" w:color="auto"/>
+          <w:right w:val="none" w:sz="0" w:space="0" w:color="auto"/>
+          <w:insideH w:val="none" w:sz="0" w:space="0" w:color="auto"/>
+          <w:insideV w:val="none" w:sz="0" w:space="0" w:color="auto"/>
+        </w:tblBorders>
+        <w:tblLook w:val="04A0" w:firstRow="1" w:lastRow="0" w:firstColumn="1" w:lastColumn="0" w:noHBand="0" w:noVBand="1"/>
+      </w:tblPr>
+      <w:tblGrid>
+        <w:gridCol w:w="3345"/>
+        <w:gridCol w:w="2154"/>
+        <w:gridCol w:w="2154"/>
+        <w:gridCol w:w="2154"/>
+      </w:tblGrid>
+      <w:tr>
+        <w:trPr>
+          <w:trHeight w:val="454"/>
+        </w:trPr>
+        <w:tc>
+          <w:tcPr>
+            <w:tcW w:w="3345" w:type="dxa"/>
+            <w:tcBorders>
+              <w:top w:val="single" w:sz="12" w:space="0" w:color="auto"/>
+              <w:bottom w:val="single" w:sz="12" w:space="0" w:color="auto"/>
+            </w:tcBorders>
+          </w:tcPr>
+          <w:p>
+            <w:pPr>
+              <w:pStyle w:val="Sectionheading"/>
+              <w:jc w:val="left"/>
+              <w:rPr>
+                <w:b w:val="0"/>
+                <w:bCs w:val="0"/>
+                <w:sz w:val="24"/>
+                <w:szCs w:val="20"/>
+                <w:lang w:val="en-US"/>
+              </w:rPr>
+            </w:pPr>
+          </w:p>
+        </w:tc>
+        <w:tc>
+          <w:tcPr>
+            <w:tcW w:w="2154" w:type="dxa"/>
+            <w:tcBorders>
+              <w:top w:val="single" w:sz="12" w:space="0" w:color="auto"/>
+              <w:bottom w:val="single" w:sz="12" w:space="0" w:color="auto"/>
+            </w:tcBorders>
+            <w:vAlign w:val="center"/>
+          </w:tcPr>
+          <w:p>
+            <w:pPr>
+              <w:pStyle w:val="Sectionheading"/>
+              <w:rPr>
+                <w:b w:val="0"/>
+                <w:bCs w:val="0"/>
+                <w:i/>
+                <w:iCs/>
+                <w:sz w:val="24"/>
+                <w:szCs w:val="20"/>
+                <w:lang w:val="en-US"/>
+              </w:rPr>
+            </w:pPr>
+            <w:r>
+              <w:rPr>
+                <w:b w:val="0"/>
+                <w:bCs w:val="0"/>
+                <w:i/>
+                <w:iCs/>
+                <w:sz w:val="24"/>
+                <w:szCs w:val="20"/>
+                <w:lang w:val="en-US"/>
+              </w:rPr>
+              <w:t>BF</w:t>
+            </w:r>
+          </w:p>
+        </w:tc>
+        <w:tc>
+          <w:tcPr>
+            <w:tcW w:w="2154" w:type="dxa"/>
+            <w:tcBorders>
+              <w:top w:val="single" w:sz="12" w:space="0" w:color="auto"/>
+              <w:bottom w:val="single" w:sz="12" w:space="0" w:color="auto"/>
+            </w:tcBorders>
+            <w:vAlign w:val="center"/>
+          </w:tcPr>
+          <w:p>
+            <w:pPr>
+              <w:pStyle w:val="Sectionheading"/>
+              <w:rPr>
+                <w:b w:val="0"/>
+                <w:bCs w:val="0"/>
+                <w:sz w:val="24"/>
+                <w:szCs w:val="20"/>
+                <w:lang w:val="en-US"/>
+              </w:rPr>
+            </w:pPr>
+            <w:r>
+              <w:rPr>
+                <w:b w:val="0"/>
+                <w:bCs w:val="0"/>
+                <w:sz w:val="24"/>
+                <w:szCs w:val="20"/>
+                <w:lang w:val="en-US"/>
+              </w:rPr>
+              <w:t>HDI low</w:t>
+            </w:r>
+          </w:p>
+        </w:tc>
+        <w:tc>
+          <w:tcPr>
+            <w:tcW w:w="2154" w:type="dxa"/>
+            <w:tcBorders>
+              <w:top w:val="single" w:sz="12" w:space="0" w:color="auto"/>
+              <w:bottom w:val="single" w:sz="12" w:space="0" w:color="auto"/>
+            </w:tcBorders>
+            <w:vAlign w:val="center"/>
+          </w:tcPr>
+          <w:p>
+            <w:pPr>
+              <w:pStyle w:val="Sectionheading"/>
+              <w:rPr>
+                <w:b w:val="0"/>
+                <w:bCs w:val="0"/>
+                <w:sz w:val="24"/>
+                <w:szCs w:val="20"/>
+                <w:lang w:val="en-US"/>
+              </w:rPr>
+            </w:pPr>
+            <w:r>
+              <w:rPr>
+                <w:b w:val="0"/>
+                <w:bCs w:val="0"/>
+                <w:sz w:val="24"/>
+                <w:szCs w:val="20"/>
+                <w:lang w:val="en-US"/>
+              </w:rPr>
+              <w:t>HDI high</w:t>
+            </w:r>
+          </w:p>
+        </w:tc>
+      </w:tr>
+      <w:tr>
+        <w:trPr>
+          <w:trHeight w:val="454"/>
+        </w:trPr>
+        <w:tc>
+          <w:tcPr>
+            <w:tcW w:w="3345" w:type="dxa"/>
+            <w:tcBorders>
+              <w:top w:val="single" w:sz="12" w:space="0" w:color="auto"/>
+            </w:tcBorders>
+            <w:vAlign w:val="center"/>
+          </w:tcPr>
+          <w:p>
+            <w:pPr>
+              <w:pStyle w:val="Sectionheading"/>
+              <w:jc w:val="left"/>
+              <w:rPr>
+                <w:b w:val="0"/>
+                <w:bCs w:val="0"/>
+                <w:i/>
+                <w:iCs/>
+                <w:sz w:val="24"/>
+                <w:szCs w:val="20"/>
+                <w:lang w:val="en-US"/>
+              </w:rPr>
+            </w:pPr>
+            <w:r>
+              <w:rPr>
+                <w:b w:val="0"/>
+                <w:bCs w:val="0"/>
+                <w:i/>
+                <w:iCs/>
+                <w:sz w:val="24"/>
+                <w:szCs w:val="20"/>
+                <w:lang w:val="en-US"/>
+              </w:rPr>
+              <w:t>Day</w:t>
+            </w:r>
+          </w:p>
+        </w:tc>
+        <w:tc>
+          <w:tcPr>
+            <w:tcW w:w="2154" w:type="dxa"/>
+            <w:tcBorders>
+              <w:top w:val="single" w:sz="12" w:space="0" w:color="auto"/>
+            </w:tcBorders>
+            <w:vAlign w:val="center"/>
+          </w:tcPr>
+          <w:p>
+            <w:pPr>
+              <w:pStyle w:val="Sectionheading"/>
+              <w:rPr>
+                <w:b w:val="0"/>
+                <w:bCs w:val="0"/>
+                <w:sz w:val="24"/>
+                <w:szCs w:val="20"/>
+                <w:lang w:val="en-US"/>
+              </w:rPr>
+            </w:pPr>
+            <w:r>
+              <w:rPr>
+                <w:b w:val="0"/>
+                <w:bCs w:val="0"/>
+                <w:sz w:val="24"/>
+                <w:szCs w:val="20"/>
+                <w:lang w:val="en-US"/>
+              </w:rPr>
+              <w:t>540</w:t>
+            </w:r>
+          </w:p>
+        </w:tc>
+        <w:tc>
+          <w:tcPr>
+            <w:tcW w:w="2154" w:type="dxa"/>
+            <w:tcBorders>
+              <w:top w:val="single" w:sz="12" w:space="0" w:color="auto"/>
+            </w:tcBorders>
+            <w:vAlign w:val="center"/>
+          </w:tcPr>
+          <w:p>
+            <w:pPr>
+              <w:pStyle w:val="Sectionheading"/>
+              <w:rPr>
+                <w:b w:val="0"/>
+                <w:bCs w:val="0"/>
+                <w:sz w:val="24"/>
+                <w:szCs w:val="20"/>
+                <w:lang w:val="en-US"/>
+              </w:rPr>
+            </w:pPr>
+            <w:r>
+              <w:rPr>
+                <w:b w:val="0"/>
+                <w:bCs w:val="0"/>
+                <w:sz w:val="24"/>
+                <w:szCs w:val="20"/>
+                <w:lang w:val="en-US"/>
+              </w:rPr>
+              <w:t>-0.</w:t>
+            </w:r>
+            <w:r>
+              <w:rPr>
+                <w:b w:val="0"/>
+                <w:bCs w:val="0"/>
+                <w:sz w:val="24"/>
+                <w:szCs w:val="20"/>
+                <w:lang w:val="en-US"/>
+              </w:rPr>
+              <w:t>24</w:t>
+            </w:r>
+          </w:p>
+        </w:tc>
+        <w:tc>
+          <w:tcPr>
+            <w:tcW w:w="2154" w:type="dxa"/>
+            <w:tcBorders>
+              <w:top w:val="single" w:sz="12" w:space="0" w:color="auto"/>
+            </w:tcBorders>
+            <w:vAlign w:val="center"/>
+          </w:tcPr>
+          <w:p>
+            <w:pPr>
+              <w:pStyle w:val="Sectionheading"/>
+              <w:rPr>
+                <w:b w:val="0"/>
+                <w:bCs w:val="0"/>
+                <w:sz w:val="24"/>
+                <w:szCs w:val="20"/>
+                <w:lang w:val="en-US"/>
+              </w:rPr>
+            </w:pPr>
+            <w:r>
+              <w:rPr>
+                <w:b w:val="0"/>
+                <w:bCs w:val="0"/>
+                <w:sz w:val="24"/>
+                <w:szCs w:val="20"/>
+                <w:lang w:val="en-US"/>
+              </w:rPr>
+              <w:t>-0.</w:t>
+            </w:r>
+            <w:r>
+              <w:rPr>
+                <w:b w:val="0"/>
+                <w:bCs w:val="0"/>
+                <w:sz w:val="24"/>
+                <w:szCs w:val="20"/>
+                <w:lang w:val="en-US"/>
+              </w:rPr>
+              <w:t>12</w:t>
+            </w:r>
+          </w:p>
+        </w:tc>
+      </w:tr>
+      <w:tr>
+        <w:trPr>
+          <w:trHeight w:val="454"/>
+        </w:trPr>
+        <w:tc>
+          <w:tcPr>
+            <w:tcW w:w="3345" w:type="dxa"/>
+            <w:vAlign w:val="center"/>
+          </w:tcPr>
+          <w:p>
+            <w:pPr>
+              <w:pStyle w:val="Sectionheading"/>
+              <w:jc w:val="left"/>
+              <w:rPr>
+                <w:b w:val="0"/>
+                <w:bCs w:val="0"/>
+                <w:i/>
+                <w:iCs/>
+                <w:sz w:val="24"/>
+                <w:szCs w:val="20"/>
+                <w:lang w:val="en-US"/>
+              </w:rPr>
+            </w:pPr>
+            <w:r>
+              <w:rPr>
+                <w:b w:val="0"/>
+                <w:bCs w:val="0"/>
+                <w:i/>
+                <w:iCs/>
+                <w:sz w:val="24"/>
+                <w:szCs w:val="20"/>
+                <w:lang w:val="en-US"/>
+              </w:rPr>
+              <w:t>Environment</w:t>
+            </w:r>
+          </w:p>
+        </w:tc>
+        <w:tc>
+          <w:tcPr>
+            <w:tcW w:w="2154" w:type="dxa"/>
+            <w:vAlign w:val="center"/>
+          </w:tcPr>
+          <w:p>
+            <w:pPr>
+              <w:pStyle w:val="Sectionheading"/>
+              <w:rPr>
+                <w:b w:val="0"/>
+                <w:bCs w:val="0"/>
+                <w:sz w:val="24"/>
+                <w:szCs w:val="20"/>
+                <w:lang w:val="en-US"/>
+              </w:rPr>
+            </w:pPr>
+            <w:r>
+              <w:rPr>
+                <w:b w:val="0"/>
+                <w:bCs w:val="0"/>
+                <w:sz w:val="24"/>
+                <w:szCs w:val="20"/>
+                <w:lang w:val="en-US"/>
+              </w:rPr>
+              <w:t>0.</w:t>
+            </w:r>
+            <w:r>
+              <w:rPr>
+                <w:b w:val="0"/>
+                <w:bCs w:val="0"/>
+                <w:sz w:val="24"/>
+                <w:szCs w:val="20"/>
+                <w:lang w:val="en-US"/>
+              </w:rPr>
+              <w:t>71</w:t>
+            </w:r>
+          </w:p>
+        </w:tc>
+        <w:tc>
+          <w:tcPr>
+            <w:tcW w:w="2154" w:type="dxa"/>
+            <w:vAlign w:val="center"/>
+          </w:tcPr>
+          <w:p>
+            <w:pPr>
+              <w:pStyle w:val="Sectionheading"/>
+              <w:rPr>
+                <w:b w:val="0"/>
+                <w:bCs w:val="0"/>
+                <w:sz w:val="24"/>
+                <w:szCs w:val="20"/>
+                <w:lang w:val="en-US"/>
+              </w:rPr>
+            </w:pPr>
+            <w:r>
+              <w:rPr>
+                <w:b w:val="0"/>
+                <w:bCs w:val="0"/>
+                <w:sz w:val="24"/>
+                <w:szCs w:val="20"/>
+                <w:lang w:val="en-US"/>
+              </w:rPr>
+              <w:t>-</w:t>
+            </w:r>
+            <w:r>
+              <w:rPr>
+                <w:b w:val="0"/>
+                <w:bCs w:val="0"/>
+                <w:sz w:val="24"/>
+                <w:szCs w:val="20"/>
+                <w:lang w:val="en-US"/>
+              </w:rPr>
+              <w:t>1.36</w:t>
+            </w:r>
+          </w:p>
+        </w:tc>
+        <w:tc>
+          <w:tcPr>
+            <w:tcW w:w="2154" w:type="dxa"/>
+            <w:vAlign w:val="center"/>
+          </w:tcPr>
+          <w:p>
+            <w:pPr>
+              <w:pStyle w:val="Sectionheading"/>
+              <w:rPr>
+                <w:b w:val="0"/>
+                <w:bCs w:val="0"/>
+                <w:sz w:val="24"/>
+                <w:szCs w:val="20"/>
+                <w:lang w:val="en-US"/>
+              </w:rPr>
+            </w:pPr>
+            <w:r>
+              <w:rPr>
+                <w:b w:val="0"/>
+                <w:bCs w:val="0"/>
+                <w:sz w:val="24"/>
+                <w:szCs w:val="20"/>
+                <w:lang w:val="en-US"/>
+              </w:rPr>
+              <w:t>0.79</w:t>
+            </w:r>
+          </w:p>
+        </w:tc>
+      </w:tr>
+      <w:tr>
+        <w:trPr>
+          <w:trHeight w:val="454"/>
+        </w:trPr>
+        <w:tc>
+          <w:tcPr>
+            <w:tcW w:w="3345" w:type="dxa"/>
+            <w:vAlign w:val="center"/>
+          </w:tcPr>
+          <w:p>
+            <w:pPr>
+              <w:pStyle w:val="Sectionheading"/>
+              <w:jc w:val="left"/>
+              <w:rPr>
+                <w:b w:val="0"/>
+                <w:bCs w:val="0"/>
+                <w:i/>
+                <w:iCs/>
+                <w:sz w:val="24"/>
+                <w:szCs w:val="20"/>
+                <w:lang w:val="en-US"/>
+              </w:rPr>
+            </w:pPr>
+            <w:r>
+              <w:rPr>
+                <w:b w:val="0"/>
+                <w:bCs w:val="0"/>
+                <w:i/>
+                <w:iCs/>
+                <w:sz w:val="24"/>
+                <w:szCs w:val="20"/>
+                <w:lang w:val="en-US"/>
+              </w:rPr>
+              <w:t>Treatment</w:t>
+            </w:r>
+          </w:p>
+        </w:tc>
+        <w:tc>
+          <w:tcPr>
+            <w:tcW w:w="2154" w:type="dxa"/>
+            <w:vAlign w:val="center"/>
+          </w:tcPr>
+          <w:p>
+            <w:pPr>
+              <w:pStyle w:val="Sectionheading"/>
+              <w:rPr>
+                <w:b w:val="0"/>
+                <w:bCs w:val="0"/>
+                <w:sz w:val="24"/>
+                <w:szCs w:val="20"/>
+                <w:lang w:val="en-US"/>
+              </w:rPr>
+            </w:pPr>
+            <w:r>
+              <w:rPr>
+                <w:b w:val="0"/>
+                <w:bCs w:val="0"/>
+                <w:sz w:val="24"/>
+                <w:szCs w:val="20"/>
+                <w:lang w:val="en-US"/>
+              </w:rPr>
+              <w:t>1.43</w:t>
+            </w:r>
+          </w:p>
+        </w:tc>
+        <w:tc>
+          <w:tcPr>
+            <w:tcW w:w="2154" w:type="dxa"/>
+            <w:vAlign w:val="center"/>
+          </w:tcPr>
+          <w:p>
+            <w:pPr>
+              <w:pStyle w:val="Sectionheading"/>
+              <w:rPr>
+                <w:b w:val="0"/>
+                <w:bCs w:val="0"/>
+                <w:sz w:val="24"/>
+                <w:szCs w:val="20"/>
+                <w:lang w:val="en-US"/>
+              </w:rPr>
+            </w:pPr>
+            <w:r>
+              <w:rPr>
+                <w:b w:val="0"/>
+                <w:bCs w:val="0"/>
+                <w:sz w:val="24"/>
+                <w:szCs w:val="20"/>
+                <w:lang w:val="en-US"/>
+              </w:rPr>
+              <w:t>-1.70</w:t>
+            </w:r>
+          </w:p>
+        </w:tc>
+        <w:tc>
+          <w:tcPr>
+            <w:tcW w:w="2154" w:type="dxa"/>
+            <w:vAlign w:val="center"/>
+          </w:tcPr>
+          <w:p>
+            <w:pPr>
+              <w:pStyle w:val="Sectionheading"/>
+              <w:rPr>
+                <w:b w:val="0"/>
+                <w:bCs w:val="0"/>
+                <w:sz w:val="24"/>
+                <w:szCs w:val="20"/>
+                <w:lang w:val="en-US"/>
+              </w:rPr>
+            </w:pPr>
+            <w:r>
+              <w:rPr>
+                <w:b w:val="0"/>
+                <w:bCs w:val="0"/>
+                <w:sz w:val="24"/>
+                <w:szCs w:val="20"/>
+                <w:lang w:val="en-US"/>
+              </w:rPr>
+              <w:t>0.18</w:t>
+            </w:r>
+          </w:p>
+        </w:tc>
+      </w:tr>
+      <w:tr>
+        <w:trPr>
+          <w:trHeight w:val="454"/>
+        </w:trPr>
+        <w:tc>
+          <w:tcPr>
+            <w:tcW w:w="3345" w:type="dxa"/>
+            <w:vAlign w:val="center"/>
+          </w:tcPr>
+          <w:p>
+            <w:pPr>
+              <w:pStyle w:val="Sectionheading"/>
+              <w:jc w:val="left"/>
+              <w:rPr>
+                <w:b w:val="0"/>
+                <w:bCs w:val="0"/>
+                <w:i/>
+                <w:iCs/>
+                <w:sz w:val="24"/>
+                <w:szCs w:val="20"/>
+                <w:lang w:val="en-US"/>
+              </w:rPr>
+            </w:pPr>
+            <w:r>
+              <w:rPr>
+                <w:b w:val="0"/>
+                <w:bCs w:val="0"/>
+                <w:i/>
+                <w:iCs/>
+                <w:sz w:val="24"/>
+                <w:szCs w:val="20"/>
+                <w:lang w:val="en-US"/>
+              </w:rPr>
+              <w:t>Day x Environment</w:t>
+            </w:r>
+          </w:p>
+        </w:tc>
+        <w:tc>
+          <w:tcPr>
+            <w:tcW w:w="2154" w:type="dxa"/>
+            <w:vAlign w:val="center"/>
+          </w:tcPr>
+          <w:p>
+            <w:pPr>
+              <w:pStyle w:val="Sectionheading"/>
+              <w:rPr>
+                <w:b w:val="0"/>
+                <w:bCs w:val="0"/>
+                <w:sz w:val="24"/>
+                <w:szCs w:val="20"/>
+                <w:lang w:val="en-US"/>
+              </w:rPr>
+            </w:pPr>
+            <w:r>
+              <w:rPr>
+                <w:b w:val="0"/>
+                <w:bCs w:val="0"/>
+                <w:sz w:val="24"/>
+                <w:szCs w:val="20"/>
+                <w:lang w:val="en-US"/>
+              </w:rPr>
+              <w:t>0.06</w:t>
+            </w:r>
+          </w:p>
+        </w:tc>
+        <w:tc>
+          <w:tcPr>
+            <w:tcW w:w="2154" w:type="dxa"/>
+            <w:vAlign w:val="center"/>
+          </w:tcPr>
+          <w:p>
+            <w:pPr>
+              <w:pStyle w:val="Sectionheading"/>
+              <w:rPr>
+                <w:b w:val="0"/>
+                <w:bCs w:val="0"/>
+                <w:sz w:val="24"/>
+                <w:szCs w:val="20"/>
+                <w:lang w:val="en-US"/>
+              </w:rPr>
+            </w:pPr>
+            <w:r>
+              <w:rPr>
+                <w:b w:val="0"/>
+                <w:bCs w:val="0"/>
+                <w:sz w:val="24"/>
+                <w:szCs w:val="20"/>
+                <w:lang w:val="en-US"/>
+              </w:rPr>
+              <w:t>-0.1</w:t>
+            </w:r>
+            <w:r>
+              <w:rPr>
+                <w:b w:val="0"/>
+                <w:bCs w:val="0"/>
+                <w:sz w:val="24"/>
+                <w:szCs w:val="20"/>
+                <w:lang w:val="en-US"/>
+              </w:rPr>
+              <w:t>1</w:t>
+            </w:r>
+          </w:p>
+        </w:tc>
+        <w:tc>
+          <w:tcPr>
+            <w:tcW w:w="2154" w:type="dxa"/>
+            <w:vAlign w:val="center"/>
+          </w:tcPr>
+          <w:p>
+            <w:pPr>
+              <w:pStyle w:val="Sectionheading"/>
+              <w:rPr>
+                <w:b w:val="0"/>
+                <w:bCs w:val="0"/>
+                <w:sz w:val="24"/>
+                <w:szCs w:val="20"/>
+                <w:lang w:val="en-US"/>
+              </w:rPr>
+            </w:pPr>
+            <w:r>
+              <w:rPr>
+                <w:b w:val="0"/>
+                <w:bCs w:val="0"/>
+                <w:sz w:val="24"/>
+                <w:szCs w:val="20"/>
+                <w:lang w:val="en-US"/>
+              </w:rPr>
+              <w:t>0.0</w:t>
+            </w:r>
+            <w:r>
+              <w:rPr>
+                <w:b w:val="0"/>
+                <w:bCs w:val="0"/>
+                <w:sz w:val="24"/>
+                <w:szCs w:val="20"/>
+                <w:lang w:val="en-US"/>
+              </w:rPr>
+              <w:t>6</w:t>
+            </w:r>
+          </w:p>
+        </w:tc>
+      </w:tr>
+      <w:tr>
+        <w:trPr>
+          <w:trHeight w:val="454"/>
+        </w:trPr>
+        <w:tc>
+          <w:tcPr>
+            <w:tcW w:w="3345" w:type="dxa"/>
+            <w:vAlign w:val="center"/>
+          </w:tcPr>
+          <w:p>
+            <w:pPr>
+              <w:pStyle w:val="Sectionheading"/>
+              <w:jc w:val="left"/>
+              <w:rPr>
+                <w:b w:val="0"/>
+                <w:bCs w:val="0"/>
+                <w:i/>
+                <w:iCs/>
+                <w:sz w:val="24"/>
+                <w:szCs w:val="20"/>
+                <w:lang w:val="en-US"/>
+              </w:rPr>
+            </w:pPr>
+            <w:r>
+              <w:rPr>
+                <w:b w:val="0"/>
+                <w:bCs w:val="0"/>
+                <w:i/>
+                <w:iCs/>
+                <w:sz w:val="24"/>
+                <w:szCs w:val="20"/>
+                <w:lang w:val="en-US"/>
+              </w:rPr>
+              <w:t>Day x Treatment</w:t>
+            </w:r>
+          </w:p>
+        </w:tc>
+        <w:tc>
+          <w:tcPr>
+            <w:tcW w:w="2154" w:type="dxa"/>
+            <w:vAlign w:val="center"/>
+          </w:tcPr>
+          <w:p>
+            <w:pPr>
+              <w:pStyle w:val="Sectionheading"/>
+              <w:rPr>
+                <w:b w:val="0"/>
+                <w:bCs w:val="0"/>
+                <w:sz w:val="24"/>
+                <w:szCs w:val="20"/>
+                <w:lang w:val="en-US"/>
+              </w:rPr>
+            </w:pPr>
+            <w:r>
+              <w:rPr>
+                <w:b w:val="0"/>
+                <w:bCs w:val="0"/>
+                <w:sz w:val="24"/>
+                <w:szCs w:val="20"/>
+                <w:lang w:val="en-US"/>
+              </w:rPr>
+              <w:t>0.</w:t>
+            </w:r>
+            <w:r>
+              <w:rPr>
+                <w:b w:val="0"/>
+                <w:bCs w:val="0"/>
+                <w:sz w:val="24"/>
+                <w:szCs w:val="20"/>
+                <w:lang w:val="en-US"/>
+              </w:rPr>
+              <w:t>13</w:t>
+            </w:r>
+          </w:p>
+        </w:tc>
+        <w:tc>
+          <w:tcPr>
+            <w:tcW w:w="2154" w:type="dxa"/>
+            <w:vAlign w:val="center"/>
+          </w:tcPr>
+          <w:p>
+            <w:pPr>
+              <w:pStyle w:val="Sectionheading"/>
+              <w:rPr>
+                <w:b w:val="0"/>
+                <w:bCs w:val="0"/>
+                <w:sz w:val="24"/>
+                <w:szCs w:val="20"/>
+                <w:lang w:val="en-US"/>
+              </w:rPr>
+            </w:pPr>
+            <w:r>
+              <w:rPr>
+                <w:b w:val="0"/>
+                <w:bCs w:val="0"/>
+                <w:sz w:val="24"/>
+                <w:szCs w:val="20"/>
+                <w:lang w:val="en-US"/>
+              </w:rPr>
+              <w:t>-0.0</w:t>
+            </w:r>
+            <w:r>
+              <w:rPr>
+                <w:b w:val="0"/>
+                <w:bCs w:val="0"/>
+                <w:sz w:val="24"/>
+                <w:szCs w:val="20"/>
+                <w:lang w:val="en-US"/>
+              </w:rPr>
+              <w:t>1</w:t>
+            </w:r>
+          </w:p>
+        </w:tc>
+        <w:tc>
+          <w:tcPr>
+            <w:tcW w:w="2154" w:type="dxa"/>
+            <w:vAlign w:val="center"/>
+          </w:tcPr>
+          <w:p>
+            <w:pPr>
+              <w:pStyle w:val="Sectionheading"/>
+              <w:rPr>
+                <w:b w:val="0"/>
+                <w:bCs w:val="0"/>
+                <w:sz w:val="24"/>
+                <w:szCs w:val="20"/>
+                <w:lang w:val="en-US"/>
+              </w:rPr>
+            </w:pPr>
+            <w:r>
+              <w:rPr>
+                <w:b w:val="0"/>
+                <w:bCs w:val="0"/>
+                <w:sz w:val="24"/>
+                <w:szCs w:val="20"/>
+                <w:lang w:val="en-US"/>
+              </w:rPr>
+              <w:t>0.</w:t>
+            </w:r>
+            <w:r>
+              <w:rPr>
+                <w:b w:val="0"/>
+                <w:bCs w:val="0"/>
+                <w:sz w:val="24"/>
+                <w:szCs w:val="20"/>
+                <w:lang w:val="en-US"/>
+              </w:rPr>
+              <w:t>13</w:t>
+            </w:r>
+          </w:p>
+        </w:tc>
+      </w:tr>
+      <w:tr>
+        <w:trPr>
+          <w:trHeight w:val="454"/>
+        </w:trPr>
+        <w:tc>
+          <w:tcPr>
+            <w:tcW w:w="3345" w:type="dxa"/>
+            <w:vAlign w:val="center"/>
+          </w:tcPr>
+          <w:p>
+            <w:pPr>
+              <w:pStyle w:val="Sectionheading"/>
+              <w:jc w:val="left"/>
+              <w:rPr>
+                <w:b w:val="0"/>
+                <w:bCs w:val="0"/>
+                <w:i/>
+                <w:iCs/>
+                <w:sz w:val="24"/>
+                <w:szCs w:val="20"/>
+                <w:lang w:val="en-US"/>
+              </w:rPr>
+            </w:pPr>
+            <w:r>
+              <w:rPr>
+                <w:b w:val="0"/>
+                <w:bCs w:val="0"/>
+                <w:i/>
+                <w:iCs/>
+                <w:sz w:val="24"/>
+                <w:szCs w:val="20"/>
+                <w:lang w:val="en-US"/>
+              </w:rPr>
+              <w:t>Environment x Treatment</w:t>
+            </w:r>
+          </w:p>
+        </w:tc>
+        <w:tc>
+          <w:tcPr>
+            <w:tcW w:w="2154" w:type="dxa"/>
+            <w:vAlign w:val="center"/>
+          </w:tcPr>
+          <w:p>
+            <w:pPr>
+              <w:pStyle w:val="Sectionheading"/>
+              <w:rPr>
+                <w:b w:val="0"/>
+                <w:bCs w:val="0"/>
+                <w:sz w:val="24"/>
+                <w:szCs w:val="20"/>
+                <w:lang w:val="en-US"/>
+              </w:rPr>
+            </w:pPr>
+            <w:r>
+              <w:rPr>
+                <w:b w:val="0"/>
+                <w:bCs w:val="0"/>
+                <w:sz w:val="24"/>
+                <w:szCs w:val="20"/>
+                <w:lang w:val="en-US"/>
+              </w:rPr>
+              <w:t>0.92</w:t>
+            </w:r>
+          </w:p>
+        </w:tc>
+        <w:tc>
+          <w:tcPr>
+            <w:tcW w:w="2154" w:type="dxa"/>
+            <w:vAlign w:val="center"/>
+          </w:tcPr>
+          <w:p>
+            <w:pPr>
+              <w:pStyle w:val="Sectionheading"/>
+              <w:rPr>
+                <w:b w:val="0"/>
+                <w:bCs w:val="0"/>
+                <w:sz w:val="24"/>
+                <w:szCs w:val="20"/>
+                <w:lang w:val="en-US"/>
+              </w:rPr>
+            </w:pPr>
+            <w:r>
+              <w:rPr>
+                <w:b w:val="0"/>
+                <w:bCs w:val="0"/>
+                <w:sz w:val="24"/>
+                <w:szCs w:val="20"/>
+                <w:lang w:val="en-US"/>
+              </w:rPr>
+              <w:t>-1.</w:t>
+            </w:r>
+            <w:r>
+              <w:rPr>
+                <w:b w:val="0"/>
+                <w:bCs w:val="0"/>
+                <w:sz w:val="24"/>
+                <w:szCs w:val="20"/>
+                <w:lang w:val="en-US"/>
+              </w:rPr>
+              <w:t>67</w:t>
+            </w:r>
+          </w:p>
+        </w:tc>
+        <w:tc>
+          <w:tcPr>
+            <w:tcW w:w="2154" w:type="dxa"/>
+            <w:vAlign w:val="center"/>
+          </w:tcPr>
+          <w:p>
+            <w:pPr>
+              <w:pStyle w:val="Sectionheading"/>
+              <w:rPr>
+                <w:b w:val="0"/>
+                <w:bCs w:val="0"/>
+                <w:sz w:val="24"/>
+                <w:szCs w:val="20"/>
+                <w:lang w:val="en-US"/>
+              </w:rPr>
+            </w:pPr>
+            <w:r>
+              <w:rPr>
+                <w:b w:val="0"/>
+                <w:bCs w:val="0"/>
+                <w:sz w:val="24"/>
+                <w:szCs w:val="20"/>
+                <w:lang w:val="en-US"/>
+              </w:rPr>
+              <w:t>0.</w:t>
+            </w:r>
+            <w:r>
+              <w:rPr>
+                <w:b w:val="0"/>
+                <w:bCs w:val="0"/>
+                <w:sz w:val="24"/>
+                <w:szCs w:val="20"/>
+                <w:lang w:val="en-US"/>
+              </w:rPr>
+              <w:t>71</w:t>
+            </w:r>
+          </w:p>
+        </w:tc>
+      </w:tr>
+      <w:tr>
+        <w:trPr>
+          <w:trHeight w:val="454"/>
+        </w:trPr>
+        <w:tc>
+          <w:tcPr>
+            <w:tcW w:w="3345" w:type="dxa"/>
+            <w:tcBorders>
+              <w:bottom w:val="single" w:sz="12" w:space="0" w:color="auto"/>
+            </w:tcBorders>
+            <w:vAlign w:val="center"/>
+          </w:tcPr>
+          <w:p>
+            <w:pPr>
+              <w:pStyle w:val="Sectionheading"/>
+              <w:jc w:val="left"/>
+              <w:rPr>
+                <w:b w:val="0"/>
+                <w:bCs w:val="0"/>
+                <w:i/>
+                <w:iCs/>
+                <w:sz w:val="24"/>
+                <w:szCs w:val="20"/>
+                <w:lang w:val="en-US"/>
+              </w:rPr>
+            </w:pPr>
+            <w:r>
+              <w:rPr>
+                <w:b w:val="0"/>
+                <w:bCs w:val="0"/>
+                <w:i/>
+                <w:iCs/>
+                <w:sz w:val="24"/>
+                <w:szCs w:val="20"/>
+                <w:lang w:val="en-US"/>
+              </w:rPr>
+              <w:t>Day x Treatment x Environment</w:t>
+            </w:r>
+          </w:p>
+        </w:tc>
+        <w:tc>
+          <w:tcPr>
+            <w:tcW w:w="2154" w:type="dxa"/>
+            <w:tcBorders>
+              <w:bottom w:val="single" w:sz="12" w:space="0" w:color="auto"/>
+            </w:tcBorders>
+            <w:vAlign w:val="center"/>
+          </w:tcPr>
+          <w:p>
+            <w:pPr>
+              <w:pStyle w:val="Sectionheading"/>
+              <w:rPr>
+                <w:b w:val="0"/>
+                <w:bCs w:val="0"/>
+                <w:sz w:val="24"/>
+                <w:szCs w:val="20"/>
+                <w:lang w:val="en-US"/>
+              </w:rPr>
+            </w:pPr>
+            <w:r>
+              <w:rPr>
+                <w:b w:val="0"/>
+                <w:bCs w:val="0"/>
+                <w:sz w:val="24"/>
+                <w:szCs w:val="20"/>
+                <w:lang w:val="en-US"/>
+              </w:rPr>
+              <w:t>0.06</w:t>
+            </w:r>
+          </w:p>
+        </w:tc>
+        <w:tc>
+          <w:tcPr>
+            <w:tcW w:w="2154" w:type="dxa"/>
+            <w:tcBorders>
+              <w:bottom w:val="single" w:sz="12" w:space="0" w:color="auto"/>
+            </w:tcBorders>
+            <w:vAlign w:val="center"/>
+          </w:tcPr>
+          <w:p>
+            <w:pPr>
+              <w:pStyle w:val="Sectionheading"/>
+              <w:rPr>
+                <w:b w:val="0"/>
+                <w:bCs w:val="0"/>
+                <w:sz w:val="24"/>
+                <w:szCs w:val="20"/>
+                <w:lang w:val="en-US"/>
+              </w:rPr>
+            </w:pPr>
+            <w:r>
+              <w:rPr>
+                <w:b w:val="0"/>
+                <w:bCs w:val="0"/>
+                <w:sz w:val="24"/>
+                <w:szCs w:val="20"/>
+                <w:lang w:val="en-US"/>
+              </w:rPr>
+              <w:t>-</w:t>
+            </w:r>
+            <w:r>
+              <w:rPr>
+                <w:b w:val="0"/>
+                <w:bCs w:val="0"/>
+                <w:sz w:val="24"/>
+                <w:szCs w:val="20"/>
+                <w:lang w:val="en-US"/>
+              </w:rPr>
+              <w:t>0.0</w:t>
+            </w:r>
+            <w:r>
+              <w:rPr>
+                <w:b w:val="0"/>
+                <w:bCs w:val="0"/>
+                <w:sz w:val="24"/>
+                <w:szCs w:val="20"/>
+                <w:lang w:val="en-US"/>
+              </w:rPr>
+              <w:t>9</w:t>
+            </w:r>
+          </w:p>
+        </w:tc>
+        <w:tc>
+          <w:tcPr>
+            <w:tcW w:w="2154" w:type="dxa"/>
+            <w:tcBorders>
+              <w:bottom w:val="single" w:sz="12" w:space="0" w:color="auto"/>
+            </w:tcBorders>
+            <w:vAlign w:val="center"/>
+          </w:tcPr>
+          <w:p>
+            <w:pPr>
+              <w:pStyle w:val="Sectionheading"/>
+              <w:rPr>
+                <w:b w:val="0"/>
+                <w:bCs w:val="0"/>
+                <w:sz w:val="24"/>
+                <w:szCs w:val="20"/>
+                <w:lang w:val="en-US"/>
+              </w:rPr>
+            </w:pPr>
+            <w:r>
+              <w:rPr>
+                <w:b w:val="0"/>
+                <w:bCs w:val="0"/>
+                <w:sz w:val="24"/>
+                <w:szCs w:val="20"/>
+                <w:lang w:val="en-US"/>
+              </w:rPr>
+              <w:t>0.10</w:t>
+            </w:r>
+          </w:p>
+        </w:tc>
+      </w:tr>
+    </w:tbl>
+    <w:p>
+      <w:pPr>
+        <w:pStyle w:val="Sectionheading"/>
+        <w:jc w:val="left"/>
+        <w:rPr>
+          <w:b w:val="0"/>
+          <w:bCs w:val="0"/>
+          <w:sz w:val="24"/>
+          <w:szCs w:val="20"/>
+          <w:lang w:val="en-US"/>
+        </w:rPr>
+      </w:pPr>
+      <w:r>
+        <w:rPr>
+          <w:b w:val="0"/>
+          <w:bCs w:val="0"/>
+          <w:i/>
+          <w:iCs/>
+          <w:sz w:val="24"/>
+          <w:szCs w:val="20"/>
+        </w:rPr>
+        <w:t xml:space="preserve">Note. </w:t>
+      </w:r>
+      <w:r>
+        <w:rPr>
+          <w:b w:val="0"/>
+          <w:bCs w:val="0"/>
+          <w:sz w:val="24"/>
+          <w:szCs w:val="20"/>
+          <w:lang w:val="en-US"/>
+        </w:rPr>
+        <w:t>HDI low and HDI high indicate the bounds of the 90% highest</w:t>
+      </w:r>
+      <w:r>
+        <w:rPr>
+          <w:b w:val="0"/>
+          <w:bCs w:val="0"/>
+          <w:sz w:val="24"/>
+          <w:szCs w:val="20"/>
+          <w:lang w:val="en-US"/>
+        </w:rPr>
+        <w:noBreakHyphen/>
+        <w:t>density interval.</w:t>
+      </w:r>
     </w:p>
     <w:p>
       <w:pPr>
@@ -3627,7 +7690,6 @@
           <w:szCs w:val="24"/>
         </w:rPr>
       </w:pPr>
-      <w:proofErr w:type="spellStart"/>
       <w:r>
         <w:rPr>
           <w:rFonts w:ascii="Times New Roman" w:hAnsi="Times New Roman" w:cs="Times New Roman"/>
@@ -3636,31 +7698,8 @@
           <w:sz w:val="24"/>
           <w:szCs w:val="24"/>
         </w:rPr>
-        <w:t>Bayesian</w:t>
-      </w:r>
-      <w:proofErr w:type="spellEnd"/>
-      <w:r>
-        <w:rPr>
-          <w:rFonts w:ascii="Times New Roman" w:hAnsi="Times New Roman" w:cs="Times New Roman"/>
-          <w:b/>
-          <w:bCs/>
-          <w:sz w:val="24"/>
-          <w:szCs w:val="24"/>
-        </w:rPr>
-        <w:t xml:space="preserve"> </w:t>
-      </w:r>
-      <w:proofErr w:type="spellStart"/>
-      <w:r>
-        <w:rPr>
-          <w:rFonts w:ascii="Times New Roman" w:hAnsi="Times New Roman" w:cs="Times New Roman"/>
-          <w:b/>
-          <w:bCs/>
-          <w:sz w:val="24"/>
-          <w:szCs w:val="24"/>
-        </w:rPr>
-        <w:t>models</w:t>
-      </w:r>
-      <w:proofErr w:type="spellEnd"/>
+        <w:t>Bayesian models</w:t>
+      </w:r>
     </w:p>
     <w:p>
       <w:pPr>
@@ -3787,7 +7826,7 @@
           <w:szCs w:val="24"/>
           <w:lang w:val="en-US"/>
         </w:rPr>
-        <w:t>Parameter recovery for the mixed</w:t>
+        <w:t>Parameter recovery for the</w:t>
       </w:r>
       <w:r>
         <w:rPr>
@@ -3798,6 +7837,28 @@
           <w:szCs w:val="24"/>
           <w:lang w:val="en-US"/>
         </w:rPr>
+        <w:t xml:space="preserve"> 2-factor</w:t>
+      </w:r>
+      <w:r>
+        <w:rPr>
+          <w:rFonts w:ascii="Times New Roman" w:hAnsi="Times New Roman" w:cs="Times New Roman"/>
+          <w:i/>
+          <w:iCs/>
+          <w:sz w:val="24"/>
+          <w:szCs w:val="24"/>
+          <w:lang w:val="en-US"/>
+        </w:rPr>
+        <w:t xml:space="preserve"> mixed</w:t>
+      </w:r>
+      <w:r>
+        <w:rPr>
+          <w:rFonts w:ascii="Times New Roman" w:hAnsi="Times New Roman" w:cs="Times New Roman"/>
+          <w:i/>
+          <w:iCs/>
+          <w:sz w:val="24"/>
+          <w:szCs w:val="24"/>
+          <w:lang w:val="en-US"/>
+        </w:rPr>
         <w:noBreakHyphen/>
         <w:t>effects model with random intercepts</w:t>
       </w:r>
@@ -3815,9 +7876,9 @@
       <w:pPr>
         <w:rPr>
           <w:rFonts w:ascii="Times New Roman" w:hAnsi="Times New Roman" w:cs="Times New Roman"/>
+          <w:noProof/>
           <w:sz w:val="24"/>
           <w:szCs w:val="24"/>
-          <w:vertAlign w:val="subscript"/>
           <w:lang w:val="en-US"/>
         </w:rPr>
       </w:pPr>
@@ -4196,6 +8257,612 @@
           <w:lang w:val="en-US"/>
         </w:rPr>
         <w:t xml:space="preserve"> </w:t>
+      </w:r>
+    </w:p>
+    <w:p>
+      <w:pPr>
+        <w:rPr>
+          <w:rFonts w:ascii="Times New Roman" w:hAnsi="Times New Roman" w:cs="Times New Roman"/>
+          <w:b/>
+          <w:bCs/>
+          <w:noProof/>
+          <w:sz w:val="24"/>
+          <w:szCs w:val="24"/>
+          <w:lang w:val="en-US"/>
+        </w:rPr>
+      </w:pPr>
+      <w:r>
+        <w:rPr>
+          <w:rFonts w:ascii="Times New Roman" w:hAnsi="Times New Roman" w:cs="Times New Roman"/>
+          <w:b/>
+          <w:bCs/>
+          <w:noProof/>
+          <w:sz w:val="24"/>
+          <w:szCs w:val="24"/>
+          <w:lang w:val="en-US"/>
+        </w:rPr>
+        <w:t>Figure III</w:t>
+      </w:r>
+    </w:p>
+    <w:p>
+      <w:pPr>
+        <w:rPr>
+          <w:rFonts w:ascii="Times New Roman" w:hAnsi="Times New Roman" w:cs="Times New Roman"/>
+          <w:b/>
+          <w:bCs/>
+          <w:sz w:val="24"/>
+          <w:szCs w:val="24"/>
+          <w:lang w:val="en-US"/>
+        </w:rPr>
+      </w:pPr>
+      <w:r>
+        <w:rPr>
+          <w:rFonts w:ascii="Times New Roman" w:hAnsi="Times New Roman" w:cs="Times New Roman"/>
+          <w:i/>
+          <w:iCs/>
+          <w:sz w:val="24"/>
+          <w:szCs w:val="24"/>
+          <w:lang w:val="en-US"/>
+        </w:rPr>
+        <w:t xml:space="preserve">Parameter recovery for the </w:t>
+      </w:r>
+      <w:r>
+        <w:rPr>
+          <w:rFonts w:ascii="Times New Roman" w:hAnsi="Times New Roman" w:cs="Times New Roman"/>
+          <w:i/>
+          <w:iCs/>
+          <w:sz w:val="24"/>
+          <w:szCs w:val="24"/>
+          <w:lang w:val="en-US"/>
+        </w:rPr>
+        <w:t xml:space="preserve">3-factor </w:t>
+      </w:r>
+      <w:r>
+        <w:rPr>
+          <w:rFonts w:ascii="Times New Roman" w:hAnsi="Times New Roman" w:cs="Times New Roman"/>
+          <w:i/>
+          <w:iCs/>
+          <w:sz w:val="24"/>
+          <w:szCs w:val="24"/>
+          <w:lang w:val="en-US"/>
+        </w:rPr>
+        <w:t>mixed</w:t>
+      </w:r>
+      <w:r>
+        <w:rPr>
+          <w:rFonts w:ascii="Times New Roman" w:hAnsi="Times New Roman" w:cs="Times New Roman"/>
+          <w:i/>
+          <w:iCs/>
+          <w:sz w:val="24"/>
+          <w:szCs w:val="24"/>
+          <w:lang w:val="en-US"/>
+        </w:rPr>
+        <w:noBreakHyphen/>
+        <w:t>effects model with random intercepts</w:t>
+      </w:r>
+      <w:r>
+        <w:rPr>
+          <w:rFonts w:ascii="Times New Roman" w:hAnsi="Times New Roman" w:cs="Times New Roman"/>
+          <w:sz w:val="24"/>
+          <w:szCs w:val="24"/>
+          <w:lang w:val="en-US"/>
+        </w:rPr>
+        <w:t>.</w:t>
+      </w:r>
+    </w:p>
+    <w:p>
+      <w:pPr>
+        <w:ind w:hanging="567"/>
+        <w:jc w:val="center"/>
+        <w:rPr>
+          <w:rFonts w:ascii="Times New Roman" w:hAnsi="Times New Roman" w:cs="Times New Roman"/>
+          <w:b/>
+          <w:bCs/>
+          <w:noProof/>
+          <w:sz w:val="24"/>
+          <w:szCs w:val="24"/>
+          <w:lang w:val="en-US"/>
+        </w:rPr>
+      </w:pPr>
+      <w:r>
+        <w:rPr>
+          <w:rFonts w:ascii="Times New Roman" w:hAnsi="Times New Roman" w:cs="Times New Roman"/>
+          <w:noProof/>
+          <w:sz w:val="24"/>
+          <w:szCs w:val="24"/>
+          <w:lang w:val="en-US"/>
+        </w:rPr>
+        <w:drawing>
+          <wp:inline distT="0" distB="0" distL="0" distR="0" wp14:anchorId="56FC32C6" wp14:editId="5422A4AE">
+            <wp:extent cx="6464935" cy="3371850"/>
+            <wp:effectExtent l="0" t="0" r="0" b="0"/>
+            <wp:docPr id="1924071686" name="Picture 1"/>
+            <wp:cNvGraphicFramePr>
+              <a:graphicFrameLocks xmlns:a="http://schemas.openxmlformats.org/drawingml/2006/main" noChangeAspect="1"/>
+            </wp:cNvGraphicFramePr>
+            <a:graphic xmlns:a="http://schemas.openxmlformats.org/drawingml/2006/main">
+              <a:graphicData uri="http://schemas.openxmlformats.org/drawingml/2006/picture">
+                <pic:pic xmlns:pic="http://schemas.openxmlformats.org/drawingml/2006/picture">
+                  <pic:nvPicPr>
+                    <pic:cNvPr id="0" name="Picture 1"/>
+                    <pic:cNvPicPr>
+                      <a:picLocks noChangeAspect="1" noChangeArrowheads="1"/>
+                    </pic:cNvPicPr>
+                  </pic:nvPicPr>
+                  <pic:blipFill>
+                    <a:blip r:embed="rId6" cstate="print">
+                      <a:extLst>
+                        <a:ext uri="{28A0092B-C50C-407E-A947-70E740481C1C}">
+                          <a14:useLocalDpi xmlns:a14="http://schemas.microsoft.com/office/drawing/2010/main" val="0"/>
+                        </a:ext>
+                      </a:extLst>
+                    </a:blip>
+                    <a:srcRect/>
+                    <a:stretch>
+                      <a:fillRect/>
+                    </a:stretch>
+                  </pic:blipFill>
+                  <pic:spPr bwMode="auto">
+                    <a:xfrm>
+                      <a:off x="0" y="0"/>
+                      <a:ext cx="6464935" cy="3371850"/>
+                    </a:xfrm>
+                    <a:prstGeom prst="rect">
+                      <a:avLst/>
+                    </a:prstGeom>
+                    <a:noFill/>
+                    <a:ln>
+                      <a:noFill/>
+                    </a:ln>
+                  </pic:spPr>
+                </pic:pic>
+              </a:graphicData>
+            </a:graphic>
+          </wp:inline>
+        </w:drawing>
+      </w:r>
+    </w:p>
+    <w:p>
+      <w:pPr>
+        <w:rPr>
+          <w:rFonts w:ascii="Times New Roman" w:hAnsi="Times New Roman" w:cs="Times New Roman"/>
+          <w:i/>
+          <w:iCs/>
+          <w:sz w:val="24"/>
+          <w:szCs w:val="24"/>
+          <w:lang w:val="en-US"/>
+        </w:rPr>
+      </w:pPr>
+      <w:r>
+        <w:rPr>
+          <w:rFonts w:ascii="Times New Roman" w:hAnsi="Times New Roman" w:cs="Times New Roman"/>
+          <w:i/>
+          <w:iCs/>
+          <w:sz w:val="24"/>
+          <w:szCs w:val="24"/>
+          <w:lang w:val="en-US"/>
+        </w:rPr>
+        <w:lastRenderedPageBreak/>
+        <w:t xml:space="preserve">Note. </w:t>
+      </w:r>
+      <m:oMath>
+        <m:sSub>
+          <m:sSubPr>
+            <m:ctrlPr>
+              <w:rPr>
+                <w:rFonts w:ascii="Cambria Math" w:hAnsi="Cambria Math" w:cs="Times New Roman"/>
+                <w:i/>
+                <w:sz w:val="24"/>
+                <w:szCs w:val="24"/>
+                <w:lang w:val="en-US"/>
+              </w:rPr>
+            </m:ctrlPr>
+          </m:sSubPr>
+          <m:e>
+            <m:r>
+              <w:rPr>
+                <w:rFonts w:ascii="Cambria Math" w:hAnsi="Cambria Math" w:cs="Times New Roman"/>
+                <w:sz w:val="24"/>
+                <w:szCs w:val="24"/>
+                <w:lang w:val="en-US"/>
+              </w:rPr>
+              <m:t>β</m:t>
+            </m:r>
+          </m:e>
+          <m:sub>
+            <m:r>
+              <w:rPr>
+                <w:rFonts w:ascii="Cambria Math" w:hAnsi="Cambria Math" w:cs="Times New Roman"/>
+                <w:sz w:val="24"/>
+                <w:szCs w:val="24"/>
+                <w:lang w:val="en-US"/>
+              </w:rPr>
+              <m:t xml:space="preserve">day </m:t>
+            </m:r>
+          </m:sub>
+        </m:sSub>
+      </m:oMath>
+      <w:r>
+        <w:rPr>
+          <w:rFonts w:ascii="Times New Roman" w:eastAsiaTheme="minorEastAsia" w:hAnsi="Times New Roman" w:cs="Times New Roman"/>
+          <w:sz w:val="24"/>
+          <w:szCs w:val="24"/>
+          <w:lang w:val="en-US"/>
+        </w:rPr>
+        <w:t xml:space="preserve">= day weight; </w:t>
+      </w:r>
+      <m:oMath>
+        <m:sSub>
+          <m:sSubPr>
+            <m:ctrlPr>
+              <w:rPr>
+                <w:rFonts w:ascii="Cambria Math" w:hAnsi="Cambria Math" w:cs="Times New Roman"/>
+                <w:i/>
+                <w:sz w:val="24"/>
+                <w:szCs w:val="24"/>
+                <w:lang w:val="en-US"/>
+              </w:rPr>
+            </m:ctrlPr>
+          </m:sSubPr>
+          <m:e>
+            <m:r>
+              <w:rPr>
+                <w:rFonts w:ascii="Cambria Math" w:hAnsi="Cambria Math" w:cs="Times New Roman"/>
+                <w:sz w:val="24"/>
+                <w:szCs w:val="24"/>
+                <w:lang w:val="en-US"/>
+              </w:rPr>
+              <m:t>β</m:t>
+            </m:r>
+          </m:e>
+          <m:sub>
+            <m:r>
+              <w:rPr>
+                <w:rFonts w:ascii="Cambria Math" w:hAnsi="Cambria Math" w:cs="Times New Roman"/>
+                <w:sz w:val="24"/>
+                <w:szCs w:val="24"/>
+                <w:lang w:val="en-US"/>
+              </w:rPr>
+              <m:t>env</m:t>
+            </m:r>
+          </m:sub>
+        </m:sSub>
+      </m:oMath>
+      <w:r>
+        <w:rPr>
+          <w:rFonts w:ascii="Times New Roman" w:eastAsiaTheme="minorEastAsia" w:hAnsi="Times New Roman" w:cs="Times New Roman"/>
+          <w:sz w:val="24"/>
+          <w:szCs w:val="24"/>
+          <w:lang w:val="en-US"/>
+        </w:rPr>
+        <w:t xml:space="preserve">= environment weight; </w:t>
+      </w:r>
+      <m:oMath>
+        <m:sSub>
+          <m:sSubPr>
+            <m:ctrlPr>
+              <w:rPr>
+                <w:rFonts w:ascii="Cambria Math" w:hAnsi="Cambria Math" w:cs="Times New Roman"/>
+                <w:i/>
+                <w:sz w:val="24"/>
+                <w:szCs w:val="24"/>
+                <w:lang w:val="en-US"/>
+              </w:rPr>
+            </m:ctrlPr>
+          </m:sSubPr>
+          <m:e>
+            <m:r>
+              <w:rPr>
+                <w:rFonts w:ascii="Cambria Math" w:hAnsi="Cambria Math" w:cs="Times New Roman"/>
+                <w:sz w:val="24"/>
+                <w:szCs w:val="24"/>
+                <w:lang w:val="en-US"/>
+              </w:rPr>
+              <m:t>β</m:t>
+            </m:r>
+          </m:e>
+          <m:sub>
+            <m:r>
+              <w:rPr>
+                <w:rFonts w:ascii="Cambria Math" w:hAnsi="Cambria Math" w:cs="Times New Roman"/>
+                <w:sz w:val="24"/>
+                <w:szCs w:val="24"/>
+                <w:lang w:val="en-US"/>
+              </w:rPr>
+              <m:t xml:space="preserve">t  </m:t>
+            </m:r>
+          </m:sub>
+        </m:sSub>
+      </m:oMath>
+      <w:r>
+        <w:rPr>
+          <w:rFonts w:ascii="Times New Roman" w:eastAsiaTheme="minorEastAsia" w:hAnsi="Times New Roman" w:cs="Times New Roman"/>
+          <w:sz w:val="24"/>
+          <w:szCs w:val="24"/>
+          <w:lang w:val="en-US"/>
+        </w:rPr>
+        <w:t xml:space="preserve">= treatment weight; </w:t>
+      </w:r>
+      <m:oMath>
+        <m:sSub>
+          <m:sSubPr>
+            <m:ctrlPr>
+              <w:rPr>
+                <w:rFonts w:ascii="Cambria Math" w:hAnsi="Cambria Math" w:cs="Times New Roman"/>
+                <w:i/>
+                <w:sz w:val="24"/>
+                <w:szCs w:val="24"/>
+                <w:lang w:val="en-US"/>
+              </w:rPr>
+            </m:ctrlPr>
+          </m:sSubPr>
+          <m:e>
+            <m:r>
+              <w:rPr>
+                <w:rFonts w:ascii="Cambria Math" w:hAnsi="Cambria Math" w:cs="Times New Roman"/>
+                <w:sz w:val="24"/>
+                <w:szCs w:val="24"/>
+                <w:lang w:val="en-US"/>
+              </w:rPr>
+              <m:t>β</m:t>
+            </m:r>
+          </m:e>
+          <m:sub>
+            <m:r>
+              <w:rPr>
+                <w:rFonts w:ascii="Cambria Math" w:hAnsi="Cambria Math" w:cs="Times New Roman"/>
+                <w:sz w:val="24"/>
+                <w:szCs w:val="24"/>
+                <w:lang w:val="en-US"/>
+              </w:rPr>
+              <m:t>d_e</m:t>
+            </m:r>
+          </m:sub>
+        </m:sSub>
+      </m:oMath>
+      <w:r>
+        <w:rPr>
+          <w:rFonts w:ascii="Times New Roman" w:eastAsiaTheme="minorEastAsia" w:hAnsi="Times New Roman" w:cs="Times New Roman"/>
+          <w:sz w:val="24"/>
+          <w:szCs w:val="24"/>
+          <w:lang w:val="en-US"/>
+        </w:rPr>
+        <w:t>= day x environment weight;</w:t>
+      </w:r>
+      <w:r>
+        <w:rPr>
+          <w:rFonts w:ascii="Cambria Math" w:hAnsi="Cambria Math" w:cs="Times New Roman"/>
+          <w:i/>
+          <w:sz w:val="24"/>
+          <w:szCs w:val="24"/>
+          <w:lang w:val="en-US"/>
+        </w:rPr>
+        <w:t xml:space="preserve"> </w:t>
+      </w:r>
+      <m:oMath>
+        <m:sSub>
+          <m:sSubPr>
+            <m:ctrlPr>
+              <w:rPr>
+                <w:rFonts w:ascii="Cambria Math" w:hAnsi="Cambria Math" w:cs="Times New Roman"/>
+                <w:i/>
+                <w:sz w:val="24"/>
+                <w:szCs w:val="24"/>
+                <w:lang w:val="en-US"/>
+              </w:rPr>
+            </m:ctrlPr>
+          </m:sSubPr>
+          <m:e>
+            <m:r>
+              <w:rPr>
+                <w:rFonts w:ascii="Cambria Math" w:hAnsi="Cambria Math" w:cs="Times New Roman"/>
+                <w:sz w:val="24"/>
+                <w:szCs w:val="24"/>
+                <w:lang w:val="en-US"/>
+              </w:rPr>
+              <m:t>β</m:t>
+            </m:r>
+          </m:e>
+          <m:sub>
+            <m:r>
+              <w:rPr>
+                <w:rFonts w:ascii="Cambria Math" w:hAnsi="Cambria Math" w:cs="Times New Roman"/>
+                <w:sz w:val="24"/>
+                <w:szCs w:val="24"/>
+                <w:lang w:val="en-US"/>
+              </w:rPr>
+              <m:t>d_t</m:t>
+            </m:r>
+          </m:sub>
+        </m:sSub>
+      </m:oMath>
+      <w:r>
+        <w:rPr>
+          <w:rFonts w:ascii="Times New Roman" w:eastAsiaTheme="minorEastAsia" w:hAnsi="Times New Roman" w:cs="Times New Roman"/>
+          <w:sz w:val="24"/>
+          <w:szCs w:val="24"/>
+          <w:lang w:val="en-US"/>
+        </w:rPr>
+        <w:t>= day x treatment weight;</w:t>
+      </w:r>
+      <w:r>
+        <w:rPr>
+          <w:rFonts w:ascii="Cambria Math" w:hAnsi="Cambria Math" w:cs="Times New Roman"/>
+          <w:i/>
+          <w:sz w:val="24"/>
+          <w:szCs w:val="24"/>
+          <w:lang w:val="en-US"/>
+        </w:rPr>
+        <w:t xml:space="preserve"> </w:t>
+      </w:r>
+      <m:oMath>
+        <m:sSub>
+          <m:sSubPr>
+            <m:ctrlPr>
+              <w:rPr>
+                <w:rFonts w:ascii="Cambria Math" w:hAnsi="Cambria Math" w:cs="Times New Roman"/>
+                <w:i/>
+                <w:sz w:val="24"/>
+                <w:szCs w:val="24"/>
+                <w:lang w:val="en-US"/>
+              </w:rPr>
+            </m:ctrlPr>
+          </m:sSubPr>
+          <m:e>
+            <m:r>
+              <w:rPr>
+                <w:rFonts w:ascii="Cambria Math" w:hAnsi="Cambria Math" w:cs="Times New Roman"/>
+                <w:sz w:val="24"/>
+                <w:szCs w:val="24"/>
+                <w:lang w:val="en-US"/>
+              </w:rPr>
+              <m:t>β</m:t>
+            </m:r>
+          </m:e>
+          <m:sub>
+            <m:r>
+              <w:rPr>
+                <w:rFonts w:ascii="Cambria Math" w:hAnsi="Cambria Math" w:cs="Times New Roman"/>
+                <w:sz w:val="24"/>
+                <w:szCs w:val="24"/>
+                <w:lang w:val="en-US"/>
+              </w:rPr>
+              <m:t>e_t</m:t>
+            </m:r>
+          </m:sub>
+        </m:sSub>
+      </m:oMath>
+      <w:r>
+        <w:rPr>
+          <w:rFonts w:ascii="Times New Roman" w:eastAsiaTheme="minorEastAsia" w:hAnsi="Times New Roman" w:cs="Times New Roman"/>
+          <w:sz w:val="24"/>
+          <w:szCs w:val="24"/>
+          <w:lang w:val="en-US"/>
+        </w:rPr>
+        <w:t xml:space="preserve">= environment x treatment weight; </w:t>
+      </w:r>
+      <m:oMath>
+        <m:sSub>
+          <m:sSubPr>
+            <m:ctrlPr>
+              <w:rPr>
+                <w:rFonts w:ascii="Cambria Math" w:hAnsi="Cambria Math" w:cs="Times New Roman"/>
+                <w:i/>
+                <w:sz w:val="24"/>
+                <w:szCs w:val="24"/>
+                <w:lang w:val="en-US"/>
+              </w:rPr>
+            </m:ctrlPr>
+          </m:sSubPr>
+          <m:e>
+            <m:r>
+              <w:rPr>
+                <w:rFonts w:ascii="Cambria Math" w:hAnsi="Cambria Math" w:cs="Times New Roman"/>
+                <w:sz w:val="24"/>
+                <w:szCs w:val="24"/>
+                <w:lang w:val="en-US"/>
+              </w:rPr>
+              <m:t>β</m:t>
+            </m:r>
+          </m:e>
+          <m:sub>
+            <m:r>
+              <w:rPr>
+                <w:rFonts w:ascii="Cambria Math" w:hAnsi="Cambria Math" w:cs="Times New Roman"/>
+                <w:sz w:val="24"/>
+                <w:szCs w:val="24"/>
+                <w:lang w:val="en-US"/>
+              </w:rPr>
+              <m:t>int</m:t>
+            </m:r>
+          </m:sub>
+        </m:sSub>
+      </m:oMath>
+      <w:r>
+        <w:rPr>
+          <w:rFonts w:ascii="Times New Roman" w:eastAsiaTheme="minorEastAsia" w:hAnsi="Times New Roman" w:cs="Times New Roman"/>
+          <w:sz w:val="24"/>
+          <w:szCs w:val="24"/>
+          <w:lang w:val="en-US"/>
+        </w:rPr>
+        <w:t>= three-way interaction;</w:t>
+      </w:r>
+      <w:r>
+        <w:rPr>
+          <w:rFonts w:ascii="Times New Roman" w:eastAsiaTheme="minorEastAsia" w:hAnsi="Times New Roman" w:cs="Times New Roman"/>
+          <w:i/>
+          <w:iCs/>
+          <w:sz w:val="24"/>
+          <w:szCs w:val="24"/>
+          <w:lang w:val="en-US"/>
+        </w:rPr>
+        <w:t xml:space="preserve"> µ</w:t>
+      </w:r>
+      <w:r>
+        <w:rPr>
+          <w:rFonts w:ascii="Times New Roman" w:eastAsiaTheme="minorEastAsia" w:hAnsi="Times New Roman" w:cs="Times New Roman"/>
+          <w:i/>
+          <w:iCs/>
+          <w:sz w:val="24"/>
+          <w:szCs w:val="24"/>
+          <w:lang w:val="en-US"/>
+        </w:rPr>
+        <w:t xml:space="preserve"> = </w:t>
+      </w:r>
+      <w:r>
+        <w:rPr>
+          <w:rFonts w:ascii="Times New Roman" w:eastAsiaTheme="minorEastAsia" w:hAnsi="Times New Roman" w:cs="Times New Roman"/>
+          <w:sz w:val="24"/>
+          <w:szCs w:val="24"/>
+          <w:lang w:val="en-US"/>
+        </w:rPr>
+        <w:t xml:space="preserve">group mean intercept; </w:t>
+      </w:r>
+      <m:oMath>
+        <m:sSub>
+          <m:sSubPr>
+            <m:ctrlPr>
+              <w:rPr>
+                <w:rFonts w:ascii="Cambria Math" w:eastAsiaTheme="minorEastAsia" w:hAnsi="Cambria Math" w:cs="Times New Roman"/>
+                <w:i/>
+                <w:sz w:val="24"/>
+                <w:szCs w:val="24"/>
+                <w:lang w:val="en-US"/>
+              </w:rPr>
+            </m:ctrlPr>
+          </m:sSubPr>
+          <m:e>
+            <m:r>
+              <w:rPr>
+                <w:rFonts w:ascii="Cambria Math" w:eastAsiaTheme="minorEastAsia" w:hAnsi="Cambria Math" w:cs="Times New Roman"/>
+                <w:sz w:val="24"/>
+                <w:szCs w:val="24"/>
+                <w:lang w:val="en-US"/>
+              </w:rPr>
+              <m:t>σ</m:t>
+            </m:r>
+          </m:e>
+          <m:sub>
+            <m:r>
+              <w:rPr>
+                <w:rFonts w:ascii="Cambria Math" w:eastAsiaTheme="minorEastAsia" w:hAnsi="Cambria Math" w:cs="Times New Roman"/>
+                <w:sz w:val="24"/>
+                <w:szCs w:val="24"/>
+                <w:lang w:val="en-US"/>
+              </w:rPr>
+              <m:t>res</m:t>
+            </m:r>
+          </m:sub>
+        </m:sSub>
+      </m:oMath>
+      <w:r>
+        <w:rPr>
+          <w:rFonts w:ascii="Times New Roman" w:eastAsiaTheme="minorEastAsia" w:hAnsi="Times New Roman" w:cs="Times New Roman"/>
+          <w:sz w:val="24"/>
+          <w:szCs w:val="24"/>
+          <w:lang w:val="en-US"/>
+        </w:rPr>
+        <w:t xml:space="preserve">= residual variance. </w:t>
       </w:r>
     </w:p>
     <w:sectPr>

--- a/Appendix.docx
+++ b/Appendix.docx
@@ -2137,6 +2137,7 @@
                 <w:lang w:val="en-US"/>
               </w:rPr>
             </w:pPr>
+            <w:proofErr w:type="spellStart"/>
             <w:r>
               <w:rPr>
                 <w:b w:val="0"/>
@@ -2147,6 +2148,7 @@
               </w:rPr>
               <w:t>df</w:t>
             </w:r>
+            <w:proofErr w:type="spellEnd"/>
           </w:p>
         </w:tc>
         <w:tc>
@@ -4737,31 +4739,7 @@
           <w:szCs w:val="20"/>
           <w:lang w:val="en-US"/>
         </w:rPr>
-        <w:t xml:space="preserve">Frequentist results from supplementary analysis of the </w:t>
-      </w:r>
-      <w:r>
-        <w:rPr>
-          <w:b w:val="0"/>
-          <w:bCs w:val="0"/>
-          <w:i/>
-          <w:iCs/>
-          <w:sz w:val="24"/>
-          <w:szCs w:val="20"/>
-          <w:lang w:val="en-US"/>
-        </w:rPr>
-        <w:t xml:space="preserve">reversal </w:t>
-      </w:r>
-      <w:r>
-        <w:rPr>
-          <w:b w:val="0"/>
-          <w:bCs w:val="0"/>
-          <w:i/>
-          <w:iCs/>
-          <w:sz w:val="24"/>
-          <w:szCs w:val="20"/>
-          <w:lang w:val="en-US"/>
-        </w:rPr>
-        <w:t xml:space="preserve">acquisition phase </w:t>
+        <w:t xml:space="preserve">Frequentist results from supplementary analysis of the reversal acquisition phase </w:t>
       </w:r>
     </w:p>
     <w:tbl>
@@ -4866,6 +4844,7 @@
                 <w:lang w:val="en-US"/>
               </w:rPr>
             </w:pPr>
+            <w:proofErr w:type="spellStart"/>
             <w:r>
               <w:rPr>
                 <w:b w:val="0"/>
@@ -4876,6 +4855,7 @@
               </w:rPr>
               <w:t>df</w:t>
             </w:r>
+            <w:proofErr w:type="spellEnd"/>
           </w:p>
         </w:tc>
         <w:tc>
@@ -5271,17 +5251,7 @@
                 <w:szCs w:val="20"/>
                 <w:lang w:val="en-US"/>
               </w:rPr>
-              <w:t>0.</w:t>
-            </w:r>
-            <w:r>
-              <w:rPr>
-                <w:b w:val="0"/>
-                <w:bCs w:val="0"/>
-                <w:sz w:val="24"/>
-                <w:szCs w:val="20"/>
-                <w:lang w:val="en-US"/>
-              </w:rPr>
-              <w:t>33</w:t>
+              <w:t>0.33</w:t>
             </w:r>
           </w:p>
         </w:tc>
@@ -5438,17 +5408,7 @@
                 <w:szCs w:val="20"/>
                 <w:lang w:val="en-US"/>
               </w:rPr>
-              <w:t>0</w:t>
-            </w:r>
-            <w:r>
-              <w:rPr>
-                <w:b w:val="0"/>
-                <w:bCs w:val="0"/>
-                <w:sz w:val="24"/>
-                <w:szCs w:val="20"/>
-                <w:lang w:val="en-US"/>
-              </w:rPr>
-              <w:t>.54</w:t>
+              <w:t>0.54</w:t>
             </w:r>
           </w:p>
         </w:tc>
@@ -5762,17 +5722,7 @@
                 <w:szCs w:val="20"/>
                 <w:lang w:val="en-US"/>
               </w:rPr>
-              <w:t>0.</w:t>
-            </w:r>
-            <w:r>
-              <w:rPr>
-                <w:b w:val="0"/>
-                <w:bCs w:val="0"/>
-                <w:sz w:val="24"/>
-                <w:szCs w:val="20"/>
-                <w:lang w:val="en-US"/>
-              </w:rPr>
-              <w:t>84</w:t>
+              <w:t>0.84</w:t>
             </w:r>
           </w:p>
         </w:tc>
@@ -6411,15 +6361,7 @@
           <w:szCs w:val="20"/>
           <w:lang w:val="en-US"/>
         </w:rPr>
-        <w:t xml:space="preserve">Table </w:t>
-      </w:r>
-      <w:r>
-        <w:rPr>
-          <w:sz w:val="24"/>
-          <w:szCs w:val="20"/>
-          <w:lang w:val="en-US"/>
-        </w:rPr>
-        <w:t>V</w:t>
+        <w:t>Table V</w:t>
       </w:r>
     </w:p>
     <w:p>
@@ -6719,17 +6661,7 @@
                 <w:szCs w:val="20"/>
                 <w:lang w:val="en-US"/>
               </w:rPr>
-              <w:t>-0.</w:t>
-            </w:r>
-            <w:r>
-              <w:rPr>
-                <w:b w:val="0"/>
-                <w:bCs w:val="0"/>
-                <w:sz w:val="24"/>
-                <w:szCs w:val="20"/>
-                <w:lang w:val="en-US"/>
-              </w:rPr>
-              <w:t>24</w:t>
+              <w:t>-0.24</w:t>
             </w:r>
           </w:p>
         </w:tc>
@@ -6760,17 +6692,7 @@
                 <w:szCs w:val="20"/>
                 <w:lang w:val="en-US"/>
               </w:rPr>
-              <w:t>-0.</w:t>
-            </w:r>
-            <w:r>
-              <w:rPr>
-                <w:b w:val="0"/>
-                <w:bCs w:val="0"/>
-                <w:sz w:val="24"/>
-                <w:szCs w:val="20"/>
-                <w:lang w:val="en-US"/>
-              </w:rPr>
-              <w:t>12</w:t>
+              <w:t>-0.12</w:t>
             </w:r>
           </w:p>
         </w:tc>
@@ -6836,17 +6758,7 @@
                 <w:szCs w:val="20"/>
                 <w:lang w:val="en-US"/>
               </w:rPr>
-              <w:t>0.</w:t>
-            </w:r>
-            <w:r>
-              <w:rPr>
-                <w:b w:val="0"/>
-                <w:bCs w:val="0"/>
-                <w:sz w:val="24"/>
-                <w:szCs w:val="20"/>
-                <w:lang w:val="en-US"/>
-              </w:rPr>
-              <w:t>71</w:t>
+              <w:t>0.71</w:t>
             </w:r>
           </w:p>
         </w:tc>
@@ -6874,17 +6786,7 @@
                 <w:szCs w:val="20"/>
                 <w:lang w:val="en-US"/>
               </w:rPr>
-              <w:t>-</w:t>
-            </w:r>
-            <w:r>
-              <w:rPr>
-                <w:b w:val="0"/>
-                <w:bCs w:val="0"/>
-                <w:sz w:val="24"/>
-                <w:szCs w:val="20"/>
-                <w:lang w:val="en-US"/>
-              </w:rPr>
-              <w:t>1.36</w:t>
+              <w:t>-1.36</w:t>
             </w:r>
           </w:p>
         </w:tc>
@@ -7128,17 +7030,7 @@
                 <w:szCs w:val="20"/>
                 <w:lang w:val="en-US"/>
               </w:rPr>
-              <w:t>-0.1</w:t>
-            </w:r>
-            <w:r>
-              <w:rPr>
-                <w:b w:val="0"/>
-                <w:bCs w:val="0"/>
-                <w:sz w:val="24"/>
-                <w:szCs w:val="20"/>
-                <w:lang w:val="en-US"/>
-              </w:rPr>
-              <w:t>1</w:t>
+              <w:t>-0.11</w:t>
             </w:r>
           </w:p>
         </w:tc>
@@ -7166,17 +7058,7 @@
                 <w:szCs w:val="20"/>
                 <w:lang w:val="en-US"/>
               </w:rPr>
-              <w:t>0.0</w:t>
-            </w:r>
-            <w:r>
-              <w:rPr>
-                <w:b w:val="0"/>
-                <w:bCs w:val="0"/>
-                <w:sz w:val="24"/>
-                <w:szCs w:val="20"/>
-                <w:lang w:val="en-US"/>
-              </w:rPr>
-              <w:t>6</w:t>
+              <w:t>0.06</w:t>
             </w:r>
           </w:p>
         </w:tc>
@@ -7242,17 +7124,7 @@
                 <w:szCs w:val="20"/>
                 <w:lang w:val="en-US"/>
               </w:rPr>
-              <w:t>0.</w:t>
-            </w:r>
-            <w:r>
-              <w:rPr>
-                <w:b w:val="0"/>
-                <w:bCs w:val="0"/>
-                <w:sz w:val="24"/>
-                <w:szCs w:val="20"/>
-                <w:lang w:val="en-US"/>
-              </w:rPr>
-              <w:t>13</w:t>
+              <w:t>0.13</w:t>
             </w:r>
           </w:p>
         </w:tc>
@@ -7280,17 +7152,7 @@
                 <w:szCs w:val="20"/>
                 <w:lang w:val="en-US"/>
               </w:rPr>
-              <w:t>-0.0</w:t>
-            </w:r>
-            <w:r>
-              <w:rPr>
-                <w:b w:val="0"/>
-                <w:bCs w:val="0"/>
-                <w:sz w:val="24"/>
-                <w:szCs w:val="20"/>
-                <w:lang w:val="en-US"/>
-              </w:rPr>
-              <w:t>1</w:t>
+              <w:t>-0.01</w:t>
             </w:r>
           </w:p>
         </w:tc>
@@ -7318,17 +7180,7 @@
                 <w:szCs w:val="20"/>
                 <w:lang w:val="en-US"/>
               </w:rPr>
-              <w:t>0.</w:t>
-            </w:r>
-            <w:r>
-              <w:rPr>
-                <w:b w:val="0"/>
-                <w:bCs w:val="0"/>
-                <w:sz w:val="24"/>
-                <w:szCs w:val="20"/>
-                <w:lang w:val="en-US"/>
-              </w:rPr>
-              <w:t>13</w:t>
+              <w:t>0.13</w:t>
             </w:r>
           </w:p>
         </w:tc>
@@ -7422,17 +7274,7 @@
                 <w:szCs w:val="20"/>
                 <w:lang w:val="en-US"/>
               </w:rPr>
-              <w:t>-1.</w:t>
-            </w:r>
-            <w:r>
-              <w:rPr>
-                <w:b w:val="0"/>
-                <w:bCs w:val="0"/>
-                <w:sz w:val="24"/>
-                <w:szCs w:val="20"/>
-                <w:lang w:val="en-US"/>
-              </w:rPr>
-              <w:t>67</w:t>
+              <w:t>-1.67</w:t>
             </w:r>
           </w:p>
         </w:tc>
@@ -7460,17 +7302,7 @@
                 <w:szCs w:val="20"/>
                 <w:lang w:val="en-US"/>
               </w:rPr>
-              <w:t>0.</w:t>
-            </w:r>
-            <w:r>
-              <w:rPr>
-                <w:b w:val="0"/>
-                <w:bCs w:val="0"/>
-                <w:sz w:val="24"/>
-                <w:szCs w:val="20"/>
-                <w:lang w:val="en-US"/>
-              </w:rPr>
-              <w:t>71</w:t>
+              <w:t>0.71</w:t>
             </w:r>
           </w:p>
         </w:tc>
@@ -7573,27 +7405,7 @@
                 <w:szCs w:val="20"/>
                 <w:lang w:val="en-US"/>
               </w:rPr>
-              <w:t>-</w:t>
-            </w:r>
-            <w:r>
-              <w:rPr>
-                <w:b w:val="0"/>
-                <w:bCs w:val="0"/>
-                <w:sz w:val="24"/>
-                <w:szCs w:val="20"/>
-                <w:lang w:val="en-US"/>
-              </w:rPr>
-              <w:t>0.0</w:t>
-            </w:r>
-            <w:r>
-              <w:rPr>
-                <w:b w:val="0"/>
-                <w:bCs w:val="0"/>
-                <w:sz w:val="24"/>
-                <w:szCs w:val="20"/>
-                <w:lang w:val="en-US"/>
-              </w:rPr>
-              <w:t>9</w:t>
+              <w:t>-0.09</w:t>
             </w:r>
           </w:p>
         </w:tc>
@@ -7690,6 +7502,7 @@
           <w:szCs w:val="24"/>
         </w:rPr>
       </w:pPr>
+      <w:proofErr w:type="spellStart"/>
       <w:r>
         <w:rPr>
           <w:rFonts w:ascii="Times New Roman" w:hAnsi="Times New Roman" w:cs="Times New Roman"/>
@@ -7698,8 +7511,31 @@
           <w:sz w:val="24"/>
           <w:szCs w:val="24"/>
         </w:rPr>
-        <w:t>Bayesian models</w:t>
-      </w:r>
+        <w:t>Bayesian</w:t>
+      </w:r>
+      <w:proofErr w:type="spellEnd"/>
+      <w:r>
+        <w:rPr>
+          <w:rFonts w:ascii="Times New Roman" w:hAnsi="Times New Roman" w:cs="Times New Roman"/>
+          <w:b/>
+          <w:bCs/>
+          <w:sz w:val="24"/>
+          <w:szCs w:val="24"/>
+        </w:rPr>
+        <w:t xml:space="preserve"> </w:t>
+      </w:r>
+      <w:proofErr w:type="spellStart"/>
+      <w:r>
+        <w:rPr>
+          <w:rFonts w:ascii="Times New Roman" w:hAnsi="Times New Roman" w:cs="Times New Roman"/>
+          <w:b/>
+          <w:bCs/>
+          <w:sz w:val="24"/>
+          <w:szCs w:val="24"/>
+        </w:rPr>
+        <w:t>models</w:t>
+      </w:r>
+      <w:proofErr w:type="spellEnd"/>
     </w:p>
     <w:p>
       <w:pPr>
@@ -7738,6 +7574,26 @@
         </w:rPr>
         <w:t xml:space="preserve"> models used in the analysis. Parameter recovery was performed on simulated datasets generated from the specified priors.</w:t>
       </w:r>
+    </w:p>
+    <w:p>
+      <w:pPr>
+        <w:rPr>
+          <w:rFonts w:ascii="Times New Roman" w:hAnsi="Times New Roman" w:cs="Times New Roman"/>
+          <w:sz w:val="24"/>
+          <w:szCs w:val="24"/>
+          <w:lang w:val="en-US"/>
+        </w:rPr>
+      </w:pPr>
+    </w:p>
+    <w:p>
+      <w:pPr>
+        <w:rPr>
+          <w:rFonts w:ascii="Times New Roman" w:hAnsi="Times New Roman" w:cs="Times New Roman"/>
+          <w:sz w:val="24"/>
+          <w:szCs w:val="24"/>
+          <w:lang w:val="en-US"/>
+        </w:rPr>
+      </w:pPr>
     </w:p>
     <w:p>
       <w:pPr>

--- a/Appendix.docx
+++ b/Appendix.docx
@@ -7577,13 +7577,431 @@
     </w:p>
     <w:p>
       <w:pPr>
+        <w:pStyle w:val="ListParagraph"/>
+        <w:numPr>
+          <w:ilvl w:val="0"/>
+          <w:numId w:val="2"/>
+        </w:numPr>
         <w:rPr>
           <w:rFonts w:ascii="Times New Roman" w:hAnsi="Times New Roman" w:cs="Times New Roman"/>
+          <w:b/>
+          <w:bCs/>
+          <w:i/>
+          <w:iCs/>
           <w:sz w:val="24"/>
           <w:szCs w:val="24"/>
           <w:lang w:val="en-US"/>
         </w:rPr>
       </w:pPr>
+      <w:r>
+        <w:rPr>
+          <w:rFonts w:ascii="Times New Roman" w:hAnsi="Times New Roman" w:cs="Times New Roman"/>
+          <w:b/>
+          <w:bCs/>
+          <w:i/>
+          <w:iCs/>
+          <w:sz w:val="24"/>
+          <w:szCs w:val="24"/>
+          <w:lang w:val="en-US"/>
+        </w:rPr>
+        <w:t xml:space="preserve"> </w:t>
+      </w:r>
+      <w:r>
+        <w:rPr>
+          <w:rFonts w:ascii="Times New Roman" w:hAnsi="Times New Roman" w:cs="Times New Roman"/>
+          <w:b/>
+          <w:bCs/>
+          <w:i/>
+          <w:iCs/>
+          <w:sz w:val="24"/>
+          <w:szCs w:val="24"/>
+          <w:lang w:val="en-US"/>
+        </w:rPr>
+        <w:tab/>
+      </w:r>
+      <w:r>
+        <w:rPr>
+          <w:rFonts w:ascii="Times New Roman" w:hAnsi="Times New Roman" w:cs="Times New Roman"/>
+          <w:b/>
+          <w:bCs/>
+          <w:i/>
+          <w:iCs/>
+          <w:sz w:val="24"/>
+          <w:szCs w:val="24"/>
+          <w:lang w:val="en-US"/>
+        </w:rPr>
+        <w:t>Priors</w:t>
+      </w:r>
+    </w:p>
+    <w:p>
+      <w:pPr>
+        <w:ind w:firstLine="709"/>
+        <w:rPr>
+          <w:rFonts w:ascii="Times New Roman" w:hAnsi="Times New Roman" w:cs="Times New Roman"/>
+          <w:sz w:val="24"/>
+          <w:szCs w:val="24"/>
+          <w:lang w:val="en-US"/>
+        </w:rPr>
+      </w:pPr>
+      <w:r>
+        <w:rPr>
+          <w:rFonts w:ascii="Times New Roman" w:hAnsi="Times New Roman" w:cs="Times New Roman"/>
+          <w:sz w:val="24"/>
+          <w:szCs w:val="24"/>
+          <w:lang w:val="en-US"/>
+        </w:rPr>
+        <w:t>When we conduct a two-way ANOVA in a Bayesian framework we can formulate it as a linear model and fit it on dummy coded predictors (0/1), and calculate the effects from the posterior:</w:t>
+      </w:r>
+    </w:p>
+    <w:p>
+      <w:pPr>
+        <w:jc w:val="center"/>
+        <w:rPr>
+          <w:rFonts w:ascii="Times New Roman" w:hAnsi="Times New Roman" w:cs="Times New Roman"/>
+          <w:sz w:val="24"/>
+          <w:szCs w:val="24"/>
+          <w:lang w:val="en-US"/>
+        </w:rPr>
+      </w:pPr>
+      <m:oMath>
+        <m:sSub>
+          <m:sSubPr>
+            <m:ctrlPr>
+              <w:rPr>
+                <w:rFonts w:ascii="Cambria Math" w:hAnsi="Cambria Math" w:cs="Times New Roman"/>
+                <w:i/>
+                <w:sz w:val="24"/>
+                <w:szCs w:val="24"/>
+                <w:lang w:val="en-US"/>
+              </w:rPr>
+            </m:ctrlPr>
+          </m:sSubPr>
+          <m:e>
+            <m:r>
+              <w:rPr>
+                <w:rFonts w:ascii="Cambria Math" w:hAnsi="Cambria Math" w:cs="Times New Roman"/>
+                <w:sz w:val="24"/>
+                <w:szCs w:val="24"/>
+                <w:lang w:val="en-US"/>
+              </w:rPr>
+              <m:t>y</m:t>
+            </m:r>
+          </m:e>
+          <m:sub>
+            <m:r>
+              <w:rPr>
+                <w:rFonts w:ascii="Cambria Math" w:hAnsi="Cambria Math" w:cs="Times New Roman"/>
+                <w:sz w:val="24"/>
+                <w:szCs w:val="24"/>
+                <w:lang w:val="en-US"/>
+              </w:rPr>
+              <m:t>ij</m:t>
+            </m:r>
+          </m:sub>
+        </m:sSub>
+        <m:r>
+          <w:rPr>
+            <w:rFonts w:ascii="Cambria Math" w:hAnsi="Cambria Math" w:cs="Times New Roman"/>
+            <w:sz w:val="24"/>
+            <w:szCs w:val="24"/>
+            <w:lang w:val="en-US"/>
+          </w:rPr>
+          <m:t>= μ+</m:t>
+        </m:r>
+        <m:r>
+          <w:rPr>
+            <w:rFonts w:ascii="Cambria Math" w:hAnsi="Cambria Math" w:cs="Times New Roman"/>
+            <w:sz w:val="24"/>
+            <w:szCs w:val="24"/>
+            <w:lang w:val="en-US"/>
+          </w:rPr>
+          <m:t>α</m:t>
+        </m:r>
+        <m:sSub>
+          <m:sSubPr>
+            <m:ctrlPr>
+              <w:rPr>
+                <w:rFonts w:ascii="Cambria Math" w:hAnsi="Cambria Math" w:cs="Times New Roman"/>
+                <w:i/>
+                <w:sz w:val="24"/>
+                <w:szCs w:val="24"/>
+                <w:lang w:val="en-US"/>
+              </w:rPr>
+            </m:ctrlPr>
+          </m:sSubPr>
+          <m:e>
+            <m:r>
+              <w:rPr>
+                <w:rFonts w:ascii="Cambria Math" w:hAnsi="Cambria Math" w:cs="Times New Roman"/>
+                <w:sz w:val="24"/>
+                <w:szCs w:val="24"/>
+                <w:lang w:val="en-US"/>
+              </w:rPr>
+              <m:t>x1</m:t>
+            </m:r>
+          </m:e>
+          <m:sub>
+            <m:r>
+              <w:rPr>
+                <w:rFonts w:ascii="Cambria Math" w:hAnsi="Cambria Math" w:cs="Times New Roman"/>
+                <w:sz w:val="24"/>
+                <w:szCs w:val="24"/>
+                <w:lang w:val="en-US"/>
+              </w:rPr>
+              <m:t>i</m:t>
+            </m:r>
+          </m:sub>
+        </m:sSub>
+        <m:r>
+          <w:rPr>
+            <w:rFonts w:ascii="Cambria Math" w:hAnsi="Cambria Math" w:cs="Times New Roman"/>
+            <w:sz w:val="24"/>
+            <w:szCs w:val="24"/>
+            <w:lang w:val="en-US"/>
+          </w:rPr>
+          <m:t>+</m:t>
+        </m:r>
+        <m:r>
+          <w:rPr>
+            <w:rFonts w:ascii="Cambria Math" w:hAnsi="Cambria Math" w:cs="Times New Roman"/>
+            <w:sz w:val="24"/>
+            <w:szCs w:val="24"/>
+            <w:lang w:val="en-US"/>
+          </w:rPr>
+          <m:t>β</m:t>
+        </m:r>
+        <m:sSub>
+          <m:sSubPr>
+            <m:ctrlPr>
+              <w:rPr>
+                <w:rFonts w:ascii="Cambria Math" w:hAnsi="Cambria Math" w:cs="Times New Roman"/>
+                <w:i/>
+                <w:sz w:val="24"/>
+                <w:szCs w:val="24"/>
+                <w:lang w:val="en-US"/>
+              </w:rPr>
+            </m:ctrlPr>
+          </m:sSubPr>
+          <m:e>
+            <m:r>
+              <w:rPr>
+                <w:rFonts w:ascii="Cambria Math" w:hAnsi="Cambria Math" w:cs="Times New Roman"/>
+                <w:sz w:val="24"/>
+                <w:szCs w:val="24"/>
+                <w:lang w:val="en-US"/>
+              </w:rPr>
+              <m:t>x2</m:t>
+            </m:r>
+          </m:e>
+          <m:sub>
+            <m:r>
+              <w:rPr>
+                <w:rFonts w:ascii="Cambria Math" w:hAnsi="Cambria Math" w:cs="Times New Roman"/>
+                <w:sz w:val="24"/>
+                <w:szCs w:val="24"/>
+                <w:lang w:val="en-US"/>
+              </w:rPr>
+              <m:t>i</m:t>
+            </m:r>
+          </m:sub>
+        </m:sSub>
+        <m:r>
+          <w:rPr>
+            <w:rFonts w:ascii="Cambria Math" w:hAnsi="Cambria Math" w:cs="Times New Roman"/>
+            <w:sz w:val="24"/>
+            <w:szCs w:val="24"/>
+            <w:lang w:val="en-US"/>
+          </w:rPr>
+          <m:t>+</m:t>
+        </m:r>
+        <m:r>
+          <w:rPr>
+            <w:rFonts w:ascii="Cambria Math" w:hAnsi="Cambria Math" w:cs="Times New Roman"/>
+            <w:sz w:val="24"/>
+            <w:szCs w:val="24"/>
+            <w:lang w:val="en-US"/>
+          </w:rPr>
+          <m:t>γ</m:t>
+        </m:r>
+        <m:r>
+          <w:rPr>
+            <w:rFonts w:ascii="Cambria Math" w:hAnsi="Cambria Math" w:cs="Times New Roman"/>
+            <w:sz w:val="24"/>
+            <w:szCs w:val="24"/>
+            <w:lang w:val="en-US"/>
+          </w:rPr>
+          <m:t>(</m:t>
+        </m:r>
+        <m:sSub>
+          <m:sSubPr>
+            <m:ctrlPr>
+              <w:rPr>
+                <w:rFonts w:ascii="Cambria Math" w:hAnsi="Cambria Math" w:cs="Times New Roman"/>
+                <w:i/>
+                <w:sz w:val="24"/>
+                <w:szCs w:val="24"/>
+                <w:lang w:val="en-US"/>
+              </w:rPr>
+            </m:ctrlPr>
+          </m:sSubPr>
+          <m:e>
+            <m:r>
+              <w:rPr>
+                <w:rFonts w:ascii="Cambria Math" w:hAnsi="Cambria Math" w:cs="Times New Roman"/>
+                <w:sz w:val="24"/>
+                <w:szCs w:val="24"/>
+                <w:lang w:val="en-US"/>
+              </w:rPr>
+              <m:t>x1</m:t>
+            </m:r>
+          </m:e>
+          <m:sub>
+            <m:r>
+              <w:rPr>
+                <w:rFonts w:ascii="Cambria Math" w:hAnsi="Cambria Math" w:cs="Times New Roman"/>
+                <w:sz w:val="24"/>
+                <w:szCs w:val="24"/>
+                <w:lang w:val="en-US"/>
+              </w:rPr>
+              <m:t>i</m:t>
+            </m:r>
+          </m:sub>
+        </m:sSub>
+        <m:sSub>
+          <m:sSubPr>
+            <m:ctrlPr>
+              <w:rPr>
+                <w:rFonts w:ascii="Cambria Math" w:hAnsi="Cambria Math" w:cs="Times New Roman"/>
+                <w:i/>
+                <w:sz w:val="24"/>
+                <w:szCs w:val="24"/>
+                <w:lang w:val="en-US"/>
+              </w:rPr>
+            </m:ctrlPr>
+          </m:sSubPr>
+          <m:e>
+            <m:r>
+              <w:rPr>
+                <w:rFonts w:ascii="Cambria Math" w:hAnsi="Cambria Math" w:cs="Times New Roman"/>
+                <w:sz w:val="24"/>
+                <w:szCs w:val="24"/>
+                <w:lang w:val="en-US"/>
+              </w:rPr>
+              <m:t>x2</m:t>
+            </m:r>
+          </m:e>
+          <m:sub>
+            <m:r>
+              <w:rPr>
+                <w:rFonts w:ascii="Cambria Math" w:hAnsi="Cambria Math" w:cs="Times New Roman"/>
+                <w:sz w:val="24"/>
+                <w:szCs w:val="24"/>
+                <w:lang w:val="en-US"/>
+              </w:rPr>
+              <m:t>i</m:t>
+            </m:r>
+          </m:sub>
+        </m:sSub>
+        <m:r>
+          <w:rPr>
+            <w:rFonts w:ascii="Cambria Math" w:hAnsi="Cambria Math" w:cs="Times New Roman"/>
+            <w:sz w:val="24"/>
+            <w:szCs w:val="24"/>
+            <w:lang w:val="en-US"/>
+          </w:rPr>
+          <m:t>)+</m:t>
+        </m:r>
+        <m:sSub>
+          <m:sSubPr>
+            <m:ctrlPr>
+              <w:rPr>
+                <w:rFonts w:ascii="Cambria Math" w:hAnsi="Cambria Math" w:cs="Times New Roman"/>
+                <w:i/>
+                <w:sz w:val="24"/>
+                <w:szCs w:val="24"/>
+                <w:lang w:val="en-US"/>
+              </w:rPr>
+            </m:ctrlPr>
+          </m:sSubPr>
+          <m:e>
+            <m:r>
+              <w:rPr>
+                <w:rFonts w:ascii="Cambria Math" w:hAnsi="Cambria Math" w:cs="Times New Roman"/>
+                <w:sz w:val="24"/>
+                <w:szCs w:val="24"/>
+                <w:lang w:val="en-US"/>
+              </w:rPr>
+              <m:t>ϵ</m:t>
+            </m:r>
+          </m:e>
+          <m:sub>
+            <m:r>
+              <w:rPr>
+                <w:rFonts w:ascii="Cambria Math" w:hAnsi="Cambria Math" w:cs="Times New Roman"/>
+                <w:sz w:val="24"/>
+                <w:szCs w:val="24"/>
+                <w:lang w:val="en-US"/>
+              </w:rPr>
+              <m:t>ij</m:t>
+            </m:r>
+          </m:sub>
+        </m:sSub>
+      </m:oMath>
+      <w:r>
+        <w:rPr>
+          <w:rFonts w:ascii="Times New Roman" w:eastAsiaTheme="minorEastAsia" w:hAnsi="Times New Roman" w:cs="Times New Roman"/>
+          <w:sz w:val="24"/>
+          <w:szCs w:val="24"/>
+          <w:lang w:val="en-US"/>
+        </w:rPr>
+        <w:t xml:space="preserve">   with  </w:t>
+      </w:r>
+      <m:oMath>
+        <m:sSub>
+          <m:sSubPr>
+            <m:ctrlPr>
+              <w:rPr>
+                <w:rFonts w:ascii="Cambria Math" w:eastAsiaTheme="minorEastAsia" w:hAnsi="Cambria Math" w:cs="Times New Roman"/>
+                <w:i/>
+                <w:sz w:val="24"/>
+                <w:szCs w:val="24"/>
+                <w:lang w:val="en-US"/>
+              </w:rPr>
+            </m:ctrlPr>
+          </m:sSubPr>
+          <m:e>
+            <m:r>
+              <w:rPr>
+                <w:rFonts w:ascii="Cambria Math" w:eastAsiaTheme="minorEastAsia" w:hAnsi="Cambria Math" w:cs="Times New Roman"/>
+                <w:sz w:val="24"/>
+                <w:szCs w:val="24"/>
+                <w:lang w:val="en-US"/>
+              </w:rPr>
+              <m:t>ϵ</m:t>
+            </m:r>
+          </m:e>
+          <m:sub>
+            <m:r>
+              <w:rPr>
+                <w:rFonts w:ascii="Cambria Math" w:eastAsiaTheme="minorEastAsia" w:hAnsi="Cambria Math" w:cs="Times New Roman"/>
+                <w:sz w:val="24"/>
+                <w:szCs w:val="24"/>
+                <w:lang w:val="en-US"/>
+              </w:rPr>
+              <m:t>ij</m:t>
+            </m:r>
+          </m:sub>
+        </m:sSub>
+        <m:r>
+          <w:rPr>
+            <w:rFonts w:ascii="Cambria Math" w:eastAsiaTheme="minorEastAsia" w:hAnsi="Cambria Math" w:cs="Times New Roman"/>
+            <w:sz w:val="24"/>
+            <w:szCs w:val="24"/>
+            <w:lang w:val="en-US"/>
+          </w:rPr>
+          <m:t xml:space="preserve"> ~ N(0,σ)</m:t>
+        </m:r>
+      </m:oMath>
     </w:p>
     <w:p>
       <w:pPr>
@@ -7605,6 +8023,62 @@
           <w:lang w:val="en-US"/>
         </w:rPr>
       </w:pPr>
+      <w:r>
+        <w:rPr>
+          <w:rFonts w:ascii="Times New Roman" w:hAnsi="Times New Roman" w:cs="Times New Roman"/>
+          <w:sz w:val="24"/>
+          <w:szCs w:val="24"/>
+          <w:lang w:val="en-US"/>
+        </w:rPr>
+        <w:t xml:space="preserve">Where </w:t>
+      </w:r>
+      <w:proofErr w:type="spellStart"/>
+      <w:r>
+        <w:rPr>
+          <w:rFonts w:ascii="Times New Roman" w:hAnsi="Times New Roman" w:cs="Times New Roman"/>
+          <w:sz w:val="24"/>
+          <w:szCs w:val="24"/>
+          <w:lang w:val="en-US"/>
+        </w:rPr>
+        <w:t>i</w:t>
+      </w:r>
+      <w:proofErr w:type="spellEnd"/>
+      <w:r>
+        <w:rPr>
+          <w:rFonts w:ascii="Times New Roman" w:hAnsi="Times New Roman" w:cs="Times New Roman"/>
+          <w:sz w:val="24"/>
+          <w:szCs w:val="24"/>
+          <w:lang w:val="en-US"/>
+        </w:rPr>
+        <w:t xml:space="preserve"> </w:t>
+      </w:r>
+      <w:r>
+        <w:rPr>
+          <w:rFonts w:ascii="Times New Roman" w:hAnsi="Times New Roman" w:cs="Times New Roman"/>
+          <w:sz w:val="24"/>
+          <w:szCs w:val="24"/>
+          <w:lang w:val="en-US"/>
+        </w:rPr>
+        <w:t xml:space="preserve">indexes </w:t>
+      </w:r>
+      <w:r>
+        <w:rPr>
+          <w:rFonts w:ascii="Times New Roman" w:hAnsi="Times New Roman" w:cs="Times New Roman"/>
+          <w:sz w:val="24"/>
+          <w:szCs w:val="24"/>
+          <w:lang w:val="en-US"/>
+        </w:rPr>
+        <w:t xml:space="preserve">subject and j = trial, </w:t>
+      </w:r>
+      <w:r>
+        <w:rPr>
+          <w:rFonts w:ascii="Times New Roman" w:hAnsi="Times New Roman" w:cs="Times New Roman"/>
+          <w:sz w:val="24"/>
+          <w:szCs w:val="24"/>
+          <w:lang w:val="en-US"/>
+        </w:rPr>
+        <w:t xml:space="preserve">α is the weight of factor 1, β is the weight of factor 2 and γ is the interaction weight </w:t>
+      </w:r>
     </w:p>
     <w:p>
       <w:pPr>
@@ -8854,8 +9328,124 @@
       </w:rPr>
     </w:lvl>
   </w:abstractNum>
+  <w:abstractNum w:abstractNumId="1" w15:restartNumberingAfterBreak="0">
+    <w:nsid w:val="5A8C6B7F"/>
+    <w:multiLevelType w:val="multilevel"/>
+    <w:tmpl w:val="5A225AB6"/>
+    <w:lvl w:ilvl="0">
+      <w:start w:val="1"/>
+      <w:numFmt w:val="decimal"/>
+      <w:lvlText w:val="2.%1."/>
+      <w:lvlJc w:val="left"/>
+      <w:pPr>
+        <w:ind w:left="360" w:hanging="360"/>
+      </w:pPr>
+      <w:rPr>
+        <w:rFonts w:hint="default"/>
+      </w:rPr>
+    </w:lvl>
+    <w:lvl w:ilvl="1">
+      <w:start w:val="1"/>
+      <w:numFmt w:val="lowerLetter"/>
+      <w:lvlText w:val="%2)"/>
+      <w:lvlJc w:val="left"/>
+      <w:pPr>
+        <w:ind w:left="720" w:hanging="360"/>
+      </w:pPr>
+      <w:rPr>
+        <w:rFonts w:hint="default"/>
+      </w:rPr>
+    </w:lvl>
+    <w:lvl w:ilvl="2">
+      <w:start w:val="1"/>
+      <w:numFmt w:val="lowerRoman"/>
+      <w:lvlText w:val="%3)"/>
+      <w:lvlJc w:val="left"/>
+      <w:pPr>
+        <w:ind w:left="1080" w:hanging="360"/>
+      </w:pPr>
+      <w:rPr>
+        <w:rFonts w:hint="default"/>
+      </w:rPr>
+    </w:lvl>
+    <w:lvl w:ilvl="3">
+      <w:start w:val="1"/>
+      <w:numFmt w:val="decimal"/>
+      <w:lvlText w:val="(%4)"/>
+      <w:lvlJc w:val="left"/>
+      <w:pPr>
+        <w:ind w:left="1440" w:hanging="360"/>
+      </w:pPr>
+      <w:rPr>
+        <w:rFonts w:hint="default"/>
+      </w:rPr>
+    </w:lvl>
+    <w:lvl w:ilvl="4">
+      <w:start w:val="1"/>
+      <w:numFmt w:val="lowerLetter"/>
+      <w:lvlText w:val="(%5)"/>
+      <w:lvlJc w:val="left"/>
+      <w:pPr>
+        <w:ind w:left="1800" w:hanging="360"/>
+      </w:pPr>
+      <w:rPr>
+        <w:rFonts w:hint="default"/>
+      </w:rPr>
+    </w:lvl>
+    <w:lvl w:ilvl="5">
+      <w:start w:val="1"/>
+      <w:numFmt w:val="lowerRoman"/>
+      <w:lvlText w:val="(%6)"/>
+      <w:lvlJc w:val="left"/>
+      <w:pPr>
+        <w:ind w:left="2160" w:hanging="360"/>
+      </w:pPr>
+      <w:rPr>
+        <w:rFonts w:hint="default"/>
+      </w:rPr>
+    </w:lvl>
+    <w:lvl w:ilvl="6">
+      <w:start w:val="1"/>
+      <w:numFmt w:val="decimal"/>
+      <w:lvlText w:val="%7."/>
+      <w:lvlJc w:val="left"/>
+      <w:pPr>
+        <w:ind w:left="2520" w:hanging="360"/>
+      </w:pPr>
+      <w:rPr>
+        <w:rFonts w:hint="default"/>
+      </w:rPr>
+    </w:lvl>
+    <w:lvl w:ilvl="7">
+      <w:start w:val="1"/>
+      <w:numFmt w:val="lowerLetter"/>
+      <w:lvlText w:val="%8."/>
+      <w:lvlJc w:val="left"/>
+      <w:pPr>
+        <w:ind w:left="2880" w:hanging="360"/>
+      </w:pPr>
+      <w:rPr>
+        <w:rFonts w:hint="default"/>
+      </w:rPr>
+    </w:lvl>
+    <w:lvl w:ilvl="8">
+      <w:start w:val="1"/>
+      <w:numFmt w:val="lowerRoman"/>
+      <w:lvlText w:val="%9."/>
+      <w:lvlJc w:val="left"/>
+      <w:pPr>
+        <w:ind w:left="3240" w:hanging="360"/>
+      </w:pPr>
+      <w:rPr>
+        <w:rFonts w:hint="default"/>
+      </w:rPr>
+    </w:lvl>
+  </w:abstractNum>
   <w:num w:numId="1" w16cid:durableId="899756043">
     <w:abstractNumId w:val="0"/>
+  </w:num>
+  <w:num w:numId="2" w16cid:durableId="1005134111">
+    <w:abstractNumId w:val="1"/>
   </w:num>
 </w:numbering>
 </file>

--- a/Appendix.docx
+++ b/Appendix.docx
@@ -34,124 +34,12 @@
     <w:p>
       <w:pPr>
         <w:pStyle w:val="Sectionheading"/>
-        <w:ind w:firstLine="709"/>
+        <w:numPr>
+          <w:ilvl w:val="1"/>
+          <w:numId w:val="1"/>
+        </w:numPr>
         <w:jc w:val="left"/>
         <w:rPr>
-          <w:b w:val="0"/>
-          <w:bCs w:val="0"/>
-          <w:sz w:val="24"/>
-          <w:szCs w:val="20"/>
-          <w:lang w:val="en-US"/>
-        </w:rPr>
-      </w:pPr>
-      <w:r>
-        <w:rPr>
-          <w:b w:val="0"/>
-          <w:bCs w:val="0"/>
-          <w:sz w:val="24"/>
-          <w:szCs w:val="20"/>
-          <w:lang w:val="en-US"/>
-        </w:rPr>
-        <w:t xml:space="preserve">To assess differences across the three SPSN </w:t>
-      </w:r>
-      <w:r>
-        <w:rPr>
-          <w:b w:val="0"/>
-          <w:bCs w:val="0"/>
-          <w:sz w:val="24"/>
-          <w:szCs w:val="20"/>
-          <w:lang w:val="en-US"/>
-        </w:rPr>
-        <w:t>stages</w:t>
-      </w:r>
-      <w:r>
-        <w:rPr>
-          <w:b w:val="0"/>
-          <w:bCs w:val="0"/>
-          <w:sz w:val="24"/>
-          <w:szCs w:val="20"/>
-          <w:lang w:val="en-US"/>
-        </w:rPr>
-        <w:t>, we fitted a repeated</w:t>
-      </w:r>
-      <w:r>
-        <w:rPr>
-          <w:b w:val="0"/>
-          <w:bCs w:val="0"/>
-          <w:sz w:val="24"/>
-          <w:szCs w:val="20"/>
-          <w:lang w:val="en-US"/>
-        </w:rPr>
-        <w:noBreakHyphen/>
-        <w:t xml:space="preserve">measures ANOVA with </w:t>
-      </w:r>
-      <w:r>
-        <w:rPr>
-          <w:b w:val="0"/>
-          <w:bCs w:val="0"/>
-          <w:sz w:val="24"/>
-          <w:szCs w:val="20"/>
-          <w:lang w:val="en-US"/>
-        </w:rPr>
-        <w:t>stage</w:t>
-      </w:r>
-      <w:r>
-        <w:rPr>
-          <w:b w:val="0"/>
-          <w:bCs w:val="0"/>
-          <w:sz w:val="24"/>
-          <w:szCs w:val="20"/>
-          <w:lang w:val="en-US"/>
-        </w:rPr>
-        <w:t xml:space="preserve"> as the within</w:t>
-      </w:r>
-      <w:r>
-        <w:rPr>
-          <w:b w:val="0"/>
-          <w:bCs w:val="0"/>
-          <w:sz w:val="24"/>
-          <w:szCs w:val="20"/>
-          <w:lang w:val="en-US"/>
-        </w:rPr>
-        <w:noBreakHyphen/>
-        <w:t>subject factor and environment and treatment as fixed between</w:t>
-      </w:r>
-      <w:r>
-        <w:rPr>
-          <w:b w:val="0"/>
-          <w:bCs w:val="0"/>
-          <w:sz w:val="24"/>
-          <w:szCs w:val="20"/>
-          <w:lang w:val="en-US"/>
-        </w:rPr>
-        <w:noBreakHyphen/>
-        <w:t>subject effects. The full results are shown in Table 1.</w:t>
-      </w:r>
-    </w:p>
-    <w:p>
-      <w:pPr>
-        <w:pStyle w:val="Sectionheading"/>
-        <w:jc w:val="left"/>
-        <w:rPr>
-          <w:sz w:val="24"/>
-          <w:szCs w:val="20"/>
-        </w:rPr>
-      </w:pPr>
-      <w:r>
-        <w:rPr>
-          <w:sz w:val="24"/>
-          <w:szCs w:val="20"/>
-        </w:rPr>
-        <w:t>Table I</w:t>
-      </w:r>
-    </w:p>
-    <w:p>
-      <w:pPr>
-        <w:pStyle w:val="Sectionheading"/>
-        <w:jc w:val="left"/>
-        <w:rPr>
-          <w:b w:val="0"/>
-          <w:bCs w:val="0"/>
           <w:i/>
           <w:iCs/>
           <w:sz w:val="24"/>
@@ -161,1690 +49,14 @@
       </w:pPr>
       <w:r>
         <w:rPr>
-          <w:b w:val="0"/>
-          <w:bCs w:val="0"/>
           <w:i/>
           <w:iCs/>
           <w:sz w:val="24"/>
           <w:szCs w:val="20"/>
           <w:lang w:val="en-US"/>
         </w:rPr>
-        <w:t xml:space="preserve">Supplementary </w:t>
-      </w:r>
-      <w:r>
-        <w:rPr>
-          <w:b w:val="0"/>
-          <w:bCs w:val="0"/>
-          <w:i/>
-          <w:iCs/>
-          <w:sz w:val="24"/>
-          <w:szCs w:val="20"/>
-          <w:lang w:val="en-US"/>
-        </w:rPr>
-        <w:t>r</w:t>
-      </w:r>
-      <w:r>
-        <w:rPr>
-          <w:b w:val="0"/>
-          <w:bCs w:val="0"/>
-          <w:i/>
-          <w:iCs/>
-          <w:sz w:val="24"/>
-          <w:szCs w:val="20"/>
-          <w:lang w:val="en-US"/>
-        </w:rPr>
-        <w:t>epeated</w:t>
-      </w:r>
-      <w:r>
-        <w:rPr>
-          <w:b w:val="0"/>
-          <w:bCs w:val="0"/>
-          <w:i/>
-          <w:iCs/>
-          <w:sz w:val="24"/>
-          <w:szCs w:val="20"/>
-          <w:lang w:val="en-US"/>
-        </w:rPr>
-        <w:noBreakHyphen/>
-      </w:r>
-      <w:r>
-        <w:rPr>
-          <w:b w:val="0"/>
-          <w:bCs w:val="0"/>
-          <w:i/>
-          <w:iCs/>
-          <w:sz w:val="24"/>
-          <w:szCs w:val="20"/>
-          <w:lang w:val="en-US"/>
-        </w:rPr>
-        <w:t>m</w:t>
-      </w:r>
-      <w:r>
-        <w:rPr>
-          <w:b w:val="0"/>
-          <w:bCs w:val="0"/>
-          <w:i/>
-          <w:iCs/>
-          <w:sz w:val="24"/>
-          <w:szCs w:val="20"/>
-          <w:lang w:val="en-US"/>
-        </w:rPr>
-        <w:t xml:space="preserve">easures </w:t>
-      </w:r>
-      <w:r>
-        <w:rPr>
-          <w:b w:val="0"/>
-          <w:bCs w:val="0"/>
-          <w:i/>
-          <w:iCs/>
-          <w:sz w:val="24"/>
-          <w:szCs w:val="20"/>
-          <w:lang w:val="en-US"/>
-        </w:rPr>
-        <w:t>a</w:t>
-      </w:r>
-      <w:r>
-        <w:rPr>
-          <w:b w:val="0"/>
-          <w:bCs w:val="0"/>
-          <w:i/>
-          <w:iCs/>
-          <w:sz w:val="24"/>
-          <w:szCs w:val="20"/>
-          <w:lang w:val="en-US"/>
-        </w:rPr>
-        <w:t xml:space="preserve">nalysis of SPSN </w:t>
-      </w:r>
-      <w:r>
-        <w:rPr>
-          <w:b w:val="0"/>
-          <w:bCs w:val="0"/>
-          <w:i/>
-          <w:iCs/>
-          <w:sz w:val="24"/>
-          <w:szCs w:val="20"/>
-          <w:lang w:val="en-US"/>
-        </w:rPr>
-        <w:t>s</w:t>
-      </w:r>
-      <w:r>
-        <w:rPr>
-          <w:b w:val="0"/>
-          <w:bCs w:val="0"/>
-          <w:i/>
-          <w:iCs/>
-          <w:sz w:val="24"/>
-          <w:szCs w:val="20"/>
-          <w:lang w:val="en-US"/>
-        </w:rPr>
-        <w:t>tages</w:t>
-      </w:r>
-    </w:p>
-    <w:tbl>
-      <w:tblPr>
-        <w:tblStyle w:val="TableGrid"/>
-        <w:tblW w:w="9462" w:type="dxa"/>
-        <w:tblLook w:val="04A0" w:firstRow="1" w:lastRow="0" w:firstColumn="1" w:lastColumn="0" w:noHBand="0" w:noVBand="1"/>
-      </w:tblPr>
-      <w:tblGrid>
-        <w:gridCol w:w="2665"/>
-        <w:gridCol w:w="2265"/>
-        <w:gridCol w:w="2266"/>
-        <w:gridCol w:w="2266"/>
-      </w:tblGrid>
-      <w:tr>
-        <w:trPr>
-          <w:trHeight w:val="454"/>
-        </w:trPr>
-        <w:tc>
-          <w:tcPr>
-            <w:tcW w:w="2665" w:type="dxa"/>
-            <w:tcBorders>
-              <w:top w:val="single" w:sz="12" w:space="0" w:color="auto"/>
-              <w:left w:val="nil"/>
-              <w:bottom w:val="single" w:sz="12" w:space="0" w:color="auto"/>
-              <w:right w:val="nil"/>
-            </w:tcBorders>
-            <w:vAlign w:val="center"/>
-          </w:tcPr>
-          <w:p>
-            <w:pPr>
-              <w:pStyle w:val="Sectionheading"/>
-              <w:jc w:val="left"/>
-              <w:rPr>
-                <w:b w:val="0"/>
-                <w:bCs w:val="0"/>
-                <w:i/>
-                <w:iCs/>
-                <w:sz w:val="24"/>
-                <w:szCs w:val="20"/>
-              </w:rPr>
-            </w:pPr>
-          </w:p>
-        </w:tc>
-        <w:tc>
-          <w:tcPr>
-            <w:tcW w:w="2265" w:type="dxa"/>
-            <w:tcBorders>
-              <w:top w:val="single" w:sz="12" w:space="0" w:color="auto"/>
-              <w:left w:val="nil"/>
-              <w:bottom w:val="single" w:sz="12" w:space="0" w:color="auto"/>
-              <w:right w:val="nil"/>
-            </w:tcBorders>
-            <w:vAlign w:val="center"/>
-          </w:tcPr>
-          <w:p>
-            <w:pPr>
-              <w:pStyle w:val="Sectionheading"/>
-              <w:rPr>
-                <w:b w:val="0"/>
-                <w:bCs w:val="0"/>
-                <w:i/>
-                <w:iCs/>
-                <w:sz w:val="24"/>
-                <w:szCs w:val="20"/>
-              </w:rPr>
-            </w:pPr>
-            <w:r>
-              <w:rPr>
-                <w:b w:val="0"/>
-                <w:bCs w:val="0"/>
-                <w:i/>
-                <w:iCs/>
-                <w:sz w:val="24"/>
-                <w:szCs w:val="20"/>
-              </w:rPr>
-              <w:t>F</w:t>
-            </w:r>
-          </w:p>
-        </w:tc>
-        <w:tc>
-          <w:tcPr>
-            <w:tcW w:w="2266" w:type="dxa"/>
-            <w:tcBorders>
-              <w:top w:val="single" w:sz="12" w:space="0" w:color="auto"/>
-              <w:left w:val="nil"/>
-              <w:bottom w:val="single" w:sz="12" w:space="0" w:color="auto"/>
-              <w:right w:val="nil"/>
-            </w:tcBorders>
-            <w:vAlign w:val="center"/>
-          </w:tcPr>
-          <w:p>
-            <w:pPr>
-              <w:pStyle w:val="Sectionheading"/>
-              <w:rPr>
-                <w:b w:val="0"/>
-                <w:bCs w:val="0"/>
-                <w:i/>
-                <w:iCs/>
-                <w:sz w:val="24"/>
-                <w:szCs w:val="20"/>
-              </w:rPr>
-            </w:pPr>
-            <w:r>
-              <w:rPr>
-                <w:b w:val="0"/>
-                <w:bCs w:val="0"/>
-                <w:i/>
-                <w:iCs/>
-                <w:sz w:val="24"/>
-                <w:szCs w:val="20"/>
-              </w:rPr>
-              <w:t>P</w:t>
-            </w:r>
-          </w:p>
-        </w:tc>
-        <w:tc>
-          <w:tcPr>
-            <w:tcW w:w="2266" w:type="dxa"/>
-            <w:tcBorders>
-              <w:top w:val="single" w:sz="12" w:space="0" w:color="auto"/>
-              <w:left w:val="nil"/>
-              <w:bottom w:val="single" w:sz="12" w:space="0" w:color="auto"/>
-              <w:right w:val="nil"/>
-            </w:tcBorders>
-            <w:vAlign w:val="center"/>
-          </w:tcPr>
-          <w:p>
-            <w:pPr>
-              <w:pStyle w:val="Sectionheading"/>
-              <w:rPr>
-                <w:b w:val="0"/>
-                <w:bCs w:val="0"/>
-                <w:i/>
-                <w:iCs/>
-                <w:sz w:val="24"/>
-                <w:szCs w:val="20"/>
-              </w:rPr>
-            </w:pPr>
-            <w:r>
-              <w:rPr>
-                <w:b w:val="0"/>
-                <w:bCs w:val="0"/>
-                <w:i/>
-                <w:iCs/>
-                <w:sz w:val="24"/>
-              </w:rPr>
-              <w:t>η</w:t>
-            </w:r>
-            <w:r>
-              <w:rPr>
-                <w:b w:val="0"/>
-                <w:bCs w:val="0"/>
-                <w:i/>
-                <w:iCs/>
-                <w:sz w:val="24"/>
-                <w:lang w:val="en-US"/>
-              </w:rPr>
-              <w:t>²</w:t>
-            </w:r>
-          </w:p>
-        </w:tc>
-      </w:tr>
-      <w:tr>
-        <w:trPr>
-          <w:trHeight w:val="454"/>
-        </w:trPr>
-        <w:tc>
-          <w:tcPr>
-            <w:tcW w:w="4930" w:type="dxa"/>
-            <w:gridSpan w:val="2"/>
-            <w:tcBorders>
-              <w:top w:val="single" w:sz="12" w:space="0" w:color="auto"/>
-              <w:left w:val="nil"/>
-              <w:bottom w:val="nil"/>
-              <w:right w:val="nil"/>
-            </w:tcBorders>
-            <w:vAlign w:val="center"/>
-          </w:tcPr>
-          <w:p>
-            <w:pPr>
-              <w:pStyle w:val="Sectionheading"/>
-              <w:jc w:val="left"/>
-              <w:rPr>
-                <w:b w:val="0"/>
-                <w:bCs w:val="0"/>
-                <w:sz w:val="24"/>
-                <w:szCs w:val="20"/>
-              </w:rPr>
-            </w:pPr>
-            <w:r>
-              <w:rPr>
-                <w:sz w:val="24"/>
-                <w:szCs w:val="20"/>
-              </w:rPr>
-              <w:t>Between-subjects effects</w:t>
-            </w:r>
-          </w:p>
-        </w:tc>
-        <w:tc>
-          <w:tcPr>
-            <w:tcW w:w="2266" w:type="dxa"/>
-            <w:tcBorders>
-              <w:top w:val="single" w:sz="12" w:space="0" w:color="auto"/>
-              <w:left w:val="nil"/>
-              <w:bottom w:val="nil"/>
-              <w:right w:val="nil"/>
-            </w:tcBorders>
-            <w:vAlign w:val="center"/>
-          </w:tcPr>
-          <w:p>
-            <w:pPr>
-              <w:pStyle w:val="Sectionheading"/>
-              <w:rPr>
-                <w:b w:val="0"/>
-                <w:bCs w:val="0"/>
-                <w:sz w:val="24"/>
-                <w:szCs w:val="20"/>
-              </w:rPr>
-            </w:pPr>
-          </w:p>
-        </w:tc>
-        <w:tc>
-          <w:tcPr>
-            <w:tcW w:w="2266" w:type="dxa"/>
-            <w:tcBorders>
-              <w:top w:val="single" w:sz="12" w:space="0" w:color="auto"/>
-              <w:left w:val="nil"/>
-              <w:bottom w:val="nil"/>
-              <w:right w:val="nil"/>
-            </w:tcBorders>
-            <w:vAlign w:val="center"/>
-          </w:tcPr>
-          <w:p>
-            <w:pPr>
-              <w:pStyle w:val="Sectionheading"/>
-              <w:rPr>
-                <w:b w:val="0"/>
-                <w:bCs w:val="0"/>
-                <w:sz w:val="24"/>
-                <w:szCs w:val="20"/>
-              </w:rPr>
-            </w:pPr>
-          </w:p>
-        </w:tc>
-      </w:tr>
-      <w:tr>
-        <w:trPr>
-          <w:trHeight w:val="454"/>
-        </w:trPr>
-        <w:tc>
-          <w:tcPr>
-            <w:tcW w:w="2665" w:type="dxa"/>
-            <w:tcBorders>
-              <w:top w:val="single" w:sz="12" w:space="0" w:color="auto"/>
-              <w:left w:val="nil"/>
-              <w:bottom w:val="nil"/>
-              <w:right w:val="nil"/>
-            </w:tcBorders>
-          </w:tcPr>
-          <w:p>
-            <w:pPr>
-              <w:pStyle w:val="Sectionheading"/>
-              <w:jc w:val="left"/>
-              <w:rPr>
-                <w:b w:val="0"/>
-                <w:bCs w:val="0"/>
-                <w:i/>
-                <w:iCs/>
-                <w:sz w:val="24"/>
-                <w:szCs w:val="20"/>
-              </w:rPr>
-            </w:pPr>
-            <w:r>
-              <w:rPr>
-                <w:b w:val="0"/>
-                <w:bCs w:val="0"/>
-                <w:i/>
-                <w:iCs/>
-                <w:sz w:val="24"/>
-                <w:szCs w:val="20"/>
-              </w:rPr>
-              <w:t>treatment</w:t>
-            </w:r>
-          </w:p>
-        </w:tc>
-        <w:tc>
-          <w:tcPr>
-            <w:tcW w:w="2265" w:type="dxa"/>
-            <w:tcBorders>
-              <w:top w:val="single" w:sz="12" w:space="0" w:color="auto"/>
-              <w:left w:val="nil"/>
-              <w:bottom w:val="nil"/>
-              <w:right w:val="nil"/>
-            </w:tcBorders>
-            <w:vAlign w:val="center"/>
-          </w:tcPr>
-          <w:p>
-            <w:pPr>
-              <w:pStyle w:val="Sectionheading"/>
-              <w:rPr>
-                <w:b w:val="0"/>
-                <w:bCs w:val="0"/>
-                <w:sz w:val="24"/>
-                <w:szCs w:val="20"/>
-              </w:rPr>
-            </w:pPr>
-            <w:r>
-              <w:rPr>
-                <w:b w:val="0"/>
-                <w:bCs w:val="0"/>
-                <w:sz w:val="24"/>
-                <w:szCs w:val="20"/>
-              </w:rPr>
-              <w:t>10.55</w:t>
-            </w:r>
-          </w:p>
-        </w:tc>
-        <w:tc>
-          <w:tcPr>
-            <w:tcW w:w="2266" w:type="dxa"/>
-            <w:tcBorders>
-              <w:top w:val="single" w:sz="12" w:space="0" w:color="auto"/>
-              <w:left w:val="nil"/>
-              <w:bottom w:val="nil"/>
-              <w:right w:val="nil"/>
-            </w:tcBorders>
-            <w:vAlign w:val="center"/>
-          </w:tcPr>
-          <w:p>
-            <w:pPr>
-              <w:pStyle w:val="Sectionheading"/>
-              <w:rPr>
-                <w:b w:val="0"/>
-                <w:bCs w:val="0"/>
-                <w:sz w:val="24"/>
-                <w:szCs w:val="20"/>
-              </w:rPr>
-            </w:pPr>
-            <w:r>
-              <w:rPr>
-                <w:b w:val="0"/>
-                <w:bCs w:val="0"/>
-                <w:sz w:val="24"/>
-                <w:szCs w:val="20"/>
-              </w:rPr>
-              <w:t>0.003</w:t>
-            </w:r>
-            <w:r>
-              <w:rPr>
-                <w:b w:val="0"/>
-                <w:bCs w:val="0"/>
-                <w:sz w:val="24"/>
-                <w:szCs w:val="20"/>
-              </w:rPr>
-              <w:t>**</w:t>
-            </w:r>
-          </w:p>
-        </w:tc>
-        <w:tc>
-          <w:tcPr>
-            <w:tcW w:w="2266" w:type="dxa"/>
-            <w:tcBorders>
-              <w:top w:val="single" w:sz="12" w:space="0" w:color="auto"/>
-              <w:left w:val="nil"/>
-              <w:bottom w:val="nil"/>
-              <w:right w:val="nil"/>
-            </w:tcBorders>
-            <w:vAlign w:val="center"/>
-          </w:tcPr>
-          <w:p>
-            <w:pPr>
-              <w:pStyle w:val="Sectionheading"/>
-              <w:rPr>
-                <w:b w:val="0"/>
-                <w:bCs w:val="0"/>
-                <w:sz w:val="24"/>
-                <w:szCs w:val="20"/>
-              </w:rPr>
-            </w:pPr>
-            <w:r>
-              <w:rPr>
-                <w:b w:val="0"/>
-                <w:bCs w:val="0"/>
-                <w:sz w:val="24"/>
-                <w:szCs w:val="20"/>
-              </w:rPr>
-              <w:t>0.26</w:t>
-            </w:r>
-          </w:p>
-        </w:tc>
-      </w:tr>
-      <w:tr>
-        <w:trPr>
-          <w:trHeight w:val="454"/>
-        </w:trPr>
-        <w:tc>
-          <w:tcPr>
-            <w:tcW w:w="2665" w:type="dxa"/>
-            <w:tcBorders>
-              <w:top w:val="nil"/>
-              <w:left w:val="nil"/>
-              <w:bottom w:val="nil"/>
-              <w:right w:val="nil"/>
-            </w:tcBorders>
-          </w:tcPr>
-          <w:p>
-            <w:pPr>
-              <w:pStyle w:val="Sectionheading"/>
-              <w:jc w:val="left"/>
-              <w:rPr>
-                <w:b w:val="0"/>
-                <w:bCs w:val="0"/>
-                <w:i/>
-                <w:iCs/>
-                <w:sz w:val="24"/>
-                <w:szCs w:val="20"/>
-              </w:rPr>
-            </w:pPr>
-            <w:r>
-              <w:rPr>
-                <w:b w:val="0"/>
-                <w:bCs w:val="0"/>
-                <w:i/>
-                <w:iCs/>
-                <w:sz w:val="24"/>
-                <w:szCs w:val="20"/>
-              </w:rPr>
-              <w:t>environment</w:t>
-            </w:r>
-          </w:p>
-        </w:tc>
-        <w:tc>
-          <w:tcPr>
-            <w:tcW w:w="2265" w:type="dxa"/>
-            <w:tcBorders>
-              <w:top w:val="nil"/>
-              <w:left w:val="nil"/>
-              <w:bottom w:val="nil"/>
-              <w:right w:val="nil"/>
-            </w:tcBorders>
-            <w:vAlign w:val="center"/>
-          </w:tcPr>
-          <w:p>
-            <w:pPr>
-              <w:pStyle w:val="Sectionheading"/>
-              <w:rPr>
-                <w:b w:val="0"/>
-                <w:bCs w:val="0"/>
-                <w:sz w:val="24"/>
-                <w:szCs w:val="20"/>
-              </w:rPr>
-            </w:pPr>
-            <w:r>
-              <w:rPr>
-                <w:b w:val="0"/>
-                <w:bCs w:val="0"/>
-                <w:sz w:val="24"/>
-                <w:szCs w:val="20"/>
-              </w:rPr>
-              <w:t>1.40</w:t>
-            </w:r>
-          </w:p>
-        </w:tc>
-        <w:tc>
-          <w:tcPr>
-            <w:tcW w:w="2266" w:type="dxa"/>
-            <w:tcBorders>
-              <w:top w:val="nil"/>
-              <w:left w:val="nil"/>
-              <w:bottom w:val="nil"/>
-              <w:right w:val="nil"/>
-            </w:tcBorders>
-            <w:vAlign w:val="center"/>
-          </w:tcPr>
-          <w:p>
-            <w:pPr>
-              <w:pStyle w:val="Sectionheading"/>
-              <w:rPr>
-                <w:b w:val="0"/>
-                <w:bCs w:val="0"/>
-                <w:sz w:val="24"/>
-                <w:szCs w:val="20"/>
-              </w:rPr>
-            </w:pPr>
-            <w:r>
-              <w:rPr>
-                <w:b w:val="0"/>
-                <w:bCs w:val="0"/>
-                <w:sz w:val="24"/>
-                <w:szCs w:val="20"/>
-              </w:rPr>
-              <w:t>0.25</w:t>
-            </w:r>
-          </w:p>
-        </w:tc>
-        <w:tc>
-          <w:tcPr>
-            <w:tcW w:w="2266" w:type="dxa"/>
-            <w:tcBorders>
-              <w:top w:val="nil"/>
-              <w:left w:val="nil"/>
-              <w:bottom w:val="nil"/>
-              <w:right w:val="nil"/>
-            </w:tcBorders>
-            <w:vAlign w:val="center"/>
-          </w:tcPr>
-          <w:p>
-            <w:pPr>
-              <w:pStyle w:val="Sectionheading"/>
-              <w:rPr>
-                <w:b w:val="0"/>
-                <w:bCs w:val="0"/>
-                <w:sz w:val="24"/>
-                <w:szCs w:val="20"/>
-              </w:rPr>
-            </w:pPr>
-            <w:r>
-              <w:rPr>
-                <w:b w:val="0"/>
-                <w:bCs w:val="0"/>
-                <w:sz w:val="24"/>
-                <w:szCs w:val="20"/>
-              </w:rPr>
-              <w:t>0.04</w:t>
-            </w:r>
-          </w:p>
-        </w:tc>
-      </w:tr>
-      <w:tr>
-        <w:trPr>
-          <w:trHeight w:val="454"/>
-        </w:trPr>
-        <w:tc>
-          <w:tcPr>
-            <w:tcW w:w="2665" w:type="dxa"/>
-            <w:tcBorders>
-              <w:top w:val="nil"/>
-              <w:left w:val="nil"/>
-              <w:bottom w:val="single" w:sz="12" w:space="0" w:color="auto"/>
-              <w:right w:val="nil"/>
-            </w:tcBorders>
-          </w:tcPr>
-          <w:p>
-            <w:pPr>
-              <w:pStyle w:val="Sectionheading"/>
-              <w:jc w:val="left"/>
-              <w:rPr>
-                <w:b w:val="0"/>
-                <w:bCs w:val="0"/>
-                <w:i/>
-                <w:iCs/>
-                <w:sz w:val="24"/>
-                <w:szCs w:val="20"/>
-              </w:rPr>
-            </w:pPr>
-            <w:r>
-              <w:rPr>
-                <w:b w:val="0"/>
-                <w:bCs w:val="0"/>
-                <w:i/>
-                <w:iCs/>
-                <w:sz w:val="24"/>
-                <w:szCs w:val="20"/>
-              </w:rPr>
-              <w:t>treatment x env</w:t>
-            </w:r>
-          </w:p>
-        </w:tc>
-        <w:tc>
-          <w:tcPr>
-            <w:tcW w:w="2265" w:type="dxa"/>
-            <w:tcBorders>
-              <w:top w:val="nil"/>
-              <w:left w:val="nil"/>
-              <w:bottom w:val="single" w:sz="12" w:space="0" w:color="auto"/>
-              <w:right w:val="nil"/>
-            </w:tcBorders>
-            <w:vAlign w:val="center"/>
-          </w:tcPr>
-          <w:p>
-            <w:pPr>
-              <w:pStyle w:val="Sectionheading"/>
-              <w:rPr>
-                <w:b w:val="0"/>
-                <w:bCs w:val="0"/>
-                <w:sz w:val="24"/>
-                <w:szCs w:val="20"/>
-              </w:rPr>
-            </w:pPr>
-            <w:r>
-              <w:rPr>
-                <w:b w:val="0"/>
-                <w:bCs w:val="0"/>
-                <w:sz w:val="24"/>
-                <w:szCs w:val="20"/>
-              </w:rPr>
-              <w:t>0.001</w:t>
-            </w:r>
-          </w:p>
-        </w:tc>
-        <w:tc>
-          <w:tcPr>
-            <w:tcW w:w="2266" w:type="dxa"/>
-            <w:tcBorders>
-              <w:top w:val="nil"/>
-              <w:left w:val="nil"/>
-              <w:bottom w:val="single" w:sz="12" w:space="0" w:color="auto"/>
-              <w:right w:val="nil"/>
-            </w:tcBorders>
-            <w:vAlign w:val="center"/>
-          </w:tcPr>
-          <w:p>
-            <w:pPr>
-              <w:pStyle w:val="Sectionheading"/>
-              <w:rPr>
-                <w:b w:val="0"/>
-                <w:bCs w:val="0"/>
-                <w:sz w:val="24"/>
-                <w:szCs w:val="20"/>
-              </w:rPr>
-            </w:pPr>
-            <w:r>
-              <w:rPr>
-                <w:b w:val="0"/>
-                <w:bCs w:val="0"/>
-                <w:sz w:val="24"/>
-                <w:szCs w:val="20"/>
-              </w:rPr>
-              <w:t>0.98</w:t>
-            </w:r>
-          </w:p>
-        </w:tc>
-        <w:tc>
-          <w:tcPr>
-            <w:tcW w:w="2266" w:type="dxa"/>
-            <w:tcBorders>
-              <w:top w:val="nil"/>
-              <w:left w:val="nil"/>
-              <w:bottom w:val="single" w:sz="12" w:space="0" w:color="auto"/>
-              <w:right w:val="nil"/>
-            </w:tcBorders>
-            <w:vAlign w:val="center"/>
-          </w:tcPr>
-          <w:p>
-            <w:pPr>
-              <w:pStyle w:val="Sectionheading"/>
-              <w:rPr>
-                <w:b w:val="0"/>
-                <w:bCs w:val="0"/>
-                <w:sz w:val="24"/>
-                <w:szCs w:val="20"/>
-              </w:rPr>
-            </w:pPr>
-            <w:r>
-              <w:rPr>
-                <w:b w:val="0"/>
-                <w:bCs w:val="0"/>
-                <w:sz w:val="24"/>
-                <w:szCs w:val="20"/>
-              </w:rPr>
-              <w:t>&lt;0.001</w:t>
-            </w:r>
-          </w:p>
-        </w:tc>
-      </w:tr>
-      <w:tr>
-        <w:trPr>
-          <w:trHeight w:val="454"/>
-        </w:trPr>
-        <w:tc>
-          <w:tcPr>
-            <w:tcW w:w="4930" w:type="dxa"/>
-            <w:gridSpan w:val="2"/>
-            <w:tcBorders>
-              <w:top w:val="single" w:sz="12" w:space="0" w:color="auto"/>
-              <w:left w:val="nil"/>
-              <w:bottom w:val="single" w:sz="12" w:space="0" w:color="auto"/>
-              <w:right w:val="nil"/>
-            </w:tcBorders>
-            <w:vAlign w:val="center"/>
-          </w:tcPr>
-          <w:p>
-            <w:pPr>
-              <w:pStyle w:val="Sectionheading"/>
-              <w:jc w:val="left"/>
-              <w:rPr>
-                <w:b w:val="0"/>
-                <w:bCs w:val="0"/>
-                <w:sz w:val="24"/>
-                <w:szCs w:val="20"/>
-              </w:rPr>
-            </w:pPr>
-            <w:r>
-              <w:rPr>
-                <w:sz w:val="24"/>
-                <w:szCs w:val="20"/>
-              </w:rPr>
-              <w:t>Within-subjects effects</w:t>
-            </w:r>
-          </w:p>
-        </w:tc>
-        <w:tc>
-          <w:tcPr>
-            <w:tcW w:w="2266" w:type="dxa"/>
-            <w:tcBorders>
-              <w:top w:val="single" w:sz="12" w:space="0" w:color="auto"/>
-              <w:left w:val="nil"/>
-              <w:bottom w:val="single" w:sz="12" w:space="0" w:color="auto"/>
-              <w:right w:val="nil"/>
-            </w:tcBorders>
-            <w:vAlign w:val="center"/>
-          </w:tcPr>
-          <w:p>
-            <w:pPr>
-              <w:pStyle w:val="Sectionheading"/>
-              <w:rPr>
-                <w:b w:val="0"/>
-                <w:bCs w:val="0"/>
-                <w:sz w:val="24"/>
-                <w:szCs w:val="20"/>
-              </w:rPr>
-            </w:pPr>
-          </w:p>
-        </w:tc>
-        <w:tc>
-          <w:tcPr>
-            <w:tcW w:w="2266" w:type="dxa"/>
-            <w:tcBorders>
-              <w:top w:val="single" w:sz="12" w:space="0" w:color="auto"/>
-              <w:left w:val="nil"/>
-              <w:bottom w:val="single" w:sz="12" w:space="0" w:color="auto"/>
-              <w:right w:val="nil"/>
-            </w:tcBorders>
-            <w:vAlign w:val="center"/>
-          </w:tcPr>
-          <w:p>
-            <w:pPr>
-              <w:pStyle w:val="Sectionheading"/>
-              <w:rPr>
-                <w:b w:val="0"/>
-                <w:bCs w:val="0"/>
-                <w:sz w:val="24"/>
-                <w:szCs w:val="20"/>
-              </w:rPr>
-            </w:pPr>
-          </w:p>
-        </w:tc>
-      </w:tr>
-      <w:tr>
-        <w:trPr>
-          <w:trHeight w:val="454"/>
-        </w:trPr>
-        <w:tc>
-          <w:tcPr>
-            <w:tcW w:w="2665" w:type="dxa"/>
-            <w:tcBorders>
-              <w:top w:val="single" w:sz="12" w:space="0" w:color="auto"/>
-              <w:left w:val="nil"/>
-              <w:bottom w:val="nil"/>
-              <w:right w:val="nil"/>
-            </w:tcBorders>
-          </w:tcPr>
-          <w:p>
-            <w:pPr>
-              <w:pStyle w:val="Sectionheading"/>
-              <w:jc w:val="left"/>
-              <w:rPr>
-                <w:b w:val="0"/>
-                <w:bCs w:val="0"/>
-                <w:i/>
-                <w:iCs/>
-                <w:sz w:val="24"/>
-                <w:szCs w:val="20"/>
-              </w:rPr>
-            </w:pPr>
-            <w:r>
-              <w:rPr>
-                <w:b w:val="0"/>
-                <w:bCs w:val="0"/>
-                <w:i/>
-                <w:iCs/>
-                <w:sz w:val="24"/>
-                <w:szCs w:val="20"/>
-              </w:rPr>
-              <w:t>stage</w:t>
-            </w:r>
-          </w:p>
-        </w:tc>
-        <w:tc>
-          <w:tcPr>
-            <w:tcW w:w="2265" w:type="dxa"/>
-            <w:tcBorders>
-              <w:top w:val="single" w:sz="12" w:space="0" w:color="auto"/>
-              <w:left w:val="nil"/>
-              <w:bottom w:val="nil"/>
-              <w:right w:val="nil"/>
-            </w:tcBorders>
-            <w:vAlign w:val="center"/>
-          </w:tcPr>
-          <w:p>
-            <w:pPr>
-              <w:pStyle w:val="Sectionheading"/>
-              <w:rPr>
-                <w:b w:val="0"/>
-                <w:bCs w:val="0"/>
-                <w:sz w:val="24"/>
-                <w:szCs w:val="20"/>
-              </w:rPr>
-            </w:pPr>
-            <w:r>
-              <w:rPr>
-                <w:b w:val="0"/>
-                <w:bCs w:val="0"/>
-                <w:sz w:val="24"/>
-                <w:szCs w:val="20"/>
-              </w:rPr>
-              <w:t>16.37</w:t>
-            </w:r>
-          </w:p>
-        </w:tc>
-        <w:tc>
-          <w:tcPr>
-            <w:tcW w:w="2266" w:type="dxa"/>
-            <w:tcBorders>
-              <w:top w:val="single" w:sz="12" w:space="0" w:color="auto"/>
-              <w:left w:val="nil"/>
-              <w:bottom w:val="nil"/>
-              <w:right w:val="nil"/>
-            </w:tcBorders>
-            <w:vAlign w:val="center"/>
-          </w:tcPr>
-          <w:p>
-            <w:pPr>
-              <w:pStyle w:val="Sectionheading"/>
-              <w:rPr>
-                <w:b w:val="0"/>
-                <w:bCs w:val="0"/>
-                <w:sz w:val="24"/>
-                <w:szCs w:val="20"/>
-              </w:rPr>
-            </w:pPr>
-            <w:r>
-              <w:rPr>
-                <w:b w:val="0"/>
-                <w:bCs w:val="0"/>
-                <w:sz w:val="24"/>
-                <w:szCs w:val="20"/>
-              </w:rPr>
-              <w:t>&lt;0.001</w:t>
-            </w:r>
-            <w:r>
-              <w:rPr>
-                <w:b w:val="0"/>
-                <w:bCs w:val="0"/>
-                <w:sz w:val="24"/>
-                <w:szCs w:val="20"/>
-              </w:rPr>
-              <w:t>***</w:t>
-            </w:r>
-          </w:p>
-        </w:tc>
-        <w:tc>
-          <w:tcPr>
-            <w:tcW w:w="2266" w:type="dxa"/>
-            <w:tcBorders>
-              <w:top w:val="single" w:sz="12" w:space="0" w:color="auto"/>
-              <w:left w:val="nil"/>
-              <w:bottom w:val="nil"/>
-              <w:right w:val="nil"/>
-            </w:tcBorders>
-            <w:vAlign w:val="center"/>
-          </w:tcPr>
-          <w:p>
-            <w:pPr>
-              <w:pStyle w:val="Sectionheading"/>
-              <w:rPr>
-                <w:b w:val="0"/>
-                <w:bCs w:val="0"/>
-                <w:sz w:val="24"/>
-                <w:szCs w:val="20"/>
-              </w:rPr>
-            </w:pPr>
-            <w:r>
-              <w:rPr>
-                <w:b w:val="0"/>
-                <w:bCs w:val="0"/>
-                <w:sz w:val="24"/>
-                <w:szCs w:val="20"/>
-              </w:rPr>
-              <w:t>0.35</w:t>
-            </w:r>
-          </w:p>
-        </w:tc>
-      </w:tr>
-      <w:tr>
-        <w:trPr>
-          <w:trHeight w:val="454"/>
-        </w:trPr>
-        <w:tc>
-          <w:tcPr>
-            <w:tcW w:w="2665" w:type="dxa"/>
-            <w:tcBorders>
-              <w:top w:val="nil"/>
-              <w:left w:val="nil"/>
-              <w:bottom w:val="nil"/>
-              <w:right w:val="nil"/>
-            </w:tcBorders>
-          </w:tcPr>
-          <w:p>
-            <w:pPr>
-              <w:pStyle w:val="Sectionheading"/>
-              <w:jc w:val="left"/>
-              <w:rPr>
-                <w:b w:val="0"/>
-                <w:bCs w:val="0"/>
-                <w:i/>
-                <w:iCs/>
-                <w:sz w:val="24"/>
-                <w:szCs w:val="20"/>
-              </w:rPr>
-            </w:pPr>
-            <w:r>
-              <w:rPr>
-                <w:b w:val="0"/>
-                <w:bCs w:val="0"/>
-                <w:i/>
-                <w:iCs/>
-                <w:sz w:val="24"/>
-                <w:szCs w:val="20"/>
-              </w:rPr>
-              <w:t>treatment x stage</w:t>
-            </w:r>
-          </w:p>
-        </w:tc>
-        <w:tc>
-          <w:tcPr>
-            <w:tcW w:w="2265" w:type="dxa"/>
-            <w:tcBorders>
-              <w:top w:val="nil"/>
-              <w:left w:val="nil"/>
-              <w:bottom w:val="nil"/>
-              <w:right w:val="nil"/>
-            </w:tcBorders>
-            <w:vAlign w:val="center"/>
-          </w:tcPr>
-          <w:p>
-            <w:pPr>
-              <w:pStyle w:val="Sectionheading"/>
-              <w:rPr>
-                <w:b w:val="0"/>
-                <w:bCs w:val="0"/>
-                <w:sz w:val="24"/>
-                <w:szCs w:val="20"/>
-              </w:rPr>
-            </w:pPr>
-            <w:r>
-              <w:rPr>
-                <w:b w:val="0"/>
-                <w:bCs w:val="0"/>
-                <w:sz w:val="24"/>
-                <w:szCs w:val="20"/>
-              </w:rPr>
-              <w:t>1.68</w:t>
-            </w:r>
-          </w:p>
-        </w:tc>
-        <w:tc>
-          <w:tcPr>
-            <w:tcW w:w="2266" w:type="dxa"/>
-            <w:tcBorders>
-              <w:top w:val="nil"/>
-              <w:left w:val="nil"/>
-              <w:bottom w:val="nil"/>
-              <w:right w:val="nil"/>
-            </w:tcBorders>
-            <w:vAlign w:val="center"/>
-          </w:tcPr>
-          <w:p>
-            <w:pPr>
-              <w:pStyle w:val="Sectionheading"/>
-              <w:rPr>
-                <w:b w:val="0"/>
-                <w:bCs w:val="0"/>
-                <w:sz w:val="24"/>
-                <w:szCs w:val="20"/>
-              </w:rPr>
-            </w:pPr>
-            <w:r>
-              <w:rPr>
-                <w:b w:val="0"/>
-                <w:bCs w:val="0"/>
-                <w:sz w:val="24"/>
-                <w:szCs w:val="20"/>
-              </w:rPr>
-              <w:t>0.20</w:t>
-            </w:r>
-          </w:p>
-        </w:tc>
-        <w:tc>
-          <w:tcPr>
-            <w:tcW w:w="2266" w:type="dxa"/>
-            <w:tcBorders>
-              <w:top w:val="nil"/>
-              <w:left w:val="nil"/>
-              <w:bottom w:val="nil"/>
-              <w:right w:val="nil"/>
-            </w:tcBorders>
-            <w:vAlign w:val="center"/>
-          </w:tcPr>
-          <w:p>
-            <w:pPr>
-              <w:pStyle w:val="Sectionheading"/>
-              <w:rPr>
-                <w:b w:val="0"/>
-                <w:bCs w:val="0"/>
-                <w:sz w:val="24"/>
-                <w:szCs w:val="20"/>
-              </w:rPr>
-            </w:pPr>
-            <w:r>
-              <w:rPr>
-                <w:b w:val="0"/>
-                <w:bCs w:val="0"/>
-                <w:sz w:val="24"/>
-                <w:szCs w:val="20"/>
-              </w:rPr>
-              <w:t>0.05</w:t>
-            </w:r>
-          </w:p>
-        </w:tc>
-      </w:tr>
-      <w:tr>
-        <w:trPr>
-          <w:trHeight w:val="454"/>
-        </w:trPr>
-        <w:tc>
-          <w:tcPr>
-            <w:tcW w:w="2665" w:type="dxa"/>
-            <w:tcBorders>
-              <w:top w:val="nil"/>
-              <w:left w:val="nil"/>
-              <w:bottom w:val="nil"/>
-              <w:right w:val="nil"/>
-            </w:tcBorders>
-          </w:tcPr>
-          <w:p>
-            <w:pPr>
-              <w:pStyle w:val="Sectionheading"/>
-              <w:jc w:val="left"/>
-              <w:rPr>
-                <w:b w:val="0"/>
-                <w:bCs w:val="0"/>
-                <w:i/>
-                <w:iCs/>
-                <w:sz w:val="24"/>
-                <w:szCs w:val="20"/>
-              </w:rPr>
-            </w:pPr>
-            <w:r>
-              <w:rPr>
-                <w:b w:val="0"/>
-                <w:bCs w:val="0"/>
-                <w:i/>
-                <w:iCs/>
-                <w:sz w:val="24"/>
-                <w:szCs w:val="20"/>
-              </w:rPr>
-              <w:t>env x stage</w:t>
-            </w:r>
-          </w:p>
-        </w:tc>
-        <w:tc>
-          <w:tcPr>
-            <w:tcW w:w="2265" w:type="dxa"/>
-            <w:tcBorders>
-              <w:top w:val="nil"/>
-              <w:left w:val="nil"/>
-              <w:bottom w:val="nil"/>
-              <w:right w:val="nil"/>
-            </w:tcBorders>
-            <w:vAlign w:val="center"/>
-          </w:tcPr>
-          <w:p>
-            <w:pPr>
-              <w:pStyle w:val="Sectionheading"/>
-              <w:rPr>
-                <w:b w:val="0"/>
-                <w:bCs w:val="0"/>
-                <w:sz w:val="24"/>
-                <w:szCs w:val="20"/>
-              </w:rPr>
-            </w:pPr>
-            <w:r>
-              <w:rPr>
-                <w:b w:val="0"/>
-                <w:bCs w:val="0"/>
-                <w:sz w:val="24"/>
-                <w:szCs w:val="20"/>
-              </w:rPr>
-              <w:t>0.0</w:t>
-            </w:r>
-            <w:r>
-              <w:rPr>
-                <w:b w:val="0"/>
-                <w:bCs w:val="0"/>
-                <w:sz w:val="24"/>
-                <w:szCs w:val="20"/>
-              </w:rPr>
-              <w:t>2</w:t>
-            </w:r>
-          </w:p>
-        </w:tc>
-        <w:tc>
-          <w:tcPr>
-            <w:tcW w:w="2266" w:type="dxa"/>
-            <w:tcBorders>
-              <w:top w:val="nil"/>
-              <w:left w:val="nil"/>
-              <w:bottom w:val="nil"/>
-              <w:right w:val="nil"/>
-            </w:tcBorders>
-            <w:vAlign w:val="center"/>
-          </w:tcPr>
-          <w:p>
-            <w:pPr>
-              <w:pStyle w:val="Sectionheading"/>
-              <w:rPr>
-                <w:b w:val="0"/>
-                <w:bCs w:val="0"/>
-                <w:sz w:val="24"/>
-                <w:szCs w:val="20"/>
-              </w:rPr>
-            </w:pPr>
-            <w:r>
-              <w:rPr>
-                <w:b w:val="0"/>
-                <w:bCs w:val="0"/>
-                <w:sz w:val="24"/>
-                <w:szCs w:val="20"/>
-              </w:rPr>
-              <w:t>0.90</w:t>
-            </w:r>
-          </w:p>
-        </w:tc>
-        <w:tc>
-          <w:tcPr>
-            <w:tcW w:w="2266" w:type="dxa"/>
-            <w:tcBorders>
-              <w:top w:val="nil"/>
-              <w:left w:val="nil"/>
-              <w:bottom w:val="nil"/>
-              <w:right w:val="nil"/>
-            </w:tcBorders>
-            <w:vAlign w:val="center"/>
-          </w:tcPr>
-          <w:p>
-            <w:pPr>
-              <w:pStyle w:val="Sectionheading"/>
-              <w:rPr>
-                <w:b w:val="0"/>
-                <w:bCs w:val="0"/>
-                <w:sz w:val="24"/>
-                <w:szCs w:val="20"/>
-              </w:rPr>
-            </w:pPr>
-            <w:r>
-              <w:rPr>
-                <w:b w:val="0"/>
-                <w:bCs w:val="0"/>
-                <w:sz w:val="24"/>
-                <w:szCs w:val="20"/>
-              </w:rPr>
-              <w:t>&lt;0.001</w:t>
-            </w:r>
-          </w:p>
-        </w:tc>
-      </w:tr>
-      <w:tr>
-        <w:trPr>
-          <w:trHeight w:val="454"/>
-        </w:trPr>
-        <w:tc>
-          <w:tcPr>
-            <w:tcW w:w="2665" w:type="dxa"/>
-            <w:tcBorders>
-              <w:top w:val="nil"/>
-              <w:left w:val="nil"/>
-              <w:bottom w:val="single" w:sz="12" w:space="0" w:color="auto"/>
-              <w:right w:val="nil"/>
-            </w:tcBorders>
-          </w:tcPr>
-          <w:p>
-            <w:pPr>
-              <w:pStyle w:val="Sectionheading"/>
-              <w:jc w:val="left"/>
-              <w:rPr>
-                <w:b w:val="0"/>
-                <w:bCs w:val="0"/>
-                <w:i/>
-                <w:iCs/>
-                <w:sz w:val="24"/>
-                <w:szCs w:val="20"/>
-              </w:rPr>
-            </w:pPr>
-            <w:r>
-              <w:rPr>
-                <w:b w:val="0"/>
-                <w:bCs w:val="0"/>
-                <w:i/>
-                <w:iCs/>
-                <w:sz w:val="24"/>
-                <w:szCs w:val="20"/>
-              </w:rPr>
-              <w:t>T</w:t>
-            </w:r>
-            <w:r>
-              <w:rPr>
-                <w:b w:val="0"/>
-                <w:bCs w:val="0"/>
-                <w:i/>
-                <w:iCs/>
-                <w:sz w:val="24"/>
-                <w:szCs w:val="20"/>
-              </w:rPr>
-              <w:t>reatment</w:t>
-            </w:r>
-            <w:r>
-              <w:rPr>
-                <w:b w:val="0"/>
-                <w:bCs w:val="0"/>
-                <w:i/>
-                <w:iCs/>
-                <w:sz w:val="24"/>
-                <w:szCs w:val="20"/>
-              </w:rPr>
-              <w:t xml:space="preserve"> x stage x env</w:t>
-            </w:r>
-          </w:p>
-        </w:tc>
-        <w:tc>
-          <w:tcPr>
-            <w:tcW w:w="2265" w:type="dxa"/>
-            <w:tcBorders>
-              <w:top w:val="nil"/>
-              <w:left w:val="nil"/>
-              <w:bottom w:val="single" w:sz="12" w:space="0" w:color="auto"/>
-              <w:right w:val="nil"/>
-            </w:tcBorders>
-            <w:vAlign w:val="center"/>
-          </w:tcPr>
-          <w:p>
-            <w:pPr>
-              <w:pStyle w:val="Sectionheading"/>
-              <w:rPr>
-                <w:b w:val="0"/>
-                <w:bCs w:val="0"/>
-                <w:sz w:val="24"/>
-                <w:szCs w:val="20"/>
-              </w:rPr>
-            </w:pPr>
-            <w:r>
-              <w:rPr>
-                <w:b w:val="0"/>
-                <w:bCs w:val="0"/>
-                <w:sz w:val="24"/>
-                <w:szCs w:val="20"/>
-              </w:rPr>
-              <w:t>1.48</w:t>
-            </w:r>
-          </w:p>
-        </w:tc>
-        <w:tc>
-          <w:tcPr>
-            <w:tcW w:w="2266" w:type="dxa"/>
-            <w:tcBorders>
-              <w:top w:val="nil"/>
-              <w:left w:val="nil"/>
-              <w:bottom w:val="single" w:sz="12" w:space="0" w:color="auto"/>
-              <w:right w:val="nil"/>
-            </w:tcBorders>
-            <w:vAlign w:val="center"/>
-          </w:tcPr>
-          <w:p>
-            <w:pPr>
-              <w:pStyle w:val="Sectionheading"/>
-              <w:rPr>
-                <w:b w:val="0"/>
-                <w:bCs w:val="0"/>
-                <w:sz w:val="24"/>
-                <w:szCs w:val="20"/>
-              </w:rPr>
-            </w:pPr>
-            <w:r>
-              <w:rPr>
-                <w:b w:val="0"/>
-                <w:bCs w:val="0"/>
-                <w:sz w:val="24"/>
-                <w:szCs w:val="20"/>
-              </w:rPr>
-              <w:t>0.23</w:t>
-            </w:r>
-          </w:p>
-        </w:tc>
-        <w:tc>
-          <w:tcPr>
-            <w:tcW w:w="2266" w:type="dxa"/>
-            <w:tcBorders>
-              <w:top w:val="nil"/>
-              <w:left w:val="nil"/>
-              <w:bottom w:val="single" w:sz="12" w:space="0" w:color="auto"/>
-              <w:right w:val="nil"/>
-            </w:tcBorders>
-            <w:vAlign w:val="center"/>
-          </w:tcPr>
-          <w:p>
-            <w:pPr>
-              <w:pStyle w:val="Sectionheading"/>
-              <w:rPr>
-                <w:b w:val="0"/>
-                <w:bCs w:val="0"/>
-                <w:sz w:val="24"/>
-                <w:szCs w:val="20"/>
-              </w:rPr>
-            </w:pPr>
-            <w:r>
-              <w:rPr>
-                <w:b w:val="0"/>
-                <w:bCs w:val="0"/>
-                <w:sz w:val="24"/>
-                <w:szCs w:val="20"/>
-              </w:rPr>
-              <w:t>0.05</w:t>
-            </w:r>
-          </w:p>
-        </w:tc>
-      </w:tr>
-    </w:tbl>
-    <w:p>
-      <w:pPr>
-        <w:pStyle w:val="Sectionheading"/>
-        <w:jc w:val="left"/>
-        <w:rPr>
-          <w:b w:val="0"/>
-          <w:bCs w:val="0"/>
-          <w:sz w:val="24"/>
-          <w:szCs w:val="20"/>
-          <w:lang w:val="nl-NL"/>
-        </w:rPr>
-      </w:pPr>
-      <w:r>
-        <w:rPr>
-          <w:b w:val="0"/>
-          <w:bCs w:val="0"/>
-          <w:i/>
-          <w:iCs/>
-          <w:sz w:val="24"/>
-          <w:szCs w:val="20"/>
-        </w:rPr>
-        <w:t>Note.</w:t>
-      </w:r>
-      <w:r>
-        <w:rPr>
-          <w:b w:val="0"/>
-          <w:bCs w:val="0"/>
-          <w:i/>
-          <w:iCs/>
-          <w:sz w:val="24"/>
-          <w:szCs w:val="20"/>
-        </w:rPr>
-        <w:t xml:space="preserve"> </w:t>
-      </w:r>
-      <w:r>
-        <w:rPr>
-          <w:b w:val="0"/>
-          <w:bCs w:val="0"/>
-          <w:i/>
-          <w:iCs/>
-          <w:sz w:val="24"/>
-          <w:szCs w:val="20"/>
-          <w:lang w:val="nl-NL"/>
-        </w:rPr>
-        <w:t>p</w:t>
-      </w:r>
-      <w:r>
-        <w:rPr>
-          <w:b w:val="0"/>
-          <w:bCs w:val="0"/>
-          <w:sz w:val="24"/>
-          <w:szCs w:val="20"/>
-          <w:lang w:val="nl-NL"/>
-        </w:rPr>
-        <w:t xml:space="preserve"> &lt; </w:t>
-      </w:r>
-      <w:r>
-        <w:rPr>
-          <w:b w:val="0"/>
-          <w:bCs w:val="0"/>
-          <w:sz w:val="24"/>
-          <w:szCs w:val="20"/>
-          <w:lang w:val="nl-NL"/>
-        </w:rPr>
-        <w:t>0</w:t>
-      </w:r>
-      <w:r>
-        <w:rPr>
-          <w:b w:val="0"/>
-          <w:bCs w:val="0"/>
-          <w:sz w:val="24"/>
-          <w:szCs w:val="20"/>
-          <w:lang w:val="nl-NL"/>
-        </w:rPr>
-        <w:t>.05 (</w:t>
-      </w:r>
-      <w:r>
-        <w:rPr>
-          <w:b w:val="0"/>
-          <w:bCs w:val="0"/>
-          <w:sz w:val="24"/>
-          <w:szCs w:val="20"/>
-          <w:lang w:val="nl-NL"/>
-        </w:rPr>
-        <w:t>*</w:t>
-      </w:r>
-      <w:r>
-        <w:rPr>
-          <w:b w:val="0"/>
-          <w:bCs w:val="0"/>
-          <w:sz w:val="24"/>
-          <w:szCs w:val="20"/>
-          <w:lang w:val="nl-NL"/>
-        </w:rPr>
-        <w:t xml:space="preserve">), </w:t>
-      </w:r>
-      <w:r>
-        <w:rPr>
-          <w:b w:val="0"/>
-          <w:bCs w:val="0"/>
-          <w:i/>
-          <w:iCs/>
-          <w:sz w:val="24"/>
-          <w:szCs w:val="20"/>
-          <w:lang w:val="nl-NL"/>
-        </w:rPr>
-        <w:t>p</w:t>
-      </w:r>
-      <w:r>
-        <w:rPr>
-          <w:b w:val="0"/>
-          <w:bCs w:val="0"/>
-          <w:sz w:val="24"/>
-          <w:szCs w:val="20"/>
-          <w:lang w:val="nl-NL"/>
-        </w:rPr>
-        <w:t xml:space="preserve"> &lt; </w:t>
-      </w:r>
-      <w:r>
-        <w:rPr>
-          <w:b w:val="0"/>
-          <w:bCs w:val="0"/>
-          <w:sz w:val="24"/>
-          <w:szCs w:val="20"/>
-          <w:lang w:val="nl-NL"/>
-        </w:rPr>
-        <w:t>0</w:t>
-      </w:r>
-      <w:r>
-        <w:rPr>
-          <w:b w:val="0"/>
-          <w:bCs w:val="0"/>
-          <w:sz w:val="24"/>
-          <w:szCs w:val="20"/>
-          <w:lang w:val="nl-NL"/>
-        </w:rPr>
-        <w:t>.01 (</w:t>
-      </w:r>
-      <w:r>
-        <w:rPr>
-          <w:b w:val="0"/>
-          <w:bCs w:val="0"/>
-          <w:sz w:val="24"/>
-          <w:szCs w:val="20"/>
-          <w:lang w:val="nl-NL"/>
-        </w:rPr>
-        <w:t>**</w:t>
-      </w:r>
-      <w:r>
-        <w:rPr>
-          <w:b w:val="0"/>
-          <w:bCs w:val="0"/>
-          <w:sz w:val="24"/>
-          <w:szCs w:val="20"/>
-          <w:lang w:val="nl-NL"/>
-        </w:rPr>
-        <w:t xml:space="preserve">), </w:t>
-      </w:r>
-      <w:r>
-        <w:rPr>
-          <w:b w:val="0"/>
-          <w:bCs w:val="0"/>
-          <w:i/>
-          <w:iCs/>
-          <w:sz w:val="24"/>
-          <w:szCs w:val="20"/>
-          <w:lang w:val="nl-NL"/>
-        </w:rPr>
-        <w:t>p</w:t>
-      </w:r>
-      <w:r>
-        <w:rPr>
-          <w:b w:val="0"/>
-          <w:bCs w:val="0"/>
-          <w:sz w:val="24"/>
-          <w:szCs w:val="20"/>
-          <w:lang w:val="nl-NL"/>
-        </w:rPr>
-        <w:t xml:space="preserve"> &lt; </w:t>
-      </w:r>
-      <w:r>
-        <w:rPr>
-          <w:b w:val="0"/>
-          <w:bCs w:val="0"/>
-          <w:sz w:val="24"/>
-          <w:szCs w:val="20"/>
-          <w:lang w:val="nl-NL"/>
-        </w:rPr>
-        <w:t>0</w:t>
-      </w:r>
-      <w:r>
-        <w:rPr>
-          <w:b w:val="0"/>
-          <w:bCs w:val="0"/>
-          <w:sz w:val="24"/>
-          <w:szCs w:val="20"/>
-          <w:lang w:val="nl-NL"/>
-        </w:rPr>
-        <w:t>.001 (*</w:t>
-      </w:r>
-      <w:r>
-        <w:rPr>
-          <w:b w:val="0"/>
-          <w:bCs w:val="0"/>
-          <w:sz w:val="24"/>
-          <w:szCs w:val="20"/>
-          <w:lang w:val="nl-NL"/>
-        </w:rPr>
-        <w:t>*</w:t>
-      </w:r>
-      <w:r>
-        <w:rPr>
-          <w:b w:val="0"/>
-          <w:bCs w:val="0"/>
-          <w:sz w:val="24"/>
-          <w:szCs w:val="20"/>
-          <w:lang w:val="nl-NL"/>
-        </w:rPr>
-        <w:t>*)</w:t>
-      </w:r>
-      <w:r>
-        <w:rPr>
-          <w:b w:val="0"/>
-          <w:bCs w:val="0"/>
-          <w:sz w:val="24"/>
-          <w:szCs w:val="20"/>
-          <w:lang w:val="nl-NL"/>
-        </w:rPr>
-        <w:t>.</w:t>
+        <w:tab/>
+        <w:t>Weights</w:t>
       </w:r>
     </w:p>
     <w:p>
@@ -1868,113 +80,29 @@
           <w:szCs w:val="20"/>
           <w:lang w:val="en-US"/>
         </w:rPr>
-        <w:t xml:space="preserve">Given the high </w:t>
-      </w:r>
-      <w:r>
-        <w:rPr>
-          <w:b w:val="0"/>
-          <w:bCs w:val="0"/>
-          <w:i/>
-          <w:iCs/>
-          <w:sz w:val="24"/>
-          <w:szCs w:val="20"/>
-          <w:lang w:val="en-US"/>
-        </w:rPr>
-        <w:t>p</w:t>
-      </w:r>
-      <w:r>
-        <w:rPr>
-          <w:b w:val="0"/>
-          <w:bCs w:val="0"/>
-          <w:sz w:val="24"/>
-          <w:szCs w:val="20"/>
-          <w:lang w:val="en-US"/>
-        </w:rPr>
-        <w:t xml:space="preserve">-value for Stage, the SPSN phases differed sufficiently that they could not be treated as originating from the same underlying </w:t>
-      </w:r>
-      <w:r>
-        <w:rPr>
-          <w:b w:val="0"/>
-          <w:bCs w:val="0"/>
-          <w:sz w:val="24"/>
-          <w:szCs w:val="20"/>
-          <w:lang w:val="en-US"/>
-        </w:rPr>
-        <w:t>mechanism</w:t>
-      </w:r>
-      <w:r>
-        <w:rPr>
-          <w:b w:val="0"/>
-          <w:bCs w:val="0"/>
-          <w:sz w:val="24"/>
-          <w:szCs w:val="20"/>
-          <w:lang w:val="en-US"/>
-        </w:rPr>
-        <w:t>. For this reason, we focused on the habituation phase when assessing general exploration, as it is the least influenced by social behavior or other</w:t>
-      </w:r>
-      <w:r>
-        <w:rPr>
-          <w:b w:val="0"/>
-          <w:bCs w:val="0"/>
-          <w:sz w:val="24"/>
-          <w:szCs w:val="20"/>
-          <w:lang w:val="en-US"/>
-        </w:rPr>
-        <w:t xml:space="preserve"> </w:t>
-      </w:r>
-      <w:r>
-        <w:rPr>
-          <w:b w:val="0"/>
-          <w:bCs w:val="0"/>
-          <w:sz w:val="24"/>
-          <w:szCs w:val="20"/>
-          <w:lang w:val="en-US"/>
-        </w:rPr>
-        <w:t>processes.</w:t>
-      </w:r>
-    </w:p>
-    <w:p>
-      <w:pPr>
-        <w:pStyle w:val="Sectionheading"/>
-        <w:numPr>
-          <w:ilvl w:val="1"/>
-          <w:numId w:val="1"/>
-        </w:numPr>
-        <w:jc w:val="left"/>
-        <w:rPr>
-          <w:b w:val="0"/>
-          <w:bCs w:val="0"/>
-          <w:i/>
-          <w:iCs/>
-          <w:sz w:val="24"/>
-          <w:szCs w:val="20"/>
-          <w:lang w:val="en-US"/>
-        </w:rPr>
-      </w:pPr>
-      <w:r>
-        <w:rPr>
-          <w:b w:val="0"/>
-          <w:bCs w:val="0"/>
-          <w:i/>
-          <w:iCs/>
-          <w:sz w:val="24"/>
-          <w:szCs w:val="20"/>
-          <w:lang w:val="en-US"/>
-        </w:rPr>
-        <w:t xml:space="preserve"> </w:t>
-      </w:r>
-      <w:r>
-        <w:rPr>
-          <w:b w:val="0"/>
-          <w:bCs w:val="0"/>
-          <w:i/>
-          <w:iCs/>
-          <w:sz w:val="24"/>
-          <w:szCs w:val="20"/>
-          <w:lang w:val="en-US"/>
-        </w:rPr>
-        <w:tab/>
-        <w:t>Morris water maze</w:t>
+        <w:t>Weight trajectories were visualized by plotting group mean body weight across days after separation, with cubic spline interpolation applied to weekend gaps. The pattern reveals a pronounced treatment effect: CVAD</w:t>
+      </w:r>
+      <w:r>
+        <w:rPr>
+          <w:b w:val="0"/>
+          <w:bCs w:val="0"/>
+          <w:sz w:val="24"/>
+          <w:szCs w:val="20"/>
+          <w:lang w:val="en-US"/>
+        </w:rPr>
+        <w:noBreakHyphen/>
+        <w:t>treated mice show an early plateau in weight gain, in contrast to the continued growth observed in saline</w:t>
+      </w:r>
+      <w:r>
+        <w:rPr>
+          <w:b w:val="0"/>
+          <w:bCs w:val="0"/>
+          <w:sz w:val="24"/>
+          <w:szCs w:val="20"/>
+          <w:lang w:val="en-US"/>
+        </w:rPr>
+        <w:noBreakHyphen/>
+        <w:t xml:space="preserve">treated controls. </w:t>
       </w:r>
     </w:p>
     <w:p>
@@ -1993,7 +121,7 @@
           <w:szCs w:val="20"/>
           <w:lang w:val="en-US"/>
         </w:rPr>
-        <w:t>Table II</w:t>
+        <w:t>Figure I</w:t>
       </w:r>
     </w:p>
     <w:p>
@@ -2020,19 +148,381 @@
           <w:szCs w:val="20"/>
           <w:lang w:val="en-US"/>
         </w:rPr>
-        <w:t>Frequentist results from s</w:t>
-      </w:r>
-      <w:r>
-        <w:rPr>
-          <w:b w:val="0"/>
-          <w:bCs w:val="0"/>
+        <w:t>Weight curves per condition</w:t>
+      </w:r>
+    </w:p>
+    <w:p>
+      <w:pPr>
+        <w:pStyle w:val="Sectionheading"/>
+        <w:rPr>
           <w:i/>
           <w:iCs/>
           <w:sz w:val="24"/>
           <w:szCs w:val="20"/>
           <w:lang w:val="en-US"/>
         </w:rPr>
-        <w:t>upplementary analysis of the acquisition phase (distance to target)</w:t>
+      </w:pPr>
+      <w:r>
+        <w:rPr>
+          <w:b w:val="0"/>
+          <w:bCs w:val="0"/>
+          <w:noProof/>
+          <w:sz w:val="24"/>
+          <w:szCs w:val="20"/>
+          <w:lang w:val="en-US"/>
+        </w:rPr>
+        <w:drawing>
+          <wp:inline distT="0" distB="0" distL="0" distR="0" wp14:anchorId="79E0637E" wp14:editId="6B91322B">
+            <wp:extent cx="5191125" cy="2844805"/>
+            <wp:effectExtent l="0" t="0" r="0" b="0"/>
+            <wp:docPr id="1469955861" name="Picture 1"/>
+            <wp:cNvGraphicFramePr>
+              <a:graphicFrameLocks xmlns:a="http://schemas.openxmlformats.org/drawingml/2006/main" noChangeAspect="1"/>
+            </wp:cNvGraphicFramePr>
+            <a:graphic xmlns:a="http://schemas.openxmlformats.org/drawingml/2006/main">
+              <a:graphicData uri="http://schemas.openxmlformats.org/drawingml/2006/picture">
+                <pic:pic xmlns:pic="http://schemas.openxmlformats.org/drawingml/2006/picture">
+                  <pic:nvPicPr>
+                    <pic:cNvPr id="0" name="Picture 1"/>
+                    <pic:cNvPicPr>
+                      <a:picLocks noChangeAspect="1" noChangeArrowheads="1"/>
+                    </pic:cNvPicPr>
+                  </pic:nvPicPr>
+                  <pic:blipFill>
+                    <a:blip r:embed="rId5">
+                      <a:extLst>
+                        <a:ext uri="{28A0092B-C50C-407E-A947-70E740481C1C}">
+                          <a14:useLocalDpi xmlns:a14="http://schemas.microsoft.com/office/drawing/2010/main" val="0"/>
+                        </a:ext>
+                      </a:extLst>
+                    </a:blip>
+                    <a:srcRect/>
+                    <a:stretch>
+                      <a:fillRect/>
+                    </a:stretch>
+                  </pic:blipFill>
+                  <pic:spPr bwMode="auto">
+                    <a:xfrm>
+                      <a:off x="0" y="0"/>
+                      <a:ext cx="5191583" cy="2845056"/>
+                    </a:xfrm>
+                    <a:prstGeom prst="rect">
+                      <a:avLst/>
+                    </a:prstGeom>
+                    <a:noFill/>
+                    <a:ln>
+                      <a:noFill/>
+                    </a:ln>
+                  </pic:spPr>
+                </pic:pic>
+              </a:graphicData>
+            </a:graphic>
+          </wp:inline>
+        </w:drawing>
+      </w:r>
+    </w:p>
+    <w:p>
+      <w:pPr>
+        <w:pStyle w:val="Sectionheading"/>
+        <w:jc w:val="left"/>
+        <w:rPr>
+          <w:b w:val="0"/>
+          <w:bCs w:val="0"/>
+          <w:sz w:val="24"/>
+          <w:szCs w:val="20"/>
+          <w:lang w:val="en-US"/>
+        </w:rPr>
+      </w:pPr>
+      <w:r>
+        <w:rPr>
+          <w:b w:val="0"/>
+          <w:bCs w:val="0"/>
+          <w:i/>
+          <w:iCs/>
+          <w:sz w:val="24"/>
+          <w:szCs w:val="20"/>
+          <w:lang w:val="en-US"/>
+        </w:rPr>
+        <w:t xml:space="preserve">Note. </w:t>
+      </w:r>
+      <w:r>
+        <w:rPr>
+          <w:b w:val="0"/>
+          <w:bCs w:val="0"/>
+          <w:sz w:val="24"/>
+          <w:szCs w:val="20"/>
+          <w:lang w:val="en-US"/>
+        </w:rPr>
+        <w:t xml:space="preserve">Weight (g) plotted as a function of days after separation. Data beyond the treatment period are not shown, as weights were only </w:t>
+      </w:r>
+      <w:r>
+        <w:rPr>
+          <w:b w:val="0"/>
+          <w:bCs w:val="0"/>
+          <w:sz w:val="24"/>
+          <w:szCs w:val="20"/>
+          <w:lang w:val="en-US"/>
+        </w:rPr>
+        <w:t>assessed</w:t>
+      </w:r>
+      <w:r>
+        <w:rPr>
+          <w:b w:val="0"/>
+          <w:bCs w:val="0"/>
+          <w:sz w:val="24"/>
+          <w:szCs w:val="20"/>
+          <w:lang w:val="en-US"/>
+        </w:rPr>
+        <w:t xml:space="preserve"> during treatment.</w:t>
+      </w:r>
+    </w:p>
+    <w:p>
+      <w:pPr>
+        <w:pStyle w:val="Sectionheading"/>
+        <w:jc w:val="left"/>
+        <w:rPr>
+          <w:i/>
+          <w:iCs/>
+          <w:sz w:val="24"/>
+          <w:szCs w:val="20"/>
+          <w:lang w:val="en-US"/>
+        </w:rPr>
+      </w:pPr>
+      <w:r>
+        <w:rPr>
+          <w:b w:val="0"/>
+          <w:bCs w:val="0"/>
+          <w:sz w:val="24"/>
+          <w:szCs w:val="20"/>
+          <w:lang w:val="en-US"/>
+        </w:rPr>
+        <w:t>To formally evaluate the visual pattern, we fitted a mixed</w:t>
+      </w:r>
+      <w:r>
+        <w:rPr>
+          <w:b w:val="0"/>
+          <w:bCs w:val="0"/>
+          <w:sz w:val="24"/>
+          <w:szCs w:val="20"/>
+          <w:lang w:val="en-US"/>
+        </w:rPr>
+        <w:noBreakHyphen/>
+        <w:t>effects model with random intercepts to the weight data</w:t>
+      </w:r>
+      <w:r>
+        <w:rPr>
+          <w:b w:val="0"/>
+          <w:bCs w:val="0"/>
+          <w:sz w:val="24"/>
+          <w:szCs w:val="20"/>
+          <w:lang w:val="en-US"/>
+        </w:rPr>
+        <w:t xml:space="preserve"> (Table I)</w:t>
+      </w:r>
+      <w:r>
+        <w:rPr>
+          <w:b w:val="0"/>
+          <w:bCs w:val="0"/>
+          <w:sz w:val="24"/>
+          <w:szCs w:val="20"/>
+          <w:lang w:val="en-US"/>
+        </w:rPr>
+        <w:t>. The analysis revealed a significant main effect of Day, indicating that all mice gained weight over time.</w:t>
+      </w:r>
+      <w:r>
+        <w:rPr>
+          <w:b w:val="0"/>
+          <w:bCs w:val="0"/>
+          <w:sz w:val="24"/>
+          <w:szCs w:val="20"/>
+          <w:lang w:val="en-US"/>
+        </w:rPr>
+        <w:t xml:space="preserve"> There was no significant main effect of treatment or environment.</w:t>
+      </w:r>
+      <w:r>
+        <w:rPr>
+          <w:b w:val="0"/>
+          <w:bCs w:val="0"/>
+          <w:sz w:val="24"/>
+          <w:szCs w:val="20"/>
+          <w:lang w:val="en-US"/>
+        </w:rPr>
+        <w:t xml:space="preserve"> The Day × Treatment interaction was significant,</w:t>
+      </w:r>
+      <w:r>
+        <w:rPr>
+          <w:b w:val="0"/>
+          <w:bCs w:val="0"/>
+          <w:sz w:val="24"/>
+          <w:szCs w:val="20"/>
+          <w:lang w:val="en-US"/>
+        </w:rPr>
+        <w:t xml:space="preserve"> </w:t>
+      </w:r>
+      <w:r>
+        <w:rPr>
+          <w:b w:val="0"/>
+          <w:bCs w:val="0"/>
+          <w:sz w:val="24"/>
+          <w:szCs w:val="20"/>
+          <w:lang w:val="en-US"/>
+        </w:rPr>
+        <w:t>confirming</w:t>
+      </w:r>
+      <w:r>
+        <w:rPr>
+          <w:b w:val="0"/>
+          <w:bCs w:val="0"/>
+          <w:sz w:val="24"/>
+          <w:szCs w:val="20"/>
+          <w:lang w:val="en-US"/>
+        </w:rPr>
+        <w:t xml:space="preserve"> that weight trajectories differed between CVAD</w:t>
+      </w:r>
+      <w:r>
+        <w:rPr>
+          <w:b w:val="0"/>
+          <w:bCs w:val="0"/>
+          <w:sz w:val="24"/>
+          <w:szCs w:val="20"/>
+          <w:lang w:val="en-US"/>
+        </w:rPr>
+        <w:noBreakHyphen/>
+        <w:t xml:space="preserve"> and saline</w:t>
+      </w:r>
+      <w:r>
+        <w:rPr>
+          <w:b w:val="0"/>
+          <w:bCs w:val="0"/>
+          <w:sz w:val="24"/>
+          <w:szCs w:val="20"/>
+          <w:lang w:val="en-US"/>
+        </w:rPr>
+        <w:noBreakHyphen/>
+        <w:t>treated mice. Finally, the three</w:t>
+      </w:r>
+      <w:r>
+        <w:rPr>
+          <w:b w:val="0"/>
+          <w:bCs w:val="0"/>
+          <w:sz w:val="24"/>
+          <w:szCs w:val="20"/>
+          <w:lang w:val="en-US"/>
+        </w:rPr>
+        <w:noBreakHyphen/>
+        <w:t>way interaction (Day × Treatment × Environment) indicated that environmental enrichment exerted a protective effect on weight gain over time, particularly for chemotherapy</w:t>
+      </w:r>
+      <w:r>
+        <w:rPr>
+          <w:b w:val="0"/>
+          <w:bCs w:val="0"/>
+          <w:sz w:val="24"/>
+          <w:szCs w:val="20"/>
+          <w:lang w:val="en-US"/>
+        </w:rPr>
+        <w:noBreakHyphen/>
+        <w:t>treated mice.</w:t>
+      </w:r>
+      <w:r>
+        <w:rPr>
+          <w:i/>
+          <w:iCs/>
+          <w:sz w:val="24"/>
+          <w:szCs w:val="20"/>
+          <w:lang w:val="en-US"/>
+        </w:rPr>
+        <w:t xml:space="preserve"> </w:t>
+      </w:r>
+      <w:r>
+        <w:rPr>
+          <w:b w:val="0"/>
+          <w:bCs w:val="0"/>
+          <w:sz w:val="24"/>
+          <w:szCs w:val="20"/>
+          <w:lang w:val="en-US"/>
+        </w:rPr>
+        <w:t xml:space="preserve">Bayesian </w:t>
+      </w:r>
+      <w:r>
+        <w:rPr>
+          <w:b w:val="0"/>
+          <w:bCs w:val="0"/>
+          <w:sz w:val="24"/>
+          <w:szCs w:val="20"/>
+          <w:lang w:val="en-US"/>
+        </w:rPr>
+        <w:t>analysis provided similar results (Table II).</w:t>
+      </w:r>
+    </w:p>
+    <w:p>
+      <w:pPr>
+        <w:pStyle w:val="Sectionheading"/>
+        <w:jc w:val="left"/>
+        <w:rPr>
+          <w:sz w:val="24"/>
+          <w:szCs w:val="20"/>
+          <w:lang w:val="en-US"/>
+        </w:rPr>
+      </w:pPr>
+      <w:r>
+        <w:rPr>
+          <w:sz w:val="24"/>
+          <w:szCs w:val="20"/>
+          <w:lang w:val="en-US"/>
+        </w:rPr>
+        <w:lastRenderedPageBreak/>
+        <w:t>Table I</w:t>
+      </w:r>
+    </w:p>
+    <w:p>
+      <w:pPr>
+        <w:pStyle w:val="Sectionheading"/>
+        <w:jc w:val="left"/>
+        <w:rPr>
+          <w:b w:val="0"/>
+          <w:bCs w:val="0"/>
+          <w:i/>
+          <w:iCs/>
+          <w:sz w:val="24"/>
+          <w:szCs w:val="20"/>
+          <w:lang w:val="en-US"/>
+        </w:rPr>
+      </w:pPr>
+      <w:r>
+        <w:rPr>
+          <w:b w:val="0"/>
+          <w:bCs w:val="0"/>
+          <w:i/>
+          <w:iCs/>
+          <w:sz w:val="24"/>
+          <w:szCs w:val="20"/>
+          <w:lang w:val="en-US"/>
+        </w:rPr>
+        <w:t xml:space="preserve">Frequentist results from </w:t>
+      </w:r>
+      <w:r>
+        <w:rPr>
+          <w:b w:val="0"/>
+          <w:bCs w:val="0"/>
+          <w:i/>
+          <w:iCs/>
+          <w:sz w:val="24"/>
+          <w:szCs w:val="20"/>
+          <w:lang w:val="en-US"/>
+        </w:rPr>
+        <w:t xml:space="preserve">the </w:t>
+      </w:r>
+      <w:r>
+        <w:rPr>
+          <w:b w:val="0"/>
+          <w:bCs w:val="0"/>
+          <w:i/>
+          <w:iCs/>
+          <w:sz w:val="24"/>
+          <w:szCs w:val="20"/>
+          <w:lang w:val="en-US"/>
+        </w:rPr>
+        <w:t>weight analysis</w:t>
       </w:r>
     </w:p>
     <w:tbl>
@@ -2137,7 +627,6 @@
                 <w:lang w:val="en-US"/>
               </w:rPr>
             </w:pPr>
-            <w:proofErr w:type="spellStart"/>
             <w:r>
               <w:rPr>
                 <w:b w:val="0"/>
@@ -2148,7 +637,6 @@
               </w:rPr>
               <w:t>df</w:t>
             </w:r>
-            <w:proofErr w:type="spellEnd"/>
           </w:p>
         </w:tc>
         <w:tc>
@@ -2302,7 +790,7 @@
                 <w:szCs w:val="20"/>
                 <w:lang w:val="en-US"/>
               </w:rPr>
-              <w:t>-4.30</w:t>
+              <w:t>32.27</w:t>
             </w:r>
           </w:p>
         </w:tc>
@@ -2333,7 +821,7 @@
                 <w:szCs w:val="20"/>
                 <w:lang w:val="en-US"/>
               </w:rPr>
-              <w:t>1283</w:t>
+              <w:t>871</w:t>
             </w:r>
           </w:p>
         </w:tc>
@@ -2405,7 +893,17 @@
                 <w:szCs w:val="20"/>
                 <w:lang w:val="en-US"/>
               </w:rPr>
-              <w:t>0.01</w:t>
+              <w:t>0.</w:t>
+            </w:r>
+            <w:r>
+              <w:rPr>
+                <w:b w:val="0"/>
+                <w:bCs w:val="0"/>
+                <w:sz w:val="24"/>
+                <w:szCs w:val="20"/>
+                <w:lang w:val="en-US"/>
+              </w:rPr>
+              <w:t>21</w:t>
             </w:r>
           </w:p>
         </w:tc>
@@ -2468,7 +966,7 @@
                 <w:szCs w:val="20"/>
                 <w:lang w:val="en-US"/>
               </w:rPr>
-              <w:t>1.47</w:t>
+              <w:t>-1.34</w:t>
             </w:r>
           </w:p>
         </w:tc>
@@ -2496,7 +994,7 @@
                 <w:szCs w:val="20"/>
                 <w:lang w:val="en-US"/>
               </w:rPr>
-              <w:t>85</w:t>
+              <w:t>33</w:t>
             </w:r>
           </w:p>
         </w:tc>
@@ -2524,7 +1022,7 @@
                 <w:szCs w:val="20"/>
                 <w:lang w:val="en-US"/>
               </w:rPr>
-              <w:t>0.15</w:t>
+              <w:t>0.19</w:t>
             </w:r>
           </w:p>
         </w:tc>
@@ -2552,27 +1050,7 @@
                 <w:szCs w:val="20"/>
                 <w:lang w:val="en-US"/>
               </w:rPr>
-              <w:t>&lt;</w:t>
-            </w:r>
-            <w:r>
-              <w:rPr>
-                <w:b w:val="0"/>
-                <w:bCs w:val="0"/>
-                <w:sz w:val="24"/>
-                <w:szCs w:val="20"/>
-                <w:lang w:val="en-US"/>
-              </w:rPr>
-              <w:t>0.00</w:t>
-            </w:r>
-            <w:r>
-              <w:rPr>
-                <w:b w:val="0"/>
-                <w:bCs w:val="0"/>
-                <w:sz w:val="24"/>
-                <w:szCs w:val="20"/>
-                <w:lang w:val="en-US"/>
-              </w:rPr>
-              <w:t>1</w:t>
+              <w:t>0.01</w:t>
             </w:r>
           </w:p>
         </w:tc>
@@ -2607,7 +1085,6 @@
                 <w:szCs w:val="20"/>
                 <w:lang w:val="en-US"/>
               </w:rPr>
-              <w:lastRenderedPageBreak/>
               <w:t>Treatment</w:t>
             </w:r>
           </w:p>
@@ -2636,7 +1113,7 @@
                 <w:szCs w:val="20"/>
                 <w:lang w:val="en-US"/>
               </w:rPr>
-              <w:t>2.9</w:t>
+              <w:t>-1.51</w:t>
             </w:r>
           </w:p>
         </w:tc>
@@ -2664,7 +1141,7 @@
                 <w:szCs w:val="20"/>
                 <w:lang w:val="en-US"/>
               </w:rPr>
-              <w:t>85</w:t>
+              <w:t>33</w:t>
             </w:r>
           </w:p>
         </w:tc>
@@ -2692,7 +1169,7 @@
                 <w:szCs w:val="20"/>
                 <w:lang w:val="en-US"/>
               </w:rPr>
-              <w:t>0.005**</w:t>
+              <w:t>0.14</w:t>
             </w:r>
           </w:p>
         </w:tc>
@@ -2720,7 +1197,7 @@
                 <w:szCs w:val="20"/>
                 <w:lang w:val="en-US"/>
               </w:rPr>
-              <w:t>0.003</w:t>
+              <w:t>0.01</w:t>
             </w:r>
           </w:p>
         </w:tc>
@@ -2783,7 +1260,7 @@
                 <w:szCs w:val="20"/>
                 <w:lang w:val="en-US"/>
               </w:rPr>
-              <w:t>-3.35</w:t>
+              <w:t>0.74</w:t>
             </w:r>
           </w:p>
         </w:tc>
@@ -2811,7 +1288,7 @@
                 <w:szCs w:val="20"/>
                 <w:lang w:val="en-US"/>
               </w:rPr>
-              <w:t>1283</w:t>
+              <w:t>871</w:t>
             </w:r>
           </w:p>
         </w:tc>
@@ -2839,7 +1316,17 @@
                 <w:szCs w:val="20"/>
                 <w:lang w:val="en-US"/>
               </w:rPr>
-              <w:t>&lt;0.001***</w:t>
+              <w:t>0.</w:t>
+            </w:r>
+            <w:r>
+              <w:rPr>
+                <w:b w:val="0"/>
+                <w:bCs w:val="0"/>
+                <w:sz w:val="24"/>
+                <w:szCs w:val="20"/>
+                <w:lang w:val="en-US"/>
+              </w:rPr>
+              <w:t>46</w:t>
             </w:r>
           </w:p>
         </w:tc>
@@ -2859,6 +1346,16 @@
                 <w:lang w:val="en-US"/>
               </w:rPr>
             </w:pPr>
+            <w:r>
+              <w:rPr>
+                <w:b w:val="0"/>
+                <w:bCs w:val="0"/>
+                <w:sz w:val="24"/>
+                <w:szCs w:val="20"/>
+                <w:lang w:val="en-US"/>
+              </w:rPr>
+              <w:t>&lt;</w:t>
+            </w:r>
             <w:r>
               <w:rPr>
                 <w:b w:val="0"/>
@@ -2930,7 +1427,17 @@
                 <w:szCs w:val="20"/>
                 <w:lang w:val="en-US"/>
               </w:rPr>
-              <w:t>-1.51</w:t>
+              <w:t>-1</w:t>
+            </w:r>
+            <w:r>
+              <w:rPr>
+                <w:b w:val="0"/>
+                <w:bCs w:val="0"/>
+                <w:sz w:val="24"/>
+                <w:szCs w:val="20"/>
+                <w:lang w:val="en-US"/>
+              </w:rPr>
+              <w:t>0.80</w:t>
             </w:r>
           </w:p>
         </w:tc>
@@ -2958,7 +1465,7 @@
                 <w:szCs w:val="20"/>
                 <w:lang w:val="en-US"/>
               </w:rPr>
-              <w:t>1283</w:t>
+              <w:t>871</w:t>
             </w:r>
           </w:p>
         </w:tc>
@@ -2986,7 +1493,17 @@
                 <w:szCs w:val="20"/>
                 <w:lang w:val="en-US"/>
               </w:rPr>
-              <w:t>0.13</w:t>
+              <w:t>&lt;0.001</w:t>
+            </w:r>
+            <w:r>
+              <w:rPr>
+                <w:b w:val="0"/>
+                <w:bCs w:val="0"/>
+                <w:sz w:val="24"/>
+                <w:szCs w:val="20"/>
+                <w:lang w:val="en-US"/>
+              </w:rPr>
+              <w:t>***</w:t>
             </w:r>
           </w:p>
         </w:tc>
@@ -3014,27 +1531,7 @@
                 <w:szCs w:val="20"/>
                 <w:lang w:val="en-US"/>
               </w:rPr>
-              <w:t>&lt;</w:t>
-            </w:r>
-            <w:r>
-              <w:rPr>
-                <w:b w:val="0"/>
-                <w:bCs w:val="0"/>
-                <w:sz w:val="24"/>
-                <w:szCs w:val="20"/>
-                <w:lang w:val="en-US"/>
-              </w:rPr>
-              <w:t>0.00</w:t>
-            </w:r>
-            <w:r>
-              <w:rPr>
-                <w:b w:val="0"/>
-                <w:bCs w:val="0"/>
-                <w:sz w:val="24"/>
-                <w:szCs w:val="20"/>
-                <w:lang w:val="en-US"/>
-              </w:rPr>
-              <w:t>1</w:t>
+              <w:t>0.03</w:t>
             </w:r>
           </w:p>
         </w:tc>
@@ -3097,7 +1594,7 @@
                 <w:szCs w:val="20"/>
                 <w:lang w:val="en-US"/>
               </w:rPr>
-              <w:t>-2.58</w:t>
+              <w:t>1.20</w:t>
             </w:r>
           </w:p>
         </w:tc>
@@ -3125,7 +1622,7 @@
                 <w:szCs w:val="20"/>
                 <w:lang w:val="en-US"/>
               </w:rPr>
-              <w:t>85</w:t>
+              <w:t>33</w:t>
             </w:r>
           </w:p>
         </w:tc>
@@ -3153,17 +1650,7 @@
                 <w:szCs w:val="20"/>
                 <w:lang w:val="en-US"/>
               </w:rPr>
-              <w:t>0.01</w:t>
-            </w:r>
-            <w:r>
-              <w:rPr>
-                <w:b w:val="0"/>
-                <w:bCs w:val="0"/>
-                <w:sz w:val="24"/>
-                <w:szCs w:val="20"/>
-                <w:lang w:val="en-US"/>
-              </w:rPr>
-              <w:t>*</w:t>
+              <w:t>0.24</w:t>
             </w:r>
           </w:p>
         </w:tc>
@@ -3191,7 +1678,17 @@
                 <w:szCs w:val="20"/>
                 <w:lang w:val="en-US"/>
               </w:rPr>
-              <w:t>0.001</w:t>
+              <w:t>0.00</w:t>
+            </w:r>
+            <w:r>
+              <w:rPr>
+                <w:b w:val="0"/>
+                <w:bCs w:val="0"/>
+                <w:sz w:val="24"/>
+                <w:szCs w:val="20"/>
+                <w:lang w:val="en-US"/>
+              </w:rPr>
+              <w:t>8</w:t>
             </w:r>
           </w:p>
         </w:tc>
@@ -3260,7 +1757,7 @@
                 <w:szCs w:val="20"/>
                 <w:lang w:val="en-US"/>
               </w:rPr>
-              <w:t>1.82</w:t>
+              <w:t>-7.14</w:t>
             </w:r>
           </w:p>
         </w:tc>
@@ -3291,7 +1788,7 @@
                 <w:szCs w:val="20"/>
                 <w:lang w:val="en-US"/>
               </w:rPr>
-              <w:t>1283</w:t>
+              <w:t>871</w:t>
             </w:r>
           </w:p>
         </w:tc>
@@ -3322,7 +1819,17 @@
                 <w:szCs w:val="20"/>
                 <w:lang w:val="en-US"/>
               </w:rPr>
-              <w:t>0.07</w:t>
+              <w:t>&lt;0.001</w:t>
+            </w:r>
+            <w:r>
+              <w:rPr>
+                <w:b w:val="0"/>
+                <w:bCs w:val="0"/>
+                <w:sz w:val="24"/>
+                <w:szCs w:val="20"/>
+                <w:lang w:val="en-US"/>
+              </w:rPr>
+              <w:t>***</w:t>
             </w:r>
           </w:p>
         </w:tc>
@@ -3353,7 +1860,7 @@
                 <w:szCs w:val="20"/>
                 <w:lang w:val="en-US"/>
               </w:rPr>
-              <w:t>0.002</w:t>
+              <w:t>0.01</w:t>
             </w:r>
           </w:p>
         </w:tc>
@@ -3595,7 +2102,15 @@
           <w:szCs w:val="20"/>
           <w:lang w:val="en-US"/>
         </w:rPr>
-        <w:t>Table III</w:t>
+        <w:t>Table I</w:t>
+      </w:r>
+      <w:r>
+        <w:rPr>
+          <w:sz w:val="24"/>
+          <w:szCs w:val="20"/>
+          <w:lang w:val="en-US"/>
+        </w:rPr>
+        <w:t>I</w:t>
       </w:r>
     </w:p>
     <w:p>
@@ -3622,7 +2137,31 @@
           <w:szCs w:val="20"/>
           <w:lang w:val="en-US"/>
         </w:rPr>
-        <w:t>Bayesian results from supplementary analysis of the acquisition phase (distance to target)</w:t>
+        <w:t>Bayesian results from</w:t>
+      </w:r>
+      <w:r>
+        <w:rPr>
+          <w:b w:val="0"/>
+          <w:bCs w:val="0"/>
+          <w:i/>
+          <w:iCs/>
+          <w:sz w:val="24"/>
+          <w:szCs w:val="20"/>
+          <w:lang w:val="en-US"/>
+        </w:rPr>
+        <w:t xml:space="preserve"> </w:t>
+      </w:r>
+      <w:r>
+        <w:rPr>
+          <w:b w:val="0"/>
+          <w:bCs w:val="0"/>
+          <w:i/>
+          <w:iCs/>
+          <w:sz w:val="24"/>
+          <w:szCs w:val="20"/>
+          <w:lang w:val="en-US"/>
+        </w:rPr>
+        <w:t>the weight analysis</w:t>
       </w:r>
     </w:p>
     <w:tbl>
@@ -3839,7 +2378,7 @@
                 <w:szCs w:val="20"/>
                 <w:lang w:val="en-US"/>
               </w:rPr>
-              <w:t>20</w:t>
+              <w:t>&gt;100</w:t>
             </w:r>
           </w:p>
         </w:tc>
@@ -3870,7 +2409,7 @@
                 <w:szCs w:val="20"/>
                 <w:lang w:val="en-US"/>
               </w:rPr>
-              <w:t>-0.09</w:t>
+              <w:t>0.08</w:t>
             </w:r>
           </w:p>
         </w:tc>
@@ -3901,7 +2440,7 @@
                 <w:szCs w:val="20"/>
                 <w:lang w:val="en-US"/>
               </w:rPr>
-              <w:t>-0.04</w:t>
+              <w:t>0.09</w:t>
             </w:r>
           </w:p>
         </w:tc>
@@ -3967,7 +2506,7 @@
                 <w:szCs w:val="20"/>
                 <w:lang w:val="en-US"/>
               </w:rPr>
-              <w:t>0.44</w:t>
+              <w:t>0.50</w:t>
             </w:r>
           </w:p>
         </w:tc>
@@ -3995,7 +2534,7 @@
                 <w:szCs w:val="20"/>
                 <w:lang w:val="en-US"/>
               </w:rPr>
-              <w:t>-0.06</w:t>
+              <w:t>-0.70</w:t>
             </w:r>
           </w:p>
         </w:tc>
@@ -4023,7 +2562,7 @@
                 <w:szCs w:val="20"/>
                 <w:lang w:val="en-US"/>
               </w:rPr>
-              <w:t>0.51</w:t>
+              <w:t>0.10</w:t>
             </w:r>
           </w:p>
         </w:tc>
@@ -4089,7 +2628,7 @@
                 <w:szCs w:val="20"/>
                 <w:lang w:val="en-US"/>
               </w:rPr>
-              <w:t>9.65</w:t>
+              <w:t>0.75</w:t>
             </w:r>
           </w:p>
         </w:tc>
@@ -4117,7 +2656,7 @@
                 <w:szCs w:val="20"/>
                 <w:lang w:val="en-US"/>
               </w:rPr>
-              <w:t>0.26</w:t>
+              <w:t>-0.84</w:t>
             </w:r>
           </w:p>
         </w:tc>
@@ -4145,7 +2684,7 @@
                 <w:szCs w:val="20"/>
                 <w:lang w:val="en-US"/>
               </w:rPr>
-              <w:t>1.11</w:t>
+              <w:t>0.07</w:t>
             </w:r>
           </w:p>
         </w:tc>
@@ -4211,7 +2750,7 @@
                 <w:szCs w:val="20"/>
                 <w:lang w:val="en-US"/>
               </w:rPr>
-              <w:t>4.42</w:t>
+              <w:t>0.005</w:t>
             </w:r>
           </w:p>
         </w:tc>
@@ -4239,7 +2778,7 @@
                 <w:szCs w:val="20"/>
                 <w:lang w:val="en-US"/>
               </w:rPr>
-              <w:t>-0.10</w:t>
+              <w:t>-0.003</w:t>
             </w:r>
           </w:p>
         </w:tc>
@@ -4267,7 +2806,7 @@
                 <w:szCs w:val="20"/>
                 <w:lang w:val="en-US"/>
               </w:rPr>
-              <w:t>-0.03</w:t>
+              <w:t>0.009</w:t>
             </w:r>
           </w:p>
         </w:tc>
@@ -4333,7 +2872,7 @@
                 <w:szCs w:val="20"/>
                 <w:lang w:val="en-US"/>
               </w:rPr>
-              <w:t>0.07</w:t>
+              <w:t>&gt;100</w:t>
             </w:r>
           </w:p>
         </w:tc>
@@ -4361,7 +2900,17 @@
                 <w:szCs w:val="20"/>
                 <w:lang w:val="en-US"/>
               </w:rPr>
-              <w:t>-0.09</w:t>
+              <w:t>-0.0</w:t>
+            </w:r>
+            <w:r>
+              <w:rPr>
+                <w:b w:val="0"/>
+                <w:bCs w:val="0"/>
+                <w:sz w:val="24"/>
+                <w:szCs w:val="20"/>
+                <w:lang w:val="en-US"/>
+              </w:rPr>
+              <w:t>5</w:t>
             </w:r>
           </w:p>
         </w:tc>
@@ -4389,7 +2938,7 @@
                 <w:szCs w:val="20"/>
                 <w:lang w:val="en-US"/>
               </w:rPr>
-              <w:t>0.01</w:t>
+              <w:t>-0.04</w:t>
             </w:r>
           </w:p>
         </w:tc>
@@ -4455,7 +3004,7 @@
                 <w:szCs w:val="20"/>
                 <w:lang w:val="en-US"/>
               </w:rPr>
-              <w:t>4.59</w:t>
+              <w:t>0.70</w:t>
             </w:r>
           </w:p>
         </w:tc>
@@ -4483,7 +3032,7 @@
                 <w:szCs w:val="20"/>
                 <w:lang w:val="en-US"/>
               </w:rPr>
-              <w:t>-1.27</w:t>
+              <w:t>-0.24</w:t>
             </w:r>
           </w:p>
         </w:tc>
@@ -4511,7 +3060,7 @@
                 <w:szCs w:val="20"/>
                 <w:lang w:val="en-US"/>
               </w:rPr>
-              <w:t>-0.21</w:t>
+              <w:t>1.05</w:t>
             </w:r>
           </w:p>
         </w:tc>
@@ -4583,7 +3132,7 @@
                 <w:szCs w:val="20"/>
                 <w:lang w:val="en-US"/>
               </w:rPr>
-              <w:t>0.15</w:t>
+              <w:t>&gt;100</w:t>
             </w:r>
           </w:p>
         </w:tc>
@@ -4614,7 +3163,7 @@
                 <w:szCs w:val="20"/>
                 <w:lang w:val="en-US"/>
               </w:rPr>
-              <w:t>-0.001</w:t>
+              <w:t>-0.05</w:t>
             </w:r>
           </w:p>
         </w:tc>
@@ -4645,7 +3194,7 @@
                 <w:szCs w:val="20"/>
                 <w:lang w:val="en-US"/>
               </w:rPr>
-              <w:t>0.13</w:t>
+              <w:t>-0.03</w:t>
             </w:r>
           </w:p>
         </w:tc>
@@ -4699,8 +3248,14 @@
     <w:p>
       <w:pPr>
         <w:pStyle w:val="Sectionheading"/>
+        <w:numPr>
+          <w:ilvl w:val="1"/>
+          <w:numId w:val="1"/>
+        </w:numPr>
         <w:jc w:val="left"/>
         <w:rPr>
+          <w:i/>
+          <w:iCs/>
           <w:sz w:val="24"/>
           <w:szCs w:val="20"/>
           <w:lang w:val="en-US"/>
@@ -4708,11 +3263,160 @@
       </w:pPr>
       <w:r>
         <w:rPr>
-          <w:sz w:val="24"/>
-          <w:szCs w:val="20"/>
-          <w:lang w:val="en-US"/>
-        </w:rPr>
-        <w:t>Table IV</w:t>
+          <w:i/>
+          <w:iCs/>
+          <w:sz w:val="24"/>
+          <w:szCs w:val="20"/>
+          <w:lang w:val="en-US"/>
+        </w:rPr>
+        <w:t xml:space="preserve"> </w:t>
+      </w:r>
+      <w:r>
+        <w:rPr>
+          <w:i/>
+          <w:iCs/>
+          <w:sz w:val="24"/>
+          <w:szCs w:val="20"/>
+          <w:lang w:val="en-US"/>
+        </w:rPr>
+        <w:tab/>
+      </w:r>
+      <w:r>
+        <w:rPr>
+          <w:i/>
+          <w:iCs/>
+          <w:sz w:val="24"/>
+          <w:szCs w:val="20"/>
+          <w:lang w:val="en-US"/>
+        </w:rPr>
+        <w:t>SPSN</w:t>
+      </w:r>
+    </w:p>
+    <w:p>
+      <w:pPr>
+        <w:pStyle w:val="Sectionheading"/>
+        <w:ind w:firstLine="709"/>
+        <w:jc w:val="left"/>
+        <w:rPr>
+          <w:b w:val="0"/>
+          <w:bCs w:val="0"/>
+          <w:sz w:val="24"/>
+          <w:szCs w:val="20"/>
+          <w:lang w:val="en-US"/>
+        </w:rPr>
+      </w:pPr>
+      <w:r>
+        <w:rPr>
+          <w:b w:val="0"/>
+          <w:bCs w:val="0"/>
+          <w:sz w:val="24"/>
+          <w:szCs w:val="20"/>
+          <w:lang w:val="en-US"/>
+        </w:rPr>
+        <w:t xml:space="preserve">To assess differences across the three SPSN </w:t>
+      </w:r>
+      <w:r>
+        <w:rPr>
+          <w:b w:val="0"/>
+          <w:bCs w:val="0"/>
+          <w:sz w:val="24"/>
+          <w:szCs w:val="20"/>
+          <w:lang w:val="en-US"/>
+        </w:rPr>
+        <w:t>stages</w:t>
+      </w:r>
+      <w:r>
+        <w:rPr>
+          <w:b w:val="0"/>
+          <w:bCs w:val="0"/>
+          <w:sz w:val="24"/>
+          <w:szCs w:val="20"/>
+          <w:lang w:val="en-US"/>
+        </w:rPr>
+        <w:t>, we fitted a repeated</w:t>
+      </w:r>
+      <w:r>
+        <w:rPr>
+          <w:b w:val="0"/>
+          <w:bCs w:val="0"/>
+          <w:sz w:val="24"/>
+          <w:szCs w:val="20"/>
+          <w:lang w:val="en-US"/>
+        </w:rPr>
+        <w:noBreakHyphen/>
+        <w:t xml:space="preserve">measures ANOVA with </w:t>
+      </w:r>
+      <w:r>
+        <w:rPr>
+          <w:b w:val="0"/>
+          <w:bCs w:val="0"/>
+          <w:sz w:val="24"/>
+          <w:szCs w:val="20"/>
+          <w:lang w:val="en-US"/>
+        </w:rPr>
+        <w:t>stage</w:t>
+      </w:r>
+      <w:r>
+        <w:rPr>
+          <w:b w:val="0"/>
+          <w:bCs w:val="0"/>
+          <w:sz w:val="24"/>
+          <w:szCs w:val="20"/>
+          <w:lang w:val="en-US"/>
+        </w:rPr>
+        <w:t xml:space="preserve"> as the within</w:t>
+      </w:r>
+      <w:r>
+        <w:rPr>
+          <w:b w:val="0"/>
+          <w:bCs w:val="0"/>
+          <w:sz w:val="24"/>
+          <w:szCs w:val="20"/>
+          <w:lang w:val="en-US"/>
+        </w:rPr>
+        <w:noBreakHyphen/>
+        <w:t>subject factor and environment and treatment as fixed between</w:t>
+      </w:r>
+      <w:r>
+        <w:rPr>
+          <w:b w:val="0"/>
+          <w:bCs w:val="0"/>
+          <w:sz w:val="24"/>
+          <w:szCs w:val="20"/>
+          <w:lang w:val="en-US"/>
+        </w:rPr>
+        <w:noBreakHyphen/>
+        <w:t xml:space="preserve">subject effects. The full results are shown in Table </w:t>
+      </w:r>
+      <w:r>
+        <w:rPr>
+          <w:b w:val="0"/>
+          <w:bCs w:val="0"/>
+          <w:sz w:val="24"/>
+          <w:szCs w:val="20"/>
+          <w:lang w:val="en-US"/>
+        </w:rPr>
+        <w:t>I</w:t>
+      </w:r>
+      <w:r>
+        <w:rPr>
+          <w:b w:val="0"/>
+          <w:bCs w:val="0"/>
+          <w:sz w:val="24"/>
+          <w:szCs w:val="20"/>
+          <w:lang w:val="en-US"/>
+        </w:rPr>
+        <w:t>II</w:t>
+      </w:r>
+      <w:r>
+        <w:rPr>
+          <w:b w:val="0"/>
+          <w:bCs w:val="0"/>
+          <w:sz w:val="24"/>
+          <w:szCs w:val="20"/>
+          <w:lang w:val="en-US"/>
+        </w:rPr>
+        <w:t>.</w:t>
       </w:r>
     </w:p>
     <w:p>
@@ -4720,6 +3424,37 @@
         <w:pStyle w:val="Sectionheading"/>
         <w:jc w:val="left"/>
         <w:rPr>
+          <w:sz w:val="24"/>
+          <w:szCs w:val="20"/>
+        </w:rPr>
+      </w:pPr>
+      <w:r>
+        <w:rPr>
+          <w:sz w:val="24"/>
+          <w:szCs w:val="20"/>
+        </w:rPr>
+        <w:t>Table I</w:t>
+      </w:r>
+      <w:r>
+        <w:rPr>
+          <w:sz w:val="24"/>
+          <w:szCs w:val="20"/>
+        </w:rPr>
+        <w:t>I</w:t>
+      </w:r>
+      <w:r>
+        <w:rPr>
+          <w:sz w:val="24"/>
+          <w:szCs w:val="20"/>
+        </w:rPr>
+        <w:t>I</w:t>
+      </w:r>
+    </w:p>
+    <w:p>
+      <w:pPr>
+        <w:pStyle w:val="Sectionheading"/>
+        <w:jc w:val="left"/>
+        <w:rPr>
           <w:b w:val="0"/>
           <w:bCs w:val="0"/>
           <w:i/>
@@ -4739,7 +3474,1878 @@
           <w:szCs w:val="20"/>
           <w:lang w:val="en-US"/>
         </w:rPr>
-        <w:t xml:space="preserve">Frequentist results from supplementary analysis of the reversal acquisition phase </w:t>
+        <w:t xml:space="preserve">Supplementary </w:t>
+      </w:r>
+      <w:r>
+        <w:rPr>
+          <w:b w:val="0"/>
+          <w:bCs w:val="0"/>
+          <w:i/>
+          <w:iCs/>
+          <w:sz w:val="24"/>
+          <w:szCs w:val="20"/>
+          <w:lang w:val="en-US"/>
+        </w:rPr>
+        <w:t>r</w:t>
+      </w:r>
+      <w:r>
+        <w:rPr>
+          <w:b w:val="0"/>
+          <w:bCs w:val="0"/>
+          <w:i/>
+          <w:iCs/>
+          <w:sz w:val="24"/>
+          <w:szCs w:val="20"/>
+          <w:lang w:val="en-US"/>
+        </w:rPr>
+        <w:t>epeated</w:t>
+      </w:r>
+      <w:r>
+        <w:rPr>
+          <w:b w:val="0"/>
+          <w:bCs w:val="0"/>
+          <w:i/>
+          <w:iCs/>
+          <w:sz w:val="24"/>
+          <w:szCs w:val="20"/>
+          <w:lang w:val="en-US"/>
+        </w:rPr>
+        <w:noBreakHyphen/>
+      </w:r>
+      <w:r>
+        <w:rPr>
+          <w:b w:val="0"/>
+          <w:bCs w:val="0"/>
+          <w:i/>
+          <w:iCs/>
+          <w:sz w:val="24"/>
+          <w:szCs w:val="20"/>
+          <w:lang w:val="en-US"/>
+        </w:rPr>
+        <w:t>m</w:t>
+      </w:r>
+      <w:r>
+        <w:rPr>
+          <w:b w:val="0"/>
+          <w:bCs w:val="0"/>
+          <w:i/>
+          <w:iCs/>
+          <w:sz w:val="24"/>
+          <w:szCs w:val="20"/>
+          <w:lang w:val="en-US"/>
+        </w:rPr>
+        <w:t xml:space="preserve">easures </w:t>
+      </w:r>
+      <w:r>
+        <w:rPr>
+          <w:b w:val="0"/>
+          <w:bCs w:val="0"/>
+          <w:i/>
+          <w:iCs/>
+          <w:sz w:val="24"/>
+          <w:szCs w:val="20"/>
+          <w:lang w:val="en-US"/>
+        </w:rPr>
+        <w:t>a</w:t>
+      </w:r>
+      <w:r>
+        <w:rPr>
+          <w:b w:val="0"/>
+          <w:bCs w:val="0"/>
+          <w:i/>
+          <w:iCs/>
+          <w:sz w:val="24"/>
+          <w:szCs w:val="20"/>
+          <w:lang w:val="en-US"/>
+        </w:rPr>
+        <w:t xml:space="preserve">nalysis of SPSN </w:t>
+      </w:r>
+      <w:r>
+        <w:rPr>
+          <w:b w:val="0"/>
+          <w:bCs w:val="0"/>
+          <w:i/>
+          <w:iCs/>
+          <w:sz w:val="24"/>
+          <w:szCs w:val="20"/>
+          <w:lang w:val="en-US"/>
+        </w:rPr>
+        <w:t>s</w:t>
+      </w:r>
+      <w:r>
+        <w:rPr>
+          <w:b w:val="0"/>
+          <w:bCs w:val="0"/>
+          <w:i/>
+          <w:iCs/>
+          <w:sz w:val="24"/>
+          <w:szCs w:val="20"/>
+          <w:lang w:val="en-US"/>
+        </w:rPr>
+        <w:t>tages</w:t>
+      </w:r>
+    </w:p>
+    <w:tbl>
+      <w:tblPr>
+        <w:tblStyle w:val="TableGrid"/>
+        <w:tblW w:w="9462" w:type="dxa"/>
+        <w:tblLook w:val="04A0" w:firstRow="1" w:lastRow="0" w:firstColumn="1" w:lastColumn="0" w:noHBand="0" w:noVBand="1"/>
+      </w:tblPr>
+      <w:tblGrid>
+        <w:gridCol w:w="2665"/>
+        <w:gridCol w:w="2265"/>
+        <w:gridCol w:w="2266"/>
+        <w:gridCol w:w="2266"/>
+      </w:tblGrid>
+      <w:tr>
+        <w:trPr>
+          <w:trHeight w:val="454"/>
+        </w:trPr>
+        <w:tc>
+          <w:tcPr>
+            <w:tcW w:w="2665" w:type="dxa"/>
+            <w:tcBorders>
+              <w:top w:val="single" w:sz="12" w:space="0" w:color="auto"/>
+              <w:left w:val="nil"/>
+              <w:bottom w:val="single" w:sz="12" w:space="0" w:color="auto"/>
+              <w:right w:val="nil"/>
+            </w:tcBorders>
+            <w:vAlign w:val="center"/>
+          </w:tcPr>
+          <w:p>
+            <w:pPr>
+              <w:pStyle w:val="Sectionheading"/>
+              <w:jc w:val="left"/>
+              <w:rPr>
+                <w:b w:val="0"/>
+                <w:bCs w:val="0"/>
+                <w:i/>
+                <w:iCs/>
+                <w:sz w:val="24"/>
+                <w:szCs w:val="20"/>
+              </w:rPr>
+            </w:pPr>
+          </w:p>
+        </w:tc>
+        <w:tc>
+          <w:tcPr>
+            <w:tcW w:w="2265" w:type="dxa"/>
+            <w:tcBorders>
+              <w:top w:val="single" w:sz="12" w:space="0" w:color="auto"/>
+              <w:left w:val="nil"/>
+              <w:bottom w:val="single" w:sz="12" w:space="0" w:color="auto"/>
+              <w:right w:val="nil"/>
+            </w:tcBorders>
+            <w:vAlign w:val="center"/>
+          </w:tcPr>
+          <w:p>
+            <w:pPr>
+              <w:pStyle w:val="Sectionheading"/>
+              <w:rPr>
+                <w:b w:val="0"/>
+                <w:bCs w:val="0"/>
+                <w:i/>
+                <w:iCs/>
+                <w:sz w:val="24"/>
+                <w:szCs w:val="20"/>
+              </w:rPr>
+            </w:pPr>
+            <w:r>
+              <w:rPr>
+                <w:b w:val="0"/>
+                <w:bCs w:val="0"/>
+                <w:i/>
+                <w:iCs/>
+                <w:sz w:val="24"/>
+                <w:szCs w:val="20"/>
+              </w:rPr>
+              <w:t>F</w:t>
+            </w:r>
+          </w:p>
+        </w:tc>
+        <w:tc>
+          <w:tcPr>
+            <w:tcW w:w="2266" w:type="dxa"/>
+            <w:tcBorders>
+              <w:top w:val="single" w:sz="12" w:space="0" w:color="auto"/>
+              <w:left w:val="nil"/>
+              <w:bottom w:val="single" w:sz="12" w:space="0" w:color="auto"/>
+              <w:right w:val="nil"/>
+            </w:tcBorders>
+            <w:vAlign w:val="center"/>
+          </w:tcPr>
+          <w:p>
+            <w:pPr>
+              <w:pStyle w:val="Sectionheading"/>
+              <w:rPr>
+                <w:b w:val="0"/>
+                <w:bCs w:val="0"/>
+                <w:i/>
+                <w:iCs/>
+                <w:sz w:val="24"/>
+                <w:szCs w:val="20"/>
+              </w:rPr>
+            </w:pPr>
+            <w:r>
+              <w:rPr>
+                <w:b w:val="0"/>
+                <w:bCs w:val="0"/>
+                <w:i/>
+                <w:iCs/>
+                <w:sz w:val="24"/>
+                <w:szCs w:val="20"/>
+              </w:rPr>
+              <w:t>P</w:t>
+            </w:r>
+          </w:p>
+        </w:tc>
+        <w:tc>
+          <w:tcPr>
+            <w:tcW w:w="2266" w:type="dxa"/>
+            <w:tcBorders>
+              <w:top w:val="single" w:sz="12" w:space="0" w:color="auto"/>
+              <w:left w:val="nil"/>
+              <w:bottom w:val="single" w:sz="12" w:space="0" w:color="auto"/>
+              <w:right w:val="nil"/>
+            </w:tcBorders>
+            <w:vAlign w:val="center"/>
+          </w:tcPr>
+          <w:p>
+            <w:pPr>
+              <w:pStyle w:val="Sectionheading"/>
+              <w:rPr>
+                <w:b w:val="0"/>
+                <w:bCs w:val="0"/>
+                <w:i/>
+                <w:iCs/>
+                <w:sz w:val="24"/>
+                <w:szCs w:val="20"/>
+              </w:rPr>
+            </w:pPr>
+            <w:r>
+              <w:rPr>
+                <w:b w:val="0"/>
+                <w:bCs w:val="0"/>
+                <w:i/>
+                <w:iCs/>
+                <w:sz w:val="24"/>
+              </w:rPr>
+              <w:t>η</w:t>
+            </w:r>
+            <w:r>
+              <w:rPr>
+                <w:b w:val="0"/>
+                <w:bCs w:val="0"/>
+                <w:i/>
+                <w:iCs/>
+                <w:sz w:val="24"/>
+                <w:lang w:val="en-US"/>
+              </w:rPr>
+              <w:t>²</w:t>
+            </w:r>
+          </w:p>
+        </w:tc>
+      </w:tr>
+      <w:tr>
+        <w:trPr>
+          <w:trHeight w:val="454"/>
+        </w:trPr>
+        <w:tc>
+          <w:tcPr>
+            <w:tcW w:w="4930" w:type="dxa"/>
+            <w:gridSpan w:val="2"/>
+            <w:tcBorders>
+              <w:top w:val="single" w:sz="12" w:space="0" w:color="auto"/>
+              <w:left w:val="nil"/>
+              <w:bottom w:val="nil"/>
+              <w:right w:val="nil"/>
+            </w:tcBorders>
+            <w:vAlign w:val="center"/>
+          </w:tcPr>
+          <w:p>
+            <w:pPr>
+              <w:pStyle w:val="Sectionheading"/>
+              <w:jc w:val="left"/>
+              <w:rPr>
+                <w:b w:val="0"/>
+                <w:bCs w:val="0"/>
+                <w:sz w:val="24"/>
+                <w:szCs w:val="20"/>
+              </w:rPr>
+            </w:pPr>
+            <w:r>
+              <w:rPr>
+                <w:sz w:val="24"/>
+                <w:szCs w:val="20"/>
+              </w:rPr>
+              <w:t>Between-subjects effects</w:t>
+            </w:r>
+          </w:p>
+        </w:tc>
+        <w:tc>
+          <w:tcPr>
+            <w:tcW w:w="2266" w:type="dxa"/>
+            <w:tcBorders>
+              <w:top w:val="single" w:sz="12" w:space="0" w:color="auto"/>
+              <w:left w:val="nil"/>
+              <w:bottom w:val="nil"/>
+              <w:right w:val="nil"/>
+            </w:tcBorders>
+            <w:vAlign w:val="center"/>
+          </w:tcPr>
+          <w:p>
+            <w:pPr>
+              <w:pStyle w:val="Sectionheading"/>
+              <w:rPr>
+                <w:b w:val="0"/>
+                <w:bCs w:val="0"/>
+                <w:sz w:val="24"/>
+                <w:szCs w:val="20"/>
+              </w:rPr>
+            </w:pPr>
+          </w:p>
+        </w:tc>
+        <w:tc>
+          <w:tcPr>
+            <w:tcW w:w="2266" w:type="dxa"/>
+            <w:tcBorders>
+              <w:top w:val="single" w:sz="12" w:space="0" w:color="auto"/>
+              <w:left w:val="nil"/>
+              <w:bottom w:val="nil"/>
+              <w:right w:val="nil"/>
+            </w:tcBorders>
+            <w:vAlign w:val="center"/>
+          </w:tcPr>
+          <w:p>
+            <w:pPr>
+              <w:pStyle w:val="Sectionheading"/>
+              <w:rPr>
+                <w:b w:val="0"/>
+                <w:bCs w:val="0"/>
+                <w:sz w:val="24"/>
+                <w:szCs w:val="20"/>
+              </w:rPr>
+            </w:pPr>
+          </w:p>
+        </w:tc>
+      </w:tr>
+      <w:tr>
+        <w:trPr>
+          <w:trHeight w:val="454"/>
+        </w:trPr>
+        <w:tc>
+          <w:tcPr>
+            <w:tcW w:w="2665" w:type="dxa"/>
+            <w:tcBorders>
+              <w:top w:val="single" w:sz="12" w:space="0" w:color="auto"/>
+              <w:left w:val="nil"/>
+              <w:bottom w:val="nil"/>
+              <w:right w:val="nil"/>
+            </w:tcBorders>
+          </w:tcPr>
+          <w:p>
+            <w:pPr>
+              <w:pStyle w:val="Sectionheading"/>
+              <w:jc w:val="left"/>
+              <w:rPr>
+                <w:b w:val="0"/>
+                <w:bCs w:val="0"/>
+                <w:i/>
+                <w:iCs/>
+                <w:sz w:val="24"/>
+                <w:szCs w:val="20"/>
+              </w:rPr>
+            </w:pPr>
+            <w:r>
+              <w:rPr>
+                <w:b w:val="0"/>
+                <w:bCs w:val="0"/>
+                <w:i/>
+                <w:iCs/>
+                <w:sz w:val="24"/>
+                <w:szCs w:val="20"/>
+              </w:rPr>
+              <w:t>treatment</w:t>
+            </w:r>
+          </w:p>
+        </w:tc>
+        <w:tc>
+          <w:tcPr>
+            <w:tcW w:w="2265" w:type="dxa"/>
+            <w:tcBorders>
+              <w:top w:val="single" w:sz="12" w:space="0" w:color="auto"/>
+              <w:left w:val="nil"/>
+              <w:bottom w:val="nil"/>
+              <w:right w:val="nil"/>
+            </w:tcBorders>
+            <w:vAlign w:val="center"/>
+          </w:tcPr>
+          <w:p>
+            <w:pPr>
+              <w:pStyle w:val="Sectionheading"/>
+              <w:rPr>
+                <w:b w:val="0"/>
+                <w:bCs w:val="0"/>
+                <w:sz w:val="24"/>
+                <w:szCs w:val="20"/>
+              </w:rPr>
+            </w:pPr>
+            <w:r>
+              <w:rPr>
+                <w:b w:val="0"/>
+                <w:bCs w:val="0"/>
+                <w:sz w:val="24"/>
+                <w:szCs w:val="20"/>
+              </w:rPr>
+              <w:t>10.55</w:t>
+            </w:r>
+          </w:p>
+        </w:tc>
+        <w:tc>
+          <w:tcPr>
+            <w:tcW w:w="2266" w:type="dxa"/>
+            <w:tcBorders>
+              <w:top w:val="single" w:sz="12" w:space="0" w:color="auto"/>
+              <w:left w:val="nil"/>
+              <w:bottom w:val="nil"/>
+              <w:right w:val="nil"/>
+            </w:tcBorders>
+            <w:vAlign w:val="center"/>
+          </w:tcPr>
+          <w:p>
+            <w:pPr>
+              <w:pStyle w:val="Sectionheading"/>
+              <w:rPr>
+                <w:b w:val="0"/>
+                <w:bCs w:val="0"/>
+                <w:sz w:val="24"/>
+                <w:szCs w:val="20"/>
+              </w:rPr>
+            </w:pPr>
+            <w:r>
+              <w:rPr>
+                <w:b w:val="0"/>
+                <w:bCs w:val="0"/>
+                <w:sz w:val="24"/>
+                <w:szCs w:val="20"/>
+              </w:rPr>
+              <w:t>0.003</w:t>
+            </w:r>
+            <w:r>
+              <w:rPr>
+                <w:b w:val="0"/>
+                <w:bCs w:val="0"/>
+                <w:sz w:val="24"/>
+                <w:szCs w:val="20"/>
+              </w:rPr>
+              <w:t>**</w:t>
+            </w:r>
+          </w:p>
+        </w:tc>
+        <w:tc>
+          <w:tcPr>
+            <w:tcW w:w="2266" w:type="dxa"/>
+            <w:tcBorders>
+              <w:top w:val="single" w:sz="12" w:space="0" w:color="auto"/>
+              <w:left w:val="nil"/>
+              <w:bottom w:val="nil"/>
+              <w:right w:val="nil"/>
+            </w:tcBorders>
+            <w:vAlign w:val="center"/>
+          </w:tcPr>
+          <w:p>
+            <w:pPr>
+              <w:pStyle w:val="Sectionheading"/>
+              <w:rPr>
+                <w:b w:val="0"/>
+                <w:bCs w:val="0"/>
+                <w:sz w:val="24"/>
+                <w:szCs w:val="20"/>
+              </w:rPr>
+            </w:pPr>
+            <w:r>
+              <w:rPr>
+                <w:b w:val="0"/>
+                <w:bCs w:val="0"/>
+                <w:sz w:val="24"/>
+                <w:szCs w:val="20"/>
+              </w:rPr>
+              <w:t>0.26</w:t>
+            </w:r>
+          </w:p>
+        </w:tc>
+      </w:tr>
+      <w:tr>
+        <w:trPr>
+          <w:trHeight w:val="454"/>
+        </w:trPr>
+        <w:tc>
+          <w:tcPr>
+            <w:tcW w:w="2665" w:type="dxa"/>
+            <w:tcBorders>
+              <w:top w:val="nil"/>
+              <w:left w:val="nil"/>
+              <w:bottom w:val="nil"/>
+              <w:right w:val="nil"/>
+            </w:tcBorders>
+          </w:tcPr>
+          <w:p>
+            <w:pPr>
+              <w:pStyle w:val="Sectionheading"/>
+              <w:jc w:val="left"/>
+              <w:rPr>
+                <w:b w:val="0"/>
+                <w:bCs w:val="0"/>
+                <w:i/>
+                <w:iCs/>
+                <w:sz w:val="24"/>
+                <w:szCs w:val="20"/>
+              </w:rPr>
+            </w:pPr>
+            <w:r>
+              <w:rPr>
+                <w:b w:val="0"/>
+                <w:bCs w:val="0"/>
+                <w:i/>
+                <w:iCs/>
+                <w:sz w:val="24"/>
+                <w:szCs w:val="20"/>
+              </w:rPr>
+              <w:t>environment</w:t>
+            </w:r>
+          </w:p>
+        </w:tc>
+        <w:tc>
+          <w:tcPr>
+            <w:tcW w:w="2265" w:type="dxa"/>
+            <w:tcBorders>
+              <w:top w:val="nil"/>
+              <w:left w:val="nil"/>
+              <w:bottom w:val="nil"/>
+              <w:right w:val="nil"/>
+            </w:tcBorders>
+            <w:vAlign w:val="center"/>
+          </w:tcPr>
+          <w:p>
+            <w:pPr>
+              <w:pStyle w:val="Sectionheading"/>
+              <w:rPr>
+                <w:b w:val="0"/>
+                <w:bCs w:val="0"/>
+                <w:sz w:val="24"/>
+                <w:szCs w:val="20"/>
+              </w:rPr>
+            </w:pPr>
+            <w:r>
+              <w:rPr>
+                <w:b w:val="0"/>
+                <w:bCs w:val="0"/>
+                <w:sz w:val="24"/>
+                <w:szCs w:val="20"/>
+              </w:rPr>
+              <w:t>1.40</w:t>
+            </w:r>
+          </w:p>
+        </w:tc>
+        <w:tc>
+          <w:tcPr>
+            <w:tcW w:w="2266" w:type="dxa"/>
+            <w:tcBorders>
+              <w:top w:val="nil"/>
+              <w:left w:val="nil"/>
+              <w:bottom w:val="nil"/>
+              <w:right w:val="nil"/>
+            </w:tcBorders>
+            <w:vAlign w:val="center"/>
+          </w:tcPr>
+          <w:p>
+            <w:pPr>
+              <w:pStyle w:val="Sectionheading"/>
+              <w:rPr>
+                <w:b w:val="0"/>
+                <w:bCs w:val="0"/>
+                <w:sz w:val="24"/>
+                <w:szCs w:val="20"/>
+              </w:rPr>
+            </w:pPr>
+            <w:r>
+              <w:rPr>
+                <w:b w:val="0"/>
+                <w:bCs w:val="0"/>
+                <w:sz w:val="24"/>
+                <w:szCs w:val="20"/>
+              </w:rPr>
+              <w:t>0.25</w:t>
+            </w:r>
+          </w:p>
+        </w:tc>
+        <w:tc>
+          <w:tcPr>
+            <w:tcW w:w="2266" w:type="dxa"/>
+            <w:tcBorders>
+              <w:top w:val="nil"/>
+              <w:left w:val="nil"/>
+              <w:bottom w:val="nil"/>
+              <w:right w:val="nil"/>
+            </w:tcBorders>
+            <w:vAlign w:val="center"/>
+          </w:tcPr>
+          <w:p>
+            <w:pPr>
+              <w:pStyle w:val="Sectionheading"/>
+              <w:rPr>
+                <w:b w:val="0"/>
+                <w:bCs w:val="0"/>
+                <w:sz w:val="24"/>
+                <w:szCs w:val="20"/>
+              </w:rPr>
+            </w:pPr>
+            <w:r>
+              <w:rPr>
+                <w:b w:val="0"/>
+                <w:bCs w:val="0"/>
+                <w:sz w:val="24"/>
+                <w:szCs w:val="20"/>
+              </w:rPr>
+              <w:t>0.04</w:t>
+            </w:r>
+          </w:p>
+        </w:tc>
+      </w:tr>
+      <w:tr>
+        <w:trPr>
+          <w:trHeight w:val="454"/>
+        </w:trPr>
+        <w:tc>
+          <w:tcPr>
+            <w:tcW w:w="2665" w:type="dxa"/>
+            <w:tcBorders>
+              <w:top w:val="nil"/>
+              <w:left w:val="nil"/>
+              <w:bottom w:val="single" w:sz="12" w:space="0" w:color="auto"/>
+              <w:right w:val="nil"/>
+            </w:tcBorders>
+          </w:tcPr>
+          <w:p>
+            <w:pPr>
+              <w:pStyle w:val="Sectionheading"/>
+              <w:jc w:val="left"/>
+              <w:rPr>
+                <w:b w:val="0"/>
+                <w:bCs w:val="0"/>
+                <w:i/>
+                <w:iCs/>
+                <w:sz w:val="24"/>
+                <w:szCs w:val="20"/>
+              </w:rPr>
+            </w:pPr>
+            <w:r>
+              <w:rPr>
+                <w:b w:val="0"/>
+                <w:bCs w:val="0"/>
+                <w:i/>
+                <w:iCs/>
+                <w:sz w:val="24"/>
+                <w:szCs w:val="20"/>
+              </w:rPr>
+              <w:t>treatment x env</w:t>
+            </w:r>
+          </w:p>
+        </w:tc>
+        <w:tc>
+          <w:tcPr>
+            <w:tcW w:w="2265" w:type="dxa"/>
+            <w:tcBorders>
+              <w:top w:val="nil"/>
+              <w:left w:val="nil"/>
+              <w:bottom w:val="single" w:sz="12" w:space="0" w:color="auto"/>
+              <w:right w:val="nil"/>
+            </w:tcBorders>
+            <w:vAlign w:val="center"/>
+          </w:tcPr>
+          <w:p>
+            <w:pPr>
+              <w:pStyle w:val="Sectionheading"/>
+              <w:rPr>
+                <w:b w:val="0"/>
+                <w:bCs w:val="0"/>
+                <w:sz w:val="24"/>
+                <w:szCs w:val="20"/>
+              </w:rPr>
+            </w:pPr>
+            <w:r>
+              <w:rPr>
+                <w:b w:val="0"/>
+                <w:bCs w:val="0"/>
+                <w:sz w:val="24"/>
+                <w:szCs w:val="20"/>
+              </w:rPr>
+              <w:t>0.001</w:t>
+            </w:r>
+          </w:p>
+        </w:tc>
+        <w:tc>
+          <w:tcPr>
+            <w:tcW w:w="2266" w:type="dxa"/>
+            <w:tcBorders>
+              <w:top w:val="nil"/>
+              <w:left w:val="nil"/>
+              <w:bottom w:val="single" w:sz="12" w:space="0" w:color="auto"/>
+              <w:right w:val="nil"/>
+            </w:tcBorders>
+            <w:vAlign w:val="center"/>
+          </w:tcPr>
+          <w:p>
+            <w:pPr>
+              <w:pStyle w:val="Sectionheading"/>
+              <w:rPr>
+                <w:b w:val="0"/>
+                <w:bCs w:val="0"/>
+                <w:sz w:val="24"/>
+                <w:szCs w:val="20"/>
+              </w:rPr>
+            </w:pPr>
+            <w:r>
+              <w:rPr>
+                <w:b w:val="0"/>
+                <w:bCs w:val="0"/>
+                <w:sz w:val="24"/>
+                <w:szCs w:val="20"/>
+              </w:rPr>
+              <w:t>0.98</w:t>
+            </w:r>
+          </w:p>
+        </w:tc>
+        <w:tc>
+          <w:tcPr>
+            <w:tcW w:w="2266" w:type="dxa"/>
+            <w:tcBorders>
+              <w:top w:val="nil"/>
+              <w:left w:val="nil"/>
+              <w:bottom w:val="single" w:sz="12" w:space="0" w:color="auto"/>
+              <w:right w:val="nil"/>
+            </w:tcBorders>
+            <w:vAlign w:val="center"/>
+          </w:tcPr>
+          <w:p>
+            <w:pPr>
+              <w:pStyle w:val="Sectionheading"/>
+              <w:rPr>
+                <w:b w:val="0"/>
+                <w:bCs w:val="0"/>
+                <w:sz w:val="24"/>
+                <w:szCs w:val="20"/>
+              </w:rPr>
+            </w:pPr>
+            <w:r>
+              <w:rPr>
+                <w:b w:val="0"/>
+                <w:bCs w:val="0"/>
+                <w:sz w:val="24"/>
+                <w:szCs w:val="20"/>
+              </w:rPr>
+              <w:t>&lt;0.001</w:t>
+            </w:r>
+          </w:p>
+        </w:tc>
+      </w:tr>
+      <w:tr>
+        <w:trPr>
+          <w:trHeight w:val="454"/>
+        </w:trPr>
+        <w:tc>
+          <w:tcPr>
+            <w:tcW w:w="4930" w:type="dxa"/>
+            <w:gridSpan w:val="2"/>
+            <w:tcBorders>
+              <w:top w:val="single" w:sz="12" w:space="0" w:color="auto"/>
+              <w:left w:val="nil"/>
+              <w:bottom w:val="single" w:sz="12" w:space="0" w:color="auto"/>
+              <w:right w:val="nil"/>
+            </w:tcBorders>
+            <w:vAlign w:val="center"/>
+          </w:tcPr>
+          <w:p>
+            <w:pPr>
+              <w:pStyle w:val="Sectionheading"/>
+              <w:jc w:val="left"/>
+              <w:rPr>
+                <w:b w:val="0"/>
+                <w:bCs w:val="0"/>
+                <w:sz w:val="24"/>
+                <w:szCs w:val="20"/>
+              </w:rPr>
+            </w:pPr>
+            <w:r>
+              <w:rPr>
+                <w:sz w:val="24"/>
+                <w:szCs w:val="20"/>
+              </w:rPr>
+              <w:t>Within-subjects effects</w:t>
+            </w:r>
+          </w:p>
+        </w:tc>
+        <w:tc>
+          <w:tcPr>
+            <w:tcW w:w="2266" w:type="dxa"/>
+            <w:tcBorders>
+              <w:top w:val="single" w:sz="12" w:space="0" w:color="auto"/>
+              <w:left w:val="nil"/>
+              <w:bottom w:val="single" w:sz="12" w:space="0" w:color="auto"/>
+              <w:right w:val="nil"/>
+            </w:tcBorders>
+            <w:vAlign w:val="center"/>
+          </w:tcPr>
+          <w:p>
+            <w:pPr>
+              <w:pStyle w:val="Sectionheading"/>
+              <w:rPr>
+                <w:b w:val="0"/>
+                <w:bCs w:val="0"/>
+                <w:sz w:val="24"/>
+                <w:szCs w:val="20"/>
+              </w:rPr>
+            </w:pPr>
+          </w:p>
+        </w:tc>
+        <w:tc>
+          <w:tcPr>
+            <w:tcW w:w="2266" w:type="dxa"/>
+            <w:tcBorders>
+              <w:top w:val="single" w:sz="12" w:space="0" w:color="auto"/>
+              <w:left w:val="nil"/>
+              <w:bottom w:val="single" w:sz="12" w:space="0" w:color="auto"/>
+              <w:right w:val="nil"/>
+            </w:tcBorders>
+            <w:vAlign w:val="center"/>
+          </w:tcPr>
+          <w:p>
+            <w:pPr>
+              <w:pStyle w:val="Sectionheading"/>
+              <w:rPr>
+                <w:b w:val="0"/>
+                <w:bCs w:val="0"/>
+                <w:sz w:val="24"/>
+                <w:szCs w:val="20"/>
+              </w:rPr>
+            </w:pPr>
+          </w:p>
+        </w:tc>
+      </w:tr>
+      <w:tr>
+        <w:trPr>
+          <w:trHeight w:val="454"/>
+        </w:trPr>
+        <w:tc>
+          <w:tcPr>
+            <w:tcW w:w="2665" w:type="dxa"/>
+            <w:tcBorders>
+              <w:top w:val="single" w:sz="12" w:space="0" w:color="auto"/>
+              <w:left w:val="nil"/>
+              <w:bottom w:val="nil"/>
+              <w:right w:val="nil"/>
+            </w:tcBorders>
+          </w:tcPr>
+          <w:p>
+            <w:pPr>
+              <w:pStyle w:val="Sectionheading"/>
+              <w:jc w:val="left"/>
+              <w:rPr>
+                <w:b w:val="0"/>
+                <w:bCs w:val="0"/>
+                <w:i/>
+                <w:iCs/>
+                <w:sz w:val="24"/>
+                <w:szCs w:val="20"/>
+              </w:rPr>
+            </w:pPr>
+            <w:r>
+              <w:rPr>
+                <w:b w:val="0"/>
+                <w:bCs w:val="0"/>
+                <w:i/>
+                <w:iCs/>
+                <w:sz w:val="24"/>
+                <w:szCs w:val="20"/>
+              </w:rPr>
+              <w:t>stage</w:t>
+            </w:r>
+          </w:p>
+        </w:tc>
+        <w:tc>
+          <w:tcPr>
+            <w:tcW w:w="2265" w:type="dxa"/>
+            <w:tcBorders>
+              <w:top w:val="single" w:sz="12" w:space="0" w:color="auto"/>
+              <w:left w:val="nil"/>
+              <w:bottom w:val="nil"/>
+              <w:right w:val="nil"/>
+            </w:tcBorders>
+            <w:vAlign w:val="center"/>
+          </w:tcPr>
+          <w:p>
+            <w:pPr>
+              <w:pStyle w:val="Sectionheading"/>
+              <w:rPr>
+                <w:b w:val="0"/>
+                <w:bCs w:val="0"/>
+                <w:sz w:val="24"/>
+                <w:szCs w:val="20"/>
+              </w:rPr>
+            </w:pPr>
+            <w:r>
+              <w:rPr>
+                <w:b w:val="0"/>
+                <w:bCs w:val="0"/>
+                <w:sz w:val="24"/>
+                <w:szCs w:val="20"/>
+              </w:rPr>
+              <w:t>16.37</w:t>
+            </w:r>
+          </w:p>
+        </w:tc>
+        <w:tc>
+          <w:tcPr>
+            <w:tcW w:w="2266" w:type="dxa"/>
+            <w:tcBorders>
+              <w:top w:val="single" w:sz="12" w:space="0" w:color="auto"/>
+              <w:left w:val="nil"/>
+              <w:bottom w:val="nil"/>
+              <w:right w:val="nil"/>
+            </w:tcBorders>
+            <w:vAlign w:val="center"/>
+          </w:tcPr>
+          <w:p>
+            <w:pPr>
+              <w:pStyle w:val="Sectionheading"/>
+              <w:rPr>
+                <w:b w:val="0"/>
+                <w:bCs w:val="0"/>
+                <w:sz w:val="24"/>
+                <w:szCs w:val="20"/>
+              </w:rPr>
+            </w:pPr>
+            <w:r>
+              <w:rPr>
+                <w:b w:val="0"/>
+                <w:bCs w:val="0"/>
+                <w:sz w:val="24"/>
+                <w:szCs w:val="20"/>
+              </w:rPr>
+              <w:t>&lt;0.001</w:t>
+            </w:r>
+            <w:r>
+              <w:rPr>
+                <w:b w:val="0"/>
+                <w:bCs w:val="0"/>
+                <w:sz w:val="24"/>
+                <w:szCs w:val="20"/>
+              </w:rPr>
+              <w:t>***</w:t>
+            </w:r>
+          </w:p>
+        </w:tc>
+        <w:tc>
+          <w:tcPr>
+            <w:tcW w:w="2266" w:type="dxa"/>
+            <w:tcBorders>
+              <w:top w:val="single" w:sz="12" w:space="0" w:color="auto"/>
+              <w:left w:val="nil"/>
+              <w:bottom w:val="nil"/>
+              <w:right w:val="nil"/>
+            </w:tcBorders>
+            <w:vAlign w:val="center"/>
+          </w:tcPr>
+          <w:p>
+            <w:pPr>
+              <w:pStyle w:val="Sectionheading"/>
+              <w:rPr>
+                <w:b w:val="0"/>
+                <w:bCs w:val="0"/>
+                <w:sz w:val="24"/>
+                <w:szCs w:val="20"/>
+              </w:rPr>
+            </w:pPr>
+            <w:r>
+              <w:rPr>
+                <w:b w:val="0"/>
+                <w:bCs w:val="0"/>
+                <w:sz w:val="24"/>
+                <w:szCs w:val="20"/>
+              </w:rPr>
+              <w:t>0.35</w:t>
+            </w:r>
+          </w:p>
+        </w:tc>
+      </w:tr>
+      <w:tr>
+        <w:trPr>
+          <w:trHeight w:val="454"/>
+        </w:trPr>
+        <w:tc>
+          <w:tcPr>
+            <w:tcW w:w="2665" w:type="dxa"/>
+            <w:tcBorders>
+              <w:top w:val="nil"/>
+              <w:left w:val="nil"/>
+              <w:bottom w:val="nil"/>
+              <w:right w:val="nil"/>
+            </w:tcBorders>
+          </w:tcPr>
+          <w:p>
+            <w:pPr>
+              <w:pStyle w:val="Sectionheading"/>
+              <w:jc w:val="left"/>
+              <w:rPr>
+                <w:b w:val="0"/>
+                <w:bCs w:val="0"/>
+                <w:i/>
+                <w:iCs/>
+                <w:sz w:val="24"/>
+                <w:szCs w:val="20"/>
+              </w:rPr>
+            </w:pPr>
+            <w:r>
+              <w:rPr>
+                <w:b w:val="0"/>
+                <w:bCs w:val="0"/>
+                <w:i/>
+                <w:iCs/>
+                <w:sz w:val="24"/>
+                <w:szCs w:val="20"/>
+              </w:rPr>
+              <w:t>treatment x stage</w:t>
+            </w:r>
+          </w:p>
+        </w:tc>
+        <w:tc>
+          <w:tcPr>
+            <w:tcW w:w="2265" w:type="dxa"/>
+            <w:tcBorders>
+              <w:top w:val="nil"/>
+              <w:left w:val="nil"/>
+              <w:bottom w:val="nil"/>
+              <w:right w:val="nil"/>
+            </w:tcBorders>
+            <w:vAlign w:val="center"/>
+          </w:tcPr>
+          <w:p>
+            <w:pPr>
+              <w:pStyle w:val="Sectionheading"/>
+              <w:rPr>
+                <w:b w:val="0"/>
+                <w:bCs w:val="0"/>
+                <w:sz w:val="24"/>
+                <w:szCs w:val="20"/>
+              </w:rPr>
+            </w:pPr>
+            <w:r>
+              <w:rPr>
+                <w:b w:val="0"/>
+                <w:bCs w:val="0"/>
+                <w:sz w:val="24"/>
+                <w:szCs w:val="20"/>
+              </w:rPr>
+              <w:t>1.68</w:t>
+            </w:r>
+          </w:p>
+        </w:tc>
+        <w:tc>
+          <w:tcPr>
+            <w:tcW w:w="2266" w:type="dxa"/>
+            <w:tcBorders>
+              <w:top w:val="nil"/>
+              <w:left w:val="nil"/>
+              <w:bottom w:val="nil"/>
+              <w:right w:val="nil"/>
+            </w:tcBorders>
+            <w:vAlign w:val="center"/>
+          </w:tcPr>
+          <w:p>
+            <w:pPr>
+              <w:pStyle w:val="Sectionheading"/>
+              <w:rPr>
+                <w:b w:val="0"/>
+                <w:bCs w:val="0"/>
+                <w:sz w:val="24"/>
+                <w:szCs w:val="20"/>
+              </w:rPr>
+            </w:pPr>
+            <w:r>
+              <w:rPr>
+                <w:b w:val="0"/>
+                <w:bCs w:val="0"/>
+                <w:sz w:val="24"/>
+                <w:szCs w:val="20"/>
+              </w:rPr>
+              <w:t>0.20</w:t>
+            </w:r>
+          </w:p>
+        </w:tc>
+        <w:tc>
+          <w:tcPr>
+            <w:tcW w:w="2266" w:type="dxa"/>
+            <w:tcBorders>
+              <w:top w:val="nil"/>
+              <w:left w:val="nil"/>
+              <w:bottom w:val="nil"/>
+              <w:right w:val="nil"/>
+            </w:tcBorders>
+            <w:vAlign w:val="center"/>
+          </w:tcPr>
+          <w:p>
+            <w:pPr>
+              <w:pStyle w:val="Sectionheading"/>
+              <w:rPr>
+                <w:b w:val="0"/>
+                <w:bCs w:val="0"/>
+                <w:sz w:val="24"/>
+                <w:szCs w:val="20"/>
+              </w:rPr>
+            </w:pPr>
+            <w:r>
+              <w:rPr>
+                <w:b w:val="0"/>
+                <w:bCs w:val="0"/>
+                <w:sz w:val="24"/>
+                <w:szCs w:val="20"/>
+              </w:rPr>
+              <w:t>0.05</w:t>
+            </w:r>
+          </w:p>
+        </w:tc>
+      </w:tr>
+      <w:tr>
+        <w:trPr>
+          <w:trHeight w:val="454"/>
+        </w:trPr>
+        <w:tc>
+          <w:tcPr>
+            <w:tcW w:w="2665" w:type="dxa"/>
+            <w:tcBorders>
+              <w:top w:val="nil"/>
+              <w:left w:val="nil"/>
+              <w:bottom w:val="nil"/>
+              <w:right w:val="nil"/>
+            </w:tcBorders>
+          </w:tcPr>
+          <w:p>
+            <w:pPr>
+              <w:pStyle w:val="Sectionheading"/>
+              <w:jc w:val="left"/>
+              <w:rPr>
+                <w:b w:val="0"/>
+                <w:bCs w:val="0"/>
+                <w:i/>
+                <w:iCs/>
+                <w:sz w:val="24"/>
+                <w:szCs w:val="20"/>
+              </w:rPr>
+            </w:pPr>
+            <w:r>
+              <w:rPr>
+                <w:b w:val="0"/>
+                <w:bCs w:val="0"/>
+                <w:i/>
+                <w:iCs/>
+                <w:sz w:val="24"/>
+                <w:szCs w:val="20"/>
+              </w:rPr>
+              <w:t>env x stage</w:t>
+            </w:r>
+          </w:p>
+        </w:tc>
+        <w:tc>
+          <w:tcPr>
+            <w:tcW w:w="2265" w:type="dxa"/>
+            <w:tcBorders>
+              <w:top w:val="nil"/>
+              <w:left w:val="nil"/>
+              <w:bottom w:val="nil"/>
+              <w:right w:val="nil"/>
+            </w:tcBorders>
+            <w:vAlign w:val="center"/>
+          </w:tcPr>
+          <w:p>
+            <w:pPr>
+              <w:pStyle w:val="Sectionheading"/>
+              <w:rPr>
+                <w:b w:val="0"/>
+                <w:bCs w:val="0"/>
+                <w:sz w:val="24"/>
+                <w:szCs w:val="20"/>
+              </w:rPr>
+            </w:pPr>
+            <w:r>
+              <w:rPr>
+                <w:b w:val="0"/>
+                <w:bCs w:val="0"/>
+                <w:sz w:val="24"/>
+                <w:szCs w:val="20"/>
+              </w:rPr>
+              <w:t>0.0</w:t>
+            </w:r>
+            <w:r>
+              <w:rPr>
+                <w:b w:val="0"/>
+                <w:bCs w:val="0"/>
+                <w:sz w:val="24"/>
+                <w:szCs w:val="20"/>
+              </w:rPr>
+              <w:t>2</w:t>
+            </w:r>
+          </w:p>
+        </w:tc>
+        <w:tc>
+          <w:tcPr>
+            <w:tcW w:w="2266" w:type="dxa"/>
+            <w:tcBorders>
+              <w:top w:val="nil"/>
+              <w:left w:val="nil"/>
+              <w:bottom w:val="nil"/>
+              <w:right w:val="nil"/>
+            </w:tcBorders>
+            <w:vAlign w:val="center"/>
+          </w:tcPr>
+          <w:p>
+            <w:pPr>
+              <w:pStyle w:val="Sectionheading"/>
+              <w:rPr>
+                <w:b w:val="0"/>
+                <w:bCs w:val="0"/>
+                <w:sz w:val="24"/>
+                <w:szCs w:val="20"/>
+              </w:rPr>
+            </w:pPr>
+            <w:r>
+              <w:rPr>
+                <w:b w:val="0"/>
+                <w:bCs w:val="0"/>
+                <w:sz w:val="24"/>
+                <w:szCs w:val="20"/>
+              </w:rPr>
+              <w:t>0.90</w:t>
+            </w:r>
+          </w:p>
+        </w:tc>
+        <w:tc>
+          <w:tcPr>
+            <w:tcW w:w="2266" w:type="dxa"/>
+            <w:tcBorders>
+              <w:top w:val="nil"/>
+              <w:left w:val="nil"/>
+              <w:bottom w:val="nil"/>
+              <w:right w:val="nil"/>
+            </w:tcBorders>
+            <w:vAlign w:val="center"/>
+          </w:tcPr>
+          <w:p>
+            <w:pPr>
+              <w:pStyle w:val="Sectionheading"/>
+              <w:rPr>
+                <w:b w:val="0"/>
+                <w:bCs w:val="0"/>
+                <w:sz w:val="24"/>
+                <w:szCs w:val="20"/>
+              </w:rPr>
+            </w:pPr>
+            <w:r>
+              <w:rPr>
+                <w:b w:val="0"/>
+                <w:bCs w:val="0"/>
+                <w:sz w:val="24"/>
+                <w:szCs w:val="20"/>
+              </w:rPr>
+              <w:t>&lt;0.001</w:t>
+            </w:r>
+          </w:p>
+        </w:tc>
+      </w:tr>
+      <w:tr>
+        <w:trPr>
+          <w:trHeight w:val="454"/>
+        </w:trPr>
+        <w:tc>
+          <w:tcPr>
+            <w:tcW w:w="2665" w:type="dxa"/>
+            <w:tcBorders>
+              <w:top w:val="nil"/>
+              <w:left w:val="nil"/>
+              <w:bottom w:val="single" w:sz="12" w:space="0" w:color="auto"/>
+              <w:right w:val="nil"/>
+            </w:tcBorders>
+          </w:tcPr>
+          <w:p>
+            <w:pPr>
+              <w:pStyle w:val="Sectionheading"/>
+              <w:jc w:val="left"/>
+              <w:rPr>
+                <w:b w:val="0"/>
+                <w:bCs w:val="0"/>
+                <w:i/>
+                <w:iCs/>
+                <w:sz w:val="24"/>
+                <w:szCs w:val="20"/>
+              </w:rPr>
+            </w:pPr>
+            <w:r>
+              <w:rPr>
+                <w:b w:val="0"/>
+                <w:bCs w:val="0"/>
+                <w:i/>
+                <w:iCs/>
+                <w:sz w:val="24"/>
+                <w:szCs w:val="20"/>
+              </w:rPr>
+              <w:t>Treatment x stage x env</w:t>
+            </w:r>
+          </w:p>
+        </w:tc>
+        <w:tc>
+          <w:tcPr>
+            <w:tcW w:w="2265" w:type="dxa"/>
+            <w:tcBorders>
+              <w:top w:val="nil"/>
+              <w:left w:val="nil"/>
+              <w:bottom w:val="single" w:sz="12" w:space="0" w:color="auto"/>
+              <w:right w:val="nil"/>
+            </w:tcBorders>
+            <w:vAlign w:val="center"/>
+          </w:tcPr>
+          <w:p>
+            <w:pPr>
+              <w:pStyle w:val="Sectionheading"/>
+              <w:rPr>
+                <w:b w:val="0"/>
+                <w:bCs w:val="0"/>
+                <w:sz w:val="24"/>
+                <w:szCs w:val="20"/>
+              </w:rPr>
+            </w:pPr>
+            <w:r>
+              <w:rPr>
+                <w:b w:val="0"/>
+                <w:bCs w:val="0"/>
+                <w:sz w:val="24"/>
+                <w:szCs w:val="20"/>
+              </w:rPr>
+              <w:t>1.48</w:t>
+            </w:r>
+          </w:p>
+        </w:tc>
+        <w:tc>
+          <w:tcPr>
+            <w:tcW w:w="2266" w:type="dxa"/>
+            <w:tcBorders>
+              <w:top w:val="nil"/>
+              <w:left w:val="nil"/>
+              <w:bottom w:val="single" w:sz="12" w:space="0" w:color="auto"/>
+              <w:right w:val="nil"/>
+            </w:tcBorders>
+            <w:vAlign w:val="center"/>
+          </w:tcPr>
+          <w:p>
+            <w:pPr>
+              <w:pStyle w:val="Sectionheading"/>
+              <w:rPr>
+                <w:b w:val="0"/>
+                <w:bCs w:val="0"/>
+                <w:sz w:val="24"/>
+                <w:szCs w:val="20"/>
+              </w:rPr>
+            </w:pPr>
+            <w:r>
+              <w:rPr>
+                <w:b w:val="0"/>
+                <w:bCs w:val="0"/>
+                <w:sz w:val="24"/>
+                <w:szCs w:val="20"/>
+              </w:rPr>
+              <w:t>0.23</w:t>
+            </w:r>
+          </w:p>
+        </w:tc>
+        <w:tc>
+          <w:tcPr>
+            <w:tcW w:w="2266" w:type="dxa"/>
+            <w:tcBorders>
+              <w:top w:val="nil"/>
+              <w:left w:val="nil"/>
+              <w:bottom w:val="single" w:sz="12" w:space="0" w:color="auto"/>
+              <w:right w:val="nil"/>
+            </w:tcBorders>
+            <w:vAlign w:val="center"/>
+          </w:tcPr>
+          <w:p>
+            <w:pPr>
+              <w:pStyle w:val="Sectionheading"/>
+              <w:rPr>
+                <w:b w:val="0"/>
+                <w:bCs w:val="0"/>
+                <w:sz w:val="24"/>
+                <w:szCs w:val="20"/>
+              </w:rPr>
+            </w:pPr>
+            <w:r>
+              <w:rPr>
+                <w:b w:val="0"/>
+                <w:bCs w:val="0"/>
+                <w:sz w:val="24"/>
+                <w:szCs w:val="20"/>
+              </w:rPr>
+              <w:t>0.05</w:t>
+            </w:r>
+          </w:p>
+        </w:tc>
+      </w:tr>
+      <w:tr>
+        <w:trPr>
+          <w:trHeight w:val="454"/>
+        </w:trPr>
+        <w:tc>
+          <w:tcPr>
+            <w:tcW w:w="9462" w:type="dxa"/>
+            <w:gridSpan w:val="4"/>
+            <w:tcBorders>
+              <w:top w:val="single" w:sz="12" w:space="0" w:color="auto"/>
+              <w:left w:val="nil"/>
+              <w:bottom w:val="nil"/>
+              <w:right w:val="nil"/>
+            </w:tcBorders>
+          </w:tcPr>
+          <w:p>
+            <w:pPr>
+              <w:pStyle w:val="Sectionheading"/>
+              <w:jc w:val="left"/>
+              <w:rPr>
+                <w:b w:val="0"/>
+                <w:bCs w:val="0"/>
+                <w:sz w:val="24"/>
+                <w:szCs w:val="20"/>
+                <w:lang w:val="nl-NL"/>
+              </w:rPr>
+            </w:pPr>
+            <w:r>
+              <w:rPr>
+                <w:b w:val="0"/>
+                <w:bCs w:val="0"/>
+                <w:i/>
+                <w:iCs/>
+                <w:sz w:val="24"/>
+                <w:szCs w:val="20"/>
+              </w:rPr>
+              <w:t xml:space="preserve">Note. </w:t>
+            </w:r>
+            <w:r>
+              <w:rPr>
+                <w:b w:val="0"/>
+                <w:bCs w:val="0"/>
+                <w:i/>
+                <w:iCs/>
+                <w:sz w:val="24"/>
+                <w:szCs w:val="20"/>
+                <w:lang w:val="nl-NL"/>
+              </w:rPr>
+              <w:t>p</w:t>
+            </w:r>
+            <w:r>
+              <w:rPr>
+                <w:b w:val="0"/>
+                <w:bCs w:val="0"/>
+                <w:sz w:val="24"/>
+                <w:szCs w:val="20"/>
+                <w:lang w:val="nl-NL"/>
+              </w:rPr>
+              <w:t xml:space="preserve"> &lt; </w:t>
+            </w:r>
+            <w:r>
+              <w:rPr>
+                <w:b w:val="0"/>
+                <w:bCs w:val="0"/>
+                <w:sz w:val="24"/>
+                <w:szCs w:val="20"/>
+                <w:lang w:val="nl-NL"/>
+              </w:rPr>
+              <w:t>0</w:t>
+            </w:r>
+            <w:r>
+              <w:rPr>
+                <w:b w:val="0"/>
+                <w:bCs w:val="0"/>
+                <w:sz w:val="24"/>
+                <w:szCs w:val="20"/>
+                <w:lang w:val="nl-NL"/>
+              </w:rPr>
+              <w:t>.05 (</w:t>
+            </w:r>
+            <w:r>
+              <w:rPr>
+                <w:b w:val="0"/>
+                <w:bCs w:val="0"/>
+                <w:sz w:val="24"/>
+                <w:szCs w:val="20"/>
+                <w:lang w:val="nl-NL"/>
+              </w:rPr>
+              <w:t>*</w:t>
+            </w:r>
+            <w:r>
+              <w:rPr>
+                <w:b w:val="0"/>
+                <w:bCs w:val="0"/>
+                <w:sz w:val="24"/>
+                <w:szCs w:val="20"/>
+                <w:lang w:val="nl-NL"/>
+              </w:rPr>
+              <w:t xml:space="preserve">), </w:t>
+            </w:r>
+            <w:r>
+              <w:rPr>
+                <w:b w:val="0"/>
+                <w:bCs w:val="0"/>
+                <w:i/>
+                <w:iCs/>
+                <w:sz w:val="24"/>
+                <w:szCs w:val="20"/>
+                <w:lang w:val="nl-NL"/>
+              </w:rPr>
+              <w:t>p</w:t>
+            </w:r>
+            <w:r>
+              <w:rPr>
+                <w:b w:val="0"/>
+                <w:bCs w:val="0"/>
+                <w:sz w:val="24"/>
+                <w:szCs w:val="20"/>
+                <w:lang w:val="nl-NL"/>
+              </w:rPr>
+              <w:t xml:space="preserve"> &lt; </w:t>
+            </w:r>
+            <w:r>
+              <w:rPr>
+                <w:b w:val="0"/>
+                <w:bCs w:val="0"/>
+                <w:sz w:val="24"/>
+                <w:szCs w:val="20"/>
+                <w:lang w:val="nl-NL"/>
+              </w:rPr>
+              <w:t>0</w:t>
+            </w:r>
+            <w:r>
+              <w:rPr>
+                <w:b w:val="0"/>
+                <w:bCs w:val="0"/>
+                <w:sz w:val="24"/>
+                <w:szCs w:val="20"/>
+                <w:lang w:val="nl-NL"/>
+              </w:rPr>
+              <w:t>.01 (</w:t>
+            </w:r>
+            <w:r>
+              <w:rPr>
+                <w:b w:val="0"/>
+                <w:bCs w:val="0"/>
+                <w:sz w:val="24"/>
+                <w:szCs w:val="20"/>
+                <w:lang w:val="nl-NL"/>
+              </w:rPr>
+              <w:t>**</w:t>
+            </w:r>
+            <w:r>
+              <w:rPr>
+                <w:b w:val="0"/>
+                <w:bCs w:val="0"/>
+                <w:sz w:val="24"/>
+                <w:szCs w:val="20"/>
+                <w:lang w:val="nl-NL"/>
+              </w:rPr>
+              <w:t xml:space="preserve">), </w:t>
+            </w:r>
+            <w:r>
+              <w:rPr>
+                <w:b w:val="0"/>
+                <w:bCs w:val="0"/>
+                <w:i/>
+                <w:iCs/>
+                <w:sz w:val="24"/>
+                <w:szCs w:val="20"/>
+                <w:lang w:val="nl-NL"/>
+              </w:rPr>
+              <w:t>p</w:t>
+            </w:r>
+            <w:r>
+              <w:rPr>
+                <w:b w:val="0"/>
+                <w:bCs w:val="0"/>
+                <w:sz w:val="24"/>
+                <w:szCs w:val="20"/>
+                <w:lang w:val="nl-NL"/>
+              </w:rPr>
+              <w:t xml:space="preserve"> &lt; </w:t>
+            </w:r>
+            <w:r>
+              <w:rPr>
+                <w:b w:val="0"/>
+                <w:bCs w:val="0"/>
+                <w:sz w:val="24"/>
+                <w:szCs w:val="20"/>
+                <w:lang w:val="nl-NL"/>
+              </w:rPr>
+              <w:t>0</w:t>
+            </w:r>
+            <w:r>
+              <w:rPr>
+                <w:b w:val="0"/>
+                <w:bCs w:val="0"/>
+                <w:sz w:val="24"/>
+                <w:szCs w:val="20"/>
+                <w:lang w:val="nl-NL"/>
+              </w:rPr>
+              <w:t>.001 (*</w:t>
+            </w:r>
+            <w:r>
+              <w:rPr>
+                <w:b w:val="0"/>
+                <w:bCs w:val="0"/>
+                <w:sz w:val="24"/>
+                <w:szCs w:val="20"/>
+                <w:lang w:val="nl-NL"/>
+              </w:rPr>
+              <w:t>*</w:t>
+            </w:r>
+            <w:r>
+              <w:rPr>
+                <w:b w:val="0"/>
+                <w:bCs w:val="0"/>
+                <w:sz w:val="24"/>
+                <w:szCs w:val="20"/>
+                <w:lang w:val="nl-NL"/>
+              </w:rPr>
+              <w:t>*)</w:t>
+            </w:r>
+            <w:r>
+              <w:rPr>
+                <w:b w:val="0"/>
+                <w:bCs w:val="0"/>
+                <w:sz w:val="24"/>
+                <w:szCs w:val="20"/>
+                <w:lang w:val="nl-NL"/>
+              </w:rPr>
+              <w:t>.</w:t>
+            </w:r>
+          </w:p>
+          <w:p>
+            <w:pPr>
+              <w:pStyle w:val="Sectionheading"/>
+              <w:rPr>
+                <w:b w:val="0"/>
+                <w:bCs w:val="0"/>
+                <w:sz w:val="24"/>
+                <w:szCs w:val="20"/>
+              </w:rPr>
+            </w:pPr>
+          </w:p>
+        </w:tc>
+      </w:tr>
+    </w:tbl>
+    <w:p>
+      <w:pPr>
+        <w:pStyle w:val="Sectionheading"/>
+        <w:ind w:firstLine="709"/>
+        <w:jc w:val="left"/>
+        <w:rPr>
+          <w:b w:val="0"/>
+          <w:bCs w:val="0"/>
+          <w:sz w:val="24"/>
+          <w:szCs w:val="20"/>
+          <w:lang w:val="en-US"/>
+        </w:rPr>
+      </w:pPr>
+      <w:r>
+        <w:rPr>
+          <w:b w:val="0"/>
+          <w:bCs w:val="0"/>
+          <w:sz w:val="24"/>
+          <w:szCs w:val="20"/>
+          <w:lang w:val="en-US"/>
+        </w:rPr>
+        <w:t xml:space="preserve">Given the high </w:t>
+      </w:r>
+      <w:r>
+        <w:rPr>
+          <w:b w:val="0"/>
+          <w:bCs w:val="0"/>
+          <w:i/>
+          <w:iCs/>
+          <w:sz w:val="24"/>
+          <w:szCs w:val="20"/>
+          <w:lang w:val="en-US"/>
+        </w:rPr>
+        <w:t>p</w:t>
+      </w:r>
+      <w:r>
+        <w:rPr>
+          <w:b w:val="0"/>
+          <w:bCs w:val="0"/>
+          <w:sz w:val="24"/>
+          <w:szCs w:val="20"/>
+          <w:lang w:val="en-US"/>
+        </w:rPr>
+        <w:t xml:space="preserve">-value for Stage, the SPSN phases differed sufficiently that they could not be treated as originating from the same underlying </w:t>
+      </w:r>
+      <w:r>
+        <w:rPr>
+          <w:b w:val="0"/>
+          <w:bCs w:val="0"/>
+          <w:sz w:val="24"/>
+          <w:szCs w:val="20"/>
+          <w:lang w:val="en-US"/>
+        </w:rPr>
+        <w:t>mechanism</w:t>
+      </w:r>
+      <w:r>
+        <w:rPr>
+          <w:b w:val="0"/>
+          <w:bCs w:val="0"/>
+          <w:sz w:val="24"/>
+          <w:szCs w:val="20"/>
+          <w:lang w:val="en-US"/>
+        </w:rPr>
+        <w:t>. For this reason, we focused on the habituation phase when assessing general exploration, as it is the least influenced by social behavior or other</w:t>
+      </w:r>
+      <w:r>
+        <w:rPr>
+          <w:b w:val="0"/>
+          <w:bCs w:val="0"/>
+          <w:sz w:val="24"/>
+          <w:szCs w:val="20"/>
+          <w:lang w:val="en-US"/>
+        </w:rPr>
+        <w:t xml:space="preserve"> </w:t>
+      </w:r>
+      <w:r>
+        <w:rPr>
+          <w:b w:val="0"/>
+          <w:bCs w:val="0"/>
+          <w:sz w:val="24"/>
+          <w:szCs w:val="20"/>
+          <w:lang w:val="en-US"/>
+        </w:rPr>
+        <w:t>processes.</w:t>
+      </w:r>
+    </w:p>
+    <w:p>
+      <w:pPr>
+        <w:pStyle w:val="Sectionheading"/>
+        <w:numPr>
+          <w:ilvl w:val="1"/>
+          <w:numId w:val="1"/>
+        </w:numPr>
+        <w:jc w:val="left"/>
+        <w:rPr>
+          <w:i/>
+          <w:iCs/>
+          <w:sz w:val="24"/>
+          <w:szCs w:val="20"/>
+          <w:lang w:val="en-US"/>
+        </w:rPr>
+      </w:pPr>
+      <w:r>
+        <w:rPr>
+          <w:b w:val="0"/>
+          <w:bCs w:val="0"/>
+          <w:i/>
+          <w:iCs/>
+          <w:sz w:val="24"/>
+          <w:szCs w:val="20"/>
+          <w:lang w:val="en-US"/>
+        </w:rPr>
+        <w:t xml:space="preserve"> </w:t>
+      </w:r>
+      <w:r>
+        <w:rPr>
+          <w:i/>
+          <w:iCs/>
+          <w:sz w:val="24"/>
+          <w:szCs w:val="20"/>
+          <w:lang w:val="en-US"/>
+        </w:rPr>
+        <w:tab/>
+      </w:r>
+      <w:r>
+        <w:rPr>
+          <w:i/>
+          <w:iCs/>
+          <w:sz w:val="24"/>
+          <w:szCs w:val="20"/>
+          <w:lang w:val="en-US"/>
+        </w:rPr>
+        <w:t>Morris water maze</w:t>
+      </w:r>
+    </w:p>
+    <w:p>
+      <w:pPr>
+        <w:pStyle w:val="Sectionheading"/>
+        <w:jc w:val="left"/>
+        <w:rPr>
+          <w:sz w:val="24"/>
+          <w:szCs w:val="20"/>
+          <w:lang w:val="en-US"/>
+        </w:rPr>
+      </w:pPr>
+      <w:r>
+        <w:rPr>
+          <w:sz w:val="24"/>
+          <w:szCs w:val="20"/>
+          <w:lang w:val="en-US"/>
+        </w:rPr>
+        <w:t>Table I</w:t>
+      </w:r>
+      <w:r>
+        <w:rPr>
+          <w:sz w:val="24"/>
+          <w:szCs w:val="20"/>
+          <w:lang w:val="en-US"/>
+        </w:rPr>
+        <w:t>V</w:t>
+      </w:r>
+    </w:p>
+    <w:p>
+      <w:pPr>
+        <w:pStyle w:val="Sectionheading"/>
+        <w:jc w:val="left"/>
+        <w:rPr>
+          <w:b w:val="0"/>
+          <w:bCs w:val="0"/>
+          <w:i/>
+          <w:iCs/>
+          <w:sz w:val="24"/>
+          <w:szCs w:val="20"/>
+          <w:lang w:val="en-US"/>
+        </w:rPr>
+      </w:pPr>
+      <w:r>
+        <w:rPr>
+          <w:b w:val="0"/>
+          <w:bCs w:val="0"/>
+          <w:i/>
+          <w:iCs/>
+          <w:sz w:val="24"/>
+          <w:szCs w:val="20"/>
+          <w:lang w:val="en-US"/>
+        </w:rPr>
+        <w:t>Frequentist results from s</w:t>
+      </w:r>
+      <w:r>
+        <w:rPr>
+          <w:b w:val="0"/>
+          <w:bCs w:val="0"/>
+          <w:i/>
+          <w:iCs/>
+          <w:sz w:val="24"/>
+          <w:szCs w:val="20"/>
+          <w:lang w:val="en-US"/>
+        </w:rPr>
+        <w:t>upplementary analysis of the acquisition phase (distance to target)</w:t>
       </w:r>
     </w:p>
     <w:tbl>
@@ -4844,7 +5450,6 @@
                 <w:lang w:val="en-US"/>
               </w:rPr>
             </w:pPr>
-            <w:proofErr w:type="spellStart"/>
             <w:r>
               <w:rPr>
                 <w:b w:val="0"/>
@@ -4855,7 +5460,6 @@
               </w:rPr>
               <w:t>df</w:t>
             </w:r>
-            <w:proofErr w:type="spellEnd"/>
           </w:p>
         </w:tc>
         <w:tc>
@@ -5009,17 +5613,7 @@
                 <w:szCs w:val="20"/>
                 <w:lang w:val="en-US"/>
               </w:rPr>
-              <w:t>-4.</w:t>
-            </w:r>
-            <w:r>
-              <w:rPr>
-                <w:b w:val="0"/>
-                <w:bCs w:val="0"/>
-                <w:sz w:val="24"/>
-                <w:szCs w:val="20"/>
-                <w:lang w:val="en-US"/>
-              </w:rPr>
-              <w:t>98</w:t>
+              <w:t>-4.30</w:t>
             </w:r>
           </w:p>
         </w:tc>
@@ -5050,7 +5644,7 @@
                 <w:szCs w:val="20"/>
                 <w:lang w:val="en-US"/>
               </w:rPr>
-              <w:t>623</w:t>
+              <w:t>1283</w:t>
             </w:r>
           </w:p>
         </w:tc>
@@ -5122,17 +5716,7 @@
                 <w:szCs w:val="20"/>
                 <w:lang w:val="en-US"/>
               </w:rPr>
-              <w:t>0.0</w:t>
-            </w:r>
-            <w:r>
-              <w:rPr>
-                <w:b w:val="0"/>
-                <w:bCs w:val="0"/>
-                <w:sz w:val="24"/>
-                <w:szCs w:val="20"/>
-                <w:lang w:val="en-US"/>
-              </w:rPr>
-              <w:t>3</w:t>
+              <w:t>0.01</w:t>
             </w:r>
           </w:p>
         </w:tc>
@@ -5195,7 +5779,7 @@
                 <w:szCs w:val="20"/>
                 <w:lang w:val="en-US"/>
               </w:rPr>
-              <w:t>0.98</w:t>
+              <w:t>1.47</w:t>
             </w:r>
           </w:p>
         </w:tc>
@@ -5223,7 +5807,7 @@
                 <w:szCs w:val="20"/>
                 <w:lang w:val="en-US"/>
               </w:rPr>
-              <w:t>652</w:t>
+              <w:t>85</w:t>
             </w:r>
           </w:p>
         </w:tc>
@@ -5251,7 +5835,7 @@
                 <w:szCs w:val="20"/>
                 <w:lang w:val="en-US"/>
               </w:rPr>
-              <w:t>0.33</w:t>
+              <w:t>0.15</w:t>
             </w:r>
           </w:p>
         </w:tc>
@@ -5271,6 +5855,16 @@
                 <w:lang w:val="en-US"/>
               </w:rPr>
             </w:pPr>
+            <w:r>
+              <w:rPr>
+                <w:b w:val="0"/>
+                <w:bCs w:val="0"/>
+                <w:sz w:val="24"/>
+                <w:szCs w:val="20"/>
+                <w:lang w:val="en-US"/>
+              </w:rPr>
+              <w:t>&lt;</w:t>
+            </w:r>
             <w:r>
               <w:rPr>
                 <w:b w:val="0"/>
@@ -5352,7 +5946,7 @@
                 <w:szCs w:val="20"/>
                 <w:lang w:val="en-US"/>
               </w:rPr>
-              <w:t>0.62</w:t>
+              <w:t>2.9</w:t>
             </w:r>
           </w:p>
         </w:tc>
@@ -5380,7 +5974,7 @@
                 <w:szCs w:val="20"/>
                 <w:lang w:val="en-US"/>
               </w:rPr>
-              <w:t>652</w:t>
+              <w:t>85</w:t>
             </w:r>
           </w:p>
         </w:tc>
@@ -5408,7 +6002,7 @@
                 <w:szCs w:val="20"/>
                 <w:lang w:val="en-US"/>
               </w:rPr>
-              <w:t>0.54</w:t>
+              <w:t>0.005**</w:t>
             </w:r>
           </w:p>
         </w:tc>
@@ -5436,17 +6030,7 @@
                 <w:szCs w:val="20"/>
                 <w:lang w:val="en-US"/>
               </w:rPr>
-              <w:t>0.00</w:t>
-            </w:r>
-            <w:r>
-              <w:rPr>
-                <w:b w:val="0"/>
-                <w:bCs w:val="0"/>
-                <w:sz w:val="24"/>
-                <w:szCs w:val="20"/>
-                <w:lang w:val="en-US"/>
-              </w:rPr>
-              <w:t>1</w:t>
+              <w:t>0.003</w:t>
             </w:r>
           </w:p>
         </w:tc>
@@ -5509,7 +6093,7 @@
                 <w:szCs w:val="20"/>
                 <w:lang w:val="en-US"/>
               </w:rPr>
-              <w:t>-1.20</w:t>
+              <w:t>-3.35</w:t>
             </w:r>
           </w:p>
         </w:tc>
@@ -5537,7 +6121,7 @@
                 <w:szCs w:val="20"/>
                 <w:lang w:val="en-US"/>
               </w:rPr>
-              <w:t>623</w:t>
+              <w:t>1283</w:t>
             </w:r>
           </w:p>
         </w:tc>
@@ -5565,7 +6149,7 @@
                 <w:szCs w:val="20"/>
                 <w:lang w:val="en-US"/>
               </w:rPr>
-              <w:t>0.23</w:t>
+              <w:t>&lt;0.001***</w:t>
             </w:r>
           </w:p>
         </w:tc>
@@ -5593,17 +6177,7 @@
                 <w:szCs w:val="20"/>
                 <w:lang w:val="en-US"/>
               </w:rPr>
-              <w:t>0.00</w:t>
-            </w:r>
-            <w:r>
-              <w:rPr>
-                <w:b w:val="0"/>
-                <w:bCs w:val="0"/>
-                <w:sz w:val="24"/>
-                <w:szCs w:val="20"/>
-                <w:lang w:val="en-US"/>
-              </w:rPr>
-              <w:t>2</w:t>
+              <w:t>0.001</w:t>
             </w:r>
           </w:p>
         </w:tc>
@@ -5666,7 +6240,7 @@
                 <w:szCs w:val="20"/>
                 <w:lang w:val="en-US"/>
               </w:rPr>
-              <w:t>-0.20</w:t>
+              <w:t>-1.51</w:t>
             </w:r>
           </w:p>
         </w:tc>
@@ -5694,7 +6268,7 @@
                 <w:szCs w:val="20"/>
                 <w:lang w:val="en-US"/>
               </w:rPr>
-              <w:t>623</w:t>
+              <w:t>1283</w:t>
             </w:r>
           </w:p>
         </w:tc>
@@ -5722,7 +6296,7 @@
                 <w:szCs w:val="20"/>
                 <w:lang w:val="en-US"/>
               </w:rPr>
-              <w:t>0.84</w:t>
+              <w:t>0.13</w:t>
             </w:r>
           </w:p>
         </w:tc>
@@ -5833,7 +6407,7 @@
                 <w:szCs w:val="20"/>
                 <w:lang w:val="en-US"/>
               </w:rPr>
-              <w:t>-1.07</w:t>
+              <w:t>-2.58</w:t>
             </w:r>
           </w:p>
         </w:tc>
@@ -5861,7 +6435,7 @@
                 <w:szCs w:val="20"/>
                 <w:lang w:val="en-US"/>
               </w:rPr>
-              <w:t>652</w:t>
+              <w:t>85</w:t>
             </w:r>
           </w:p>
         </w:tc>
@@ -5889,17 +6463,17 @@
                 <w:szCs w:val="20"/>
                 <w:lang w:val="en-US"/>
               </w:rPr>
-              <w:t>0.</w:t>
-            </w:r>
-            <w:r>
-              <w:rPr>
-                <w:b w:val="0"/>
-                <w:bCs w:val="0"/>
-                <w:sz w:val="24"/>
-                <w:szCs w:val="20"/>
-                <w:lang w:val="en-US"/>
-              </w:rPr>
-              <w:t>29</w:t>
+              <w:t>0.01</w:t>
+            </w:r>
+            <w:r>
+              <w:rPr>
+                <w:b w:val="0"/>
+                <w:bCs w:val="0"/>
+                <w:sz w:val="24"/>
+                <w:szCs w:val="20"/>
+                <w:lang w:val="en-US"/>
+              </w:rPr>
+              <w:t>*</w:t>
             </w:r>
           </w:p>
         </w:tc>
@@ -5927,17 +6501,7 @@
                 <w:szCs w:val="20"/>
                 <w:lang w:val="en-US"/>
               </w:rPr>
-              <w:t>0.00</w:t>
-            </w:r>
-            <w:r>
-              <w:rPr>
-                <w:b w:val="0"/>
-                <w:bCs w:val="0"/>
-                <w:sz w:val="24"/>
-                <w:szCs w:val="20"/>
-                <w:lang w:val="en-US"/>
-              </w:rPr>
-              <w:t>2</w:t>
+              <w:t>0.001</w:t>
             </w:r>
           </w:p>
         </w:tc>
@@ -6006,7 +6570,7 @@
                 <w:szCs w:val="20"/>
                 <w:lang w:val="en-US"/>
               </w:rPr>
-              <w:t>0.77</w:t>
+              <w:t>1.82</w:t>
             </w:r>
           </w:p>
         </w:tc>
@@ -6037,7 +6601,7 @@
                 <w:szCs w:val="20"/>
                 <w:lang w:val="en-US"/>
               </w:rPr>
-              <w:t>623</w:t>
+              <w:t>1283</w:t>
             </w:r>
           </w:p>
         </w:tc>
@@ -6068,17 +6632,7 @@
                 <w:szCs w:val="20"/>
                 <w:lang w:val="en-US"/>
               </w:rPr>
-              <w:t>0.</w:t>
-            </w:r>
-            <w:r>
-              <w:rPr>
-                <w:b w:val="0"/>
-                <w:bCs w:val="0"/>
-                <w:sz w:val="24"/>
-                <w:szCs w:val="20"/>
-                <w:lang w:val="en-US"/>
-              </w:rPr>
-              <w:t>44</w:t>
+              <w:t>0.07</w:t>
             </w:r>
           </w:p>
         </w:tc>
@@ -6109,17 +6663,7 @@
                 <w:szCs w:val="20"/>
                 <w:lang w:val="en-US"/>
               </w:rPr>
-              <w:t>0.00</w:t>
-            </w:r>
-            <w:r>
-              <w:rPr>
-                <w:b w:val="0"/>
-                <w:bCs w:val="0"/>
-                <w:sz w:val="24"/>
-                <w:szCs w:val="20"/>
-                <w:lang w:val="en-US"/>
-              </w:rPr>
-              <w:t>1</w:t>
+              <w:t>0.002</w:t>
             </w:r>
           </w:p>
         </w:tc>
@@ -6361,7 +6905,15 @@
           <w:szCs w:val="20"/>
           <w:lang w:val="en-US"/>
         </w:rPr>
-        <w:t>Table V</w:t>
+        <w:t xml:space="preserve">Table </w:t>
+      </w:r>
+      <w:r>
+        <w:rPr>
+          <w:sz w:val="24"/>
+          <w:szCs w:val="20"/>
+          <w:lang w:val="en-US"/>
+        </w:rPr>
+        <w:t>V</w:t>
       </w:r>
     </w:p>
     <w:p>
@@ -6388,32 +6940,7 @@
           <w:szCs w:val="20"/>
           <w:lang w:val="en-US"/>
         </w:rPr>
-        <w:lastRenderedPageBreak/>
-        <w:t>Bayesian results from supplementary analysis of the</w:t>
-      </w:r>
-      <w:r>
-        <w:rPr>
-          <w:b w:val="0"/>
-          <w:bCs w:val="0"/>
-          <w:i/>
-          <w:iCs/>
-          <w:sz w:val="24"/>
-          <w:szCs w:val="20"/>
-          <w:lang w:val="en-US"/>
-        </w:rPr>
-        <w:t xml:space="preserve"> reversal</w:t>
-      </w:r>
-      <w:r>
-        <w:rPr>
-          <w:b w:val="0"/>
-          <w:bCs w:val="0"/>
-          <w:i/>
-          <w:iCs/>
-          <w:sz w:val="24"/>
-          <w:szCs w:val="20"/>
-          <w:lang w:val="en-US"/>
-        </w:rPr>
-        <w:t xml:space="preserve"> acquisition phase </w:t>
+        <w:t>Bayesian results from supplementary analysis of the acquisition phase (distance to target)</w:t>
       </w:r>
     </w:p>
     <w:tbl>
@@ -6630,7 +7157,7 @@
                 <w:szCs w:val="20"/>
                 <w:lang w:val="en-US"/>
               </w:rPr>
-              <w:t>540</w:t>
+              <w:t>20</w:t>
             </w:r>
           </w:p>
         </w:tc>
@@ -6661,7 +7188,7 @@
                 <w:szCs w:val="20"/>
                 <w:lang w:val="en-US"/>
               </w:rPr>
-              <w:t>-0.24</w:t>
+              <w:t>-0.09</w:t>
             </w:r>
           </w:p>
         </w:tc>
@@ -6692,7 +7219,7 @@
                 <w:szCs w:val="20"/>
                 <w:lang w:val="en-US"/>
               </w:rPr>
-              <w:t>-0.12</w:t>
+              <w:t>-0.04</w:t>
             </w:r>
           </w:p>
         </w:tc>
@@ -6758,7 +7285,7 @@
                 <w:szCs w:val="20"/>
                 <w:lang w:val="en-US"/>
               </w:rPr>
-              <w:t>0.71</w:t>
+              <w:t>0.44</w:t>
             </w:r>
           </w:p>
         </w:tc>
@@ -6786,7 +7313,7 @@
                 <w:szCs w:val="20"/>
                 <w:lang w:val="en-US"/>
               </w:rPr>
-              <w:t>-1.36</w:t>
+              <w:t>-0.06</w:t>
             </w:r>
           </w:p>
         </w:tc>
@@ -6814,7 +7341,7 @@
                 <w:szCs w:val="20"/>
                 <w:lang w:val="en-US"/>
               </w:rPr>
-              <w:t>0.79</w:t>
+              <w:t>0.51</w:t>
             </w:r>
           </w:p>
         </w:tc>
@@ -6880,7 +7407,7 @@
                 <w:szCs w:val="20"/>
                 <w:lang w:val="en-US"/>
               </w:rPr>
-              <w:t>1.43</w:t>
+              <w:t>9.65</w:t>
             </w:r>
           </w:p>
         </w:tc>
@@ -6908,7 +7435,7 @@
                 <w:szCs w:val="20"/>
                 <w:lang w:val="en-US"/>
               </w:rPr>
-              <w:t>-1.70</w:t>
+              <w:t>0.26</w:t>
             </w:r>
           </w:p>
         </w:tc>
@@ -6936,7 +7463,7 @@
                 <w:szCs w:val="20"/>
                 <w:lang w:val="en-US"/>
               </w:rPr>
-              <w:t>0.18</w:t>
+              <w:t>1.11</w:t>
             </w:r>
           </w:p>
         </w:tc>
@@ -7002,7 +7529,7 @@
                 <w:szCs w:val="20"/>
                 <w:lang w:val="en-US"/>
               </w:rPr>
-              <w:t>0.06</w:t>
+              <w:t>4.42</w:t>
             </w:r>
           </w:p>
         </w:tc>
@@ -7030,7 +7557,7 @@
                 <w:szCs w:val="20"/>
                 <w:lang w:val="en-US"/>
               </w:rPr>
-              <w:t>-0.11</w:t>
+              <w:t>-0.10</w:t>
             </w:r>
           </w:p>
         </w:tc>
@@ -7058,7 +7585,7 @@
                 <w:szCs w:val="20"/>
                 <w:lang w:val="en-US"/>
               </w:rPr>
-              <w:t>0.06</w:t>
+              <w:t>-0.03</w:t>
             </w:r>
           </w:p>
         </w:tc>
@@ -7124,7 +7651,7 @@
                 <w:szCs w:val="20"/>
                 <w:lang w:val="en-US"/>
               </w:rPr>
-              <w:t>0.13</w:t>
+              <w:t>0.07</w:t>
             </w:r>
           </w:p>
         </w:tc>
@@ -7152,7 +7679,7 @@
                 <w:szCs w:val="20"/>
                 <w:lang w:val="en-US"/>
               </w:rPr>
-              <w:t>-0.01</w:t>
+              <w:t>-0.09</w:t>
             </w:r>
           </w:p>
         </w:tc>
@@ -7180,7 +7707,7 @@
                 <w:szCs w:val="20"/>
                 <w:lang w:val="en-US"/>
               </w:rPr>
-              <w:t>0.13</w:t>
+              <w:t>0.01</w:t>
             </w:r>
           </w:p>
         </w:tc>
@@ -7246,7 +7773,7 @@
                 <w:szCs w:val="20"/>
                 <w:lang w:val="en-US"/>
               </w:rPr>
-              <w:t>0.92</w:t>
+              <w:t>4.59</w:t>
             </w:r>
           </w:p>
         </w:tc>
@@ -7274,7 +7801,7 @@
                 <w:szCs w:val="20"/>
                 <w:lang w:val="en-US"/>
               </w:rPr>
-              <w:t>-1.67</w:t>
+              <w:t>-1.27</w:t>
             </w:r>
           </w:p>
         </w:tc>
@@ -7302,7 +7829,7 @@
                 <w:szCs w:val="20"/>
                 <w:lang w:val="en-US"/>
               </w:rPr>
-              <w:t>0.71</w:t>
+              <w:t>-0.21</w:t>
             </w:r>
           </w:p>
         </w:tc>
@@ -7343,6 +7870,2819 @@
                 <w:szCs w:val="20"/>
                 <w:lang w:val="en-US"/>
               </w:rPr>
+              <w:t>Day x Treatment x Environment</w:t>
+            </w:r>
+          </w:p>
+        </w:tc>
+        <w:tc>
+          <w:tcPr>
+            <w:tcW w:w="2154" w:type="dxa"/>
+            <w:tcBorders>
+              <w:bottom w:val="single" w:sz="12" w:space="0" w:color="auto"/>
+            </w:tcBorders>
+            <w:vAlign w:val="center"/>
+          </w:tcPr>
+          <w:p>
+            <w:pPr>
+              <w:pStyle w:val="Sectionheading"/>
+              <w:rPr>
+                <w:b w:val="0"/>
+                <w:bCs w:val="0"/>
+                <w:sz w:val="24"/>
+                <w:szCs w:val="20"/>
+                <w:lang w:val="en-US"/>
+              </w:rPr>
+            </w:pPr>
+            <w:r>
+              <w:rPr>
+                <w:b w:val="0"/>
+                <w:bCs w:val="0"/>
+                <w:sz w:val="24"/>
+                <w:szCs w:val="20"/>
+                <w:lang w:val="en-US"/>
+              </w:rPr>
+              <w:t>0.15</w:t>
+            </w:r>
+          </w:p>
+        </w:tc>
+        <w:tc>
+          <w:tcPr>
+            <w:tcW w:w="2154" w:type="dxa"/>
+            <w:tcBorders>
+              <w:bottom w:val="single" w:sz="12" w:space="0" w:color="auto"/>
+            </w:tcBorders>
+            <w:vAlign w:val="center"/>
+          </w:tcPr>
+          <w:p>
+            <w:pPr>
+              <w:pStyle w:val="Sectionheading"/>
+              <w:rPr>
+                <w:b w:val="0"/>
+                <w:bCs w:val="0"/>
+                <w:sz w:val="24"/>
+                <w:szCs w:val="20"/>
+                <w:lang w:val="en-US"/>
+              </w:rPr>
+            </w:pPr>
+            <w:r>
+              <w:rPr>
+                <w:b w:val="0"/>
+                <w:bCs w:val="0"/>
+                <w:sz w:val="24"/>
+                <w:szCs w:val="20"/>
+                <w:lang w:val="en-US"/>
+              </w:rPr>
+              <w:t>-0.001</w:t>
+            </w:r>
+          </w:p>
+        </w:tc>
+        <w:tc>
+          <w:tcPr>
+            <w:tcW w:w="2154" w:type="dxa"/>
+            <w:tcBorders>
+              <w:bottom w:val="single" w:sz="12" w:space="0" w:color="auto"/>
+            </w:tcBorders>
+            <w:vAlign w:val="center"/>
+          </w:tcPr>
+          <w:p>
+            <w:pPr>
+              <w:pStyle w:val="Sectionheading"/>
+              <w:rPr>
+                <w:b w:val="0"/>
+                <w:bCs w:val="0"/>
+                <w:sz w:val="24"/>
+                <w:szCs w:val="20"/>
+                <w:lang w:val="en-US"/>
+              </w:rPr>
+            </w:pPr>
+            <w:r>
+              <w:rPr>
+                <w:b w:val="0"/>
+                <w:bCs w:val="0"/>
+                <w:sz w:val="24"/>
+                <w:szCs w:val="20"/>
+                <w:lang w:val="en-US"/>
+              </w:rPr>
+              <w:t>0.13</w:t>
+            </w:r>
+          </w:p>
+        </w:tc>
+      </w:tr>
+    </w:tbl>
+    <w:p>
+      <w:pPr>
+        <w:pStyle w:val="Sectionheading"/>
+        <w:jc w:val="left"/>
+        <w:rPr>
+          <w:b w:val="0"/>
+          <w:bCs w:val="0"/>
+          <w:sz w:val="24"/>
+          <w:szCs w:val="20"/>
+          <w:lang w:val="en-US"/>
+        </w:rPr>
+      </w:pPr>
+      <w:r>
+        <w:rPr>
+          <w:b w:val="0"/>
+          <w:bCs w:val="0"/>
+          <w:i/>
+          <w:iCs/>
+          <w:sz w:val="24"/>
+          <w:szCs w:val="20"/>
+        </w:rPr>
+        <w:t xml:space="preserve">Note. </w:t>
+      </w:r>
+      <w:r>
+        <w:rPr>
+          <w:b w:val="0"/>
+          <w:bCs w:val="0"/>
+          <w:sz w:val="24"/>
+          <w:szCs w:val="20"/>
+          <w:lang w:val="en-US"/>
+        </w:rPr>
+        <w:t>HDI low and HDI high indicate the bounds of the 90% highest</w:t>
+      </w:r>
+      <w:r>
+        <w:rPr>
+          <w:b w:val="0"/>
+          <w:bCs w:val="0"/>
+          <w:sz w:val="24"/>
+          <w:szCs w:val="20"/>
+          <w:lang w:val="en-US"/>
+        </w:rPr>
+        <w:noBreakHyphen/>
+        <w:t>density interval.</w:t>
+      </w:r>
+    </w:p>
+    <w:p>
+      <w:pPr>
+        <w:pStyle w:val="Sectionheading"/>
+        <w:jc w:val="left"/>
+        <w:rPr>
+          <w:sz w:val="24"/>
+          <w:szCs w:val="20"/>
+          <w:lang w:val="en-US"/>
+        </w:rPr>
+      </w:pPr>
+      <w:r>
+        <w:rPr>
+          <w:sz w:val="24"/>
+          <w:szCs w:val="20"/>
+          <w:lang w:val="en-US"/>
+        </w:rPr>
+        <w:t>Table V</w:t>
+      </w:r>
+      <w:r>
+        <w:rPr>
+          <w:sz w:val="24"/>
+          <w:szCs w:val="20"/>
+          <w:lang w:val="en-US"/>
+        </w:rPr>
+        <w:t>I</w:t>
+      </w:r>
+    </w:p>
+    <w:p>
+      <w:pPr>
+        <w:pStyle w:val="Sectionheading"/>
+        <w:jc w:val="left"/>
+        <w:rPr>
+          <w:b w:val="0"/>
+          <w:bCs w:val="0"/>
+          <w:i/>
+          <w:iCs/>
+          <w:sz w:val="24"/>
+          <w:szCs w:val="20"/>
+          <w:lang w:val="en-US"/>
+        </w:rPr>
+      </w:pPr>
+      <w:r>
+        <w:rPr>
+          <w:b w:val="0"/>
+          <w:bCs w:val="0"/>
+          <w:i/>
+          <w:iCs/>
+          <w:sz w:val="24"/>
+          <w:szCs w:val="20"/>
+          <w:lang w:val="en-US"/>
+        </w:rPr>
+        <w:t xml:space="preserve">Frequentist results from supplementary analysis of the reversal acquisition phase </w:t>
+      </w:r>
+    </w:p>
+    <w:tbl>
+      <w:tblPr>
+        <w:tblStyle w:val="TableGrid"/>
+        <w:tblW w:w="9693" w:type="dxa"/>
+        <w:tblBorders>
+          <w:top w:val="none" w:sz="0" w:space="0" w:color="auto"/>
+          <w:left w:val="none" w:sz="0" w:space="0" w:color="auto"/>
+          <w:bottom w:val="none" w:sz="0" w:space="0" w:color="auto"/>
+          <w:right w:val="none" w:sz="0" w:space="0" w:color="auto"/>
+          <w:insideH w:val="none" w:sz="0" w:space="0" w:color="auto"/>
+          <w:insideV w:val="none" w:sz="0" w:space="0" w:color="auto"/>
+        </w:tblBorders>
+        <w:tblLook w:val="04A0" w:firstRow="1" w:lastRow="0" w:firstColumn="1" w:lastColumn="0" w:noHBand="0" w:noVBand="1"/>
+      </w:tblPr>
+      <w:tblGrid>
+        <w:gridCol w:w="3345"/>
+        <w:gridCol w:w="1587"/>
+        <w:gridCol w:w="1587"/>
+        <w:gridCol w:w="1587"/>
+        <w:gridCol w:w="1587"/>
+      </w:tblGrid>
+      <w:tr>
+        <w:tc>
+          <w:tcPr>
+            <w:tcW w:w="3345" w:type="dxa"/>
+            <w:tcBorders>
+              <w:top w:val="single" w:sz="12" w:space="0" w:color="auto"/>
+              <w:bottom w:val="single" w:sz="12" w:space="0" w:color="auto"/>
+            </w:tcBorders>
+          </w:tcPr>
+          <w:p>
+            <w:pPr>
+              <w:pStyle w:val="Sectionheading"/>
+              <w:jc w:val="left"/>
+              <w:rPr>
+                <w:b w:val="0"/>
+                <w:bCs w:val="0"/>
+                <w:i/>
+                <w:iCs/>
+                <w:sz w:val="24"/>
+                <w:szCs w:val="20"/>
+                <w:lang w:val="en-US"/>
+              </w:rPr>
+            </w:pPr>
+          </w:p>
+        </w:tc>
+        <w:tc>
+          <w:tcPr>
+            <w:tcW w:w="1587" w:type="dxa"/>
+            <w:tcBorders>
+              <w:top w:val="single" w:sz="12" w:space="0" w:color="auto"/>
+              <w:bottom w:val="single" w:sz="12" w:space="0" w:color="auto"/>
+            </w:tcBorders>
+            <w:vAlign w:val="center"/>
+          </w:tcPr>
+          <w:p>
+            <w:pPr>
+              <w:pStyle w:val="Sectionheading"/>
+              <w:rPr>
+                <w:b w:val="0"/>
+                <w:bCs w:val="0"/>
+                <w:i/>
+                <w:iCs/>
+                <w:sz w:val="24"/>
+                <w:szCs w:val="20"/>
+                <w:lang w:val="en-US"/>
+              </w:rPr>
+            </w:pPr>
+            <w:r>
+              <w:rPr>
+                <w:b w:val="0"/>
+                <w:bCs w:val="0"/>
+                <w:i/>
+                <w:iCs/>
+                <w:sz w:val="24"/>
+                <w:szCs w:val="20"/>
+                <w:lang w:val="en-US"/>
+              </w:rPr>
+              <w:t>t</w:t>
+            </w:r>
+          </w:p>
+        </w:tc>
+        <w:tc>
+          <w:tcPr>
+            <w:tcW w:w="1587" w:type="dxa"/>
+            <w:tcBorders>
+              <w:top w:val="single" w:sz="12" w:space="0" w:color="auto"/>
+              <w:bottom w:val="single" w:sz="12" w:space="0" w:color="auto"/>
+            </w:tcBorders>
+            <w:vAlign w:val="center"/>
+          </w:tcPr>
+          <w:p>
+            <w:pPr>
+              <w:pStyle w:val="Sectionheading"/>
+              <w:rPr>
+                <w:b w:val="0"/>
+                <w:bCs w:val="0"/>
+                <w:sz w:val="24"/>
+                <w:szCs w:val="20"/>
+                <w:lang w:val="en-US"/>
+              </w:rPr>
+            </w:pPr>
+            <w:r>
+              <w:rPr>
+                <w:b w:val="0"/>
+                <w:bCs w:val="0"/>
+                <w:sz w:val="24"/>
+                <w:szCs w:val="20"/>
+                <w:lang w:val="en-US"/>
+              </w:rPr>
+              <w:t>df</w:t>
+            </w:r>
+          </w:p>
+        </w:tc>
+        <w:tc>
+          <w:tcPr>
+            <w:tcW w:w="1587" w:type="dxa"/>
+            <w:tcBorders>
+              <w:top w:val="single" w:sz="12" w:space="0" w:color="auto"/>
+              <w:bottom w:val="single" w:sz="12" w:space="0" w:color="auto"/>
+            </w:tcBorders>
+            <w:vAlign w:val="center"/>
+          </w:tcPr>
+          <w:p>
+            <w:pPr>
+              <w:pStyle w:val="Sectionheading"/>
+              <w:rPr>
+                <w:b w:val="0"/>
+                <w:bCs w:val="0"/>
+                <w:i/>
+                <w:iCs/>
+                <w:sz w:val="24"/>
+                <w:szCs w:val="20"/>
+                <w:lang w:val="en-US"/>
+              </w:rPr>
+            </w:pPr>
+            <w:r>
+              <w:rPr>
+                <w:b w:val="0"/>
+                <w:bCs w:val="0"/>
+                <w:i/>
+                <w:iCs/>
+                <w:sz w:val="24"/>
+                <w:szCs w:val="20"/>
+                <w:lang w:val="en-US"/>
+              </w:rPr>
+              <w:t>p</w:t>
+            </w:r>
+          </w:p>
+        </w:tc>
+        <w:tc>
+          <w:tcPr>
+            <w:tcW w:w="1587" w:type="dxa"/>
+            <w:tcBorders>
+              <w:top w:val="single" w:sz="12" w:space="0" w:color="auto"/>
+              <w:bottom w:val="single" w:sz="12" w:space="0" w:color="auto"/>
+            </w:tcBorders>
+            <w:vAlign w:val="center"/>
+          </w:tcPr>
+          <w:p>
+            <w:pPr>
+              <w:pStyle w:val="Sectionheading"/>
+              <w:rPr>
+                <w:b w:val="0"/>
+                <w:bCs w:val="0"/>
+                <w:i/>
+                <w:iCs/>
+                <w:sz w:val="24"/>
+                <w:szCs w:val="20"/>
+                <w:vertAlign w:val="superscript"/>
+                <w:lang w:val="en-US"/>
+              </w:rPr>
+            </w:pPr>
+            <w:r>
+              <w:rPr>
+                <w:b w:val="0"/>
+                <w:bCs w:val="0"/>
+                <w:i/>
+                <w:iCs/>
+                <w:sz w:val="24"/>
+                <w:szCs w:val="20"/>
+                <w:lang w:val="en-US"/>
+              </w:rPr>
+              <w:t>R</w:t>
+            </w:r>
+            <w:r>
+              <w:rPr>
+                <w:b w:val="0"/>
+                <w:bCs w:val="0"/>
+                <w:i/>
+                <w:iCs/>
+                <w:sz w:val="24"/>
+                <w:szCs w:val="20"/>
+                <w:vertAlign w:val="superscript"/>
+                <w:lang w:val="en-US"/>
+              </w:rPr>
+              <w:t>2</w:t>
+            </w:r>
+          </w:p>
+        </w:tc>
+      </w:tr>
+      <w:tr>
+        <w:tc>
+          <w:tcPr>
+            <w:tcW w:w="3345" w:type="dxa"/>
+            <w:tcBorders>
+              <w:top w:val="single" w:sz="12" w:space="0" w:color="auto"/>
+            </w:tcBorders>
+            <w:vAlign w:val="center"/>
+          </w:tcPr>
+          <w:p>
+            <w:pPr>
+              <w:pStyle w:val="Sectionheading"/>
+              <w:jc w:val="left"/>
+              <w:rPr>
+                <w:b w:val="0"/>
+                <w:bCs w:val="0"/>
+                <w:i/>
+                <w:iCs/>
+                <w:sz w:val="24"/>
+                <w:szCs w:val="20"/>
+                <w:lang w:val="en-US"/>
+              </w:rPr>
+            </w:pPr>
+            <w:r>
+              <w:rPr>
+                <w:b w:val="0"/>
+                <w:bCs w:val="0"/>
+                <w:i/>
+                <w:iCs/>
+                <w:sz w:val="24"/>
+                <w:szCs w:val="20"/>
+                <w:lang w:val="en-US"/>
+              </w:rPr>
+              <w:t>Day</w:t>
+            </w:r>
+          </w:p>
+        </w:tc>
+        <w:tc>
+          <w:tcPr>
+            <w:tcW w:w="1587" w:type="dxa"/>
+            <w:tcBorders>
+              <w:top w:val="single" w:sz="12" w:space="0" w:color="auto"/>
+            </w:tcBorders>
+            <w:vAlign w:val="center"/>
+          </w:tcPr>
+          <w:p>
+            <w:pPr>
+              <w:pStyle w:val="Sectionheading"/>
+              <w:rPr>
+                <w:b w:val="0"/>
+                <w:bCs w:val="0"/>
+                <w:sz w:val="24"/>
+                <w:szCs w:val="20"/>
+                <w:lang w:val="en-US"/>
+              </w:rPr>
+            </w:pPr>
+            <w:r>
+              <w:rPr>
+                <w:b w:val="0"/>
+                <w:bCs w:val="0"/>
+                <w:sz w:val="24"/>
+                <w:szCs w:val="20"/>
+                <w:lang w:val="en-US"/>
+              </w:rPr>
+              <w:t>-4.</w:t>
+            </w:r>
+            <w:r>
+              <w:rPr>
+                <w:b w:val="0"/>
+                <w:bCs w:val="0"/>
+                <w:sz w:val="24"/>
+                <w:szCs w:val="20"/>
+                <w:lang w:val="en-US"/>
+              </w:rPr>
+              <w:t>98</w:t>
+            </w:r>
+          </w:p>
+        </w:tc>
+        <w:tc>
+          <w:tcPr>
+            <w:tcW w:w="1587" w:type="dxa"/>
+            <w:tcBorders>
+              <w:top w:val="single" w:sz="12" w:space="0" w:color="auto"/>
+            </w:tcBorders>
+            <w:vAlign w:val="center"/>
+          </w:tcPr>
+          <w:p>
+            <w:pPr>
+              <w:pStyle w:val="Sectionheading"/>
+              <w:rPr>
+                <w:b w:val="0"/>
+                <w:bCs w:val="0"/>
+                <w:sz w:val="24"/>
+                <w:szCs w:val="20"/>
+                <w:lang w:val="en-US"/>
+              </w:rPr>
+            </w:pPr>
+            <w:r>
+              <w:rPr>
+                <w:b w:val="0"/>
+                <w:bCs w:val="0"/>
+                <w:sz w:val="24"/>
+                <w:szCs w:val="20"/>
+                <w:lang w:val="en-US"/>
+              </w:rPr>
+              <w:t>623</w:t>
+            </w:r>
+          </w:p>
+        </w:tc>
+        <w:tc>
+          <w:tcPr>
+            <w:tcW w:w="1587" w:type="dxa"/>
+            <w:tcBorders>
+              <w:top w:val="single" w:sz="12" w:space="0" w:color="auto"/>
+            </w:tcBorders>
+            <w:vAlign w:val="center"/>
+          </w:tcPr>
+          <w:p>
+            <w:pPr>
+              <w:pStyle w:val="Sectionheading"/>
+              <w:rPr>
+                <w:b w:val="0"/>
+                <w:bCs w:val="0"/>
+                <w:sz w:val="24"/>
+                <w:szCs w:val="20"/>
+                <w:lang w:val="en-US"/>
+              </w:rPr>
+            </w:pPr>
+            <w:r>
+              <w:rPr>
+                <w:b w:val="0"/>
+                <w:bCs w:val="0"/>
+                <w:sz w:val="24"/>
+                <w:szCs w:val="20"/>
+                <w:lang w:val="en-US"/>
+              </w:rPr>
+              <w:t>&lt;0.001</w:t>
+            </w:r>
+            <w:r>
+              <w:rPr>
+                <w:b w:val="0"/>
+                <w:bCs w:val="0"/>
+                <w:sz w:val="24"/>
+                <w:szCs w:val="20"/>
+                <w:lang w:val="en-US"/>
+              </w:rPr>
+              <w:t>***</w:t>
+            </w:r>
+          </w:p>
+        </w:tc>
+        <w:tc>
+          <w:tcPr>
+            <w:tcW w:w="1587" w:type="dxa"/>
+            <w:tcBorders>
+              <w:top w:val="single" w:sz="12" w:space="0" w:color="auto"/>
+            </w:tcBorders>
+            <w:vAlign w:val="center"/>
+          </w:tcPr>
+          <w:p>
+            <w:pPr>
+              <w:pStyle w:val="Sectionheading"/>
+              <w:rPr>
+                <w:b w:val="0"/>
+                <w:bCs w:val="0"/>
+                <w:sz w:val="24"/>
+                <w:szCs w:val="20"/>
+                <w:lang w:val="en-US"/>
+              </w:rPr>
+            </w:pPr>
+            <w:r>
+              <w:rPr>
+                <w:b w:val="0"/>
+                <w:bCs w:val="0"/>
+                <w:sz w:val="24"/>
+                <w:szCs w:val="20"/>
+                <w:lang w:val="en-US"/>
+              </w:rPr>
+              <w:t>0.0</w:t>
+            </w:r>
+            <w:r>
+              <w:rPr>
+                <w:b w:val="0"/>
+                <w:bCs w:val="0"/>
+                <w:sz w:val="24"/>
+                <w:szCs w:val="20"/>
+                <w:lang w:val="en-US"/>
+              </w:rPr>
+              <w:t>3</w:t>
+            </w:r>
+          </w:p>
+        </w:tc>
+      </w:tr>
+      <w:tr>
+        <w:tc>
+          <w:tcPr>
+            <w:tcW w:w="3345" w:type="dxa"/>
+            <w:vAlign w:val="center"/>
+          </w:tcPr>
+          <w:p>
+            <w:pPr>
+              <w:pStyle w:val="Sectionheading"/>
+              <w:jc w:val="left"/>
+              <w:rPr>
+                <w:b w:val="0"/>
+                <w:bCs w:val="0"/>
+                <w:i/>
+                <w:iCs/>
+                <w:sz w:val="24"/>
+                <w:szCs w:val="20"/>
+                <w:lang w:val="en-US"/>
+              </w:rPr>
+            </w:pPr>
+            <w:r>
+              <w:rPr>
+                <w:b w:val="0"/>
+                <w:bCs w:val="0"/>
+                <w:i/>
+                <w:iCs/>
+                <w:sz w:val="24"/>
+                <w:szCs w:val="20"/>
+                <w:lang w:val="en-US"/>
+              </w:rPr>
+              <w:t>Environment</w:t>
+            </w:r>
+          </w:p>
+        </w:tc>
+        <w:tc>
+          <w:tcPr>
+            <w:tcW w:w="1587" w:type="dxa"/>
+            <w:vAlign w:val="center"/>
+          </w:tcPr>
+          <w:p>
+            <w:pPr>
+              <w:pStyle w:val="Sectionheading"/>
+              <w:rPr>
+                <w:b w:val="0"/>
+                <w:bCs w:val="0"/>
+                <w:sz w:val="24"/>
+                <w:szCs w:val="20"/>
+                <w:lang w:val="en-US"/>
+              </w:rPr>
+            </w:pPr>
+            <w:r>
+              <w:rPr>
+                <w:b w:val="0"/>
+                <w:bCs w:val="0"/>
+                <w:sz w:val="24"/>
+                <w:szCs w:val="20"/>
+                <w:lang w:val="en-US"/>
+              </w:rPr>
+              <w:t>0.98</w:t>
+            </w:r>
+          </w:p>
+        </w:tc>
+        <w:tc>
+          <w:tcPr>
+            <w:tcW w:w="1587" w:type="dxa"/>
+            <w:vAlign w:val="center"/>
+          </w:tcPr>
+          <w:p>
+            <w:pPr>
+              <w:pStyle w:val="Sectionheading"/>
+              <w:rPr>
+                <w:b w:val="0"/>
+                <w:bCs w:val="0"/>
+                <w:sz w:val="24"/>
+                <w:szCs w:val="20"/>
+                <w:lang w:val="en-US"/>
+              </w:rPr>
+            </w:pPr>
+            <w:r>
+              <w:rPr>
+                <w:b w:val="0"/>
+                <w:bCs w:val="0"/>
+                <w:sz w:val="24"/>
+                <w:szCs w:val="20"/>
+                <w:lang w:val="en-US"/>
+              </w:rPr>
+              <w:t>652</w:t>
+            </w:r>
+          </w:p>
+        </w:tc>
+        <w:tc>
+          <w:tcPr>
+            <w:tcW w:w="1587" w:type="dxa"/>
+            <w:vAlign w:val="center"/>
+          </w:tcPr>
+          <w:p>
+            <w:pPr>
+              <w:pStyle w:val="Sectionheading"/>
+              <w:rPr>
+                <w:b w:val="0"/>
+                <w:bCs w:val="0"/>
+                <w:sz w:val="24"/>
+                <w:szCs w:val="20"/>
+                <w:lang w:val="en-US"/>
+              </w:rPr>
+            </w:pPr>
+            <w:r>
+              <w:rPr>
+                <w:b w:val="0"/>
+                <w:bCs w:val="0"/>
+                <w:sz w:val="24"/>
+                <w:szCs w:val="20"/>
+                <w:lang w:val="en-US"/>
+              </w:rPr>
+              <w:t>0.33</w:t>
+            </w:r>
+          </w:p>
+        </w:tc>
+        <w:tc>
+          <w:tcPr>
+            <w:tcW w:w="1587" w:type="dxa"/>
+            <w:vAlign w:val="center"/>
+          </w:tcPr>
+          <w:p>
+            <w:pPr>
+              <w:pStyle w:val="Sectionheading"/>
+              <w:rPr>
+                <w:b w:val="0"/>
+                <w:bCs w:val="0"/>
+                <w:sz w:val="24"/>
+                <w:szCs w:val="20"/>
+                <w:lang w:val="en-US"/>
+              </w:rPr>
+            </w:pPr>
+            <w:r>
+              <w:rPr>
+                <w:b w:val="0"/>
+                <w:bCs w:val="0"/>
+                <w:sz w:val="24"/>
+                <w:szCs w:val="20"/>
+                <w:lang w:val="en-US"/>
+              </w:rPr>
+              <w:t>0.00</w:t>
+            </w:r>
+            <w:r>
+              <w:rPr>
+                <w:b w:val="0"/>
+                <w:bCs w:val="0"/>
+                <w:sz w:val="24"/>
+                <w:szCs w:val="20"/>
+                <w:lang w:val="en-US"/>
+              </w:rPr>
+              <w:t>1</w:t>
+            </w:r>
+          </w:p>
+        </w:tc>
+      </w:tr>
+      <w:tr>
+        <w:tc>
+          <w:tcPr>
+            <w:tcW w:w="3345" w:type="dxa"/>
+            <w:vAlign w:val="center"/>
+          </w:tcPr>
+          <w:p>
+            <w:pPr>
+              <w:pStyle w:val="Sectionheading"/>
+              <w:jc w:val="left"/>
+              <w:rPr>
+                <w:b w:val="0"/>
+                <w:bCs w:val="0"/>
+                <w:i/>
+                <w:iCs/>
+                <w:sz w:val="24"/>
+                <w:szCs w:val="20"/>
+                <w:lang w:val="en-US"/>
+              </w:rPr>
+            </w:pPr>
+            <w:r>
+              <w:rPr>
+                <w:b w:val="0"/>
+                <w:bCs w:val="0"/>
+                <w:i/>
+                <w:iCs/>
+                <w:sz w:val="24"/>
+                <w:szCs w:val="20"/>
+                <w:lang w:val="en-US"/>
+              </w:rPr>
+              <w:t>Treatment</w:t>
+            </w:r>
+          </w:p>
+        </w:tc>
+        <w:tc>
+          <w:tcPr>
+            <w:tcW w:w="1587" w:type="dxa"/>
+            <w:vAlign w:val="center"/>
+          </w:tcPr>
+          <w:p>
+            <w:pPr>
+              <w:pStyle w:val="Sectionheading"/>
+              <w:rPr>
+                <w:b w:val="0"/>
+                <w:bCs w:val="0"/>
+                <w:sz w:val="24"/>
+                <w:szCs w:val="20"/>
+                <w:lang w:val="en-US"/>
+              </w:rPr>
+            </w:pPr>
+            <w:r>
+              <w:rPr>
+                <w:b w:val="0"/>
+                <w:bCs w:val="0"/>
+                <w:sz w:val="24"/>
+                <w:szCs w:val="20"/>
+                <w:lang w:val="en-US"/>
+              </w:rPr>
+              <w:t>0.62</w:t>
+            </w:r>
+          </w:p>
+        </w:tc>
+        <w:tc>
+          <w:tcPr>
+            <w:tcW w:w="1587" w:type="dxa"/>
+            <w:vAlign w:val="center"/>
+          </w:tcPr>
+          <w:p>
+            <w:pPr>
+              <w:pStyle w:val="Sectionheading"/>
+              <w:rPr>
+                <w:b w:val="0"/>
+                <w:bCs w:val="0"/>
+                <w:sz w:val="24"/>
+                <w:szCs w:val="20"/>
+                <w:lang w:val="en-US"/>
+              </w:rPr>
+            </w:pPr>
+            <w:r>
+              <w:rPr>
+                <w:b w:val="0"/>
+                <w:bCs w:val="0"/>
+                <w:sz w:val="24"/>
+                <w:szCs w:val="20"/>
+                <w:lang w:val="en-US"/>
+              </w:rPr>
+              <w:t>652</w:t>
+            </w:r>
+          </w:p>
+        </w:tc>
+        <w:tc>
+          <w:tcPr>
+            <w:tcW w:w="1587" w:type="dxa"/>
+            <w:vAlign w:val="center"/>
+          </w:tcPr>
+          <w:p>
+            <w:pPr>
+              <w:pStyle w:val="Sectionheading"/>
+              <w:rPr>
+                <w:b w:val="0"/>
+                <w:bCs w:val="0"/>
+                <w:sz w:val="24"/>
+                <w:szCs w:val="20"/>
+                <w:lang w:val="en-US"/>
+              </w:rPr>
+            </w:pPr>
+            <w:r>
+              <w:rPr>
+                <w:b w:val="0"/>
+                <w:bCs w:val="0"/>
+                <w:sz w:val="24"/>
+                <w:szCs w:val="20"/>
+                <w:lang w:val="en-US"/>
+              </w:rPr>
+              <w:t>0.54</w:t>
+            </w:r>
+          </w:p>
+        </w:tc>
+        <w:tc>
+          <w:tcPr>
+            <w:tcW w:w="1587" w:type="dxa"/>
+            <w:vAlign w:val="center"/>
+          </w:tcPr>
+          <w:p>
+            <w:pPr>
+              <w:pStyle w:val="Sectionheading"/>
+              <w:rPr>
+                <w:b w:val="0"/>
+                <w:bCs w:val="0"/>
+                <w:sz w:val="24"/>
+                <w:szCs w:val="20"/>
+                <w:lang w:val="en-US"/>
+              </w:rPr>
+            </w:pPr>
+            <w:r>
+              <w:rPr>
+                <w:b w:val="0"/>
+                <w:bCs w:val="0"/>
+                <w:sz w:val="24"/>
+                <w:szCs w:val="20"/>
+                <w:lang w:val="en-US"/>
+              </w:rPr>
+              <w:t>0.00</w:t>
+            </w:r>
+            <w:r>
+              <w:rPr>
+                <w:b w:val="0"/>
+                <w:bCs w:val="0"/>
+                <w:sz w:val="24"/>
+                <w:szCs w:val="20"/>
+                <w:lang w:val="en-US"/>
+              </w:rPr>
+              <w:t>1</w:t>
+            </w:r>
+          </w:p>
+        </w:tc>
+      </w:tr>
+      <w:tr>
+        <w:tc>
+          <w:tcPr>
+            <w:tcW w:w="3345" w:type="dxa"/>
+            <w:vAlign w:val="center"/>
+          </w:tcPr>
+          <w:p>
+            <w:pPr>
+              <w:pStyle w:val="Sectionheading"/>
+              <w:jc w:val="left"/>
+              <w:rPr>
+                <w:b w:val="0"/>
+                <w:bCs w:val="0"/>
+                <w:i/>
+                <w:iCs/>
+                <w:sz w:val="24"/>
+                <w:szCs w:val="20"/>
+                <w:lang w:val="en-US"/>
+              </w:rPr>
+            </w:pPr>
+            <w:r>
+              <w:rPr>
+                <w:b w:val="0"/>
+                <w:bCs w:val="0"/>
+                <w:i/>
+                <w:iCs/>
+                <w:sz w:val="24"/>
+                <w:szCs w:val="20"/>
+                <w:lang w:val="en-US"/>
+              </w:rPr>
+              <w:t>Day x Environment</w:t>
+            </w:r>
+          </w:p>
+        </w:tc>
+        <w:tc>
+          <w:tcPr>
+            <w:tcW w:w="1587" w:type="dxa"/>
+            <w:vAlign w:val="center"/>
+          </w:tcPr>
+          <w:p>
+            <w:pPr>
+              <w:pStyle w:val="Sectionheading"/>
+              <w:rPr>
+                <w:b w:val="0"/>
+                <w:bCs w:val="0"/>
+                <w:sz w:val="24"/>
+                <w:szCs w:val="20"/>
+                <w:lang w:val="en-US"/>
+              </w:rPr>
+            </w:pPr>
+            <w:r>
+              <w:rPr>
+                <w:b w:val="0"/>
+                <w:bCs w:val="0"/>
+                <w:sz w:val="24"/>
+                <w:szCs w:val="20"/>
+                <w:lang w:val="en-US"/>
+              </w:rPr>
+              <w:t>-1.20</w:t>
+            </w:r>
+          </w:p>
+        </w:tc>
+        <w:tc>
+          <w:tcPr>
+            <w:tcW w:w="1587" w:type="dxa"/>
+            <w:vAlign w:val="center"/>
+          </w:tcPr>
+          <w:p>
+            <w:pPr>
+              <w:pStyle w:val="Sectionheading"/>
+              <w:rPr>
+                <w:b w:val="0"/>
+                <w:bCs w:val="0"/>
+                <w:sz w:val="24"/>
+                <w:szCs w:val="20"/>
+                <w:lang w:val="en-US"/>
+              </w:rPr>
+            </w:pPr>
+            <w:r>
+              <w:rPr>
+                <w:b w:val="0"/>
+                <w:bCs w:val="0"/>
+                <w:sz w:val="24"/>
+                <w:szCs w:val="20"/>
+                <w:lang w:val="en-US"/>
+              </w:rPr>
+              <w:t>623</w:t>
+            </w:r>
+          </w:p>
+        </w:tc>
+        <w:tc>
+          <w:tcPr>
+            <w:tcW w:w="1587" w:type="dxa"/>
+            <w:vAlign w:val="center"/>
+          </w:tcPr>
+          <w:p>
+            <w:pPr>
+              <w:pStyle w:val="Sectionheading"/>
+              <w:rPr>
+                <w:b w:val="0"/>
+                <w:bCs w:val="0"/>
+                <w:sz w:val="24"/>
+                <w:szCs w:val="20"/>
+                <w:lang w:val="en-US"/>
+              </w:rPr>
+            </w:pPr>
+            <w:r>
+              <w:rPr>
+                <w:b w:val="0"/>
+                <w:bCs w:val="0"/>
+                <w:sz w:val="24"/>
+                <w:szCs w:val="20"/>
+                <w:lang w:val="en-US"/>
+              </w:rPr>
+              <w:t>0.23</w:t>
+            </w:r>
+          </w:p>
+        </w:tc>
+        <w:tc>
+          <w:tcPr>
+            <w:tcW w:w="1587" w:type="dxa"/>
+            <w:vAlign w:val="center"/>
+          </w:tcPr>
+          <w:p>
+            <w:pPr>
+              <w:pStyle w:val="Sectionheading"/>
+              <w:rPr>
+                <w:b w:val="0"/>
+                <w:bCs w:val="0"/>
+                <w:sz w:val="24"/>
+                <w:szCs w:val="20"/>
+                <w:lang w:val="en-US"/>
+              </w:rPr>
+            </w:pPr>
+            <w:r>
+              <w:rPr>
+                <w:b w:val="0"/>
+                <w:bCs w:val="0"/>
+                <w:sz w:val="24"/>
+                <w:szCs w:val="20"/>
+                <w:lang w:val="en-US"/>
+              </w:rPr>
+              <w:t>0.00</w:t>
+            </w:r>
+            <w:r>
+              <w:rPr>
+                <w:b w:val="0"/>
+                <w:bCs w:val="0"/>
+                <w:sz w:val="24"/>
+                <w:szCs w:val="20"/>
+                <w:lang w:val="en-US"/>
+              </w:rPr>
+              <w:t>2</w:t>
+            </w:r>
+          </w:p>
+        </w:tc>
+      </w:tr>
+      <w:tr>
+        <w:tc>
+          <w:tcPr>
+            <w:tcW w:w="3345" w:type="dxa"/>
+            <w:vAlign w:val="center"/>
+          </w:tcPr>
+          <w:p>
+            <w:pPr>
+              <w:pStyle w:val="Sectionheading"/>
+              <w:jc w:val="left"/>
+              <w:rPr>
+                <w:b w:val="0"/>
+                <w:bCs w:val="0"/>
+                <w:i/>
+                <w:iCs/>
+                <w:sz w:val="24"/>
+                <w:szCs w:val="20"/>
+                <w:lang w:val="en-US"/>
+              </w:rPr>
+            </w:pPr>
+            <w:r>
+              <w:rPr>
+                <w:b w:val="0"/>
+                <w:bCs w:val="0"/>
+                <w:i/>
+                <w:iCs/>
+                <w:sz w:val="24"/>
+                <w:szCs w:val="20"/>
+                <w:lang w:val="en-US"/>
+              </w:rPr>
+              <w:t>Day x Treatment</w:t>
+            </w:r>
+          </w:p>
+        </w:tc>
+        <w:tc>
+          <w:tcPr>
+            <w:tcW w:w="1587" w:type="dxa"/>
+            <w:vAlign w:val="center"/>
+          </w:tcPr>
+          <w:p>
+            <w:pPr>
+              <w:pStyle w:val="Sectionheading"/>
+              <w:rPr>
+                <w:b w:val="0"/>
+                <w:bCs w:val="0"/>
+                <w:sz w:val="24"/>
+                <w:szCs w:val="20"/>
+                <w:lang w:val="en-US"/>
+              </w:rPr>
+            </w:pPr>
+            <w:r>
+              <w:rPr>
+                <w:b w:val="0"/>
+                <w:bCs w:val="0"/>
+                <w:sz w:val="24"/>
+                <w:szCs w:val="20"/>
+                <w:lang w:val="en-US"/>
+              </w:rPr>
+              <w:t>-0.20</w:t>
+            </w:r>
+          </w:p>
+        </w:tc>
+        <w:tc>
+          <w:tcPr>
+            <w:tcW w:w="1587" w:type="dxa"/>
+            <w:vAlign w:val="center"/>
+          </w:tcPr>
+          <w:p>
+            <w:pPr>
+              <w:pStyle w:val="Sectionheading"/>
+              <w:rPr>
+                <w:b w:val="0"/>
+                <w:bCs w:val="0"/>
+                <w:sz w:val="24"/>
+                <w:szCs w:val="20"/>
+                <w:lang w:val="en-US"/>
+              </w:rPr>
+            </w:pPr>
+            <w:r>
+              <w:rPr>
+                <w:b w:val="0"/>
+                <w:bCs w:val="0"/>
+                <w:sz w:val="24"/>
+                <w:szCs w:val="20"/>
+                <w:lang w:val="en-US"/>
+              </w:rPr>
+              <w:t>623</w:t>
+            </w:r>
+          </w:p>
+        </w:tc>
+        <w:tc>
+          <w:tcPr>
+            <w:tcW w:w="1587" w:type="dxa"/>
+            <w:vAlign w:val="center"/>
+          </w:tcPr>
+          <w:p>
+            <w:pPr>
+              <w:pStyle w:val="Sectionheading"/>
+              <w:rPr>
+                <w:b w:val="0"/>
+                <w:bCs w:val="0"/>
+                <w:sz w:val="24"/>
+                <w:szCs w:val="20"/>
+                <w:lang w:val="en-US"/>
+              </w:rPr>
+            </w:pPr>
+            <w:r>
+              <w:rPr>
+                <w:b w:val="0"/>
+                <w:bCs w:val="0"/>
+                <w:sz w:val="24"/>
+                <w:szCs w:val="20"/>
+                <w:lang w:val="en-US"/>
+              </w:rPr>
+              <w:t>0.84</w:t>
+            </w:r>
+          </w:p>
+        </w:tc>
+        <w:tc>
+          <w:tcPr>
+            <w:tcW w:w="1587" w:type="dxa"/>
+            <w:vAlign w:val="center"/>
+          </w:tcPr>
+          <w:p>
+            <w:pPr>
+              <w:pStyle w:val="Sectionheading"/>
+              <w:rPr>
+                <w:b w:val="0"/>
+                <w:bCs w:val="0"/>
+                <w:sz w:val="24"/>
+                <w:szCs w:val="20"/>
+                <w:lang w:val="en-US"/>
+              </w:rPr>
+            </w:pPr>
+            <w:r>
+              <w:rPr>
+                <w:b w:val="0"/>
+                <w:bCs w:val="0"/>
+                <w:sz w:val="24"/>
+                <w:szCs w:val="20"/>
+                <w:lang w:val="en-US"/>
+              </w:rPr>
+              <w:t>&lt;</w:t>
+            </w:r>
+            <w:r>
+              <w:rPr>
+                <w:b w:val="0"/>
+                <w:bCs w:val="0"/>
+                <w:sz w:val="24"/>
+                <w:szCs w:val="20"/>
+                <w:lang w:val="en-US"/>
+              </w:rPr>
+              <w:t>0.00</w:t>
+            </w:r>
+            <w:r>
+              <w:rPr>
+                <w:b w:val="0"/>
+                <w:bCs w:val="0"/>
+                <w:sz w:val="24"/>
+                <w:szCs w:val="20"/>
+                <w:lang w:val="en-US"/>
+              </w:rPr>
+              <w:t>1</w:t>
+            </w:r>
+          </w:p>
+        </w:tc>
+      </w:tr>
+      <w:tr>
+        <w:tc>
+          <w:tcPr>
+            <w:tcW w:w="3345" w:type="dxa"/>
+            <w:vAlign w:val="center"/>
+          </w:tcPr>
+          <w:p>
+            <w:pPr>
+              <w:pStyle w:val="Sectionheading"/>
+              <w:jc w:val="left"/>
+              <w:rPr>
+                <w:b w:val="0"/>
+                <w:bCs w:val="0"/>
+                <w:i/>
+                <w:iCs/>
+                <w:sz w:val="24"/>
+                <w:szCs w:val="20"/>
+                <w:lang w:val="en-US"/>
+              </w:rPr>
+            </w:pPr>
+            <w:r>
+              <w:rPr>
+                <w:b w:val="0"/>
+                <w:bCs w:val="0"/>
+                <w:i/>
+                <w:iCs/>
+                <w:sz w:val="24"/>
+                <w:szCs w:val="20"/>
+                <w:lang w:val="en-US"/>
+              </w:rPr>
+              <w:t>Environment x Treatment</w:t>
+            </w:r>
+          </w:p>
+        </w:tc>
+        <w:tc>
+          <w:tcPr>
+            <w:tcW w:w="1587" w:type="dxa"/>
+            <w:vAlign w:val="center"/>
+          </w:tcPr>
+          <w:p>
+            <w:pPr>
+              <w:pStyle w:val="Sectionheading"/>
+              <w:rPr>
+                <w:b w:val="0"/>
+                <w:bCs w:val="0"/>
+                <w:sz w:val="24"/>
+                <w:szCs w:val="20"/>
+                <w:lang w:val="en-US"/>
+              </w:rPr>
+            </w:pPr>
+            <w:r>
+              <w:rPr>
+                <w:b w:val="0"/>
+                <w:bCs w:val="0"/>
+                <w:sz w:val="24"/>
+                <w:szCs w:val="20"/>
+                <w:lang w:val="en-US"/>
+              </w:rPr>
+              <w:t>-1.07</w:t>
+            </w:r>
+          </w:p>
+        </w:tc>
+        <w:tc>
+          <w:tcPr>
+            <w:tcW w:w="1587" w:type="dxa"/>
+            <w:vAlign w:val="center"/>
+          </w:tcPr>
+          <w:p>
+            <w:pPr>
+              <w:pStyle w:val="Sectionheading"/>
+              <w:rPr>
+                <w:b w:val="0"/>
+                <w:bCs w:val="0"/>
+                <w:sz w:val="24"/>
+                <w:szCs w:val="20"/>
+                <w:lang w:val="en-US"/>
+              </w:rPr>
+            </w:pPr>
+            <w:r>
+              <w:rPr>
+                <w:b w:val="0"/>
+                <w:bCs w:val="0"/>
+                <w:sz w:val="24"/>
+                <w:szCs w:val="20"/>
+                <w:lang w:val="en-US"/>
+              </w:rPr>
+              <w:t>652</w:t>
+            </w:r>
+          </w:p>
+        </w:tc>
+        <w:tc>
+          <w:tcPr>
+            <w:tcW w:w="1587" w:type="dxa"/>
+            <w:vAlign w:val="center"/>
+          </w:tcPr>
+          <w:p>
+            <w:pPr>
+              <w:pStyle w:val="Sectionheading"/>
+              <w:rPr>
+                <w:b w:val="0"/>
+                <w:bCs w:val="0"/>
+                <w:sz w:val="24"/>
+                <w:szCs w:val="20"/>
+                <w:lang w:val="en-US"/>
+              </w:rPr>
+            </w:pPr>
+            <w:r>
+              <w:rPr>
+                <w:b w:val="0"/>
+                <w:bCs w:val="0"/>
+                <w:sz w:val="24"/>
+                <w:szCs w:val="20"/>
+                <w:lang w:val="en-US"/>
+              </w:rPr>
+              <w:t>0.</w:t>
+            </w:r>
+            <w:r>
+              <w:rPr>
+                <w:b w:val="0"/>
+                <w:bCs w:val="0"/>
+                <w:sz w:val="24"/>
+                <w:szCs w:val="20"/>
+                <w:lang w:val="en-US"/>
+              </w:rPr>
+              <w:t>29</w:t>
+            </w:r>
+          </w:p>
+        </w:tc>
+        <w:tc>
+          <w:tcPr>
+            <w:tcW w:w="1587" w:type="dxa"/>
+            <w:vAlign w:val="center"/>
+          </w:tcPr>
+          <w:p>
+            <w:pPr>
+              <w:pStyle w:val="Sectionheading"/>
+              <w:rPr>
+                <w:b w:val="0"/>
+                <w:bCs w:val="0"/>
+                <w:sz w:val="24"/>
+                <w:szCs w:val="20"/>
+                <w:lang w:val="en-US"/>
+              </w:rPr>
+            </w:pPr>
+            <w:r>
+              <w:rPr>
+                <w:b w:val="0"/>
+                <w:bCs w:val="0"/>
+                <w:sz w:val="24"/>
+                <w:szCs w:val="20"/>
+                <w:lang w:val="en-US"/>
+              </w:rPr>
+              <w:t>0.00</w:t>
+            </w:r>
+            <w:r>
+              <w:rPr>
+                <w:b w:val="0"/>
+                <w:bCs w:val="0"/>
+                <w:sz w:val="24"/>
+                <w:szCs w:val="20"/>
+                <w:lang w:val="en-US"/>
+              </w:rPr>
+              <w:t>2</w:t>
+            </w:r>
+          </w:p>
+        </w:tc>
+      </w:tr>
+      <w:tr>
+        <w:tc>
+          <w:tcPr>
+            <w:tcW w:w="3345" w:type="dxa"/>
+            <w:tcBorders>
+              <w:bottom w:val="single" w:sz="12" w:space="0" w:color="auto"/>
+            </w:tcBorders>
+            <w:vAlign w:val="center"/>
+          </w:tcPr>
+          <w:p>
+            <w:pPr>
+              <w:pStyle w:val="Sectionheading"/>
+              <w:jc w:val="left"/>
+              <w:rPr>
+                <w:b w:val="0"/>
+                <w:bCs w:val="0"/>
+                <w:i/>
+                <w:iCs/>
+                <w:sz w:val="24"/>
+                <w:szCs w:val="20"/>
+                <w:lang w:val="en-US"/>
+              </w:rPr>
+            </w:pPr>
+            <w:r>
+              <w:rPr>
+                <w:b w:val="0"/>
+                <w:bCs w:val="0"/>
+                <w:i/>
+                <w:iCs/>
+                <w:sz w:val="24"/>
+                <w:szCs w:val="20"/>
+                <w:lang w:val="en-US"/>
+              </w:rPr>
+              <w:t>Day x Treatment x environment</w:t>
+            </w:r>
+          </w:p>
+        </w:tc>
+        <w:tc>
+          <w:tcPr>
+            <w:tcW w:w="1587" w:type="dxa"/>
+            <w:tcBorders>
+              <w:bottom w:val="single" w:sz="12" w:space="0" w:color="auto"/>
+            </w:tcBorders>
+            <w:vAlign w:val="center"/>
+          </w:tcPr>
+          <w:p>
+            <w:pPr>
+              <w:pStyle w:val="Sectionheading"/>
+              <w:rPr>
+                <w:b w:val="0"/>
+                <w:bCs w:val="0"/>
+                <w:sz w:val="24"/>
+                <w:szCs w:val="20"/>
+                <w:lang w:val="en-US"/>
+              </w:rPr>
+            </w:pPr>
+            <w:r>
+              <w:rPr>
+                <w:b w:val="0"/>
+                <w:bCs w:val="0"/>
+                <w:sz w:val="24"/>
+                <w:szCs w:val="20"/>
+                <w:lang w:val="en-US"/>
+              </w:rPr>
+              <w:t>0.77</w:t>
+            </w:r>
+          </w:p>
+        </w:tc>
+        <w:tc>
+          <w:tcPr>
+            <w:tcW w:w="1587" w:type="dxa"/>
+            <w:tcBorders>
+              <w:bottom w:val="single" w:sz="12" w:space="0" w:color="auto"/>
+            </w:tcBorders>
+            <w:vAlign w:val="center"/>
+          </w:tcPr>
+          <w:p>
+            <w:pPr>
+              <w:pStyle w:val="Sectionheading"/>
+              <w:rPr>
+                <w:b w:val="0"/>
+                <w:bCs w:val="0"/>
+                <w:sz w:val="24"/>
+                <w:szCs w:val="20"/>
+                <w:lang w:val="en-US"/>
+              </w:rPr>
+            </w:pPr>
+            <w:r>
+              <w:rPr>
+                <w:b w:val="0"/>
+                <w:bCs w:val="0"/>
+                <w:sz w:val="24"/>
+                <w:szCs w:val="20"/>
+                <w:lang w:val="en-US"/>
+              </w:rPr>
+              <w:t>623</w:t>
+            </w:r>
+          </w:p>
+        </w:tc>
+        <w:tc>
+          <w:tcPr>
+            <w:tcW w:w="1587" w:type="dxa"/>
+            <w:tcBorders>
+              <w:bottom w:val="single" w:sz="12" w:space="0" w:color="auto"/>
+            </w:tcBorders>
+            <w:vAlign w:val="center"/>
+          </w:tcPr>
+          <w:p>
+            <w:pPr>
+              <w:pStyle w:val="Sectionheading"/>
+              <w:rPr>
+                <w:b w:val="0"/>
+                <w:bCs w:val="0"/>
+                <w:sz w:val="24"/>
+                <w:szCs w:val="20"/>
+                <w:lang w:val="en-US"/>
+              </w:rPr>
+            </w:pPr>
+            <w:r>
+              <w:rPr>
+                <w:b w:val="0"/>
+                <w:bCs w:val="0"/>
+                <w:sz w:val="24"/>
+                <w:szCs w:val="20"/>
+                <w:lang w:val="en-US"/>
+              </w:rPr>
+              <w:t>0.</w:t>
+            </w:r>
+            <w:r>
+              <w:rPr>
+                <w:b w:val="0"/>
+                <w:bCs w:val="0"/>
+                <w:sz w:val="24"/>
+                <w:szCs w:val="20"/>
+                <w:lang w:val="en-US"/>
+              </w:rPr>
+              <w:t>44</w:t>
+            </w:r>
+          </w:p>
+        </w:tc>
+        <w:tc>
+          <w:tcPr>
+            <w:tcW w:w="1587" w:type="dxa"/>
+            <w:tcBorders>
+              <w:bottom w:val="single" w:sz="12" w:space="0" w:color="auto"/>
+            </w:tcBorders>
+            <w:vAlign w:val="center"/>
+          </w:tcPr>
+          <w:p>
+            <w:pPr>
+              <w:pStyle w:val="Sectionheading"/>
+              <w:rPr>
+                <w:b w:val="0"/>
+                <w:bCs w:val="0"/>
+                <w:sz w:val="24"/>
+                <w:szCs w:val="20"/>
+                <w:lang w:val="en-US"/>
+              </w:rPr>
+            </w:pPr>
+            <w:r>
+              <w:rPr>
+                <w:b w:val="0"/>
+                <w:bCs w:val="0"/>
+                <w:sz w:val="24"/>
+                <w:szCs w:val="20"/>
+                <w:lang w:val="en-US"/>
+              </w:rPr>
+              <w:t>0.00</w:t>
+            </w:r>
+            <w:r>
+              <w:rPr>
+                <w:b w:val="0"/>
+                <w:bCs w:val="0"/>
+                <w:sz w:val="24"/>
+                <w:szCs w:val="20"/>
+                <w:lang w:val="en-US"/>
+              </w:rPr>
+              <w:t>1</w:t>
+            </w:r>
+          </w:p>
+        </w:tc>
+      </w:tr>
+    </w:tbl>
+    <w:p>
+      <w:pPr>
+        <w:pStyle w:val="Sectionheading"/>
+        <w:jc w:val="left"/>
+        <w:rPr>
+          <w:b w:val="0"/>
+          <w:bCs w:val="0"/>
+          <w:sz w:val="24"/>
+          <w:szCs w:val="20"/>
+          <w:lang w:val="nl-NL"/>
+        </w:rPr>
+      </w:pPr>
+      <w:r>
+        <w:rPr>
+          <w:b w:val="0"/>
+          <w:bCs w:val="0"/>
+          <w:i/>
+          <w:iCs/>
+          <w:sz w:val="24"/>
+          <w:szCs w:val="20"/>
+        </w:rPr>
+        <w:t xml:space="preserve">Note. </w:t>
+      </w:r>
+      <w:r>
+        <w:rPr>
+          <w:b w:val="0"/>
+          <w:bCs w:val="0"/>
+          <w:i/>
+          <w:iCs/>
+          <w:sz w:val="24"/>
+          <w:szCs w:val="20"/>
+          <w:lang w:val="nl-NL"/>
+        </w:rPr>
+        <w:t>p</w:t>
+      </w:r>
+      <w:r>
+        <w:rPr>
+          <w:b w:val="0"/>
+          <w:bCs w:val="0"/>
+          <w:sz w:val="24"/>
+          <w:szCs w:val="20"/>
+          <w:lang w:val="nl-NL"/>
+        </w:rPr>
+        <w:t xml:space="preserve"> &lt; </w:t>
+      </w:r>
+      <w:r>
+        <w:rPr>
+          <w:b w:val="0"/>
+          <w:bCs w:val="0"/>
+          <w:sz w:val="24"/>
+          <w:szCs w:val="20"/>
+          <w:lang w:val="nl-NL"/>
+        </w:rPr>
+        <w:t>0</w:t>
+      </w:r>
+      <w:r>
+        <w:rPr>
+          <w:b w:val="0"/>
+          <w:bCs w:val="0"/>
+          <w:sz w:val="24"/>
+          <w:szCs w:val="20"/>
+          <w:lang w:val="nl-NL"/>
+        </w:rPr>
+        <w:t>.05 (</w:t>
+      </w:r>
+      <w:r>
+        <w:rPr>
+          <w:b w:val="0"/>
+          <w:bCs w:val="0"/>
+          <w:sz w:val="24"/>
+          <w:szCs w:val="20"/>
+          <w:lang w:val="nl-NL"/>
+        </w:rPr>
+        <w:t>*</w:t>
+      </w:r>
+      <w:r>
+        <w:rPr>
+          <w:b w:val="0"/>
+          <w:bCs w:val="0"/>
+          <w:sz w:val="24"/>
+          <w:szCs w:val="20"/>
+          <w:lang w:val="nl-NL"/>
+        </w:rPr>
+        <w:t xml:space="preserve">), </w:t>
+      </w:r>
+      <w:r>
+        <w:rPr>
+          <w:b w:val="0"/>
+          <w:bCs w:val="0"/>
+          <w:i/>
+          <w:iCs/>
+          <w:sz w:val="24"/>
+          <w:szCs w:val="20"/>
+          <w:lang w:val="nl-NL"/>
+        </w:rPr>
+        <w:t>p</w:t>
+      </w:r>
+      <w:r>
+        <w:rPr>
+          <w:b w:val="0"/>
+          <w:bCs w:val="0"/>
+          <w:sz w:val="24"/>
+          <w:szCs w:val="20"/>
+          <w:lang w:val="nl-NL"/>
+        </w:rPr>
+        <w:t xml:space="preserve"> &lt; </w:t>
+      </w:r>
+      <w:r>
+        <w:rPr>
+          <w:b w:val="0"/>
+          <w:bCs w:val="0"/>
+          <w:sz w:val="24"/>
+          <w:szCs w:val="20"/>
+          <w:lang w:val="nl-NL"/>
+        </w:rPr>
+        <w:t>0</w:t>
+      </w:r>
+      <w:r>
+        <w:rPr>
+          <w:b w:val="0"/>
+          <w:bCs w:val="0"/>
+          <w:sz w:val="24"/>
+          <w:szCs w:val="20"/>
+          <w:lang w:val="nl-NL"/>
+        </w:rPr>
+        <w:t>.01 (</w:t>
+      </w:r>
+      <w:r>
+        <w:rPr>
+          <w:b w:val="0"/>
+          <w:bCs w:val="0"/>
+          <w:sz w:val="24"/>
+          <w:szCs w:val="20"/>
+          <w:lang w:val="nl-NL"/>
+        </w:rPr>
+        <w:t>**</w:t>
+      </w:r>
+      <w:r>
+        <w:rPr>
+          <w:b w:val="0"/>
+          <w:bCs w:val="0"/>
+          <w:sz w:val="24"/>
+          <w:szCs w:val="20"/>
+          <w:lang w:val="nl-NL"/>
+        </w:rPr>
+        <w:t xml:space="preserve">), </w:t>
+      </w:r>
+      <w:r>
+        <w:rPr>
+          <w:b w:val="0"/>
+          <w:bCs w:val="0"/>
+          <w:i/>
+          <w:iCs/>
+          <w:sz w:val="24"/>
+          <w:szCs w:val="20"/>
+          <w:lang w:val="nl-NL"/>
+        </w:rPr>
+        <w:t>p</w:t>
+      </w:r>
+      <w:r>
+        <w:rPr>
+          <w:b w:val="0"/>
+          <w:bCs w:val="0"/>
+          <w:sz w:val="24"/>
+          <w:szCs w:val="20"/>
+          <w:lang w:val="nl-NL"/>
+        </w:rPr>
+        <w:t xml:space="preserve"> &lt; </w:t>
+      </w:r>
+      <w:r>
+        <w:rPr>
+          <w:b w:val="0"/>
+          <w:bCs w:val="0"/>
+          <w:sz w:val="24"/>
+          <w:szCs w:val="20"/>
+          <w:lang w:val="nl-NL"/>
+        </w:rPr>
+        <w:t>0</w:t>
+      </w:r>
+      <w:r>
+        <w:rPr>
+          <w:b w:val="0"/>
+          <w:bCs w:val="0"/>
+          <w:sz w:val="24"/>
+          <w:szCs w:val="20"/>
+          <w:lang w:val="nl-NL"/>
+        </w:rPr>
+        <w:t>.001 (*</w:t>
+      </w:r>
+      <w:r>
+        <w:rPr>
+          <w:b w:val="0"/>
+          <w:bCs w:val="0"/>
+          <w:sz w:val="24"/>
+          <w:szCs w:val="20"/>
+          <w:lang w:val="nl-NL"/>
+        </w:rPr>
+        <w:t>*</w:t>
+      </w:r>
+      <w:r>
+        <w:rPr>
+          <w:b w:val="0"/>
+          <w:bCs w:val="0"/>
+          <w:sz w:val="24"/>
+          <w:szCs w:val="20"/>
+          <w:lang w:val="nl-NL"/>
+        </w:rPr>
+        <w:t>*)</w:t>
+      </w:r>
+      <w:r>
+        <w:rPr>
+          <w:b w:val="0"/>
+          <w:bCs w:val="0"/>
+          <w:sz w:val="24"/>
+          <w:szCs w:val="20"/>
+          <w:lang w:val="nl-NL"/>
+        </w:rPr>
+        <w:t>.</w:t>
+      </w:r>
+    </w:p>
+    <w:p>
+      <w:pPr>
+        <w:pStyle w:val="Sectionheading"/>
+        <w:jc w:val="left"/>
+        <w:rPr>
+          <w:sz w:val="24"/>
+          <w:szCs w:val="20"/>
+          <w:lang w:val="en-US"/>
+        </w:rPr>
+      </w:pPr>
+      <w:r>
+        <w:rPr>
+          <w:sz w:val="24"/>
+          <w:szCs w:val="20"/>
+          <w:lang w:val="en-US"/>
+        </w:rPr>
+        <w:t>Table V</w:t>
+      </w:r>
+      <w:r>
+        <w:rPr>
+          <w:sz w:val="24"/>
+          <w:szCs w:val="20"/>
+          <w:lang w:val="en-US"/>
+        </w:rPr>
+        <w:t>I</w:t>
+      </w:r>
+      <w:r>
+        <w:rPr>
+          <w:sz w:val="24"/>
+          <w:szCs w:val="20"/>
+          <w:lang w:val="en-US"/>
+        </w:rPr>
+        <w:t>I</w:t>
+      </w:r>
+    </w:p>
+    <w:p>
+      <w:pPr>
+        <w:pStyle w:val="Sectionheading"/>
+        <w:jc w:val="left"/>
+        <w:rPr>
+          <w:b w:val="0"/>
+          <w:bCs w:val="0"/>
+          <w:i/>
+          <w:iCs/>
+          <w:sz w:val="24"/>
+          <w:szCs w:val="20"/>
+          <w:lang w:val="en-US"/>
+        </w:rPr>
+      </w:pPr>
+      <w:r>
+        <w:rPr>
+          <w:b w:val="0"/>
+          <w:bCs w:val="0"/>
+          <w:i/>
+          <w:iCs/>
+          <w:sz w:val="24"/>
+          <w:szCs w:val="20"/>
+          <w:lang w:val="en-US"/>
+        </w:rPr>
+        <w:t>Bayesian results from supplementary analysis of the</w:t>
+      </w:r>
+      <w:r>
+        <w:rPr>
+          <w:b w:val="0"/>
+          <w:bCs w:val="0"/>
+          <w:i/>
+          <w:iCs/>
+          <w:sz w:val="24"/>
+          <w:szCs w:val="20"/>
+          <w:lang w:val="en-US"/>
+        </w:rPr>
+        <w:t xml:space="preserve"> reversal</w:t>
+      </w:r>
+      <w:r>
+        <w:rPr>
+          <w:b w:val="0"/>
+          <w:bCs w:val="0"/>
+          <w:i/>
+          <w:iCs/>
+          <w:sz w:val="24"/>
+          <w:szCs w:val="20"/>
+          <w:lang w:val="en-US"/>
+        </w:rPr>
+        <w:t xml:space="preserve"> acquisition phase </w:t>
+      </w:r>
+    </w:p>
+    <w:tbl>
+      <w:tblPr>
+        <w:tblStyle w:val="TableGrid"/>
+        <w:tblW w:w="9807" w:type="dxa"/>
+        <w:tblBorders>
+          <w:top w:val="none" w:sz="0" w:space="0" w:color="auto"/>
+          <w:left w:val="none" w:sz="0" w:space="0" w:color="auto"/>
+          <w:bottom w:val="none" w:sz="0" w:space="0" w:color="auto"/>
+          <w:right w:val="none" w:sz="0" w:space="0" w:color="auto"/>
+          <w:insideH w:val="none" w:sz="0" w:space="0" w:color="auto"/>
+          <w:insideV w:val="none" w:sz="0" w:space="0" w:color="auto"/>
+        </w:tblBorders>
+        <w:tblLook w:val="04A0" w:firstRow="1" w:lastRow="0" w:firstColumn="1" w:lastColumn="0" w:noHBand="0" w:noVBand="1"/>
+      </w:tblPr>
+      <w:tblGrid>
+        <w:gridCol w:w="3345"/>
+        <w:gridCol w:w="2154"/>
+        <w:gridCol w:w="2154"/>
+        <w:gridCol w:w="2154"/>
+      </w:tblGrid>
+      <w:tr>
+        <w:trPr>
+          <w:trHeight w:val="454"/>
+        </w:trPr>
+        <w:tc>
+          <w:tcPr>
+            <w:tcW w:w="3345" w:type="dxa"/>
+            <w:tcBorders>
+              <w:top w:val="single" w:sz="12" w:space="0" w:color="auto"/>
+              <w:bottom w:val="single" w:sz="12" w:space="0" w:color="auto"/>
+            </w:tcBorders>
+          </w:tcPr>
+          <w:p>
+            <w:pPr>
+              <w:pStyle w:val="Sectionheading"/>
+              <w:jc w:val="left"/>
+              <w:rPr>
+                <w:b w:val="0"/>
+                <w:bCs w:val="0"/>
+                <w:sz w:val="24"/>
+                <w:szCs w:val="20"/>
+                <w:lang w:val="en-US"/>
+              </w:rPr>
+            </w:pPr>
+          </w:p>
+        </w:tc>
+        <w:tc>
+          <w:tcPr>
+            <w:tcW w:w="2154" w:type="dxa"/>
+            <w:tcBorders>
+              <w:top w:val="single" w:sz="12" w:space="0" w:color="auto"/>
+              <w:bottom w:val="single" w:sz="12" w:space="0" w:color="auto"/>
+            </w:tcBorders>
+            <w:vAlign w:val="center"/>
+          </w:tcPr>
+          <w:p>
+            <w:pPr>
+              <w:pStyle w:val="Sectionheading"/>
+              <w:rPr>
+                <w:b w:val="0"/>
+                <w:bCs w:val="0"/>
+                <w:i/>
+                <w:iCs/>
+                <w:sz w:val="24"/>
+                <w:szCs w:val="20"/>
+                <w:lang w:val="en-US"/>
+              </w:rPr>
+            </w:pPr>
+            <w:r>
+              <w:rPr>
+                <w:b w:val="0"/>
+                <w:bCs w:val="0"/>
+                <w:i/>
+                <w:iCs/>
+                <w:sz w:val="24"/>
+                <w:szCs w:val="20"/>
+                <w:lang w:val="en-US"/>
+              </w:rPr>
+              <w:t>BF</w:t>
+            </w:r>
+          </w:p>
+        </w:tc>
+        <w:tc>
+          <w:tcPr>
+            <w:tcW w:w="2154" w:type="dxa"/>
+            <w:tcBorders>
+              <w:top w:val="single" w:sz="12" w:space="0" w:color="auto"/>
+              <w:bottom w:val="single" w:sz="12" w:space="0" w:color="auto"/>
+            </w:tcBorders>
+            <w:vAlign w:val="center"/>
+          </w:tcPr>
+          <w:p>
+            <w:pPr>
+              <w:pStyle w:val="Sectionheading"/>
+              <w:rPr>
+                <w:b w:val="0"/>
+                <w:bCs w:val="0"/>
+                <w:sz w:val="24"/>
+                <w:szCs w:val="20"/>
+                <w:lang w:val="en-US"/>
+              </w:rPr>
+            </w:pPr>
+            <w:r>
+              <w:rPr>
+                <w:b w:val="0"/>
+                <w:bCs w:val="0"/>
+                <w:sz w:val="24"/>
+                <w:szCs w:val="20"/>
+                <w:lang w:val="en-US"/>
+              </w:rPr>
+              <w:t>HDI low</w:t>
+            </w:r>
+          </w:p>
+        </w:tc>
+        <w:tc>
+          <w:tcPr>
+            <w:tcW w:w="2154" w:type="dxa"/>
+            <w:tcBorders>
+              <w:top w:val="single" w:sz="12" w:space="0" w:color="auto"/>
+              <w:bottom w:val="single" w:sz="12" w:space="0" w:color="auto"/>
+            </w:tcBorders>
+            <w:vAlign w:val="center"/>
+          </w:tcPr>
+          <w:p>
+            <w:pPr>
+              <w:pStyle w:val="Sectionheading"/>
+              <w:rPr>
+                <w:b w:val="0"/>
+                <w:bCs w:val="0"/>
+                <w:sz w:val="24"/>
+                <w:szCs w:val="20"/>
+                <w:lang w:val="en-US"/>
+              </w:rPr>
+            </w:pPr>
+            <w:r>
+              <w:rPr>
+                <w:b w:val="0"/>
+                <w:bCs w:val="0"/>
+                <w:sz w:val="24"/>
+                <w:szCs w:val="20"/>
+                <w:lang w:val="en-US"/>
+              </w:rPr>
+              <w:t>HDI high</w:t>
+            </w:r>
+          </w:p>
+        </w:tc>
+      </w:tr>
+      <w:tr>
+        <w:trPr>
+          <w:trHeight w:val="454"/>
+        </w:trPr>
+        <w:tc>
+          <w:tcPr>
+            <w:tcW w:w="3345" w:type="dxa"/>
+            <w:tcBorders>
+              <w:top w:val="single" w:sz="12" w:space="0" w:color="auto"/>
+            </w:tcBorders>
+            <w:vAlign w:val="center"/>
+          </w:tcPr>
+          <w:p>
+            <w:pPr>
+              <w:pStyle w:val="Sectionheading"/>
+              <w:jc w:val="left"/>
+              <w:rPr>
+                <w:b w:val="0"/>
+                <w:bCs w:val="0"/>
+                <w:i/>
+                <w:iCs/>
+                <w:sz w:val="24"/>
+                <w:szCs w:val="20"/>
+                <w:lang w:val="en-US"/>
+              </w:rPr>
+            </w:pPr>
+            <w:r>
+              <w:rPr>
+                <w:b w:val="0"/>
+                <w:bCs w:val="0"/>
+                <w:i/>
+                <w:iCs/>
+                <w:sz w:val="24"/>
+                <w:szCs w:val="20"/>
+                <w:lang w:val="en-US"/>
+              </w:rPr>
+              <w:t>Day</w:t>
+            </w:r>
+          </w:p>
+        </w:tc>
+        <w:tc>
+          <w:tcPr>
+            <w:tcW w:w="2154" w:type="dxa"/>
+            <w:tcBorders>
+              <w:top w:val="single" w:sz="12" w:space="0" w:color="auto"/>
+            </w:tcBorders>
+            <w:vAlign w:val="center"/>
+          </w:tcPr>
+          <w:p>
+            <w:pPr>
+              <w:pStyle w:val="Sectionheading"/>
+              <w:rPr>
+                <w:b w:val="0"/>
+                <w:bCs w:val="0"/>
+                <w:sz w:val="24"/>
+                <w:szCs w:val="20"/>
+                <w:lang w:val="en-US"/>
+              </w:rPr>
+            </w:pPr>
+            <w:r>
+              <w:rPr>
+                <w:b w:val="0"/>
+                <w:bCs w:val="0"/>
+                <w:sz w:val="24"/>
+                <w:szCs w:val="20"/>
+                <w:lang w:val="en-US"/>
+              </w:rPr>
+              <w:t>&gt;100</w:t>
+            </w:r>
+          </w:p>
+        </w:tc>
+        <w:tc>
+          <w:tcPr>
+            <w:tcW w:w="2154" w:type="dxa"/>
+            <w:tcBorders>
+              <w:top w:val="single" w:sz="12" w:space="0" w:color="auto"/>
+            </w:tcBorders>
+            <w:vAlign w:val="center"/>
+          </w:tcPr>
+          <w:p>
+            <w:pPr>
+              <w:pStyle w:val="Sectionheading"/>
+              <w:rPr>
+                <w:b w:val="0"/>
+                <w:bCs w:val="0"/>
+                <w:sz w:val="24"/>
+                <w:szCs w:val="20"/>
+                <w:lang w:val="en-US"/>
+              </w:rPr>
+            </w:pPr>
+            <w:r>
+              <w:rPr>
+                <w:b w:val="0"/>
+                <w:bCs w:val="0"/>
+                <w:sz w:val="24"/>
+                <w:szCs w:val="20"/>
+                <w:lang w:val="en-US"/>
+              </w:rPr>
+              <w:t>-0.24</w:t>
+            </w:r>
+          </w:p>
+        </w:tc>
+        <w:tc>
+          <w:tcPr>
+            <w:tcW w:w="2154" w:type="dxa"/>
+            <w:tcBorders>
+              <w:top w:val="single" w:sz="12" w:space="0" w:color="auto"/>
+            </w:tcBorders>
+            <w:vAlign w:val="center"/>
+          </w:tcPr>
+          <w:p>
+            <w:pPr>
+              <w:pStyle w:val="Sectionheading"/>
+              <w:rPr>
+                <w:b w:val="0"/>
+                <w:bCs w:val="0"/>
+                <w:sz w:val="24"/>
+                <w:szCs w:val="20"/>
+                <w:lang w:val="en-US"/>
+              </w:rPr>
+            </w:pPr>
+            <w:r>
+              <w:rPr>
+                <w:b w:val="0"/>
+                <w:bCs w:val="0"/>
+                <w:sz w:val="24"/>
+                <w:szCs w:val="20"/>
+                <w:lang w:val="en-US"/>
+              </w:rPr>
+              <w:t>-0.12</w:t>
+            </w:r>
+          </w:p>
+        </w:tc>
+      </w:tr>
+      <w:tr>
+        <w:trPr>
+          <w:trHeight w:val="454"/>
+        </w:trPr>
+        <w:tc>
+          <w:tcPr>
+            <w:tcW w:w="3345" w:type="dxa"/>
+            <w:vAlign w:val="center"/>
+          </w:tcPr>
+          <w:p>
+            <w:pPr>
+              <w:pStyle w:val="Sectionheading"/>
+              <w:jc w:val="left"/>
+              <w:rPr>
+                <w:b w:val="0"/>
+                <w:bCs w:val="0"/>
+                <w:i/>
+                <w:iCs/>
+                <w:sz w:val="24"/>
+                <w:szCs w:val="20"/>
+                <w:lang w:val="en-US"/>
+              </w:rPr>
+            </w:pPr>
+            <w:r>
+              <w:rPr>
+                <w:b w:val="0"/>
+                <w:bCs w:val="0"/>
+                <w:i/>
+                <w:iCs/>
+                <w:sz w:val="24"/>
+                <w:szCs w:val="20"/>
+                <w:lang w:val="en-US"/>
+              </w:rPr>
+              <w:t>Environment</w:t>
+            </w:r>
+          </w:p>
+        </w:tc>
+        <w:tc>
+          <w:tcPr>
+            <w:tcW w:w="2154" w:type="dxa"/>
+            <w:vAlign w:val="center"/>
+          </w:tcPr>
+          <w:p>
+            <w:pPr>
+              <w:pStyle w:val="Sectionheading"/>
+              <w:rPr>
+                <w:b w:val="0"/>
+                <w:bCs w:val="0"/>
+                <w:sz w:val="24"/>
+                <w:szCs w:val="20"/>
+                <w:lang w:val="en-US"/>
+              </w:rPr>
+            </w:pPr>
+            <w:r>
+              <w:rPr>
+                <w:b w:val="0"/>
+                <w:bCs w:val="0"/>
+                <w:sz w:val="24"/>
+                <w:szCs w:val="20"/>
+                <w:lang w:val="en-US"/>
+              </w:rPr>
+              <w:t>0.71</w:t>
+            </w:r>
+          </w:p>
+        </w:tc>
+        <w:tc>
+          <w:tcPr>
+            <w:tcW w:w="2154" w:type="dxa"/>
+            <w:vAlign w:val="center"/>
+          </w:tcPr>
+          <w:p>
+            <w:pPr>
+              <w:pStyle w:val="Sectionheading"/>
+              <w:rPr>
+                <w:b w:val="0"/>
+                <w:bCs w:val="0"/>
+                <w:sz w:val="24"/>
+                <w:szCs w:val="20"/>
+                <w:lang w:val="en-US"/>
+              </w:rPr>
+            </w:pPr>
+            <w:r>
+              <w:rPr>
+                <w:b w:val="0"/>
+                <w:bCs w:val="0"/>
+                <w:sz w:val="24"/>
+                <w:szCs w:val="20"/>
+                <w:lang w:val="en-US"/>
+              </w:rPr>
+              <w:t>-1.36</w:t>
+            </w:r>
+          </w:p>
+        </w:tc>
+        <w:tc>
+          <w:tcPr>
+            <w:tcW w:w="2154" w:type="dxa"/>
+            <w:vAlign w:val="center"/>
+          </w:tcPr>
+          <w:p>
+            <w:pPr>
+              <w:pStyle w:val="Sectionheading"/>
+              <w:rPr>
+                <w:b w:val="0"/>
+                <w:bCs w:val="0"/>
+                <w:sz w:val="24"/>
+                <w:szCs w:val="20"/>
+                <w:lang w:val="en-US"/>
+              </w:rPr>
+            </w:pPr>
+            <w:r>
+              <w:rPr>
+                <w:b w:val="0"/>
+                <w:bCs w:val="0"/>
+                <w:sz w:val="24"/>
+                <w:szCs w:val="20"/>
+                <w:lang w:val="en-US"/>
+              </w:rPr>
+              <w:t>0.79</w:t>
+            </w:r>
+          </w:p>
+        </w:tc>
+      </w:tr>
+      <w:tr>
+        <w:trPr>
+          <w:trHeight w:val="454"/>
+        </w:trPr>
+        <w:tc>
+          <w:tcPr>
+            <w:tcW w:w="3345" w:type="dxa"/>
+            <w:vAlign w:val="center"/>
+          </w:tcPr>
+          <w:p>
+            <w:pPr>
+              <w:pStyle w:val="Sectionheading"/>
+              <w:jc w:val="left"/>
+              <w:rPr>
+                <w:b w:val="0"/>
+                <w:bCs w:val="0"/>
+                <w:i/>
+                <w:iCs/>
+                <w:sz w:val="24"/>
+                <w:szCs w:val="20"/>
+                <w:lang w:val="en-US"/>
+              </w:rPr>
+            </w:pPr>
+            <w:r>
+              <w:rPr>
+                <w:b w:val="0"/>
+                <w:bCs w:val="0"/>
+                <w:i/>
+                <w:iCs/>
+                <w:sz w:val="24"/>
+                <w:szCs w:val="20"/>
+                <w:lang w:val="en-US"/>
+              </w:rPr>
+              <w:t>Treatment</w:t>
+            </w:r>
+          </w:p>
+        </w:tc>
+        <w:tc>
+          <w:tcPr>
+            <w:tcW w:w="2154" w:type="dxa"/>
+            <w:vAlign w:val="center"/>
+          </w:tcPr>
+          <w:p>
+            <w:pPr>
+              <w:pStyle w:val="Sectionheading"/>
+              <w:rPr>
+                <w:b w:val="0"/>
+                <w:bCs w:val="0"/>
+                <w:sz w:val="24"/>
+                <w:szCs w:val="20"/>
+                <w:lang w:val="en-US"/>
+              </w:rPr>
+            </w:pPr>
+            <w:r>
+              <w:rPr>
+                <w:b w:val="0"/>
+                <w:bCs w:val="0"/>
+                <w:sz w:val="24"/>
+                <w:szCs w:val="20"/>
+                <w:lang w:val="en-US"/>
+              </w:rPr>
+              <w:t>1.43</w:t>
+            </w:r>
+          </w:p>
+        </w:tc>
+        <w:tc>
+          <w:tcPr>
+            <w:tcW w:w="2154" w:type="dxa"/>
+            <w:vAlign w:val="center"/>
+          </w:tcPr>
+          <w:p>
+            <w:pPr>
+              <w:pStyle w:val="Sectionheading"/>
+              <w:rPr>
+                <w:b w:val="0"/>
+                <w:bCs w:val="0"/>
+                <w:sz w:val="24"/>
+                <w:szCs w:val="20"/>
+                <w:lang w:val="en-US"/>
+              </w:rPr>
+            </w:pPr>
+            <w:r>
+              <w:rPr>
+                <w:b w:val="0"/>
+                <w:bCs w:val="0"/>
+                <w:sz w:val="24"/>
+                <w:szCs w:val="20"/>
+                <w:lang w:val="en-US"/>
+              </w:rPr>
+              <w:t>-1.70</w:t>
+            </w:r>
+          </w:p>
+        </w:tc>
+        <w:tc>
+          <w:tcPr>
+            <w:tcW w:w="2154" w:type="dxa"/>
+            <w:vAlign w:val="center"/>
+          </w:tcPr>
+          <w:p>
+            <w:pPr>
+              <w:pStyle w:val="Sectionheading"/>
+              <w:rPr>
+                <w:b w:val="0"/>
+                <w:bCs w:val="0"/>
+                <w:sz w:val="24"/>
+                <w:szCs w:val="20"/>
+                <w:lang w:val="en-US"/>
+              </w:rPr>
+            </w:pPr>
+            <w:r>
+              <w:rPr>
+                <w:b w:val="0"/>
+                <w:bCs w:val="0"/>
+                <w:sz w:val="24"/>
+                <w:szCs w:val="20"/>
+                <w:lang w:val="en-US"/>
+              </w:rPr>
+              <w:t>0.18</w:t>
+            </w:r>
+          </w:p>
+        </w:tc>
+      </w:tr>
+      <w:tr>
+        <w:trPr>
+          <w:trHeight w:val="454"/>
+        </w:trPr>
+        <w:tc>
+          <w:tcPr>
+            <w:tcW w:w="3345" w:type="dxa"/>
+            <w:vAlign w:val="center"/>
+          </w:tcPr>
+          <w:p>
+            <w:pPr>
+              <w:pStyle w:val="Sectionheading"/>
+              <w:jc w:val="left"/>
+              <w:rPr>
+                <w:b w:val="0"/>
+                <w:bCs w:val="0"/>
+                <w:i/>
+                <w:iCs/>
+                <w:sz w:val="24"/>
+                <w:szCs w:val="20"/>
+                <w:lang w:val="en-US"/>
+              </w:rPr>
+            </w:pPr>
+            <w:r>
+              <w:rPr>
+                <w:b w:val="0"/>
+                <w:bCs w:val="0"/>
+                <w:i/>
+                <w:iCs/>
+                <w:sz w:val="24"/>
+                <w:szCs w:val="20"/>
+                <w:lang w:val="en-US"/>
+              </w:rPr>
+              <w:t>Day x Environment</w:t>
+            </w:r>
+          </w:p>
+        </w:tc>
+        <w:tc>
+          <w:tcPr>
+            <w:tcW w:w="2154" w:type="dxa"/>
+            <w:vAlign w:val="center"/>
+          </w:tcPr>
+          <w:p>
+            <w:pPr>
+              <w:pStyle w:val="Sectionheading"/>
+              <w:rPr>
+                <w:b w:val="0"/>
+                <w:bCs w:val="0"/>
+                <w:sz w:val="24"/>
+                <w:szCs w:val="20"/>
+                <w:lang w:val="en-US"/>
+              </w:rPr>
+            </w:pPr>
+            <w:r>
+              <w:rPr>
+                <w:b w:val="0"/>
+                <w:bCs w:val="0"/>
+                <w:sz w:val="24"/>
+                <w:szCs w:val="20"/>
+                <w:lang w:val="en-US"/>
+              </w:rPr>
+              <w:t>0.06</w:t>
+            </w:r>
+          </w:p>
+        </w:tc>
+        <w:tc>
+          <w:tcPr>
+            <w:tcW w:w="2154" w:type="dxa"/>
+            <w:vAlign w:val="center"/>
+          </w:tcPr>
+          <w:p>
+            <w:pPr>
+              <w:pStyle w:val="Sectionheading"/>
+              <w:rPr>
+                <w:b w:val="0"/>
+                <w:bCs w:val="0"/>
+                <w:sz w:val="24"/>
+                <w:szCs w:val="20"/>
+                <w:lang w:val="en-US"/>
+              </w:rPr>
+            </w:pPr>
+            <w:r>
+              <w:rPr>
+                <w:b w:val="0"/>
+                <w:bCs w:val="0"/>
+                <w:sz w:val="24"/>
+                <w:szCs w:val="20"/>
+                <w:lang w:val="en-US"/>
+              </w:rPr>
+              <w:t>-0.11</w:t>
+            </w:r>
+          </w:p>
+        </w:tc>
+        <w:tc>
+          <w:tcPr>
+            <w:tcW w:w="2154" w:type="dxa"/>
+            <w:vAlign w:val="center"/>
+          </w:tcPr>
+          <w:p>
+            <w:pPr>
+              <w:pStyle w:val="Sectionheading"/>
+              <w:rPr>
+                <w:b w:val="0"/>
+                <w:bCs w:val="0"/>
+                <w:sz w:val="24"/>
+                <w:szCs w:val="20"/>
+                <w:lang w:val="en-US"/>
+              </w:rPr>
+            </w:pPr>
+            <w:r>
+              <w:rPr>
+                <w:b w:val="0"/>
+                <w:bCs w:val="0"/>
+                <w:sz w:val="24"/>
+                <w:szCs w:val="20"/>
+                <w:lang w:val="en-US"/>
+              </w:rPr>
+              <w:t>0.06</w:t>
+            </w:r>
+          </w:p>
+        </w:tc>
+      </w:tr>
+      <w:tr>
+        <w:trPr>
+          <w:trHeight w:val="454"/>
+        </w:trPr>
+        <w:tc>
+          <w:tcPr>
+            <w:tcW w:w="3345" w:type="dxa"/>
+            <w:vAlign w:val="center"/>
+          </w:tcPr>
+          <w:p>
+            <w:pPr>
+              <w:pStyle w:val="Sectionheading"/>
+              <w:jc w:val="left"/>
+              <w:rPr>
+                <w:b w:val="0"/>
+                <w:bCs w:val="0"/>
+                <w:i/>
+                <w:iCs/>
+                <w:sz w:val="24"/>
+                <w:szCs w:val="20"/>
+                <w:lang w:val="en-US"/>
+              </w:rPr>
+            </w:pPr>
+            <w:r>
+              <w:rPr>
+                <w:b w:val="0"/>
+                <w:bCs w:val="0"/>
+                <w:i/>
+                <w:iCs/>
+                <w:sz w:val="24"/>
+                <w:szCs w:val="20"/>
+                <w:lang w:val="en-US"/>
+              </w:rPr>
+              <w:t>Day x Treatment</w:t>
+            </w:r>
+          </w:p>
+        </w:tc>
+        <w:tc>
+          <w:tcPr>
+            <w:tcW w:w="2154" w:type="dxa"/>
+            <w:vAlign w:val="center"/>
+          </w:tcPr>
+          <w:p>
+            <w:pPr>
+              <w:pStyle w:val="Sectionheading"/>
+              <w:rPr>
+                <w:b w:val="0"/>
+                <w:bCs w:val="0"/>
+                <w:sz w:val="24"/>
+                <w:szCs w:val="20"/>
+                <w:lang w:val="en-US"/>
+              </w:rPr>
+            </w:pPr>
+            <w:r>
+              <w:rPr>
+                <w:b w:val="0"/>
+                <w:bCs w:val="0"/>
+                <w:sz w:val="24"/>
+                <w:szCs w:val="20"/>
+                <w:lang w:val="en-US"/>
+              </w:rPr>
+              <w:t>0.13</w:t>
+            </w:r>
+          </w:p>
+        </w:tc>
+        <w:tc>
+          <w:tcPr>
+            <w:tcW w:w="2154" w:type="dxa"/>
+            <w:vAlign w:val="center"/>
+          </w:tcPr>
+          <w:p>
+            <w:pPr>
+              <w:pStyle w:val="Sectionheading"/>
+              <w:rPr>
+                <w:b w:val="0"/>
+                <w:bCs w:val="0"/>
+                <w:sz w:val="24"/>
+                <w:szCs w:val="20"/>
+                <w:lang w:val="en-US"/>
+              </w:rPr>
+            </w:pPr>
+            <w:r>
+              <w:rPr>
+                <w:b w:val="0"/>
+                <w:bCs w:val="0"/>
+                <w:sz w:val="24"/>
+                <w:szCs w:val="20"/>
+                <w:lang w:val="en-US"/>
+              </w:rPr>
+              <w:t>-0.01</w:t>
+            </w:r>
+          </w:p>
+        </w:tc>
+        <w:tc>
+          <w:tcPr>
+            <w:tcW w:w="2154" w:type="dxa"/>
+            <w:vAlign w:val="center"/>
+          </w:tcPr>
+          <w:p>
+            <w:pPr>
+              <w:pStyle w:val="Sectionheading"/>
+              <w:rPr>
+                <w:b w:val="0"/>
+                <w:bCs w:val="0"/>
+                <w:sz w:val="24"/>
+                <w:szCs w:val="20"/>
+                <w:lang w:val="en-US"/>
+              </w:rPr>
+            </w:pPr>
+            <w:r>
+              <w:rPr>
+                <w:b w:val="0"/>
+                <w:bCs w:val="0"/>
+                <w:sz w:val="24"/>
+                <w:szCs w:val="20"/>
+                <w:lang w:val="en-US"/>
+              </w:rPr>
+              <w:t>0.13</w:t>
+            </w:r>
+          </w:p>
+        </w:tc>
+      </w:tr>
+      <w:tr>
+        <w:trPr>
+          <w:trHeight w:val="454"/>
+        </w:trPr>
+        <w:tc>
+          <w:tcPr>
+            <w:tcW w:w="3345" w:type="dxa"/>
+            <w:vAlign w:val="center"/>
+          </w:tcPr>
+          <w:p>
+            <w:pPr>
+              <w:pStyle w:val="Sectionheading"/>
+              <w:jc w:val="left"/>
+              <w:rPr>
+                <w:b w:val="0"/>
+                <w:bCs w:val="0"/>
+                <w:i/>
+                <w:iCs/>
+                <w:sz w:val="24"/>
+                <w:szCs w:val="20"/>
+                <w:lang w:val="en-US"/>
+              </w:rPr>
+            </w:pPr>
+            <w:r>
+              <w:rPr>
+                <w:b w:val="0"/>
+                <w:bCs w:val="0"/>
+                <w:i/>
+                <w:iCs/>
+                <w:sz w:val="24"/>
+                <w:szCs w:val="20"/>
+                <w:lang w:val="en-US"/>
+              </w:rPr>
+              <w:t>Environment x Treatment</w:t>
+            </w:r>
+          </w:p>
+        </w:tc>
+        <w:tc>
+          <w:tcPr>
+            <w:tcW w:w="2154" w:type="dxa"/>
+            <w:vAlign w:val="center"/>
+          </w:tcPr>
+          <w:p>
+            <w:pPr>
+              <w:pStyle w:val="Sectionheading"/>
+              <w:rPr>
+                <w:b w:val="0"/>
+                <w:bCs w:val="0"/>
+                <w:sz w:val="24"/>
+                <w:szCs w:val="20"/>
+                <w:lang w:val="en-US"/>
+              </w:rPr>
+            </w:pPr>
+            <w:r>
+              <w:rPr>
+                <w:b w:val="0"/>
+                <w:bCs w:val="0"/>
+                <w:sz w:val="24"/>
+                <w:szCs w:val="20"/>
+                <w:lang w:val="en-US"/>
+              </w:rPr>
+              <w:t>0.92</w:t>
+            </w:r>
+          </w:p>
+        </w:tc>
+        <w:tc>
+          <w:tcPr>
+            <w:tcW w:w="2154" w:type="dxa"/>
+            <w:vAlign w:val="center"/>
+          </w:tcPr>
+          <w:p>
+            <w:pPr>
+              <w:pStyle w:val="Sectionheading"/>
+              <w:rPr>
+                <w:b w:val="0"/>
+                <w:bCs w:val="0"/>
+                <w:sz w:val="24"/>
+                <w:szCs w:val="20"/>
+                <w:lang w:val="en-US"/>
+              </w:rPr>
+            </w:pPr>
+            <w:r>
+              <w:rPr>
+                <w:b w:val="0"/>
+                <w:bCs w:val="0"/>
+                <w:sz w:val="24"/>
+                <w:szCs w:val="20"/>
+                <w:lang w:val="en-US"/>
+              </w:rPr>
+              <w:t>-1.67</w:t>
+            </w:r>
+          </w:p>
+        </w:tc>
+        <w:tc>
+          <w:tcPr>
+            <w:tcW w:w="2154" w:type="dxa"/>
+            <w:vAlign w:val="center"/>
+          </w:tcPr>
+          <w:p>
+            <w:pPr>
+              <w:pStyle w:val="Sectionheading"/>
+              <w:rPr>
+                <w:b w:val="0"/>
+                <w:bCs w:val="0"/>
+                <w:sz w:val="24"/>
+                <w:szCs w:val="20"/>
+                <w:lang w:val="en-US"/>
+              </w:rPr>
+            </w:pPr>
+            <w:r>
+              <w:rPr>
+                <w:b w:val="0"/>
+                <w:bCs w:val="0"/>
+                <w:sz w:val="24"/>
+                <w:szCs w:val="20"/>
+                <w:lang w:val="en-US"/>
+              </w:rPr>
+              <w:t>0.71</w:t>
+            </w:r>
+          </w:p>
+        </w:tc>
+      </w:tr>
+      <w:tr>
+        <w:trPr>
+          <w:trHeight w:val="454"/>
+        </w:trPr>
+        <w:tc>
+          <w:tcPr>
+            <w:tcW w:w="3345" w:type="dxa"/>
+            <w:tcBorders>
+              <w:bottom w:val="single" w:sz="12" w:space="0" w:color="auto"/>
+            </w:tcBorders>
+            <w:vAlign w:val="center"/>
+          </w:tcPr>
+          <w:p>
+            <w:pPr>
+              <w:pStyle w:val="Sectionheading"/>
+              <w:jc w:val="left"/>
+              <w:rPr>
+                <w:b w:val="0"/>
+                <w:bCs w:val="0"/>
+                <w:i/>
+                <w:iCs/>
+                <w:sz w:val="24"/>
+                <w:szCs w:val="20"/>
+                <w:lang w:val="en-US"/>
+              </w:rPr>
+            </w:pPr>
+            <w:r>
+              <w:rPr>
+                <w:b w:val="0"/>
+                <w:bCs w:val="0"/>
+                <w:i/>
+                <w:iCs/>
+                <w:sz w:val="24"/>
+                <w:szCs w:val="20"/>
+                <w:lang w:val="en-US"/>
+              </w:rPr>
+              <w:lastRenderedPageBreak/>
               <w:t>Day x Treatment x Environment</w:t>
             </w:r>
           </w:p>
@@ -7502,7 +10842,6 @@
           <w:szCs w:val="24"/>
         </w:rPr>
       </w:pPr>
-      <w:proofErr w:type="spellStart"/>
       <w:r>
         <w:rPr>
           <w:rFonts w:ascii="Times New Roman" w:hAnsi="Times New Roman" w:cs="Times New Roman"/>
@@ -7511,31 +10850,8 @@
           <w:sz w:val="24"/>
           <w:szCs w:val="24"/>
         </w:rPr>
-        <w:t>Bayesian</w:t>
-      </w:r>
-      <w:proofErr w:type="spellEnd"/>
-      <w:r>
-        <w:rPr>
-          <w:rFonts w:ascii="Times New Roman" w:hAnsi="Times New Roman" w:cs="Times New Roman"/>
-          <w:b/>
-          <w:bCs/>
-          <w:sz w:val="24"/>
-          <w:szCs w:val="24"/>
-        </w:rPr>
-        <w:t xml:space="preserve"> </w:t>
-      </w:r>
-      <w:proofErr w:type="spellStart"/>
-      <w:r>
-        <w:rPr>
-          <w:rFonts w:ascii="Times New Roman" w:hAnsi="Times New Roman" w:cs="Times New Roman"/>
-          <w:b/>
-          <w:bCs/>
-          <w:sz w:val="24"/>
-          <w:szCs w:val="24"/>
-        </w:rPr>
-        <w:t>models</w:t>
-      </w:r>
-      <w:proofErr w:type="spellEnd"/>
+        <w:t>Bayesian models</w:t>
+      </w:r>
     </w:p>
     <w:p>
       <w:pPr>
@@ -7706,16 +11022,7 @@
             <w:szCs w:val="24"/>
             <w:lang w:val="en-US"/>
           </w:rPr>
-          <m:t>= μ+</m:t>
-        </m:r>
-        <m:r>
-          <w:rPr>
-            <w:rFonts w:ascii="Cambria Math" w:hAnsi="Cambria Math" w:cs="Times New Roman"/>
-            <w:sz w:val="24"/>
-            <w:szCs w:val="24"/>
-            <w:lang w:val="en-US"/>
-          </w:rPr>
-          <m:t>α</m:t>
+          <m:t>= μ+α</m:t>
         </m:r>
         <m:sSub>
           <m:sSubPr>
@@ -7759,16 +11066,7 @@
             <w:szCs w:val="24"/>
             <w:lang w:val="en-US"/>
           </w:rPr>
-          <m:t>+</m:t>
-        </m:r>
-        <m:r>
-          <w:rPr>
-            <w:rFonts w:ascii="Cambria Math" w:hAnsi="Cambria Math" w:cs="Times New Roman"/>
-            <w:sz w:val="24"/>
-            <w:szCs w:val="24"/>
-            <w:lang w:val="en-US"/>
-          </w:rPr>
-          <m:t>β</m:t>
+          <m:t>+β</m:t>
         </m:r>
         <m:sSub>
           <m:sSubPr>
@@ -7812,25 +11110,7 @@
             <w:szCs w:val="24"/>
             <w:lang w:val="en-US"/>
           </w:rPr>
-          <m:t>+</m:t>
-        </m:r>
-        <m:r>
-          <w:rPr>
-            <w:rFonts w:ascii="Cambria Math" w:hAnsi="Cambria Math" w:cs="Times New Roman"/>
-            <w:sz w:val="24"/>
-            <w:szCs w:val="24"/>
-            <w:lang w:val="en-US"/>
-          </w:rPr>
-          <m:t>γ</m:t>
-        </m:r>
-        <m:r>
-          <w:rPr>
-            <w:rFonts w:ascii="Cambria Math" w:hAnsi="Cambria Math" w:cs="Times New Roman"/>
-            <w:sz w:val="24"/>
-            <w:szCs w:val="24"/>
-            <w:lang w:val="en-US"/>
-          </w:rPr>
-          <m:t>(</m:t>
+          <m:t>+γ(</m:t>
         </m:r>
         <m:sSub>
           <m:sSubPr>
@@ -8030,27 +11310,7 @@
           <w:szCs w:val="24"/>
           <w:lang w:val="en-US"/>
         </w:rPr>
-        <w:t xml:space="preserve">Where </w:t>
-      </w:r>
-      <w:proofErr w:type="spellStart"/>
-      <w:r>
-        <w:rPr>
-          <w:rFonts w:ascii="Times New Roman" w:hAnsi="Times New Roman" w:cs="Times New Roman"/>
-          <w:sz w:val="24"/>
-          <w:szCs w:val="24"/>
-          <w:lang w:val="en-US"/>
-        </w:rPr>
-        <w:t>i</w:t>
-      </w:r>
-      <w:proofErr w:type="spellEnd"/>
-      <w:r>
-        <w:rPr>
-          <w:rFonts w:ascii="Times New Roman" w:hAnsi="Times New Roman" w:cs="Times New Roman"/>
-          <w:sz w:val="24"/>
-          <w:szCs w:val="24"/>
-          <w:lang w:val="en-US"/>
-        </w:rPr>
-        <w:t xml:space="preserve"> </w:t>
+        <w:t xml:space="preserve">Where i </w:t>
       </w:r>
       <w:r>
         <w:rPr>
@@ -8219,7 +11479,6 @@
           <w:sz w:val="24"/>
           <w:szCs w:val="24"/>
         </w:rPr>
-        <w:lastRenderedPageBreak/>
         <w:drawing>
           <wp:inline distT="0" distB="0" distL="0" distR="0" wp14:anchorId="68740B17" wp14:editId="1561C0D0">
             <wp:extent cx="5760720" cy="3542030"/>
@@ -8238,7 +11497,7 @@
                     </pic:cNvPicPr>
                   </pic:nvPicPr>
                   <pic:blipFill>
-                    <a:blip r:embed="rId5">
+                    <a:blip r:embed="rId6">
                       <a:extLst>
                         <a:ext uri="{28A0092B-C50C-407E-A947-70E740481C1C}">
                           <a14:useLocalDpi xmlns:a14="http://schemas.microsoft.com/office/drawing/2010/main" val="0"/>
@@ -8566,7 +11825,17 @@
           <w:szCs w:val="24"/>
           <w:lang w:val="en-US"/>
         </w:rPr>
-        <w:t>Note that the environment and treatment weights are not equivalent to ANOVA main effects, because the predictors were dummy</w:t>
+        <w:t xml:space="preserve">Note that </w:t>
+      </w:r>
+      <w:r>
+        <w:rPr>
+          <w:rFonts w:ascii="Times New Roman" w:eastAsiaTheme="minorEastAsia" w:hAnsi="Times New Roman" w:cs="Times New Roman"/>
+          <w:sz w:val="24"/>
+          <w:szCs w:val="24"/>
+          <w:lang w:val="en-US"/>
+        </w:rPr>
+        <w:lastRenderedPageBreak/>
+        <w:t>the environment and treatment weights are not equivalent to ANOVA main effects, because the predictors were dummy</w:t>
       </w:r>
       <w:r>
         <w:rPr>
@@ -8720,7 +11989,7 @@
                     </pic:cNvPicPr>
                   </pic:nvPicPr>
                   <pic:blipFill>
-                    <a:blip r:embed="rId6" cstate="print">
+                    <a:blip r:embed="rId7" cstate="print">
                       <a:extLst>
                         <a:ext uri="{28A0092B-C50C-407E-A947-70E740481C1C}">
                           <a14:useLocalDpi xmlns:a14="http://schemas.microsoft.com/office/drawing/2010/main" val="0"/>
@@ -8772,7 +12041,6 @@
           <w:szCs w:val="24"/>
           <w:lang w:val="en-US"/>
         </w:rPr>
-        <w:lastRenderedPageBreak/>
         <w:t xml:space="preserve">Note. </w:t>
       </w:r>
       <m:oMath>
@@ -9210,7 +12478,7 @@
   <w:abstractNum w:abstractNumId="0" w15:restartNumberingAfterBreak="0">
     <w:nsid w:val="10E70F96"/>
     <w:multiLevelType w:val="multilevel"/>
-    <w:tmpl w:val="8A36C0B6"/>
+    <w:tmpl w:val="AD10C218"/>
     <w:lvl w:ilvl="0">
       <w:start w:val="1"/>
       <w:numFmt w:val="decimal"/>
@@ -9224,7 +12492,7 @@
       </w:rPr>
     </w:lvl>
     <w:lvl w:ilvl="1">
-      <w:start w:val="2"/>
+      <w:start w:val="1"/>
       <w:numFmt w:val="decimal"/>
       <w:isLgl/>
       <w:lvlText w:val="%1.%2."/>
@@ -9441,11 +12709,100 @@
       </w:rPr>
     </w:lvl>
   </w:abstractNum>
+  <w:abstractNum w:abstractNumId="2" w15:restartNumberingAfterBreak="0">
+    <w:nsid w:val="7B45683F"/>
+    <w:multiLevelType w:val="hybridMultilevel"/>
+    <w:tmpl w:val="09323E58"/>
+    <w:lvl w:ilvl="0" w:tplc="0413000F">
+      <w:start w:val="1"/>
+      <w:numFmt w:val="decimal"/>
+      <w:lvlText w:val="%1."/>
+      <w:lvlJc w:val="left"/>
+      <w:pPr>
+        <w:ind w:left="720" w:hanging="360"/>
+      </w:pPr>
+    </w:lvl>
+    <w:lvl w:ilvl="1" w:tplc="04130019" w:tentative="1">
+      <w:start w:val="1"/>
+      <w:numFmt w:val="lowerLetter"/>
+      <w:lvlText w:val="%2."/>
+      <w:lvlJc w:val="left"/>
+      <w:pPr>
+        <w:ind w:left="1440" w:hanging="360"/>
+      </w:pPr>
+    </w:lvl>
+    <w:lvl w:ilvl="2" w:tplc="0413001B" w:tentative="1">
+      <w:start w:val="1"/>
+      <w:numFmt w:val="lowerRoman"/>
+      <w:lvlText w:val="%3."/>
+      <w:lvlJc w:val="right"/>
+      <w:pPr>
+        <w:ind w:left="2160" w:hanging="180"/>
+      </w:pPr>
+    </w:lvl>
+    <w:lvl w:ilvl="3" w:tplc="0413000F" w:tentative="1">
+      <w:start w:val="1"/>
+      <w:numFmt w:val="decimal"/>
+      <w:lvlText w:val="%4."/>
+      <w:lvlJc w:val="left"/>
+      <w:pPr>
+        <w:ind w:left="2880" w:hanging="360"/>
+      </w:pPr>
+    </w:lvl>
+    <w:lvl w:ilvl="4" w:tplc="04130019" w:tentative="1">
+      <w:start w:val="1"/>
+      <w:numFmt w:val="lowerLetter"/>
+      <w:lvlText w:val="%5."/>
+      <w:lvlJc w:val="left"/>
+      <w:pPr>
+        <w:ind w:left="3600" w:hanging="360"/>
+      </w:pPr>
+    </w:lvl>
+    <w:lvl w:ilvl="5" w:tplc="0413001B" w:tentative="1">
+      <w:start w:val="1"/>
+      <w:numFmt w:val="lowerRoman"/>
+      <w:lvlText w:val="%6."/>
+      <w:lvlJc w:val="right"/>
+      <w:pPr>
+        <w:ind w:left="4320" w:hanging="180"/>
+      </w:pPr>
+    </w:lvl>
+    <w:lvl w:ilvl="6" w:tplc="0413000F" w:tentative="1">
+      <w:start w:val="1"/>
+      <w:numFmt w:val="decimal"/>
+      <w:lvlText w:val="%7."/>
+      <w:lvlJc w:val="left"/>
+      <w:pPr>
+        <w:ind w:left="5040" w:hanging="360"/>
+      </w:pPr>
+    </w:lvl>
+    <w:lvl w:ilvl="7" w:tplc="04130019" w:tentative="1">
+      <w:start w:val="1"/>
+      <w:numFmt w:val="lowerLetter"/>
+      <w:lvlText w:val="%8."/>
+      <w:lvlJc w:val="left"/>
+      <w:pPr>
+        <w:ind w:left="5760" w:hanging="360"/>
+      </w:pPr>
+    </w:lvl>
+    <w:lvl w:ilvl="8" w:tplc="0413001B" w:tentative="1">
+      <w:start w:val="1"/>
+      <w:numFmt w:val="lowerRoman"/>
+      <w:lvlText w:val="%9."/>
+      <w:lvlJc w:val="right"/>
+      <w:pPr>
+        <w:ind w:left="6480" w:hanging="180"/>
+      </w:pPr>
+    </w:lvl>
+  </w:abstractNum>
   <w:num w:numId="1" w16cid:durableId="899756043">
     <w:abstractNumId w:val="0"/>
   </w:num>
   <w:num w:numId="2" w16cid:durableId="1005134111">
     <w:abstractNumId w:val="1"/>
+  </w:num>
+  <w:num w:numId="3" w16cid:durableId="1267543159">
+    <w:abstractNumId w:val="2"/>
   </w:num>
 </w:numbering>
 </file>
@@ -10053,7 +13410,6 @@
   <w:style w:type="character" w:default="1" w:styleId="DefaultParagraphFont">
     <w:name w:val="Default Paragraph Font"/>
     <w:uiPriority w:val="1"/>
-    <w:semiHidden/>
     <w:unhideWhenUsed/>
   </w:style>
   <w:style w:type="table" w:default="1" w:styleId="TableNormal">

--- a/Appendix.docx
+++ b/Appendix.docx
@@ -253,27 +253,7 @@
           <w:szCs w:val="20"/>
           <w:lang w:val="en-US"/>
         </w:rPr>
-        <w:t xml:space="preserve">Weight (g) plotted as a function of days after separation. Data beyond the treatment period are not shown, as weights were only </w:t>
-      </w:r>
-      <w:r>
-        <w:rPr>
-          <w:b w:val="0"/>
-          <w:bCs w:val="0"/>
-          <w:sz w:val="24"/>
-          <w:szCs w:val="20"/>
-          <w:lang w:val="en-US"/>
-        </w:rPr>
-        <w:t>assessed</w:t>
-      </w:r>
-      <w:r>
-        <w:rPr>
-          <w:b w:val="0"/>
-          <w:bCs w:val="0"/>
-          <w:sz w:val="24"/>
-          <w:szCs w:val="20"/>
-          <w:lang w:val="en-US"/>
-        </w:rPr>
-        <w:t xml:space="preserve"> during treatment.</w:t>
+        <w:t>Weight (g) plotted as a function of days after separation. Data beyond the treatment period are not shown, as weights were only assessed during treatment.</w:t>
       </w:r>
     </w:p>
     <w:p>
@@ -2102,15 +2082,7 @@
           <w:szCs w:val="20"/>
           <w:lang w:val="en-US"/>
         </w:rPr>
-        <w:t>Table I</w:t>
-      </w:r>
-      <w:r>
-        <w:rPr>
-          <w:sz w:val="24"/>
-          <w:szCs w:val="20"/>
-          <w:lang w:val="en-US"/>
-        </w:rPr>
-        <w:t>I</w:t>
+        <w:t>Table II</w:t>
       </w:r>
     </w:p>
     <w:p>
@@ -2137,31 +2109,7 @@
           <w:szCs w:val="20"/>
           <w:lang w:val="en-US"/>
         </w:rPr>
-        <w:t>Bayesian results from</w:t>
-      </w:r>
-      <w:r>
-        <w:rPr>
-          <w:b w:val="0"/>
-          <w:bCs w:val="0"/>
-          <w:i/>
-          <w:iCs/>
-          <w:sz w:val="24"/>
-          <w:szCs w:val="20"/>
-          <w:lang w:val="en-US"/>
-        </w:rPr>
-        <w:t xml:space="preserve"> </w:t>
-      </w:r>
-      <w:r>
-        <w:rPr>
-          <w:b w:val="0"/>
-          <w:bCs w:val="0"/>
-          <w:i/>
-          <w:iCs/>
-          <w:sz w:val="24"/>
-          <w:szCs w:val="20"/>
-          <w:lang w:val="en-US"/>
-        </w:rPr>
-        <w:t>the weight analysis</w:t>
+        <w:t>Bayesian results from the weight analysis</w:t>
       </w:r>
     </w:p>
     <w:tbl>
@@ -5270,15 +5218,6 @@
           <w:lang w:val="en-US"/>
         </w:rPr>
         <w:tab/>
-      </w:r>
-      <w:r>
-        <w:rPr>
-          <w:i/>
-          <w:iCs/>
-          <w:sz w:val="24"/>
-          <w:szCs w:val="20"/>
-          <w:lang w:val="en-US"/>
-        </w:rPr>
         <w:t>Morris water maze</w:t>
       </w:r>
     </w:p>
@@ -10966,7 +10905,106 @@
           <w:szCs w:val="24"/>
           <w:lang w:val="en-US"/>
         </w:rPr>
-        <w:t>When we conduct a two-way ANOVA in a Bayesian framework we can formulate it as a linear model and fit it on dummy coded predictors (0/1), and calculate the effects from the posterior:</w:t>
+        <w:t>When we conduct a two-way ANOVA in a Bayesian framework, we can express it as a linear model with dummy-coded predictors (</w:t>
+      </w:r>
+      <m:oMath>
+        <m:sSub>
+          <m:sSubPr>
+            <m:ctrlPr>
+              <w:rPr>
+                <w:rFonts w:ascii="Cambria Math" w:hAnsi="Cambria Math" w:cs="Times New Roman"/>
+                <w:i/>
+                <w:sz w:val="24"/>
+                <w:szCs w:val="24"/>
+                <w:lang w:val="en-US"/>
+              </w:rPr>
+            </m:ctrlPr>
+          </m:sSubPr>
+          <m:e>
+            <m:r>
+              <w:rPr>
+                <w:rFonts w:ascii="Cambria Math" w:hAnsi="Cambria Math" w:cs="Times New Roman"/>
+                <w:sz w:val="24"/>
+                <w:szCs w:val="24"/>
+                <w:lang w:val="en-US"/>
+              </w:rPr>
+              <m:t>x</m:t>
+            </m:r>
+          </m:e>
+          <m:sub>
+            <m:r>
+              <w:rPr>
+                <w:rFonts w:ascii="Cambria Math" w:hAnsi="Cambria Math" w:cs="Times New Roman"/>
+                <w:sz w:val="24"/>
+                <w:szCs w:val="24"/>
+                <w:lang w:val="en-US"/>
+              </w:rPr>
+              <m:t>1</m:t>
+            </m:r>
+          </m:sub>
+        </m:sSub>
+        <m:r>
+          <w:rPr>
+            <w:rFonts w:ascii="Cambria Math" w:hAnsi="Cambria Math" w:cs="Times New Roman"/>
+            <w:sz w:val="24"/>
+            <w:szCs w:val="24"/>
+            <w:lang w:val="en-US"/>
+          </w:rPr>
+          <m:t>,</m:t>
+        </m:r>
+        <m:sSub>
+          <m:sSubPr>
+            <m:ctrlPr>
+              <w:rPr>
+                <w:rFonts w:ascii="Cambria Math" w:hAnsi="Cambria Math" w:cs="Times New Roman"/>
+                <w:i/>
+                <w:sz w:val="24"/>
+                <w:szCs w:val="24"/>
+                <w:lang w:val="en-US"/>
+              </w:rPr>
+            </m:ctrlPr>
+          </m:sSubPr>
+          <m:e>
+            <m:r>
+              <w:rPr>
+                <w:rFonts w:ascii="Cambria Math" w:hAnsi="Cambria Math" w:cs="Times New Roman"/>
+                <w:sz w:val="24"/>
+                <w:szCs w:val="24"/>
+                <w:lang w:val="en-US"/>
+              </w:rPr>
+              <m:t>x</m:t>
+            </m:r>
+          </m:e>
+          <m:sub>
+            <m:r>
+              <w:rPr>
+                <w:rFonts w:ascii="Cambria Math" w:hAnsi="Cambria Math" w:cs="Times New Roman"/>
+                <w:sz w:val="24"/>
+                <w:szCs w:val="24"/>
+                <w:lang w:val="en-US"/>
+              </w:rPr>
+              <m:t>2</m:t>
+            </m:r>
+          </m:sub>
+        </m:sSub>
+        <m:r>
+          <w:rPr>
+            <w:rFonts w:ascii="Cambria Math" w:eastAsiaTheme="minorEastAsia" w:hAnsi="Cambria Math" w:cs="Times New Roman"/>
+            <w:sz w:val="24"/>
+            <w:szCs w:val="24"/>
+            <w:lang w:val="en-US"/>
+          </w:rPr>
+          <m:t>∈{0,1}</m:t>
+        </m:r>
+      </m:oMath>
+      <w:r>
+        <w:rPr>
+          <w:rFonts w:ascii="Times New Roman" w:hAnsi="Times New Roman" w:cs="Times New Roman"/>
+          <w:sz w:val="24"/>
+          <w:szCs w:val="24"/>
+          <w:lang w:val="en-US"/>
+        </w:rPr>
+        <w:t>) and estimate the effects directly from the posterior:</w:t>
       </w:r>
     </w:p>
     <w:p>
@@ -11310,7 +11348,7 @@
           <w:szCs w:val="24"/>
           <w:lang w:val="en-US"/>
         </w:rPr>
-        <w:t xml:space="preserve">Where i </w:t>
+        <w:t xml:space="preserve"> </w:t>
       </w:r>
       <w:r>
         <w:rPr>
@@ -11319,6 +11357,35 @@
           <w:szCs w:val="24"/>
           <w:lang w:val="en-US"/>
         </w:rPr>
+        <w:t>Where</w:t>
+      </w:r>
+      <w:r>
+        <w:rPr>
+          <w:rFonts w:ascii="Times New Roman" w:hAnsi="Times New Roman" w:cs="Times New Roman"/>
+          <w:i/>
+          <w:iCs/>
+          <w:sz w:val="24"/>
+          <w:szCs w:val="24"/>
+          <w:lang w:val="en-US"/>
+        </w:rPr>
+        <w:t xml:space="preserve"> i</w:t>
+      </w:r>
+      <w:r>
+        <w:rPr>
+          <w:rFonts w:ascii="Times New Roman" w:hAnsi="Times New Roman" w:cs="Times New Roman"/>
+          <w:sz w:val="24"/>
+          <w:szCs w:val="24"/>
+          <w:lang w:val="en-US"/>
+        </w:rPr>
+        <w:t xml:space="preserve"> </w:t>
+      </w:r>
+      <w:r>
+        <w:rPr>
+          <w:rFonts w:ascii="Times New Roman" w:hAnsi="Times New Roman" w:cs="Times New Roman"/>
+          <w:sz w:val="24"/>
+          <w:szCs w:val="24"/>
+          <w:lang w:val="en-US"/>
+        </w:rPr>
         <w:t xml:space="preserve">indexes </w:t>
       </w:r>
       <w:r>
@@ -11328,21 +11395,574 @@
           <w:szCs w:val="24"/>
           <w:lang w:val="en-US"/>
         </w:rPr>
-        <w:t xml:space="preserve">subject and j = trial, </w:t>
+        <w:t xml:space="preserve">subject and </w:t>
       </w:r>
       <w:r>
         <w:rPr>
           <w:rFonts w:ascii="Times New Roman" w:hAnsi="Times New Roman" w:cs="Times New Roman"/>
-          <w:sz w:val="24"/>
-          <w:szCs w:val="24"/>
-          <w:lang w:val="en-US"/>
-        </w:rPr>
-        <w:t xml:space="preserve">α is the weight of factor 1, β is the weight of factor 2 and γ is the interaction weight </w:t>
+          <w:i/>
+          <w:iCs/>
+          <w:sz w:val="24"/>
+          <w:szCs w:val="24"/>
+          <w:lang w:val="en-US"/>
+        </w:rPr>
+        <w:t>j</w:t>
+      </w:r>
+      <w:r>
+        <w:rPr>
+          <w:rFonts w:ascii="Times New Roman" w:hAnsi="Times New Roman" w:cs="Times New Roman"/>
+          <w:sz w:val="24"/>
+          <w:szCs w:val="24"/>
+          <w:lang w:val="en-US"/>
+        </w:rPr>
+        <w:t xml:space="preserve"> </w:t>
+      </w:r>
+      <w:r>
+        <w:rPr>
+          <w:rFonts w:ascii="Times New Roman" w:hAnsi="Times New Roman" w:cs="Times New Roman"/>
+          <w:sz w:val="24"/>
+          <w:szCs w:val="24"/>
+          <w:lang w:val="en-US"/>
+        </w:rPr>
+        <w:t xml:space="preserve">indexes </w:t>
+      </w:r>
+      <w:r>
+        <w:rPr>
+          <w:rFonts w:ascii="Times New Roman" w:hAnsi="Times New Roman" w:cs="Times New Roman"/>
+          <w:sz w:val="24"/>
+          <w:szCs w:val="24"/>
+          <w:lang w:val="en-US"/>
+        </w:rPr>
+        <w:t xml:space="preserve">trial, </w:t>
+      </w:r>
+      <w:r>
+        <w:rPr>
+          <w:rFonts w:ascii="Times New Roman" w:hAnsi="Times New Roman" w:cs="Times New Roman"/>
+          <w:i/>
+          <w:iCs/>
+          <w:sz w:val="24"/>
+          <w:szCs w:val="24"/>
+          <w:lang w:val="en-US"/>
+        </w:rPr>
+        <w:t xml:space="preserve">α </w:t>
+      </w:r>
+      <w:r>
+        <w:rPr>
+          <w:rFonts w:ascii="Times New Roman" w:hAnsi="Times New Roman" w:cs="Times New Roman"/>
+          <w:sz w:val="24"/>
+          <w:szCs w:val="24"/>
+          <w:lang w:val="en-US"/>
+        </w:rPr>
+        <w:t>represents</w:t>
+      </w:r>
+      <w:r>
+        <w:rPr>
+          <w:rFonts w:ascii="Times New Roman" w:hAnsi="Times New Roman" w:cs="Times New Roman"/>
+          <w:sz w:val="24"/>
+          <w:szCs w:val="24"/>
+          <w:lang w:val="en-US"/>
+        </w:rPr>
+        <w:t xml:space="preserve"> the weight of </w:t>
+      </w:r>
+      <w:r>
+        <w:rPr>
+          <w:rFonts w:ascii="Times New Roman" w:hAnsi="Times New Roman" w:cs="Times New Roman"/>
+          <w:sz w:val="24"/>
+          <w:szCs w:val="24"/>
+          <w:lang w:val="en-US"/>
+        </w:rPr>
+        <w:t>treatment</w:t>
+      </w:r>
+      <w:r>
+        <w:rPr>
+          <w:rFonts w:ascii="Times New Roman" w:hAnsi="Times New Roman" w:cs="Times New Roman"/>
+          <w:sz w:val="24"/>
+          <w:szCs w:val="24"/>
+          <w:lang w:val="en-US"/>
+        </w:rPr>
+        <w:t xml:space="preserve">, </w:t>
+      </w:r>
+      <w:r>
+        <w:rPr>
+          <w:rFonts w:ascii="Times New Roman" w:hAnsi="Times New Roman" w:cs="Times New Roman"/>
+          <w:i/>
+          <w:iCs/>
+          <w:sz w:val="24"/>
+          <w:szCs w:val="24"/>
+          <w:lang w:val="en-US"/>
+        </w:rPr>
+        <w:t>β</w:t>
+      </w:r>
+      <w:r>
+        <w:rPr>
+          <w:rFonts w:ascii="Times New Roman" w:hAnsi="Times New Roman" w:cs="Times New Roman"/>
+          <w:sz w:val="24"/>
+          <w:szCs w:val="24"/>
+          <w:lang w:val="en-US"/>
+        </w:rPr>
+        <w:t xml:space="preserve"> the weight of </w:t>
+      </w:r>
+      <w:r>
+        <w:rPr>
+          <w:rFonts w:ascii="Times New Roman" w:hAnsi="Times New Roman" w:cs="Times New Roman"/>
+          <w:sz w:val="24"/>
+          <w:szCs w:val="24"/>
+          <w:lang w:val="en-US"/>
+        </w:rPr>
+        <w:t>environment</w:t>
+      </w:r>
+      <w:r>
+        <w:rPr>
+          <w:rFonts w:ascii="Times New Roman" w:hAnsi="Times New Roman" w:cs="Times New Roman"/>
+          <w:sz w:val="24"/>
+          <w:szCs w:val="24"/>
+          <w:lang w:val="en-US"/>
+        </w:rPr>
+        <w:t xml:space="preserve"> and </w:t>
+      </w:r>
+      <w:r>
+        <w:rPr>
+          <w:rFonts w:ascii="Times New Roman" w:hAnsi="Times New Roman" w:cs="Times New Roman"/>
+          <w:i/>
+          <w:iCs/>
+          <w:sz w:val="24"/>
+          <w:szCs w:val="24"/>
+          <w:lang w:val="en-US"/>
+        </w:rPr>
+        <w:t>γ</w:t>
+      </w:r>
+      <w:r>
+        <w:rPr>
+          <w:rFonts w:ascii="Times New Roman" w:hAnsi="Times New Roman" w:cs="Times New Roman"/>
+          <w:sz w:val="24"/>
+          <w:szCs w:val="24"/>
+          <w:lang w:val="en-US"/>
+        </w:rPr>
+        <w:t xml:space="preserve"> the interaction weight</w:t>
+      </w:r>
+      <w:r>
+        <w:rPr>
+          <w:rFonts w:ascii="Times New Roman" w:hAnsi="Times New Roman" w:cs="Times New Roman"/>
+          <w:sz w:val="24"/>
+          <w:szCs w:val="24"/>
+          <w:lang w:val="en-US"/>
+        </w:rPr>
+        <w:t xml:space="preserve">. </w:t>
+      </w:r>
+      <w:r>
+        <w:rPr>
+          <w:rFonts w:ascii="Times New Roman" w:hAnsi="Times New Roman" w:cs="Times New Roman"/>
+          <w:sz w:val="24"/>
+          <w:szCs w:val="24"/>
+          <w:lang w:val="en-US"/>
+        </w:rPr>
+        <w:t>This structure has the convenient property that each condition mean can be written as a combination of the model parameters. If we code environment as 0 = PE and 1 = EE, and treatment as 0 = Saline and 1 = CVAD, then the four condition means become:</w:t>
       </w:r>
     </w:p>
+    <w:tbl>
+      <w:tblPr>
+        <w:tblStyle w:val="TableGrid"/>
+        <w:tblpPr w:leftFromText="141" w:rightFromText="141" w:vertAnchor="page" w:horzAnchor="page" w:tblpX="2986" w:tblpY="8056"/>
+        <w:tblW w:w="6798" w:type="dxa"/>
+        <w:tblBorders>
+          <w:top w:val="none" w:sz="0" w:space="0" w:color="auto"/>
+          <w:left w:val="none" w:sz="0" w:space="0" w:color="auto"/>
+          <w:bottom w:val="none" w:sz="0" w:space="0" w:color="auto"/>
+          <w:right w:val="none" w:sz="0" w:space="0" w:color="auto"/>
+          <w:insideH w:val="none" w:sz="0" w:space="0" w:color="auto"/>
+          <w:insideV w:val="none" w:sz="0" w:space="0" w:color="auto"/>
+        </w:tblBorders>
+        <w:tblLook w:val="04A0" w:firstRow="1" w:lastRow="0" w:firstColumn="1" w:lastColumn="0" w:noHBand="0" w:noVBand="1"/>
+      </w:tblPr>
+      <w:tblGrid>
+        <w:gridCol w:w="2266"/>
+        <w:gridCol w:w="2266"/>
+        <w:gridCol w:w="2266"/>
+      </w:tblGrid>
+      <w:tr>
+        <w:trPr>
+          <w:trHeight w:val="737"/>
+        </w:trPr>
+        <w:tc>
+          <w:tcPr>
+            <w:tcW w:w="2266" w:type="dxa"/>
+            <w:tcBorders>
+              <w:bottom w:val="single" w:sz="12" w:space="0" w:color="auto"/>
+              <w:right w:val="single" w:sz="12" w:space="0" w:color="auto"/>
+            </w:tcBorders>
+            <w:vAlign w:val="center"/>
+          </w:tcPr>
+          <w:p>
+            <w:pPr>
+              <w:jc w:val="center"/>
+              <w:rPr>
+                <w:rFonts w:ascii="Times New Roman" w:hAnsi="Times New Roman" w:cs="Times New Roman"/>
+                <w:b/>
+                <w:bCs/>
+                <w:i/>
+                <w:iCs/>
+                <w:sz w:val="24"/>
+                <w:szCs w:val="24"/>
+                <w:lang w:val="en-US"/>
+              </w:rPr>
+            </w:pPr>
+          </w:p>
+        </w:tc>
+        <w:tc>
+          <w:tcPr>
+            <w:tcW w:w="4532" w:type="dxa"/>
+            <w:gridSpan w:val="2"/>
+            <w:tcBorders>
+              <w:left w:val="single" w:sz="12" w:space="0" w:color="auto"/>
+            </w:tcBorders>
+            <w:vAlign w:val="center"/>
+          </w:tcPr>
+          <w:p>
+            <w:pPr>
+              <w:jc w:val="center"/>
+              <w:rPr>
+                <w:rFonts w:ascii="Times New Roman" w:hAnsi="Times New Roman" w:cs="Times New Roman"/>
+                <w:b/>
+                <w:bCs/>
+                <w:i/>
+                <w:iCs/>
+                <w:sz w:val="24"/>
+                <w:szCs w:val="24"/>
+                <w:lang w:val="en-US"/>
+              </w:rPr>
+            </w:pPr>
+            <w:r>
+              <w:rPr>
+                <w:rFonts w:ascii="Times New Roman" w:hAnsi="Times New Roman" w:cs="Times New Roman"/>
+                <w:b/>
+                <w:bCs/>
+                <w:i/>
+                <w:iCs/>
+                <w:sz w:val="24"/>
+                <w:szCs w:val="24"/>
+                <w:lang w:val="en-US"/>
+              </w:rPr>
+              <w:t>Treatment</w:t>
+            </w:r>
+          </w:p>
+        </w:tc>
+      </w:tr>
+      <w:tr>
+        <w:trPr>
+          <w:trHeight w:val="737"/>
+        </w:trPr>
+        <w:tc>
+          <w:tcPr>
+            <w:tcW w:w="2266" w:type="dxa"/>
+            <w:tcBorders>
+              <w:top w:val="single" w:sz="12" w:space="0" w:color="auto"/>
+              <w:bottom w:val="single" w:sz="12" w:space="0" w:color="auto"/>
+              <w:right w:val="single" w:sz="12" w:space="0" w:color="auto"/>
+            </w:tcBorders>
+            <w:vAlign w:val="center"/>
+          </w:tcPr>
+          <w:p>
+            <w:pPr>
+              <w:rPr>
+                <w:rFonts w:ascii="Times New Roman" w:hAnsi="Times New Roman" w:cs="Times New Roman"/>
+                <w:sz w:val="24"/>
+                <w:szCs w:val="24"/>
+                <w:lang w:val="en-US"/>
+              </w:rPr>
+            </w:pPr>
+            <w:r>
+              <w:rPr>
+                <w:rFonts w:ascii="Times New Roman" w:hAnsi="Times New Roman" w:cs="Times New Roman"/>
+                <w:b/>
+                <w:bCs/>
+                <w:i/>
+                <w:iCs/>
+                <w:sz w:val="24"/>
+                <w:szCs w:val="24"/>
+                <w:lang w:val="en-US"/>
+              </w:rPr>
+              <w:t>Environment</w:t>
+            </w:r>
+          </w:p>
+        </w:tc>
+        <w:tc>
+          <w:tcPr>
+            <w:tcW w:w="2266" w:type="dxa"/>
+            <w:tcBorders>
+              <w:top w:val="single" w:sz="12" w:space="0" w:color="auto"/>
+              <w:left w:val="single" w:sz="12" w:space="0" w:color="auto"/>
+              <w:bottom w:val="single" w:sz="12" w:space="0" w:color="auto"/>
+            </w:tcBorders>
+            <w:vAlign w:val="center"/>
+          </w:tcPr>
+          <w:p>
+            <w:pPr>
+              <w:jc w:val="center"/>
+              <w:rPr>
+                <w:rFonts w:ascii="Times New Roman" w:hAnsi="Times New Roman" w:cs="Times New Roman"/>
+                <w:i/>
+                <w:iCs/>
+                <w:sz w:val="24"/>
+                <w:szCs w:val="24"/>
+                <w:lang w:val="en-US"/>
+              </w:rPr>
+            </w:pPr>
+            <w:r>
+              <w:rPr>
+                <w:rFonts w:ascii="Times New Roman" w:hAnsi="Times New Roman" w:cs="Times New Roman"/>
+                <w:i/>
+                <w:iCs/>
+                <w:sz w:val="24"/>
+                <w:szCs w:val="24"/>
+                <w:lang w:val="en-US"/>
+              </w:rPr>
+              <w:t>Saline</w:t>
+            </w:r>
+          </w:p>
+        </w:tc>
+        <w:tc>
+          <w:tcPr>
+            <w:tcW w:w="2266" w:type="dxa"/>
+            <w:tcBorders>
+              <w:top w:val="single" w:sz="12" w:space="0" w:color="auto"/>
+              <w:bottom w:val="single" w:sz="12" w:space="0" w:color="auto"/>
+            </w:tcBorders>
+            <w:vAlign w:val="center"/>
+          </w:tcPr>
+          <w:p>
+            <w:pPr>
+              <w:jc w:val="center"/>
+              <w:rPr>
+                <w:rFonts w:ascii="Times New Roman" w:hAnsi="Times New Roman" w:cs="Times New Roman"/>
+                <w:i/>
+                <w:iCs/>
+                <w:sz w:val="24"/>
+                <w:szCs w:val="24"/>
+                <w:lang w:val="en-US"/>
+              </w:rPr>
+            </w:pPr>
+            <w:r>
+              <w:rPr>
+                <w:rFonts w:ascii="Times New Roman" w:hAnsi="Times New Roman" w:cs="Times New Roman"/>
+                <w:i/>
+                <w:iCs/>
+                <w:sz w:val="24"/>
+                <w:szCs w:val="24"/>
+                <w:lang w:val="en-US"/>
+              </w:rPr>
+              <w:t>CVAD</w:t>
+            </w:r>
+          </w:p>
+        </w:tc>
+      </w:tr>
+      <w:tr>
+        <w:trPr>
+          <w:trHeight w:val="737"/>
+        </w:trPr>
+        <w:tc>
+          <w:tcPr>
+            <w:tcW w:w="2266" w:type="dxa"/>
+            <w:tcBorders>
+              <w:top w:val="single" w:sz="12" w:space="0" w:color="auto"/>
+              <w:right w:val="single" w:sz="12" w:space="0" w:color="auto"/>
+            </w:tcBorders>
+            <w:vAlign w:val="center"/>
+          </w:tcPr>
+          <w:p>
+            <w:pPr>
+              <w:rPr>
+                <w:rFonts w:ascii="Times New Roman" w:hAnsi="Times New Roman" w:cs="Times New Roman"/>
+                <w:i/>
+                <w:iCs/>
+                <w:sz w:val="24"/>
+                <w:szCs w:val="24"/>
+                <w:lang w:val="en-US"/>
+              </w:rPr>
+            </w:pPr>
+            <w:r>
+              <w:rPr>
+                <w:rFonts w:ascii="Times New Roman" w:hAnsi="Times New Roman" w:cs="Times New Roman"/>
+                <w:i/>
+                <w:iCs/>
+                <w:sz w:val="24"/>
+                <w:szCs w:val="24"/>
+                <w:lang w:val="en-US"/>
+              </w:rPr>
+              <w:t>PE</w:t>
+            </w:r>
+          </w:p>
+        </w:tc>
+        <w:tc>
+          <w:tcPr>
+            <w:tcW w:w="2266" w:type="dxa"/>
+            <w:tcBorders>
+              <w:top w:val="single" w:sz="12" w:space="0" w:color="auto"/>
+              <w:left w:val="single" w:sz="12" w:space="0" w:color="auto"/>
+            </w:tcBorders>
+            <w:vAlign w:val="center"/>
+          </w:tcPr>
+          <w:p>
+            <w:pPr>
+              <w:jc w:val="center"/>
+              <w:rPr>
+                <w:rFonts w:ascii="Times New Roman" w:hAnsi="Times New Roman" w:cs="Times New Roman"/>
+                <w:sz w:val="24"/>
+                <w:szCs w:val="24"/>
+                <w:lang w:val="en-US"/>
+              </w:rPr>
+            </w:pPr>
+            <m:oMathPara>
+              <m:oMath>
+                <m:r>
+                  <w:rPr>
+                    <w:rFonts w:ascii="Cambria Math" w:hAnsi="Cambria Math" w:cs="Times New Roman"/>
+                    <w:sz w:val="24"/>
+                    <w:szCs w:val="24"/>
+                    <w:lang w:val="en-US"/>
+                  </w:rPr>
+                  <m:t>μ</m:t>
+                </m:r>
+              </m:oMath>
+            </m:oMathPara>
+          </w:p>
+        </w:tc>
+        <w:tc>
+          <w:tcPr>
+            <w:tcW w:w="2266" w:type="dxa"/>
+            <w:tcBorders>
+              <w:top w:val="single" w:sz="12" w:space="0" w:color="auto"/>
+            </w:tcBorders>
+            <w:vAlign w:val="center"/>
+          </w:tcPr>
+          <w:p>
+            <w:pPr>
+              <w:jc w:val="center"/>
+              <w:rPr>
+                <w:rFonts w:ascii="Times New Roman" w:hAnsi="Times New Roman" w:cs="Times New Roman"/>
+                <w:sz w:val="24"/>
+                <w:szCs w:val="24"/>
+                <w:lang w:val="en-US"/>
+              </w:rPr>
+            </w:pPr>
+            <m:oMathPara>
+              <m:oMath>
+                <m:r>
+                  <w:rPr>
+                    <w:rFonts w:ascii="Cambria Math" w:hAnsi="Cambria Math" w:cs="Times New Roman"/>
+                    <w:sz w:val="24"/>
+                    <w:szCs w:val="24"/>
+                    <w:lang w:val="en-US"/>
+                  </w:rPr>
+                  <m:t>μ+ α</m:t>
+                </m:r>
+              </m:oMath>
+            </m:oMathPara>
+          </w:p>
+        </w:tc>
+      </w:tr>
+      <w:tr>
+        <w:trPr>
+          <w:trHeight w:val="737"/>
+        </w:trPr>
+        <w:tc>
+          <w:tcPr>
+            <w:tcW w:w="2266" w:type="dxa"/>
+            <w:tcBorders>
+              <w:right w:val="single" w:sz="12" w:space="0" w:color="auto"/>
+            </w:tcBorders>
+            <w:vAlign w:val="center"/>
+          </w:tcPr>
+          <w:p>
+            <w:pPr>
+              <w:rPr>
+                <w:rFonts w:ascii="Times New Roman" w:hAnsi="Times New Roman" w:cs="Times New Roman"/>
+                <w:i/>
+                <w:iCs/>
+                <w:sz w:val="24"/>
+                <w:szCs w:val="24"/>
+                <w:lang w:val="en-US"/>
+              </w:rPr>
+            </w:pPr>
+            <w:r>
+              <w:rPr>
+                <w:rFonts w:ascii="Times New Roman" w:hAnsi="Times New Roman" w:cs="Times New Roman"/>
+                <w:i/>
+                <w:iCs/>
+                <w:sz w:val="24"/>
+                <w:szCs w:val="24"/>
+                <w:lang w:val="en-US"/>
+              </w:rPr>
+              <w:t>EE</w:t>
+            </w:r>
+          </w:p>
+        </w:tc>
+        <w:tc>
+          <w:tcPr>
+            <w:tcW w:w="2266" w:type="dxa"/>
+            <w:tcBorders>
+              <w:left w:val="single" w:sz="12" w:space="0" w:color="auto"/>
+            </w:tcBorders>
+            <w:vAlign w:val="center"/>
+          </w:tcPr>
+          <w:p>
+            <w:pPr>
+              <w:jc w:val="center"/>
+              <w:rPr>
+                <w:rFonts w:ascii="Times New Roman" w:hAnsi="Times New Roman" w:cs="Times New Roman"/>
+                <w:sz w:val="24"/>
+                <w:szCs w:val="24"/>
+                <w:lang w:val="en-US"/>
+              </w:rPr>
+            </w:pPr>
+            <m:oMathPara>
+              <m:oMath>
+                <m:r>
+                  <w:rPr>
+                    <w:rFonts w:ascii="Cambria Math" w:hAnsi="Cambria Math" w:cs="Times New Roman"/>
+                    <w:sz w:val="24"/>
+                    <w:szCs w:val="24"/>
+                    <w:lang w:val="en-US"/>
+                  </w:rPr>
+                  <m:t>μ+ β</m:t>
+                </m:r>
+              </m:oMath>
+            </m:oMathPara>
+          </w:p>
+        </w:tc>
+        <w:tc>
+          <w:tcPr>
+            <w:tcW w:w="2266" w:type="dxa"/>
+            <w:vAlign w:val="center"/>
+          </w:tcPr>
+          <w:p>
+            <w:pPr>
+              <w:jc w:val="center"/>
+              <w:rPr>
+                <w:rFonts w:ascii="Times New Roman" w:hAnsi="Times New Roman" w:cs="Times New Roman"/>
+                <w:sz w:val="24"/>
+                <w:szCs w:val="24"/>
+                <w:lang w:val="en-US"/>
+              </w:rPr>
+            </w:pPr>
+            <m:oMathPara>
+              <m:oMath>
+                <m:r>
+                  <w:rPr>
+                    <w:rFonts w:ascii="Cambria Math" w:hAnsi="Cambria Math" w:cs="Times New Roman"/>
+                    <w:sz w:val="24"/>
+                    <w:szCs w:val="24"/>
+                    <w:lang w:val="en-US"/>
+                  </w:rPr>
+                  <m:t>μ+ α+ β+ γ</m:t>
+                </m:r>
+              </m:oMath>
+            </m:oMathPara>
+          </w:p>
+        </w:tc>
+      </w:tr>
+    </w:tbl>
     <w:p>
       <w:pPr>
-        <w:ind w:firstLine="709"/>
         <w:rPr>
           <w:rFonts w:ascii="Times New Roman" w:hAnsi="Times New Roman" w:cs="Times New Roman"/>
           <w:sz w:val="24"/>
@@ -11364,6 +11984,78 @@
     </w:p>
     <w:p>
       <w:pPr>
+        <w:ind w:firstLine="709"/>
+        <w:rPr>
+          <w:rFonts w:ascii="Times New Roman" w:hAnsi="Times New Roman" w:cs="Times New Roman"/>
+          <w:sz w:val="24"/>
+          <w:szCs w:val="24"/>
+          <w:lang w:val="en-US"/>
+        </w:rPr>
+      </w:pPr>
+    </w:p>
+    <w:p>
+      <w:pPr>
+        <w:ind w:firstLine="709"/>
+        <w:rPr>
+          <w:rFonts w:ascii="Times New Roman" w:hAnsi="Times New Roman" w:cs="Times New Roman"/>
+          <w:sz w:val="24"/>
+          <w:szCs w:val="24"/>
+          <w:lang w:val="en-US"/>
+        </w:rPr>
+      </w:pPr>
+    </w:p>
+    <w:p>
+      <w:pPr>
+        <w:ind w:firstLine="709"/>
+        <w:rPr>
+          <w:rFonts w:ascii="Times New Roman" w:hAnsi="Times New Roman" w:cs="Times New Roman"/>
+          <w:sz w:val="24"/>
+          <w:szCs w:val="24"/>
+          <w:lang w:val="en-US"/>
+        </w:rPr>
+      </w:pPr>
+    </w:p>
+    <w:p>
+      <w:pPr>
+        <w:ind w:firstLine="709"/>
+        <w:rPr>
+          <w:rFonts w:ascii="Times New Roman" w:hAnsi="Times New Roman" w:cs="Times New Roman"/>
+          <w:sz w:val="24"/>
+          <w:szCs w:val="24"/>
+          <w:lang w:val="en-US"/>
+        </w:rPr>
+      </w:pPr>
+    </w:p>
+    <w:p>
+      <w:pPr>
+        <w:rPr>
+          <w:rFonts w:ascii="Times New Roman" w:hAnsi="Times New Roman" w:cs="Times New Roman"/>
+          <w:sz w:val="24"/>
+          <w:szCs w:val="24"/>
+          <w:lang w:val="en-US"/>
+        </w:rPr>
+      </w:pPr>
+    </w:p>
+    <w:p>
+      <w:pPr>
+        <w:ind w:firstLine="709"/>
+        <w:rPr>
+          <w:rFonts w:ascii="Times New Roman" w:hAnsi="Times New Roman" w:cs="Times New Roman"/>
+          <w:sz w:val="24"/>
+          <w:szCs w:val="24"/>
+          <w:lang w:val="en-US"/>
+        </w:rPr>
+      </w:pPr>
+      <w:r>
+        <w:rPr>
+          <w:rFonts w:ascii="Times New Roman" w:hAnsi="Times New Roman" w:cs="Times New Roman"/>
+          <w:sz w:val="24"/>
+          <w:szCs w:val="24"/>
+          <w:lang w:val="en-US"/>
+        </w:rPr>
+        <w:t>A</w:t>
+      </w:r>
+      <w:r>
         <w:rPr>
           <w:rFonts w:ascii="Times New Roman" w:hAnsi="Times New Roman" w:cs="Times New Roman"/>
           <w:b/>
@@ -11372,8 +12064,1831 @@
           <w:szCs w:val="24"/>
           <w:lang w:val="en-US"/>
         </w:rPr>
+        <w:t xml:space="preserve">s </w:t>
+      </w:r>
+      <w:r>
+        <w:rPr>
+          <w:rFonts w:ascii="Times New Roman" w:hAnsi="Times New Roman" w:cs="Times New Roman"/>
+          <w:sz w:val="24"/>
+          <w:szCs w:val="24"/>
+          <w:lang w:val="en-US"/>
+        </w:rPr>
+        <w:t>becomes clear from the table,</w:t>
+      </w:r>
+      <w:r>
+        <w:rPr>
+          <w:rFonts w:ascii="Times New Roman" w:hAnsi="Times New Roman" w:cs="Times New Roman"/>
+          <w:sz w:val="24"/>
+          <w:szCs w:val="24"/>
+          <w:lang w:val="en-US"/>
+        </w:rPr>
+        <w:t xml:space="preserve"> </w:t>
+      </w:r>
+      <w:r>
+        <w:rPr>
+          <w:rFonts w:ascii="Times New Roman" w:hAnsi="Times New Roman" w:cs="Times New Roman"/>
+          <w:i/>
+          <w:iCs/>
+          <w:sz w:val="24"/>
+          <w:szCs w:val="24"/>
+          <w:lang w:val="en-US"/>
+        </w:rPr>
+        <w:t>α</w:t>
+      </w:r>
+      <w:r>
+        <w:rPr>
+          <w:rFonts w:ascii="Times New Roman" w:hAnsi="Times New Roman" w:cs="Times New Roman"/>
+          <w:sz w:val="24"/>
+          <w:szCs w:val="24"/>
+          <w:lang w:val="en-US"/>
+        </w:rPr>
+        <w:t xml:space="preserve"> </w:t>
+      </w:r>
+      <w:r>
+        <w:rPr>
+          <w:rFonts w:ascii="Times New Roman" w:hAnsi="Times New Roman" w:cs="Times New Roman"/>
+          <w:sz w:val="24"/>
+          <w:szCs w:val="24"/>
+          <w:lang w:val="en-US"/>
+        </w:rPr>
+        <w:t xml:space="preserve">and </w:t>
+      </w:r>
+      <w:r>
+        <w:rPr>
+          <w:rFonts w:ascii="Times New Roman" w:hAnsi="Times New Roman" w:cs="Times New Roman"/>
+          <w:i/>
+          <w:iCs/>
+          <w:sz w:val="24"/>
+          <w:szCs w:val="24"/>
+          <w:lang w:val="en-US"/>
+        </w:rPr>
+        <w:t>β</w:t>
+      </w:r>
+      <w:r>
+        <w:rPr>
+          <w:rFonts w:ascii="Times New Roman" w:hAnsi="Times New Roman" w:cs="Times New Roman"/>
+          <w:sz w:val="24"/>
+          <w:szCs w:val="24"/>
+          <w:lang w:val="en-US"/>
+        </w:rPr>
+        <w:t xml:space="preserve"> </w:t>
+      </w:r>
+      <w:r>
+        <w:rPr>
+          <w:rFonts w:ascii="Times New Roman" w:hAnsi="Times New Roman" w:cs="Times New Roman"/>
+          <w:sz w:val="24"/>
+          <w:szCs w:val="24"/>
+          <w:lang w:val="en-US"/>
+        </w:rPr>
+        <w:t xml:space="preserve">represent simple effects. Specifically, </w:t>
+      </w:r>
+      <w:r>
+        <w:rPr>
+          <w:rFonts w:ascii="Times New Roman" w:hAnsi="Times New Roman" w:cs="Times New Roman"/>
+          <w:i/>
+          <w:iCs/>
+          <w:sz w:val="24"/>
+          <w:szCs w:val="24"/>
+          <w:lang w:val="en-US"/>
+        </w:rPr>
+        <w:t>α</w:t>
+      </w:r>
+      <w:r>
+        <w:rPr>
+          <w:rFonts w:ascii="Times New Roman" w:hAnsi="Times New Roman" w:cs="Times New Roman"/>
+          <w:sz w:val="24"/>
+          <w:szCs w:val="24"/>
+          <w:lang w:val="en-US"/>
+        </w:rPr>
+        <w:t xml:space="preserve"> reflects how much better CVAD performs than Saline </w:t>
+      </w:r>
+      <w:r>
+        <w:rPr>
+          <w:rFonts w:ascii="Times New Roman" w:hAnsi="Times New Roman" w:cs="Times New Roman"/>
+          <w:i/>
+          <w:iCs/>
+          <w:sz w:val="24"/>
+          <w:szCs w:val="24"/>
+          <w:lang w:val="en-US"/>
+        </w:rPr>
+        <w:t>within the PE condition</w:t>
+      </w:r>
+      <w:r>
+        <w:rPr>
+          <w:rFonts w:ascii="Times New Roman" w:hAnsi="Times New Roman" w:cs="Times New Roman"/>
+          <w:sz w:val="24"/>
+          <w:szCs w:val="24"/>
+          <w:lang w:val="en-US"/>
+        </w:rPr>
+        <w:t xml:space="preserve">, and </w:t>
+      </w:r>
+      <w:r>
+        <w:rPr>
+          <w:rFonts w:ascii="Times New Roman" w:hAnsi="Times New Roman" w:cs="Times New Roman"/>
+          <w:i/>
+          <w:iCs/>
+          <w:sz w:val="24"/>
+          <w:szCs w:val="24"/>
+          <w:lang w:val="en-US"/>
+        </w:rPr>
+        <w:t>β</w:t>
+      </w:r>
+      <w:r>
+        <w:rPr>
+          <w:rFonts w:ascii="Times New Roman" w:hAnsi="Times New Roman" w:cs="Times New Roman"/>
+          <w:sz w:val="24"/>
+          <w:szCs w:val="24"/>
+          <w:lang w:val="en-US"/>
+        </w:rPr>
+        <w:t xml:space="preserve"> reflects how much better EE performs than PE </w:t>
+      </w:r>
+      <w:r>
+        <w:rPr>
+          <w:rFonts w:ascii="Times New Roman" w:hAnsi="Times New Roman" w:cs="Times New Roman"/>
+          <w:i/>
+          <w:iCs/>
+          <w:sz w:val="24"/>
+          <w:szCs w:val="24"/>
+          <w:lang w:val="en-US"/>
+        </w:rPr>
+        <w:t>within the Saline condition</w:t>
+      </w:r>
+      <w:r>
+        <w:rPr>
+          <w:rFonts w:ascii="Times New Roman" w:hAnsi="Times New Roman" w:cs="Times New Roman"/>
+          <w:sz w:val="24"/>
+          <w:szCs w:val="24"/>
+          <w:lang w:val="en-US"/>
+        </w:rPr>
+        <w:t xml:space="preserve">. If we </w:t>
+      </w:r>
+      <w:r>
+        <w:rPr>
+          <w:rFonts w:ascii="Times New Roman" w:hAnsi="Times New Roman" w:cs="Times New Roman"/>
+          <w:sz w:val="24"/>
+          <w:szCs w:val="24"/>
+          <w:lang w:val="en-US"/>
+        </w:rPr>
+        <w:t>know</w:t>
+      </w:r>
+      <w:r>
+        <w:rPr>
+          <w:rFonts w:ascii="Times New Roman" w:hAnsi="Times New Roman" w:cs="Times New Roman"/>
+          <w:sz w:val="24"/>
+          <w:szCs w:val="24"/>
+          <w:lang w:val="en-US"/>
+        </w:rPr>
+        <w:t xml:space="preserve"> that a main effect in </w:t>
+      </w:r>
+      <w:r>
+        <w:rPr>
+          <w:rFonts w:ascii="Times New Roman" w:hAnsi="Times New Roman" w:cs="Times New Roman"/>
+          <w:sz w:val="24"/>
+          <w:szCs w:val="24"/>
+          <w:lang w:val="en-US"/>
+        </w:rPr>
+        <w:t xml:space="preserve">an </w:t>
+      </w:r>
+      <w:r>
+        <w:rPr>
+          <w:rFonts w:ascii="Times New Roman" w:hAnsi="Times New Roman" w:cs="Times New Roman"/>
+          <w:sz w:val="24"/>
+          <w:szCs w:val="24"/>
+          <w:lang w:val="en-US"/>
+        </w:rPr>
+        <w:t xml:space="preserve">ANOVA is defined as the average effect of a factor across the levels of the other factor, then this implies </w:t>
+      </w:r>
+      <w:r>
+        <w:rPr>
+          <w:rFonts w:ascii="Times New Roman" w:hAnsi="Times New Roman" w:cs="Times New Roman"/>
+          <w:sz w:val="24"/>
+          <w:szCs w:val="24"/>
+          <w:lang w:val="en-US"/>
+        </w:rPr>
+        <w:t xml:space="preserve">for treatment </w:t>
+      </w:r>
+      <w:r>
+        <w:rPr>
+          <w:rFonts w:ascii="Times New Roman" w:hAnsi="Times New Roman" w:cs="Times New Roman"/>
+          <w:sz w:val="24"/>
+          <w:szCs w:val="24"/>
+          <w:lang w:val="en-US"/>
+        </w:rPr>
+        <w:t>that:</w:t>
+      </w:r>
+    </w:p>
+    <w:p>
+      <w:pPr>
+        <w:ind w:firstLine="709"/>
+        <w:rPr>
+          <w:rFonts w:ascii="Times New Roman" w:eastAsiaTheme="minorEastAsia" w:hAnsi="Times New Roman" w:cs="Times New Roman"/>
+          <w:sz w:val="24"/>
+          <w:szCs w:val="24"/>
+          <w:lang w:val="en-US"/>
+        </w:rPr>
       </w:pPr>
-      <w:r>
+      <m:oMathPara>
+        <m:oMath>
+          <m:sSub>
+            <m:sSubPr>
+              <m:ctrlPr>
+                <w:rPr>
+                  <w:rFonts w:ascii="Cambria Math" w:hAnsi="Cambria Math" w:cs="Times New Roman"/>
+                  <w:i/>
+                  <w:sz w:val="24"/>
+                  <w:szCs w:val="24"/>
+                  <w:lang w:val="en-US"/>
+                </w:rPr>
+              </m:ctrlPr>
+            </m:sSubPr>
+            <m:e>
+              <m:r>
+                <w:rPr>
+                  <w:rFonts w:ascii="Cambria Math" w:hAnsi="Cambria Math" w:cs="Times New Roman"/>
+                  <w:sz w:val="24"/>
+                  <w:szCs w:val="24"/>
+                  <w:lang w:val="en-US"/>
+                </w:rPr>
+                <m:t>ME</m:t>
+              </m:r>
+            </m:e>
+            <m:sub>
+              <m:r>
+                <w:rPr>
+                  <w:rFonts w:ascii="Cambria Math" w:hAnsi="Cambria Math" w:cs="Times New Roman"/>
+                  <w:sz w:val="24"/>
+                  <w:szCs w:val="24"/>
+                  <w:lang w:val="en-US"/>
+                </w:rPr>
+                <m:t>t</m:t>
+              </m:r>
+            </m:sub>
+          </m:sSub>
+          <m:r>
+            <w:rPr>
+              <w:rFonts w:ascii="Cambria Math" w:hAnsi="Cambria Math" w:cs="Times New Roman"/>
+              <w:sz w:val="24"/>
+              <w:szCs w:val="24"/>
+              <w:lang w:val="en-US"/>
+            </w:rPr>
+            <m:t>=</m:t>
+          </m:r>
+          <m:f>
+            <m:fPr>
+              <m:ctrlPr>
+                <w:rPr>
+                  <w:rFonts w:ascii="Cambria Math" w:hAnsi="Cambria Math" w:cs="Times New Roman"/>
+                  <w:i/>
+                  <w:sz w:val="24"/>
+                  <w:szCs w:val="24"/>
+                  <w:lang w:val="en-US"/>
+                </w:rPr>
+              </m:ctrlPr>
+            </m:fPr>
+            <m:num>
+              <m:r>
+                <w:rPr>
+                  <w:rFonts w:ascii="Cambria Math" w:hAnsi="Cambria Math" w:cs="Times New Roman"/>
+                  <w:sz w:val="24"/>
+                  <w:szCs w:val="24"/>
+                  <w:lang w:val="en-US"/>
+                </w:rPr>
+                <m:t>mean</m:t>
+              </m:r>
+              <m:d>
+                <m:dPr>
+                  <m:ctrlPr>
+                    <w:rPr>
+                      <w:rFonts w:ascii="Cambria Math" w:hAnsi="Cambria Math" w:cs="Times New Roman"/>
+                      <w:i/>
+                      <w:sz w:val="24"/>
+                      <w:szCs w:val="24"/>
+                      <w:lang w:val="en-US"/>
+                    </w:rPr>
+                  </m:ctrlPr>
+                </m:dPr>
+                <m:e>
+                  <m:r>
+                    <w:rPr>
+                      <w:rFonts w:ascii="Cambria Math" w:hAnsi="Cambria Math" w:cs="Times New Roman"/>
+                      <w:sz w:val="24"/>
+                      <w:szCs w:val="24"/>
+                      <w:lang w:val="en-US"/>
+                    </w:rPr>
+                    <m:t>CVAD</m:t>
+                  </m:r>
+                </m:e>
+              </m:d>
+              <m:r>
+                <w:rPr>
+                  <w:rFonts w:ascii="Cambria Math" w:hAnsi="Cambria Math" w:cs="Times New Roman"/>
+                  <w:sz w:val="24"/>
+                  <w:szCs w:val="24"/>
+                  <w:lang w:val="en-US"/>
+                </w:rPr>
+                <m:t>-mean(SAL)</m:t>
+              </m:r>
+            </m:num>
+            <m:den>
+              <m:r>
+                <w:rPr>
+                  <w:rFonts w:ascii="Cambria Math" w:hAnsi="Cambria Math" w:cs="Times New Roman"/>
+                  <w:sz w:val="24"/>
+                  <w:szCs w:val="24"/>
+                  <w:lang w:val="en-US"/>
+                </w:rPr>
+                <m:t>2</m:t>
+              </m:r>
+            </m:den>
+          </m:f>
+        </m:oMath>
+      </m:oMathPara>
+    </w:p>
+    <w:p>
+      <w:pPr>
+        <w:ind w:firstLine="709"/>
+        <w:rPr>
+          <w:rFonts w:ascii="Times New Roman" w:eastAsiaTheme="minorEastAsia" w:hAnsi="Times New Roman" w:cs="Times New Roman"/>
+          <w:sz w:val="24"/>
+          <w:szCs w:val="24"/>
+          <w:lang w:val="en-US"/>
+        </w:rPr>
+      </w:pPr>
+      <w:r>
+        <w:rPr>
+          <w:rFonts w:ascii="Times New Roman" w:eastAsiaTheme="minorEastAsia" w:hAnsi="Times New Roman" w:cs="Times New Roman"/>
+          <w:sz w:val="24"/>
+          <w:szCs w:val="24"/>
+          <w:lang w:val="en-US"/>
+        </w:rPr>
+        <w:t>This formulation of an ANOVA-style main effect can again be rewritten as a combination of parameters:</w:t>
+      </w:r>
+    </w:p>
+    <w:p>
+      <w:pPr>
+        <w:ind w:firstLine="709"/>
+        <w:rPr>
+          <w:rFonts w:ascii="Times New Roman" w:eastAsiaTheme="minorEastAsia" w:hAnsi="Times New Roman" w:cs="Times New Roman"/>
+          <w:sz w:val="24"/>
+          <w:szCs w:val="24"/>
+          <w:lang w:val="en-US"/>
+        </w:rPr>
+      </w:pPr>
+      <m:oMathPara>
+        <m:oMath>
+          <m:sSub>
+            <m:sSubPr>
+              <m:ctrlPr>
+                <w:rPr>
+                  <w:rFonts w:ascii="Cambria Math" w:eastAsiaTheme="minorEastAsia" w:hAnsi="Cambria Math" w:cs="Times New Roman"/>
+                  <w:i/>
+                  <w:sz w:val="24"/>
+                  <w:szCs w:val="24"/>
+                  <w:lang w:val="en-US"/>
+                </w:rPr>
+              </m:ctrlPr>
+            </m:sSubPr>
+            <m:e>
+              <m:r>
+                <w:rPr>
+                  <w:rFonts w:ascii="Cambria Math" w:eastAsiaTheme="minorEastAsia" w:hAnsi="Cambria Math" w:cs="Times New Roman"/>
+                  <w:sz w:val="24"/>
+                  <w:szCs w:val="24"/>
+                  <w:lang w:val="en-US"/>
+                </w:rPr>
+                <m:t>ME</m:t>
+              </m:r>
+            </m:e>
+            <m:sub>
+              <m:r>
+                <w:rPr>
+                  <w:rFonts w:ascii="Cambria Math" w:eastAsiaTheme="minorEastAsia" w:hAnsi="Cambria Math" w:cs="Times New Roman"/>
+                  <w:sz w:val="24"/>
+                  <w:szCs w:val="24"/>
+                  <w:lang w:val="en-US"/>
+                </w:rPr>
+                <m:t>t</m:t>
+              </m:r>
+            </m:sub>
+          </m:sSub>
+          <m:r>
+            <w:rPr>
+              <w:rFonts w:ascii="Cambria Math" w:eastAsiaTheme="minorEastAsia" w:hAnsi="Cambria Math" w:cs="Times New Roman"/>
+              <w:sz w:val="24"/>
+              <w:szCs w:val="24"/>
+              <w:lang w:val="en-US"/>
+            </w:rPr>
+            <m:t>=</m:t>
+          </m:r>
+          <m:f>
+            <m:fPr>
+              <m:ctrlPr>
+                <w:rPr>
+                  <w:rFonts w:ascii="Cambria Math" w:eastAsiaTheme="minorEastAsia" w:hAnsi="Cambria Math" w:cs="Times New Roman"/>
+                  <w:i/>
+                  <w:sz w:val="24"/>
+                  <w:szCs w:val="24"/>
+                  <w:lang w:val="en-US"/>
+                </w:rPr>
+              </m:ctrlPr>
+            </m:fPr>
+            <m:num>
+              <m:d>
+                <m:dPr>
+                  <m:ctrlPr>
+                    <w:rPr>
+                      <w:rFonts w:ascii="Cambria Math" w:eastAsiaTheme="minorEastAsia" w:hAnsi="Cambria Math" w:cs="Times New Roman"/>
+                      <w:i/>
+                      <w:sz w:val="24"/>
+                      <w:szCs w:val="24"/>
+                      <w:lang w:val="en-US"/>
+                    </w:rPr>
+                  </m:ctrlPr>
+                </m:dPr>
+                <m:e>
+                  <m:r>
+                    <w:rPr>
+                      <w:rFonts w:ascii="Cambria Math" w:eastAsiaTheme="minorEastAsia" w:hAnsi="Cambria Math" w:cs="Times New Roman"/>
+                      <w:sz w:val="24"/>
+                      <w:szCs w:val="24"/>
+                      <w:lang w:val="en-US"/>
+                    </w:rPr>
+                    <m:t>2</m:t>
+                  </m:r>
+                  <m:d>
+                    <m:dPr>
+                      <m:ctrlPr>
+                        <w:rPr>
+                          <w:rFonts w:ascii="Cambria Math" w:eastAsiaTheme="minorEastAsia" w:hAnsi="Cambria Math" w:cs="Times New Roman"/>
+                          <w:i/>
+                          <w:sz w:val="24"/>
+                          <w:szCs w:val="24"/>
+                          <w:lang w:val="en-US"/>
+                        </w:rPr>
+                      </m:ctrlPr>
+                    </m:dPr>
+                    <m:e>
+                      <m:r>
+                        <w:rPr>
+                          <w:rFonts w:ascii="Cambria Math" w:eastAsiaTheme="minorEastAsia" w:hAnsi="Cambria Math" w:cs="Times New Roman"/>
+                          <w:sz w:val="24"/>
+                          <w:szCs w:val="24"/>
+                          <w:lang w:val="en-US"/>
+                        </w:rPr>
+                        <m:t>μ+α</m:t>
+                      </m:r>
+                    </m:e>
+                  </m:d>
+                  <m:r>
+                    <w:rPr>
+                      <w:rFonts w:ascii="Cambria Math" w:eastAsiaTheme="minorEastAsia" w:hAnsi="Cambria Math" w:cs="Times New Roman"/>
+                      <w:sz w:val="24"/>
+                      <w:szCs w:val="24"/>
+                      <w:lang w:val="en-US"/>
+                    </w:rPr>
+                    <m:t>+β+γ</m:t>
+                  </m:r>
+                </m:e>
+              </m:d>
+              <m:r>
+                <w:rPr>
+                  <w:rFonts w:ascii="Cambria Math" w:eastAsiaTheme="minorEastAsia" w:hAnsi="Cambria Math" w:cs="Times New Roman"/>
+                  <w:sz w:val="24"/>
+                  <w:szCs w:val="24"/>
+                  <w:lang w:val="en-US"/>
+                </w:rPr>
+                <m:t>-(2μ+β)</m:t>
+              </m:r>
+            </m:num>
+            <m:den>
+              <m:r>
+                <w:rPr>
+                  <w:rFonts w:ascii="Cambria Math" w:eastAsiaTheme="minorEastAsia" w:hAnsi="Cambria Math" w:cs="Times New Roman"/>
+                  <w:sz w:val="24"/>
+                  <w:szCs w:val="24"/>
+                  <w:lang w:val="en-US"/>
+                </w:rPr>
+                <m:t>2</m:t>
+              </m:r>
+            </m:den>
+          </m:f>
+        </m:oMath>
+      </m:oMathPara>
+    </w:p>
+    <w:p>
+      <w:pPr>
+        <w:ind w:firstLine="709"/>
+        <w:rPr>
+          <w:rFonts w:ascii="Times New Roman" w:eastAsiaTheme="minorEastAsia" w:hAnsi="Times New Roman" w:cs="Times New Roman"/>
+          <w:sz w:val="24"/>
+          <w:szCs w:val="24"/>
+          <w:lang w:val="en-US"/>
+        </w:rPr>
+      </w:pPr>
+      <w:r>
+        <w:rPr>
+          <w:rFonts w:ascii="Times New Roman" w:eastAsiaTheme="minorEastAsia" w:hAnsi="Times New Roman" w:cs="Times New Roman"/>
+          <w:sz w:val="24"/>
+          <w:szCs w:val="24"/>
+          <w:lang w:val="en-US"/>
+        </w:rPr>
+        <w:lastRenderedPageBreak/>
+        <w:t>Or simplified:</w:t>
+      </w:r>
+    </w:p>
+    <w:p>
+      <w:pPr>
+        <w:ind w:firstLine="709"/>
+        <w:rPr>
+          <w:rFonts w:ascii="Times New Roman" w:eastAsiaTheme="minorEastAsia" w:hAnsi="Times New Roman" w:cs="Times New Roman"/>
+          <w:sz w:val="24"/>
+          <w:szCs w:val="24"/>
+          <w:lang w:val="en-US"/>
+        </w:rPr>
+      </w:pPr>
+      <m:oMathPara>
+        <m:oMath>
+          <m:sSub>
+            <m:sSubPr>
+              <m:ctrlPr>
+                <w:rPr>
+                  <w:rFonts w:ascii="Cambria Math" w:eastAsiaTheme="minorEastAsia" w:hAnsi="Cambria Math" w:cs="Times New Roman"/>
+                  <w:i/>
+                  <w:sz w:val="24"/>
+                  <w:szCs w:val="24"/>
+                  <w:lang w:val="en-US"/>
+                </w:rPr>
+              </m:ctrlPr>
+            </m:sSubPr>
+            <m:e>
+              <m:r>
+                <w:rPr>
+                  <w:rFonts w:ascii="Cambria Math" w:eastAsiaTheme="minorEastAsia" w:hAnsi="Cambria Math" w:cs="Times New Roman"/>
+                  <w:sz w:val="24"/>
+                  <w:szCs w:val="24"/>
+                  <w:lang w:val="en-US"/>
+                </w:rPr>
+                <m:t>ME</m:t>
+              </m:r>
+            </m:e>
+            <m:sub>
+              <m:r>
+                <w:rPr>
+                  <w:rFonts w:ascii="Cambria Math" w:eastAsiaTheme="minorEastAsia" w:hAnsi="Cambria Math" w:cs="Times New Roman"/>
+                  <w:sz w:val="24"/>
+                  <w:szCs w:val="24"/>
+                  <w:lang w:val="en-US"/>
+                </w:rPr>
+                <m:t>t</m:t>
+              </m:r>
+            </m:sub>
+          </m:sSub>
+          <m:r>
+            <w:rPr>
+              <w:rFonts w:ascii="Cambria Math" w:eastAsiaTheme="minorEastAsia" w:hAnsi="Cambria Math" w:cs="Times New Roman"/>
+              <w:sz w:val="24"/>
+              <w:szCs w:val="24"/>
+              <w:lang w:val="en-US"/>
+            </w:rPr>
+            <m:t>=α+</m:t>
+          </m:r>
+          <m:f>
+            <m:fPr>
+              <m:ctrlPr>
+                <w:rPr>
+                  <w:rFonts w:ascii="Cambria Math" w:eastAsiaTheme="minorEastAsia" w:hAnsi="Cambria Math" w:cs="Times New Roman"/>
+                  <w:i/>
+                  <w:sz w:val="24"/>
+                  <w:szCs w:val="24"/>
+                  <w:lang w:val="en-US"/>
+                </w:rPr>
+              </m:ctrlPr>
+            </m:fPr>
+            <m:num>
+              <m:r>
+                <w:rPr>
+                  <w:rFonts w:ascii="Cambria Math" w:eastAsiaTheme="minorEastAsia" w:hAnsi="Cambria Math" w:cs="Times New Roman"/>
+                  <w:sz w:val="24"/>
+                  <w:szCs w:val="24"/>
+                  <w:lang w:val="en-US"/>
+                </w:rPr>
+                <m:t>γ</m:t>
+              </m:r>
+            </m:num>
+            <m:den>
+              <m:r>
+                <w:rPr>
+                  <w:rFonts w:ascii="Cambria Math" w:eastAsiaTheme="minorEastAsia" w:hAnsi="Cambria Math" w:cs="Times New Roman"/>
+                  <w:sz w:val="24"/>
+                  <w:szCs w:val="24"/>
+                  <w:lang w:val="en-US"/>
+                </w:rPr>
+                <m:t>2</m:t>
+              </m:r>
+            </m:den>
+          </m:f>
+        </m:oMath>
+      </m:oMathPara>
+    </w:p>
+    <w:p>
+      <w:pPr>
+        <w:ind w:firstLine="709"/>
+        <w:rPr>
+          <w:rFonts w:ascii="Times New Roman" w:eastAsiaTheme="minorEastAsia" w:hAnsi="Times New Roman" w:cs="Times New Roman"/>
+          <w:sz w:val="24"/>
+          <w:szCs w:val="24"/>
+          <w:lang w:val="en-US"/>
+        </w:rPr>
+      </w:pPr>
+      <w:r>
+        <w:rPr>
+          <w:rFonts w:ascii="Times New Roman" w:eastAsiaTheme="minorEastAsia" w:hAnsi="Times New Roman" w:cs="Times New Roman"/>
+          <w:sz w:val="24"/>
+          <w:szCs w:val="24"/>
+          <w:lang w:val="en-US"/>
+        </w:rPr>
+        <w:t xml:space="preserve">Using the same logic as before, we can apply this to the environment and interaction effects: </w:t>
+      </w:r>
+    </w:p>
+    <w:p>
+      <w:pPr>
+        <w:ind w:firstLine="709"/>
+        <w:rPr>
+          <w:rFonts w:ascii="Times New Roman" w:eastAsiaTheme="minorEastAsia" w:hAnsi="Times New Roman" w:cs="Times New Roman"/>
+          <w:sz w:val="24"/>
+          <w:szCs w:val="24"/>
+          <w:lang w:val="en-US"/>
+        </w:rPr>
+      </w:pPr>
+      <m:oMathPara>
+        <m:oMath>
+          <m:sSub>
+            <m:sSubPr>
+              <m:ctrlPr>
+                <w:rPr>
+                  <w:rFonts w:ascii="Cambria Math" w:eastAsiaTheme="minorEastAsia" w:hAnsi="Cambria Math" w:cs="Times New Roman"/>
+                  <w:i/>
+                  <w:sz w:val="24"/>
+                  <w:szCs w:val="24"/>
+                  <w:lang w:val="en-US"/>
+                </w:rPr>
+              </m:ctrlPr>
+            </m:sSubPr>
+            <m:e>
+              <m:r>
+                <w:rPr>
+                  <w:rFonts w:ascii="Cambria Math" w:eastAsiaTheme="minorEastAsia" w:hAnsi="Cambria Math" w:cs="Times New Roman"/>
+                  <w:sz w:val="24"/>
+                  <w:szCs w:val="24"/>
+                  <w:lang w:val="en-US"/>
+                </w:rPr>
+                <m:t>ME</m:t>
+              </m:r>
+            </m:e>
+            <m:sub>
+              <m:r>
+                <w:rPr>
+                  <w:rFonts w:ascii="Cambria Math" w:eastAsiaTheme="minorEastAsia" w:hAnsi="Cambria Math" w:cs="Times New Roman"/>
+                  <w:sz w:val="24"/>
+                  <w:szCs w:val="24"/>
+                  <w:lang w:val="en-US"/>
+                </w:rPr>
+                <m:t>env</m:t>
+              </m:r>
+            </m:sub>
+          </m:sSub>
+          <m:r>
+            <w:rPr>
+              <w:rFonts w:ascii="Cambria Math" w:eastAsiaTheme="minorEastAsia" w:hAnsi="Cambria Math" w:cs="Times New Roman"/>
+              <w:sz w:val="24"/>
+              <w:szCs w:val="24"/>
+              <w:lang w:val="en-US"/>
+            </w:rPr>
+            <m:t>= β+</m:t>
+          </m:r>
+          <m:f>
+            <m:fPr>
+              <m:ctrlPr>
+                <w:rPr>
+                  <w:rFonts w:ascii="Cambria Math" w:eastAsiaTheme="minorEastAsia" w:hAnsi="Cambria Math" w:cs="Times New Roman"/>
+                  <w:i/>
+                  <w:sz w:val="24"/>
+                  <w:szCs w:val="24"/>
+                  <w:lang w:val="en-US"/>
+                </w:rPr>
+              </m:ctrlPr>
+            </m:fPr>
+            <m:num>
+              <m:r>
+                <w:rPr>
+                  <w:rFonts w:ascii="Cambria Math" w:eastAsiaTheme="minorEastAsia" w:hAnsi="Cambria Math" w:cs="Times New Roman"/>
+                  <w:sz w:val="24"/>
+                  <w:szCs w:val="24"/>
+                  <w:lang w:val="en-US"/>
+                </w:rPr>
+                <m:t>γ</m:t>
+              </m:r>
+            </m:num>
+            <m:den>
+              <m:r>
+                <w:rPr>
+                  <w:rFonts w:ascii="Cambria Math" w:eastAsiaTheme="minorEastAsia" w:hAnsi="Cambria Math" w:cs="Times New Roman"/>
+                  <w:sz w:val="24"/>
+                  <w:szCs w:val="24"/>
+                  <w:lang w:val="en-US"/>
+                </w:rPr>
+                <m:t>2</m:t>
+              </m:r>
+            </m:den>
+          </m:f>
+        </m:oMath>
+      </m:oMathPara>
+    </w:p>
+    <w:p>
+      <w:pPr>
+        <w:ind w:firstLine="709"/>
+        <w:rPr>
+          <w:rFonts w:ascii="Times New Roman" w:eastAsiaTheme="minorEastAsia" w:hAnsi="Times New Roman" w:cs="Times New Roman"/>
+          <w:sz w:val="24"/>
+          <w:szCs w:val="24"/>
+          <w:lang w:val="en-US"/>
+        </w:rPr>
+      </w:pPr>
+      <m:oMathPara>
+        <m:oMath>
+          <m:r>
+            <w:rPr>
+              <w:rFonts w:ascii="Cambria Math" w:eastAsiaTheme="minorEastAsia" w:hAnsi="Cambria Math" w:cs="Times New Roman"/>
+              <w:sz w:val="24"/>
+              <w:szCs w:val="24"/>
+              <w:lang w:val="en-US"/>
+            </w:rPr>
+            <m:t>IE= γ</m:t>
+          </m:r>
+        </m:oMath>
+      </m:oMathPara>
+    </w:p>
+    <w:p>
+      <w:pPr>
+        <w:rPr>
+          <w:rFonts w:ascii="Times New Roman" w:eastAsiaTheme="minorEastAsia" w:hAnsi="Times New Roman" w:cs="Times New Roman"/>
+          <w:sz w:val="24"/>
+          <w:szCs w:val="24"/>
+          <w:lang w:val="en-US"/>
+        </w:rPr>
+      </w:pPr>
+      <w:r>
+        <w:rPr>
+          <w:rFonts w:ascii="Times New Roman" w:eastAsiaTheme="minorEastAsia" w:hAnsi="Times New Roman" w:cs="Times New Roman"/>
+          <w:sz w:val="24"/>
+          <w:szCs w:val="24"/>
+          <w:lang w:val="en-US"/>
+        </w:rPr>
+        <w:tab/>
+      </w:r>
+      <w:r>
+        <w:rPr>
+          <w:rFonts w:ascii="Times New Roman" w:eastAsiaTheme="minorEastAsia" w:hAnsi="Times New Roman" w:cs="Times New Roman"/>
+          <w:sz w:val="24"/>
+          <w:szCs w:val="24"/>
+          <w:lang w:val="en-US"/>
+        </w:rPr>
+        <w:t>In this scenario, a Bayesian framework has a clear advantage</w:t>
+      </w:r>
+      <w:r>
+        <w:rPr>
+          <w:rFonts w:ascii="Times New Roman" w:eastAsiaTheme="minorEastAsia" w:hAnsi="Times New Roman" w:cs="Times New Roman"/>
+          <w:sz w:val="24"/>
+          <w:szCs w:val="24"/>
+          <w:lang w:val="en-US"/>
+        </w:rPr>
+        <w:t>. B</w:t>
+      </w:r>
+      <w:r>
+        <w:rPr>
+          <w:rFonts w:ascii="Times New Roman" w:eastAsiaTheme="minorEastAsia" w:hAnsi="Times New Roman" w:cs="Times New Roman"/>
+          <w:sz w:val="24"/>
+          <w:szCs w:val="24"/>
+          <w:lang w:val="en-US"/>
+        </w:rPr>
+        <w:t xml:space="preserve">ecause we obtain full posterior distributions for each parameter, we can apply any transformation directly to the posterior samples to derive the posterior of the transformed effect. This means that the posterior distributions of the ANOVA main effects can be obtained simply by transforming the posteriors of </w:t>
+      </w:r>
+      <w:r>
+        <w:rPr>
+          <w:rFonts w:ascii="Times New Roman" w:hAnsi="Times New Roman" w:cs="Times New Roman"/>
+          <w:i/>
+          <w:iCs/>
+          <w:sz w:val="24"/>
+          <w:szCs w:val="24"/>
+          <w:lang w:val="en-US"/>
+        </w:rPr>
+        <w:t>α</w:t>
+      </w:r>
+      <w:r>
+        <w:rPr>
+          <w:rFonts w:ascii="Times New Roman" w:eastAsiaTheme="minorEastAsia" w:hAnsi="Times New Roman" w:cs="Times New Roman"/>
+          <w:sz w:val="24"/>
+          <w:szCs w:val="24"/>
+          <w:lang w:val="en-US"/>
+        </w:rPr>
+        <w:t xml:space="preserve">, </w:t>
+      </w:r>
+      <w:r>
+        <w:rPr>
+          <w:rFonts w:ascii="Times New Roman" w:hAnsi="Times New Roman" w:cs="Times New Roman"/>
+          <w:i/>
+          <w:iCs/>
+          <w:sz w:val="24"/>
+          <w:szCs w:val="24"/>
+          <w:lang w:val="en-US"/>
+        </w:rPr>
+        <w:t>β</w:t>
+      </w:r>
+      <w:r>
+        <w:rPr>
+          <w:rFonts w:ascii="Times New Roman" w:eastAsiaTheme="minorEastAsia" w:hAnsi="Times New Roman" w:cs="Times New Roman"/>
+          <w:sz w:val="24"/>
+          <w:szCs w:val="24"/>
+          <w:lang w:val="en-US"/>
+        </w:rPr>
+        <w:t xml:space="preserve">, and </w:t>
+      </w:r>
+      <w:r>
+        <w:rPr>
+          <w:rFonts w:ascii="Times New Roman" w:eastAsiaTheme="minorEastAsia" w:hAnsi="Times New Roman" w:cs="Times New Roman"/>
+          <w:i/>
+          <w:iCs/>
+          <w:sz w:val="24"/>
+          <w:szCs w:val="24"/>
+          <w:lang w:val="en-US"/>
+        </w:rPr>
+        <w:t>γ</w:t>
+      </w:r>
+      <w:r>
+        <w:rPr>
+          <w:rFonts w:ascii="Times New Roman" w:eastAsiaTheme="minorEastAsia" w:hAnsi="Times New Roman" w:cs="Times New Roman"/>
+          <w:sz w:val="24"/>
+          <w:szCs w:val="24"/>
+          <w:lang w:val="en-US"/>
+        </w:rPr>
+        <w:t xml:space="preserve"> </w:t>
+      </w:r>
+      <w:r>
+        <w:rPr>
+          <w:rFonts w:ascii="Times New Roman" w:eastAsiaTheme="minorEastAsia" w:hAnsi="Times New Roman" w:cs="Times New Roman"/>
+          <w:sz w:val="24"/>
+          <w:szCs w:val="24"/>
+          <w:lang w:val="en-US"/>
+        </w:rPr>
+        <w:t xml:space="preserve">accordingly. The difficulty arises when computing the Savage–Dickey density ratio, which requires not only the posterior density at zero but also the </w:t>
+      </w:r>
+      <w:r>
+        <w:rPr>
+          <w:rFonts w:ascii="Times New Roman" w:eastAsiaTheme="minorEastAsia" w:hAnsi="Times New Roman" w:cs="Times New Roman"/>
+          <w:i/>
+          <w:iCs/>
+          <w:sz w:val="24"/>
+          <w:szCs w:val="24"/>
+          <w:lang w:val="en-US"/>
+        </w:rPr>
+        <w:t>prior</w:t>
+      </w:r>
+      <w:r>
+        <w:rPr>
+          <w:rFonts w:ascii="Times New Roman" w:eastAsiaTheme="minorEastAsia" w:hAnsi="Times New Roman" w:cs="Times New Roman"/>
+          <w:sz w:val="24"/>
+          <w:szCs w:val="24"/>
+          <w:lang w:val="en-US"/>
+        </w:rPr>
+        <w:t xml:space="preserve"> density of the same transformed effect. Once we transform the parameters to obtain a new posterior, the corresponding prior is no longer the original prior on the individual </w:t>
+      </w:r>
+      <w:r>
+        <w:rPr>
+          <w:rFonts w:ascii="Times New Roman" w:eastAsiaTheme="minorEastAsia" w:hAnsi="Times New Roman" w:cs="Times New Roman"/>
+          <w:sz w:val="24"/>
+          <w:szCs w:val="24"/>
+          <w:lang w:val="en-US"/>
+        </w:rPr>
+        <w:t>parameter</w:t>
+      </w:r>
+      <w:r>
+        <w:rPr>
+          <w:rFonts w:ascii="Times New Roman" w:eastAsiaTheme="minorEastAsia" w:hAnsi="Times New Roman" w:cs="Times New Roman"/>
+          <w:sz w:val="24"/>
+          <w:szCs w:val="24"/>
+          <w:lang w:val="en-US"/>
+        </w:rPr>
+        <w:t xml:space="preserve"> but the induced prior on the transformed contrast. Suppose the priors for the model parameters are:</w:t>
+      </w:r>
+    </w:p>
+    <w:p>
+      <w:pPr>
+        <w:ind w:firstLine="709"/>
+        <w:rPr>
+          <w:rFonts w:ascii="Times New Roman" w:eastAsiaTheme="minorEastAsia" w:hAnsi="Times New Roman" w:cs="Times New Roman"/>
+          <w:sz w:val="24"/>
+          <w:szCs w:val="24"/>
+          <w:lang w:val="en-US"/>
+        </w:rPr>
+      </w:pPr>
+      <m:oMathPara>
+        <m:oMath>
+          <m:r>
+            <w:rPr>
+              <w:rFonts w:ascii="Cambria Math" w:eastAsiaTheme="minorEastAsia" w:hAnsi="Cambria Math" w:cs="Times New Roman"/>
+              <w:sz w:val="24"/>
+              <w:szCs w:val="24"/>
+              <w:lang w:val="en-US"/>
+            </w:rPr>
+            <m:t xml:space="preserve">α,β, γ ~ N(θ, </m:t>
+          </m:r>
+          <m:sSub>
+            <m:sSubPr>
+              <m:ctrlPr>
+                <w:rPr>
+                  <w:rFonts w:ascii="Cambria Math" w:eastAsiaTheme="minorEastAsia" w:hAnsi="Cambria Math" w:cs="Times New Roman"/>
+                  <w:i/>
+                  <w:sz w:val="24"/>
+                  <w:szCs w:val="24"/>
+                  <w:lang w:val="en-US"/>
+                </w:rPr>
+              </m:ctrlPr>
+            </m:sSubPr>
+            <m:e>
+              <m:r>
+                <w:rPr>
+                  <w:rFonts w:ascii="Cambria Math" w:eastAsiaTheme="minorEastAsia" w:hAnsi="Cambria Math" w:cs="Times New Roman"/>
+                  <w:sz w:val="24"/>
+                  <w:szCs w:val="24"/>
+                  <w:lang w:val="en-US"/>
+                </w:rPr>
+                <m:t>σ</m:t>
+              </m:r>
+            </m:e>
+            <m:sub>
+              <m:r>
+                <w:rPr>
+                  <w:rFonts w:ascii="Cambria Math" w:eastAsiaTheme="minorEastAsia" w:hAnsi="Cambria Math" w:cs="Times New Roman"/>
+                  <w:sz w:val="24"/>
+                  <w:szCs w:val="24"/>
+                  <w:lang w:val="en-US"/>
+                </w:rPr>
+                <m:t>p</m:t>
+              </m:r>
+            </m:sub>
+          </m:sSub>
+          <m:r>
+            <w:rPr>
+              <w:rFonts w:ascii="Cambria Math" w:eastAsiaTheme="minorEastAsia" w:hAnsi="Cambria Math" w:cs="Times New Roman"/>
+              <w:sz w:val="24"/>
+              <w:szCs w:val="24"/>
+              <w:lang w:val="en-US"/>
+            </w:rPr>
+            <m:t>)</m:t>
+          </m:r>
+        </m:oMath>
+      </m:oMathPara>
+    </w:p>
+    <w:p>
+      <w:pPr>
+        <w:ind w:firstLine="709"/>
+        <w:rPr>
+          <w:rFonts w:ascii="Times New Roman" w:eastAsiaTheme="minorEastAsia" w:hAnsi="Times New Roman" w:cs="Times New Roman"/>
+          <w:sz w:val="24"/>
+          <w:szCs w:val="24"/>
+          <w:lang w:val="en-US"/>
+        </w:rPr>
+      </w:pPr>
+      <w:r>
+        <w:rPr>
+          <w:rFonts w:ascii="Times New Roman" w:eastAsiaTheme="minorEastAsia" w:hAnsi="Times New Roman" w:cs="Times New Roman"/>
+          <w:sz w:val="24"/>
+          <w:szCs w:val="24"/>
+          <w:lang w:val="en-US"/>
+        </w:rPr>
+        <w:t>Because the transformation of the priors is linear, the induced prior then becomes:</w:t>
+      </w:r>
+    </w:p>
+    <w:p>
+      <w:pPr>
+        <w:rPr>
+          <w:rFonts w:ascii="Times New Roman" w:eastAsiaTheme="minorEastAsia" w:hAnsi="Times New Roman" w:cs="Times New Roman"/>
+          <w:sz w:val="24"/>
+          <w:szCs w:val="24"/>
+          <w:lang w:val="en-US"/>
+        </w:rPr>
+      </w:pPr>
+      <m:oMathPara>
+        <m:oMath>
+          <m:sSub>
+            <m:sSubPr>
+              <m:ctrlPr>
+                <w:rPr>
+                  <w:rFonts w:ascii="Cambria Math" w:hAnsi="Cambria Math" w:cs="Times New Roman"/>
+                  <w:i/>
+                  <w:sz w:val="24"/>
+                  <w:szCs w:val="24"/>
+                  <w:lang w:val="en-US"/>
+                </w:rPr>
+              </m:ctrlPr>
+            </m:sSubPr>
+            <m:e>
+              <m:r>
+                <w:rPr>
+                  <w:rFonts w:ascii="Cambria Math" w:hAnsi="Cambria Math" w:cs="Times New Roman"/>
+                  <w:sz w:val="24"/>
+                  <w:szCs w:val="24"/>
+                  <w:lang w:val="en-US"/>
+                </w:rPr>
+                <m:t>ME</m:t>
+              </m:r>
+            </m:e>
+            <m:sub>
+              <m:r>
+                <w:rPr>
+                  <w:rFonts w:ascii="Cambria Math" w:hAnsi="Cambria Math" w:cs="Times New Roman"/>
+                  <w:sz w:val="24"/>
+                  <w:szCs w:val="24"/>
+                  <w:lang w:val="en-US"/>
+                </w:rPr>
+                <m:t>t</m:t>
+              </m:r>
+            </m:sub>
+          </m:sSub>
+          <m:r>
+            <w:rPr>
+              <w:rFonts w:ascii="Cambria Math" w:hAnsi="Cambria Math" w:cs="Times New Roman"/>
+              <w:sz w:val="24"/>
+              <w:szCs w:val="24"/>
+              <w:lang w:val="en-US"/>
+            </w:rPr>
+            <m:t xml:space="preserve">, </m:t>
+          </m:r>
+          <m:sSub>
+            <m:sSubPr>
+              <m:ctrlPr>
+                <w:rPr>
+                  <w:rFonts w:ascii="Cambria Math" w:hAnsi="Cambria Math" w:cs="Times New Roman"/>
+                  <w:i/>
+                  <w:sz w:val="24"/>
+                  <w:szCs w:val="24"/>
+                  <w:lang w:val="en-US"/>
+                </w:rPr>
+              </m:ctrlPr>
+            </m:sSubPr>
+            <m:e>
+              <m:r>
+                <w:rPr>
+                  <w:rFonts w:ascii="Cambria Math" w:hAnsi="Cambria Math" w:cs="Times New Roman"/>
+                  <w:sz w:val="24"/>
+                  <w:szCs w:val="24"/>
+                  <w:lang w:val="en-US"/>
+                </w:rPr>
+                <m:t>ME</m:t>
+              </m:r>
+            </m:e>
+            <m:sub>
+              <m:r>
+                <w:rPr>
+                  <w:rFonts w:ascii="Cambria Math" w:hAnsi="Cambria Math" w:cs="Times New Roman"/>
+                  <w:sz w:val="24"/>
+                  <w:szCs w:val="24"/>
+                  <w:lang w:val="en-US"/>
+                </w:rPr>
+                <m:t>env</m:t>
+              </m:r>
+            </m:sub>
+          </m:sSub>
+          <m:r>
+            <w:rPr>
+              <w:rFonts w:ascii="Cambria Math" w:hAnsi="Cambria Math" w:cs="Times New Roman"/>
+              <w:sz w:val="24"/>
+              <w:szCs w:val="24"/>
+              <w:lang w:val="en-US"/>
+            </w:rPr>
+            <m:t xml:space="preserve"> ~ </m:t>
+          </m:r>
+          <m:r>
+            <w:rPr>
+              <w:rFonts w:ascii="Cambria Math" w:eastAsiaTheme="minorEastAsia" w:hAnsi="Cambria Math" w:cs="Times New Roman"/>
+              <w:sz w:val="24"/>
+              <w:szCs w:val="24"/>
+              <w:lang w:val="en-US"/>
+            </w:rPr>
+            <m:t>N</m:t>
+          </m:r>
+          <m:d>
+            <m:dPr>
+              <m:ctrlPr>
+                <w:rPr>
+                  <w:rFonts w:ascii="Cambria Math" w:eastAsiaTheme="minorEastAsia" w:hAnsi="Cambria Math" w:cs="Times New Roman"/>
+                  <w:i/>
+                  <w:sz w:val="24"/>
+                  <w:szCs w:val="24"/>
+                  <w:lang w:val="en-US"/>
+                </w:rPr>
+              </m:ctrlPr>
+            </m:dPr>
+            <m:e>
+              <m:r>
+                <w:rPr>
+                  <w:rFonts w:ascii="Cambria Math" w:eastAsiaTheme="minorEastAsia" w:hAnsi="Cambria Math" w:cs="Times New Roman"/>
+                  <w:sz w:val="24"/>
+                  <w:szCs w:val="24"/>
+                  <w:lang w:val="en-US"/>
+                </w:rPr>
+                <m:t xml:space="preserve">θ, </m:t>
+              </m:r>
+              <m:sSub>
+                <m:sSubPr>
+                  <m:ctrlPr>
+                    <w:rPr>
+                      <w:rFonts w:ascii="Cambria Math" w:eastAsiaTheme="minorEastAsia" w:hAnsi="Cambria Math" w:cs="Times New Roman"/>
+                      <w:i/>
+                      <w:sz w:val="24"/>
+                      <w:szCs w:val="24"/>
+                      <w:lang w:val="en-US"/>
+                    </w:rPr>
+                  </m:ctrlPr>
+                </m:sSubPr>
+                <m:e>
+                  <m:r>
+                    <w:rPr>
+                      <w:rFonts w:ascii="Cambria Math" w:eastAsiaTheme="minorEastAsia" w:hAnsi="Cambria Math" w:cs="Times New Roman"/>
+                      <w:sz w:val="24"/>
+                      <w:szCs w:val="24"/>
+                      <w:lang w:val="en-US"/>
+                    </w:rPr>
+                    <m:t>σ</m:t>
+                  </m:r>
+                </m:e>
+                <m:sub>
+                  <m:r>
+                    <w:rPr>
+                      <w:rFonts w:ascii="Cambria Math" w:eastAsiaTheme="minorEastAsia" w:hAnsi="Cambria Math" w:cs="Times New Roman"/>
+                      <w:sz w:val="24"/>
+                      <w:szCs w:val="24"/>
+                      <w:lang w:val="en-US"/>
+                    </w:rPr>
+                    <m:t>p</m:t>
+                  </m:r>
+                </m:sub>
+              </m:sSub>
+            </m:e>
+          </m:d>
+          <m:r>
+            <w:rPr>
+              <w:rFonts w:ascii="Cambria Math" w:eastAsiaTheme="minorEastAsia" w:hAnsi="Cambria Math" w:cs="Times New Roman"/>
+              <w:sz w:val="24"/>
+              <w:szCs w:val="24"/>
+              <w:lang w:val="en-US"/>
+            </w:rPr>
+            <m:t xml:space="preserve">+0.5*N(θ, </m:t>
+          </m:r>
+          <m:sSub>
+            <m:sSubPr>
+              <m:ctrlPr>
+                <w:rPr>
+                  <w:rFonts w:ascii="Cambria Math" w:eastAsiaTheme="minorEastAsia" w:hAnsi="Cambria Math" w:cs="Times New Roman"/>
+                  <w:i/>
+                  <w:sz w:val="24"/>
+                  <w:szCs w:val="24"/>
+                  <w:lang w:val="en-US"/>
+                </w:rPr>
+              </m:ctrlPr>
+            </m:sSubPr>
+            <m:e>
+              <m:r>
+                <w:rPr>
+                  <w:rFonts w:ascii="Cambria Math" w:eastAsiaTheme="minorEastAsia" w:hAnsi="Cambria Math" w:cs="Times New Roman"/>
+                  <w:sz w:val="24"/>
+                  <w:szCs w:val="24"/>
+                  <w:lang w:val="en-US"/>
+                </w:rPr>
+                <m:t>σ</m:t>
+              </m:r>
+            </m:e>
+            <m:sub>
+              <m:r>
+                <w:rPr>
+                  <w:rFonts w:ascii="Cambria Math" w:eastAsiaTheme="minorEastAsia" w:hAnsi="Cambria Math" w:cs="Times New Roman"/>
+                  <w:sz w:val="24"/>
+                  <w:szCs w:val="24"/>
+                  <w:lang w:val="en-US"/>
+                </w:rPr>
+                <m:t>p</m:t>
+              </m:r>
+            </m:sub>
+          </m:sSub>
+          <m:r>
+            <w:rPr>
+              <w:rFonts w:ascii="Cambria Math" w:eastAsiaTheme="minorEastAsia" w:hAnsi="Cambria Math" w:cs="Times New Roman"/>
+              <w:sz w:val="24"/>
+              <w:szCs w:val="24"/>
+              <w:lang w:val="en-US"/>
+            </w:rPr>
+            <m:t>)</m:t>
+          </m:r>
+        </m:oMath>
+      </m:oMathPara>
+    </w:p>
+    <w:p>
+      <w:pPr>
+        <w:rPr>
+          <w:rFonts w:ascii="Times New Roman" w:eastAsiaTheme="minorEastAsia" w:hAnsi="Times New Roman" w:cs="Times New Roman"/>
+          <w:sz w:val="24"/>
+          <w:szCs w:val="24"/>
+          <w:lang w:val="en-US"/>
+        </w:rPr>
+      </w:pPr>
+      <m:oMathPara>
+        <m:oMath>
+          <m:sSub>
+            <m:sSubPr>
+              <m:ctrlPr>
+                <w:rPr>
+                  <w:rFonts w:ascii="Cambria Math" w:hAnsi="Cambria Math" w:cs="Times New Roman"/>
+                  <w:i/>
+                  <w:sz w:val="24"/>
+                  <w:szCs w:val="24"/>
+                  <w:lang w:val="en-US"/>
+                </w:rPr>
+              </m:ctrlPr>
+            </m:sSubPr>
+            <m:e>
+              <m:r>
+                <w:rPr>
+                  <w:rFonts w:ascii="Cambria Math" w:hAnsi="Cambria Math" w:cs="Times New Roman"/>
+                  <w:sz w:val="24"/>
+                  <w:szCs w:val="24"/>
+                  <w:lang w:val="en-US"/>
+                </w:rPr>
+                <m:t>ME</m:t>
+              </m:r>
+            </m:e>
+            <m:sub>
+              <m:r>
+                <w:rPr>
+                  <w:rFonts w:ascii="Cambria Math" w:hAnsi="Cambria Math" w:cs="Times New Roman"/>
+                  <w:sz w:val="24"/>
+                  <w:szCs w:val="24"/>
+                  <w:lang w:val="en-US"/>
+                </w:rPr>
+                <m:t>t</m:t>
+              </m:r>
+            </m:sub>
+          </m:sSub>
+          <m:r>
+            <w:rPr>
+              <w:rFonts w:ascii="Cambria Math" w:hAnsi="Cambria Math" w:cs="Times New Roman"/>
+              <w:sz w:val="24"/>
+              <w:szCs w:val="24"/>
+              <w:lang w:val="en-US"/>
+            </w:rPr>
+            <m:t xml:space="preserve">, </m:t>
+          </m:r>
+          <m:sSub>
+            <m:sSubPr>
+              <m:ctrlPr>
+                <w:rPr>
+                  <w:rFonts w:ascii="Cambria Math" w:hAnsi="Cambria Math" w:cs="Times New Roman"/>
+                  <w:i/>
+                  <w:sz w:val="24"/>
+                  <w:szCs w:val="24"/>
+                  <w:lang w:val="en-US"/>
+                </w:rPr>
+              </m:ctrlPr>
+            </m:sSubPr>
+            <m:e>
+              <m:r>
+                <w:rPr>
+                  <w:rFonts w:ascii="Cambria Math" w:hAnsi="Cambria Math" w:cs="Times New Roman"/>
+                  <w:sz w:val="24"/>
+                  <w:szCs w:val="24"/>
+                  <w:lang w:val="en-US"/>
+                </w:rPr>
+                <m:t>ME</m:t>
+              </m:r>
+            </m:e>
+            <m:sub>
+              <m:r>
+                <w:rPr>
+                  <w:rFonts w:ascii="Cambria Math" w:hAnsi="Cambria Math" w:cs="Times New Roman"/>
+                  <w:sz w:val="24"/>
+                  <w:szCs w:val="24"/>
+                  <w:lang w:val="en-US"/>
+                </w:rPr>
+                <m:t>env</m:t>
+              </m:r>
+            </m:sub>
+          </m:sSub>
+          <m:r>
+            <w:rPr>
+              <w:rFonts w:ascii="Cambria Math" w:hAnsi="Cambria Math" w:cs="Times New Roman"/>
+              <w:sz w:val="24"/>
+              <w:szCs w:val="24"/>
+              <w:lang w:val="en-US"/>
+            </w:rPr>
+            <m:t xml:space="preserve"> ~ </m:t>
+          </m:r>
+          <m:r>
+            <w:rPr>
+              <w:rFonts w:ascii="Cambria Math" w:eastAsiaTheme="minorEastAsia" w:hAnsi="Cambria Math" w:cs="Times New Roman"/>
+              <w:sz w:val="24"/>
+              <w:szCs w:val="24"/>
+              <w:lang w:val="en-US"/>
+            </w:rPr>
+            <m:t>N</m:t>
+          </m:r>
+          <m:d>
+            <m:dPr>
+              <m:ctrlPr>
+                <w:rPr>
+                  <w:rFonts w:ascii="Cambria Math" w:eastAsiaTheme="minorEastAsia" w:hAnsi="Cambria Math" w:cs="Times New Roman"/>
+                  <w:i/>
+                  <w:sz w:val="24"/>
+                  <w:szCs w:val="24"/>
+                  <w:lang w:val="en-US"/>
+                </w:rPr>
+              </m:ctrlPr>
+            </m:dPr>
+            <m:e>
+              <m:r>
+                <w:rPr>
+                  <w:rFonts w:ascii="Cambria Math" w:eastAsiaTheme="minorEastAsia" w:hAnsi="Cambria Math" w:cs="Times New Roman"/>
+                  <w:sz w:val="24"/>
+                  <w:szCs w:val="24"/>
+                  <w:lang w:val="en-US"/>
+                </w:rPr>
+                <m:t xml:space="preserve">θ, </m:t>
+              </m:r>
+              <m:sSub>
+                <m:sSubPr>
+                  <m:ctrlPr>
+                    <w:rPr>
+                      <w:rFonts w:ascii="Cambria Math" w:eastAsiaTheme="minorEastAsia" w:hAnsi="Cambria Math" w:cs="Times New Roman"/>
+                      <w:i/>
+                      <w:sz w:val="24"/>
+                      <w:szCs w:val="24"/>
+                      <w:lang w:val="en-US"/>
+                    </w:rPr>
+                  </m:ctrlPr>
+                </m:sSubPr>
+                <m:e>
+                  <m:r>
+                    <w:rPr>
+                      <w:rFonts w:ascii="Cambria Math" w:eastAsiaTheme="minorEastAsia" w:hAnsi="Cambria Math" w:cs="Times New Roman"/>
+                      <w:sz w:val="24"/>
+                      <w:szCs w:val="24"/>
+                      <w:lang w:val="en-US"/>
+                    </w:rPr>
+                    <m:t>σ</m:t>
+                  </m:r>
+                </m:e>
+                <m:sub>
+                  <m:r>
+                    <w:rPr>
+                      <w:rFonts w:ascii="Cambria Math" w:eastAsiaTheme="minorEastAsia" w:hAnsi="Cambria Math" w:cs="Times New Roman"/>
+                      <w:sz w:val="24"/>
+                      <w:szCs w:val="24"/>
+                      <w:lang w:val="en-US"/>
+                    </w:rPr>
+                    <m:t>p</m:t>
+                  </m:r>
+                </m:sub>
+              </m:sSub>
+            </m:e>
+          </m:d>
+          <m:r>
+            <w:rPr>
+              <w:rFonts w:ascii="Cambria Math" w:eastAsiaTheme="minorEastAsia" w:hAnsi="Cambria Math" w:cs="Times New Roman"/>
+              <w:sz w:val="24"/>
+              <w:szCs w:val="24"/>
+              <w:lang w:val="en-US"/>
+            </w:rPr>
+            <m:t>+N(0.5*θ, 0.25*</m:t>
+          </m:r>
+          <m:sSup>
+            <m:sSupPr>
+              <m:ctrlPr>
+                <w:rPr>
+                  <w:rFonts w:ascii="Cambria Math" w:eastAsiaTheme="minorEastAsia" w:hAnsi="Cambria Math" w:cs="Times New Roman"/>
+                  <w:i/>
+                  <w:sz w:val="24"/>
+                  <w:szCs w:val="24"/>
+                  <w:lang w:val="en-US"/>
+                </w:rPr>
+              </m:ctrlPr>
+            </m:sSupPr>
+            <m:e>
+              <m:sSub>
+                <m:sSubPr>
+                  <m:ctrlPr>
+                    <w:rPr>
+                      <w:rFonts w:ascii="Cambria Math" w:eastAsiaTheme="minorEastAsia" w:hAnsi="Cambria Math" w:cs="Times New Roman"/>
+                      <w:i/>
+                      <w:sz w:val="24"/>
+                      <w:szCs w:val="24"/>
+                      <w:lang w:val="en-US"/>
+                    </w:rPr>
+                  </m:ctrlPr>
+                </m:sSubPr>
+                <m:e>
+                  <m:r>
+                    <w:rPr>
+                      <w:rFonts w:ascii="Cambria Math" w:eastAsiaTheme="minorEastAsia" w:hAnsi="Cambria Math" w:cs="Times New Roman"/>
+                      <w:sz w:val="24"/>
+                      <w:szCs w:val="24"/>
+                      <w:lang w:val="en-US"/>
+                    </w:rPr>
+                    <m:t>σ</m:t>
+                  </m:r>
+                </m:e>
+                <m:sub>
+                  <m:r>
+                    <w:rPr>
+                      <w:rFonts w:ascii="Cambria Math" w:eastAsiaTheme="minorEastAsia" w:hAnsi="Cambria Math" w:cs="Times New Roman"/>
+                      <w:sz w:val="24"/>
+                      <w:szCs w:val="24"/>
+                      <w:lang w:val="en-US"/>
+                    </w:rPr>
+                    <m:t>p</m:t>
+                  </m:r>
+                </m:sub>
+              </m:sSub>
+            </m:e>
+            <m:sup>
+              <m:r>
+                <w:rPr>
+                  <w:rFonts w:ascii="Cambria Math" w:eastAsiaTheme="minorEastAsia" w:hAnsi="Cambria Math" w:cs="Times New Roman"/>
+                  <w:sz w:val="24"/>
+                  <w:szCs w:val="24"/>
+                  <w:lang w:val="en-US"/>
+                </w:rPr>
+                <m:t>2</m:t>
+              </m:r>
+            </m:sup>
+          </m:sSup>
+          <m:r>
+            <w:rPr>
+              <w:rFonts w:ascii="Cambria Math" w:eastAsiaTheme="minorEastAsia" w:hAnsi="Cambria Math" w:cs="Times New Roman"/>
+              <w:sz w:val="24"/>
+              <w:szCs w:val="24"/>
+              <w:lang w:val="en-US"/>
+            </w:rPr>
+            <m:t>)</m:t>
+          </m:r>
+        </m:oMath>
+      </m:oMathPara>
+    </w:p>
+    <w:p>
+      <w:pPr>
+        <w:rPr>
+          <w:rFonts w:ascii="Times New Roman" w:eastAsiaTheme="minorEastAsia" w:hAnsi="Times New Roman" w:cs="Times New Roman"/>
+          <w:sz w:val="24"/>
+          <w:szCs w:val="24"/>
+          <w:lang w:val="en-US"/>
+        </w:rPr>
+      </w:pPr>
+      <m:oMathPara>
+        <m:oMath>
+          <m:sSub>
+            <m:sSubPr>
+              <m:ctrlPr>
+                <w:rPr>
+                  <w:rFonts w:ascii="Cambria Math" w:hAnsi="Cambria Math" w:cs="Times New Roman"/>
+                  <w:i/>
+                  <w:sz w:val="24"/>
+                  <w:szCs w:val="24"/>
+                  <w:lang w:val="en-US"/>
+                </w:rPr>
+              </m:ctrlPr>
+            </m:sSubPr>
+            <m:e>
+              <m:r>
+                <w:rPr>
+                  <w:rFonts w:ascii="Cambria Math" w:hAnsi="Cambria Math" w:cs="Times New Roman"/>
+                  <w:sz w:val="24"/>
+                  <w:szCs w:val="24"/>
+                  <w:lang w:val="en-US"/>
+                </w:rPr>
+                <m:t>ME</m:t>
+              </m:r>
+            </m:e>
+            <m:sub>
+              <m:r>
+                <w:rPr>
+                  <w:rFonts w:ascii="Cambria Math" w:hAnsi="Cambria Math" w:cs="Times New Roman"/>
+                  <w:sz w:val="24"/>
+                  <w:szCs w:val="24"/>
+                  <w:lang w:val="en-US"/>
+                </w:rPr>
+                <m:t>t</m:t>
+              </m:r>
+            </m:sub>
+          </m:sSub>
+          <m:r>
+            <w:rPr>
+              <w:rFonts w:ascii="Cambria Math" w:hAnsi="Cambria Math" w:cs="Times New Roman"/>
+              <w:sz w:val="24"/>
+              <w:szCs w:val="24"/>
+              <w:lang w:val="en-US"/>
+            </w:rPr>
+            <m:t xml:space="preserve">, </m:t>
+          </m:r>
+          <m:sSub>
+            <m:sSubPr>
+              <m:ctrlPr>
+                <w:rPr>
+                  <w:rFonts w:ascii="Cambria Math" w:hAnsi="Cambria Math" w:cs="Times New Roman"/>
+                  <w:i/>
+                  <w:sz w:val="24"/>
+                  <w:szCs w:val="24"/>
+                  <w:lang w:val="en-US"/>
+                </w:rPr>
+              </m:ctrlPr>
+            </m:sSubPr>
+            <m:e>
+              <m:r>
+                <w:rPr>
+                  <w:rFonts w:ascii="Cambria Math" w:hAnsi="Cambria Math" w:cs="Times New Roman"/>
+                  <w:sz w:val="24"/>
+                  <w:szCs w:val="24"/>
+                  <w:lang w:val="en-US"/>
+                </w:rPr>
+                <m:t>ME</m:t>
+              </m:r>
+            </m:e>
+            <m:sub>
+              <m:r>
+                <w:rPr>
+                  <w:rFonts w:ascii="Cambria Math" w:hAnsi="Cambria Math" w:cs="Times New Roman"/>
+                  <w:sz w:val="24"/>
+                  <w:szCs w:val="24"/>
+                  <w:lang w:val="en-US"/>
+                </w:rPr>
+                <m:t>env</m:t>
+              </m:r>
+            </m:sub>
+          </m:sSub>
+          <m:r>
+            <w:rPr>
+              <w:rFonts w:ascii="Cambria Math" w:hAnsi="Cambria Math" w:cs="Times New Roman"/>
+              <w:sz w:val="24"/>
+              <w:szCs w:val="24"/>
+              <w:lang w:val="en-US"/>
+            </w:rPr>
+            <m:t xml:space="preserve"> ~ </m:t>
+          </m:r>
+          <m:r>
+            <w:rPr>
+              <w:rFonts w:ascii="Cambria Math" w:eastAsiaTheme="minorEastAsia" w:hAnsi="Cambria Math" w:cs="Times New Roman"/>
+              <w:sz w:val="24"/>
+              <w:szCs w:val="24"/>
+              <w:lang w:val="en-US"/>
+            </w:rPr>
+            <m:t>N</m:t>
+          </m:r>
+          <m:d>
+            <m:dPr>
+              <m:ctrlPr>
+                <w:rPr>
+                  <w:rFonts w:ascii="Cambria Math" w:eastAsiaTheme="minorEastAsia" w:hAnsi="Cambria Math" w:cs="Times New Roman"/>
+                  <w:i/>
+                  <w:sz w:val="24"/>
+                  <w:szCs w:val="24"/>
+                  <w:lang w:val="en-US"/>
+                </w:rPr>
+              </m:ctrlPr>
+            </m:dPr>
+            <m:e>
+              <m:r>
+                <w:rPr>
+                  <w:rFonts w:ascii="Cambria Math" w:eastAsiaTheme="minorEastAsia" w:hAnsi="Cambria Math" w:cs="Times New Roman"/>
+                  <w:sz w:val="24"/>
+                  <w:szCs w:val="24"/>
+                  <w:lang w:val="en-US"/>
+                </w:rPr>
+                <m:t xml:space="preserve">2θ, </m:t>
+              </m:r>
+              <m:sSub>
+                <m:sSubPr>
+                  <m:ctrlPr>
+                    <w:rPr>
+                      <w:rFonts w:ascii="Cambria Math" w:eastAsiaTheme="minorEastAsia" w:hAnsi="Cambria Math" w:cs="Times New Roman"/>
+                      <w:i/>
+                      <w:sz w:val="24"/>
+                      <w:szCs w:val="24"/>
+                      <w:lang w:val="en-US"/>
+                    </w:rPr>
+                  </m:ctrlPr>
+                </m:sSubPr>
+                <m:e>
+                  <m:r>
+                    <w:rPr>
+                      <w:rFonts w:ascii="Cambria Math" w:eastAsiaTheme="minorEastAsia" w:hAnsi="Cambria Math" w:cs="Times New Roman"/>
+                      <w:sz w:val="24"/>
+                      <w:szCs w:val="24"/>
+                      <w:lang w:val="en-US"/>
+                    </w:rPr>
+                    <m:t>σ</m:t>
+                  </m:r>
+                </m:e>
+                <m:sub>
+                  <m:r>
+                    <w:rPr>
+                      <w:rFonts w:ascii="Cambria Math" w:eastAsiaTheme="minorEastAsia" w:hAnsi="Cambria Math" w:cs="Times New Roman"/>
+                      <w:sz w:val="24"/>
+                      <w:szCs w:val="24"/>
+                      <w:lang w:val="en-US"/>
+                    </w:rPr>
+                    <m:t>p</m:t>
+                  </m:r>
+                </m:sub>
+              </m:sSub>
+              <m:r>
+                <w:rPr>
+                  <w:rFonts w:ascii="Cambria Math" w:eastAsiaTheme="minorEastAsia" w:hAnsi="Cambria Math" w:cs="Times New Roman"/>
+                  <w:sz w:val="24"/>
+                  <w:szCs w:val="24"/>
+                  <w:lang w:val="en-US"/>
+                </w:rPr>
+                <m:t>+0.25*</m:t>
+              </m:r>
+              <m:sSup>
+                <m:sSupPr>
+                  <m:ctrlPr>
+                    <w:rPr>
+                      <w:rFonts w:ascii="Cambria Math" w:eastAsiaTheme="minorEastAsia" w:hAnsi="Cambria Math" w:cs="Times New Roman"/>
+                      <w:i/>
+                      <w:sz w:val="24"/>
+                      <w:szCs w:val="24"/>
+                      <w:lang w:val="en-US"/>
+                    </w:rPr>
+                  </m:ctrlPr>
+                </m:sSupPr>
+                <m:e>
+                  <m:sSub>
+                    <m:sSubPr>
+                      <m:ctrlPr>
+                        <w:rPr>
+                          <w:rFonts w:ascii="Cambria Math" w:eastAsiaTheme="minorEastAsia" w:hAnsi="Cambria Math" w:cs="Times New Roman"/>
+                          <w:i/>
+                          <w:sz w:val="24"/>
+                          <w:szCs w:val="24"/>
+                          <w:lang w:val="en-US"/>
+                        </w:rPr>
+                      </m:ctrlPr>
+                    </m:sSubPr>
+                    <m:e>
+                      <m:r>
+                        <w:rPr>
+                          <w:rFonts w:ascii="Cambria Math" w:eastAsiaTheme="minorEastAsia" w:hAnsi="Cambria Math" w:cs="Times New Roman"/>
+                          <w:sz w:val="24"/>
+                          <w:szCs w:val="24"/>
+                          <w:lang w:val="en-US"/>
+                        </w:rPr>
+                        <m:t>σ</m:t>
+                      </m:r>
+                    </m:e>
+                    <m:sub>
+                      <m:r>
+                        <w:rPr>
+                          <w:rFonts w:ascii="Cambria Math" w:eastAsiaTheme="minorEastAsia" w:hAnsi="Cambria Math" w:cs="Times New Roman"/>
+                          <w:sz w:val="24"/>
+                          <w:szCs w:val="24"/>
+                          <w:lang w:val="en-US"/>
+                        </w:rPr>
+                        <m:t>p</m:t>
+                      </m:r>
+                    </m:sub>
+                  </m:sSub>
+                </m:e>
+                <m:sup>
+                  <m:r>
+                    <w:rPr>
+                      <w:rFonts w:ascii="Cambria Math" w:eastAsiaTheme="minorEastAsia" w:hAnsi="Cambria Math" w:cs="Times New Roman"/>
+                      <w:sz w:val="24"/>
+                      <w:szCs w:val="24"/>
+                      <w:lang w:val="en-US"/>
+                    </w:rPr>
+                    <m:t>2</m:t>
+                  </m:r>
+                </m:sup>
+              </m:sSup>
+            </m:e>
+          </m:d>
+        </m:oMath>
+      </m:oMathPara>
+    </w:p>
+    <w:p>
+      <w:pPr>
+        <w:ind w:firstLine="709"/>
+        <w:rPr>
+          <w:rFonts w:ascii="Times New Roman" w:hAnsi="Times New Roman" w:cs="Times New Roman"/>
+          <w:sz w:val="24"/>
+          <w:szCs w:val="24"/>
+          <w:lang w:val="en-US"/>
+        </w:rPr>
+      </w:pPr>
+      <w:r>
+        <w:rPr>
+          <w:rFonts w:ascii="Times New Roman" w:hAnsi="Times New Roman" w:cs="Times New Roman"/>
+          <w:sz w:val="24"/>
+          <w:szCs w:val="24"/>
+          <w:lang w:val="en-US"/>
+        </w:rPr>
+        <w:t xml:space="preserve">Given that the priors on our standardized effects are </w:t>
+      </w:r>
+      <w:r>
+        <w:rPr>
+          <w:rFonts w:ascii="Times New Roman" w:hAnsi="Times New Roman" w:cs="Times New Roman"/>
+          <w:i/>
+          <w:iCs/>
+          <w:sz w:val="24"/>
+          <w:szCs w:val="24"/>
+          <w:lang w:val="en-US"/>
+        </w:rPr>
+        <w:t>N(0,1)</w:t>
+      </w:r>
+      <w:r>
+        <w:rPr>
+          <w:rFonts w:ascii="Times New Roman" w:hAnsi="Times New Roman" w:cs="Times New Roman"/>
+          <w:sz w:val="24"/>
+          <w:szCs w:val="24"/>
+          <w:lang w:val="en-US"/>
+        </w:rPr>
+        <w:t>,</w:t>
+      </w:r>
+      <w:r>
+        <w:rPr>
+          <w:rFonts w:ascii="Times New Roman" w:hAnsi="Times New Roman" w:cs="Times New Roman"/>
+          <w:i/>
+          <w:iCs/>
+          <w:sz w:val="24"/>
+          <w:szCs w:val="24"/>
+          <w:lang w:val="en-US"/>
+        </w:rPr>
+        <w:t xml:space="preserve"> </w:t>
+      </w:r>
+      <w:r>
+        <w:rPr>
+          <w:rFonts w:ascii="Times New Roman" w:hAnsi="Times New Roman" w:cs="Times New Roman"/>
+          <w:sz w:val="24"/>
+          <w:szCs w:val="24"/>
+          <w:lang w:val="en-US"/>
+        </w:rPr>
+        <w:t>we obtain the following prior distributions for the parameters</w:t>
+      </w:r>
+      <w:r>
+        <w:rPr>
+          <w:rFonts w:ascii="Times New Roman" w:hAnsi="Times New Roman" w:cs="Times New Roman"/>
+          <w:sz w:val="24"/>
+          <w:szCs w:val="24"/>
+          <w:lang w:val="en-US"/>
+        </w:rPr>
+        <w:t xml:space="preserve"> and effects</w:t>
+      </w:r>
+      <w:r>
+        <w:rPr>
+          <w:rFonts w:ascii="Times New Roman" w:hAnsi="Times New Roman" w:cs="Times New Roman"/>
+          <w:sz w:val="24"/>
+          <w:szCs w:val="24"/>
+          <w:lang w:val="en-US"/>
+        </w:rPr>
+        <w:t xml:space="preserve"> in our two</w:t>
+      </w:r>
+      <w:r>
+        <w:rPr>
+          <w:rFonts w:ascii="Times New Roman" w:hAnsi="Times New Roman" w:cs="Times New Roman"/>
+          <w:sz w:val="24"/>
+          <w:szCs w:val="24"/>
+          <w:lang w:val="en-US"/>
+        </w:rPr>
+        <w:noBreakHyphen/>
+        <w:t>way ANOVA</w:t>
+      </w:r>
+      <w:r>
+        <w:rPr>
+          <w:rFonts w:ascii="Times New Roman" w:hAnsi="Times New Roman" w:cs="Times New Roman"/>
+          <w:sz w:val="24"/>
+          <w:szCs w:val="24"/>
+          <w:lang w:val="en-US"/>
+        </w:rPr>
+        <w:t xml:space="preserve"> (where the same logic was applied to the contrasts)</w:t>
+      </w:r>
+      <w:r>
+        <w:rPr>
+          <w:rFonts w:ascii="Times New Roman" w:hAnsi="Times New Roman" w:cs="Times New Roman"/>
+          <w:sz w:val="24"/>
+          <w:szCs w:val="24"/>
+          <w:lang w:val="en-US"/>
+        </w:rPr>
+        <w:t>:</w:t>
+      </w:r>
+    </w:p>
+    <w:p>
+      <w:pPr>
         <w:rPr>
           <w:rFonts w:ascii="Times New Roman" w:hAnsi="Times New Roman" w:cs="Times New Roman"/>
           <w:b/>
@@ -11382,8 +13897,7 @@
           <w:szCs w:val="24"/>
           <w:lang w:val="en-US"/>
         </w:rPr>
-        <w:t>Figure I</w:t>
-      </w:r>
+      </w:pPr>
       <w:r>
         <w:rPr>
           <w:rFonts w:ascii="Times New Roman" w:hAnsi="Times New Roman" w:cs="Times New Roman"/>
@@ -11393,7 +13907,1491 @@
           <w:szCs w:val="24"/>
           <w:lang w:val="en-US"/>
         </w:rPr>
-        <w:t xml:space="preserve">I </w:t>
+        <w:t>Table VIII</w:t>
+      </w:r>
+    </w:p>
+    <w:p>
+      <w:pPr>
+        <w:rPr>
+          <w:rFonts w:ascii="Times New Roman" w:hAnsi="Times New Roman" w:cs="Times New Roman"/>
+          <w:b/>
+          <w:bCs/>
+          <w:sz w:val="24"/>
+          <w:szCs w:val="24"/>
+          <w:lang w:val="en-US"/>
+        </w:rPr>
+      </w:pPr>
+      <w:r>
+        <w:rPr>
+          <w:rFonts w:ascii="Times New Roman" w:hAnsi="Times New Roman" w:cs="Times New Roman"/>
+          <w:i/>
+          <w:iCs/>
+          <w:sz w:val="24"/>
+          <w:szCs w:val="24"/>
+          <w:lang w:val="en-US"/>
+        </w:rPr>
+        <w:t xml:space="preserve">Priors for all two-way ANOVA </w:t>
+      </w:r>
+      <w:r>
+        <w:rPr>
+          <w:rFonts w:ascii="Times New Roman" w:hAnsi="Times New Roman" w:cs="Times New Roman"/>
+          <w:b/>
+          <w:bCs/>
+          <w:sz w:val="24"/>
+          <w:szCs w:val="24"/>
+          <w:lang w:val="en-US"/>
+        </w:rPr>
+        <w:t xml:space="preserve"> </w:t>
+      </w:r>
+    </w:p>
+    <w:tbl>
+      <w:tblPr>
+        <w:tblStyle w:val="TableGrid"/>
+        <w:tblW w:w="0" w:type="auto"/>
+        <w:tblBorders>
+          <w:top w:val="none" w:sz="0" w:space="0" w:color="auto"/>
+          <w:left w:val="none" w:sz="0" w:space="0" w:color="auto"/>
+          <w:bottom w:val="none" w:sz="0" w:space="0" w:color="auto"/>
+          <w:right w:val="none" w:sz="0" w:space="0" w:color="auto"/>
+          <w:insideH w:val="none" w:sz="0" w:space="0" w:color="auto"/>
+          <w:insideV w:val="none" w:sz="0" w:space="0" w:color="auto"/>
+        </w:tblBorders>
+        <w:tblLook w:val="04A0" w:firstRow="1" w:lastRow="0" w:firstColumn="1" w:lastColumn="0" w:noHBand="0" w:noVBand="1"/>
+      </w:tblPr>
+      <w:tblGrid>
+        <w:gridCol w:w="3175"/>
+        <w:gridCol w:w="3175"/>
+      </w:tblGrid>
+      <w:tr>
+        <w:trPr>
+          <w:trHeight w:val="454"/>
+        </w:trPr>
+        <w:tc>
+          <w:tcPr>
+            <w:tcW w:w="3175" w:type="dxa"/>
+            <w:tcBorders>
+              <w:top w:val="single" w:sz="12" w:space="0" w:color="auto"/>
+              <w:bottom w:val="single" w:sz="12" w:space="0" w:color="auto"/>
+            </w:tcBorders>
+          </w:tcPr>
+          <w:p>
+            <w:pPr>
+              <w:rPr>
+                <w:rFonts w:ascii="Times New Roman" w:hAnsi="Times New Roman" w:cs="Times New Roman"/>
+                <w:b/>
+                <w:bCs/>
+                <w:sz w:val="24"/>
+                <w:szCs w:val="24"/>
+                <w:lang w:val="en-US"/>
+              </w:rPr>
+            </w:pPr>
+          </w:p>
+        </w:tc>
+        <w:tc>
+          <w:tcPr>
+            <w:tcW w:w="3175" w:type="dxa"/>
+            <w:tcBorders>
+              <w:top w:val="single" w:sz="12" w:space="0" w:color="auto"/>
+            </w:tcBorders>
+            <w:vAlign w:val="center"/>
+          </w:tcPr>
+          <w:p>
+            <w:pPr>
+              <w:jc w:val="center"/>
+              <w:rPr>
+                <w:rFonts w:ascii="Times New Roman" w:hAnsi="Times New Roman" w:cs="Times New Roman"/>
+                <w:b/>
+                <w:bCs/>
+                <w:sz w:val="24"/>
+                <w:szCs w:val="24"/>
+                <w:lang w:val="en-US"/>
+              </w:rPr>
+            </w:pPr>
+            <w:r>
+              <w:rPr>
+                <w:rFonts w:ascii="Times New Roman" w:hAnsi="Times New Roman" w:cs="Times New Roman"/>
+                <w:b/>
+                <w:bCs/>
+                <w:sz w:val="24"/>
+                <w:szCs w:val="24"/>
+                <w:lang w:val="en-US"/>
+              </w:rPr>
+              <w:t>Priors</w:t>
+            </w:r>
+          </w:p>
+        </w:tc>
+      </w:tr>
+      <w:tr>
+        <w:trPr>
+          <w:trHeight w:val="454"/>
+        </w:trPr>
+        <w:tc>
+          <w:tcPr>
+            <w:tcW w:w="6350" w:type="dxa"/>
+            <w:gridSpan w:val="2"/>
+            <w:tcBorders>
+              <w:top w:val="single" w:sz="12" w:space="0" w:color="auto"/>
+              <w:bottom w:val="single" w:sz="12" w:space="0" w:color="auto"/>
+            </w:tcBorders>
+            <w:vAlign w:val="center"/>
+          </w:tcPr>
+          <w:p>
+            <w:pPr>
+              <w:rPr>
+                <w:rFonts w:ascii="Times New Roman" w:hAnsi="Times New Roman" w:cs="Times New Roman"/>
+                <w:b/>
+                <w:bCs/>
+                <w:sz w:val="24"/>
+                <w:szCs w:val="24"/>
+                <w:lang w:val="en-US"/>
+              </w:rPr>
+            </w:pPr>
+            <w:r>
+              <w:rPr>
+                <w:rFonts w:ascii="Times New Roman" w:hAnsi="Times New Roman" w:cs="Times New Roman"/>
+                <w:b/>
+                <w:bCs/>
+                <w:sz w:val="24"/>
+                <w:szCs w:val="24"/>
+                <w:lang w:val="en-US"/>
+              </w:rPr>
+              <w:t>Regular effects</w:t>
+            </w:r>
+          </w:p>
+        </w:tc>
+      </w:tr>
+      <w:tr>
+        <w:trPr>
+          <w:trHeight w:val="454"/>
+        </w:trPr>
+        <w:tc>
+          <w:tcPr>
+            <w:tcW w:w="3175" w:type="dxa"/>
+            <w:tcBorders>
+              <w:top w:val="single" w:sz="12" w:space="0" w:color="auto"/>
+            </w:tcBorders>
+            <w:vAlign w:val="center"/>
+          </w:tcPr>
+          <w:p>
+            <w:pPr>
+              <w:rPr>
+                <w:rFonts w:ascii="Times New Roman" w:hAnsi="Times New Roman" w:cs="Times New Roman"/>
+                <w:i/>
+                <w:iCs/>
+                <w:sz w:val="24"/>
+                <w:szCs w:val="24"/>
+                <w:lang w:val="en-US"/>
+              </w:rPr>
+            </w:pPr>
+            <w:r>
+              <w:rPr>
+                <w:rFonts w:ascii="Times New Roman" w:hAnsi="Times New Roman" w:cs="Times New Roman"/>
+                <w:i/>
+                <w:iCs/>
+                <w:sz w:val="24"/>
+                <w:szCs w:val="24"/>
+                <w:lang w:val="en-US"/>
+              </w:rPr>
+              <w:t>µ</w:t>
+            </w:r>
+          </w:p>
+        </w:tc>
+        <w:tc>
+          <w:tcPr>
+            <w:tcW w:w="3175" w:type="dxa"/>
+            <w:tcBorders>
+              <w:top w:val="single" w:sz="12" w:space="0" w:color="auto"/>
+            </w:tcBorders>
+            <w:vAlign w:val="center"/>
+          </w:tcPr>
+          <w:p>
+            <w:pPr>
+              <w:jc w:val="center"/>
+              <w:rPr>
+                <w:rFonts w:ascii="Times New Roman" w:hAnsi="Times New Roman" w:cs="Times New Roman"/>
+                <w:sz w:val="24"/>
+                <w:szCs w:val="24"/>
+                <w:lang w:val="en-US"/>
+              </w:rPr>
+            </w:pPr>
+            <w:r>
+              <w:rPr>
+                <w:rFonts w:ascii="Times New Roman" w:hAnsi="Times New Roman" w:cs="Times New Roman"/>
+                <w:sz w:val="24"/>
+                <w:szCs w:val="24"/>
+                <w:lang w:val="en-US"/>
+              </w:rPr>
+              <w:t>N(0,1)</w:t>
+            </w:r>
+          </w:p>
+        </w:tc>
+      </w:tr>
+      <w:tr>
+        <w:trPr>
+          <w:trHeight w:val="454"/>
+        </w:trPr>
+        <w:tc>
+          <w:tcPr>
+            <w:tcW w:w="3175" w:type="dxa"/>
+            <w:vAlign w:val="center"/>
+          </w:tcPr>
+          <w:p>
+            <w:pPr>
+              <w:rPr>
+                <w:rFonts w:ascii="Times New Roman" w:hAnsi="Times New Roman" w:cs="Times New Roman"/>
+                <w:i/>
+                <w:iCs/>
+                <w:sz w:val="24"/>
+                <w:szCs w:val="24"/>
+                <w:lang w:val="en-US"/>
+              </w:rPr>
+            </w:pPr>
+            <w:r>
+              <w:rPr>
+                <w:rFonts w:ascii="Times New Roman" w:hAnsi="Times New Roman" w:cs="Times New Roman"/>
+                <w:i/>
+                <w:iCs/>
+                <w:sz w:val="24"/>
+                <w:szCs w:val="24"/>
+                <w:lang w:val="en-US"/>
+              </w:rPr>
+              <w:t>α</w:t>
+            </w:r>
+          </w:p>
+        </w:tc>
+        <w:tc>
+          <w:tcPr>
+            <w:tcW w:w="3175" w:type="dxa"/>
+            <w:vAlign w:val="center"/>
+          </w:tcPr>
+          <w:p>
+            <w:pPr>
+              <w:jc w:val="center"/>
+              <w:rPr>
+                <w:rFonts w:ascii="Times New Roman" w:hAnsi="Times New Roman" w:cs="Times New Roman"/>
+                <w:sz w:val="24"/>
+                <w:szCs w:val="24"/>
+                <w:lang w:val="en-US"/>
+              </w:rPr>
+            </w:pPr>
+            <w:r>
+              <w:rPr>
+                <w:rFonts w:ascii="Times New Roman" w:hAnsi="Times New Roman" w:cs="Times New Roman"/>
+                <w:sz w:val="24"/>
+                <w:szCs w:val="24"/>
+                <w:lang w:val="en-US"/>
+              </w:rPr>
+              <w:t>N(0,1)</w:t>
+            </w:r>
+          </w:p>
+        </w:tc>
+      </w:tr>
+      <w:tr>
+        <w:trPr>
+          <w:trHeight w:val="454"/>
+        </w:trPr>
+        <w:tc>
+          <w:tcPr>
+            <w:tcW w:w="3175" w:type="dxa"/>
+            <w:vAlign w:val="center"/>
+          </w:tcPr>
+          <w:p>
+            <w:pPr>
+              <w:rPr>
+                <w:rFonts w:ascii="Times New Roman" w:hAnsi="Times New Roman" w:cs="Times New Roman"/>
+                <w:i/>
+                <w:iCs/>
+                <w:sz w:val="24"/>
+                <w:szCs w:val="24"/>
+                <w:lang w:val="en-US"/>
+              </w:rPr>
+            </w:pPr>
+            <w:r>
+              <w:rPr>
+                <w:rFonts w:ascii="Times New Roman" w:hAnsi="Times New Roman" w:cs="Times New Roman"/>
+                <w:i/>
+                <w:iCs/>
+                <w:sz w:val="24"/>
+                <w:szCs w:val="24"/>
+                <w:lang w:val="en-US"/>
+              </w:rPr>
+              <w:t>β</w:t>
+            </w:r>
+          </w:p>
+        </w:tc>
+        <w:tc>
+          <w:tcPr>
+            <w:tcW w:w="3175" w:type="dxa"/>
+            <w:vAlign w:val="center"/>
+          </w:tcPr>
+          <w:p>
+            <w:pPr>
+              <w:jc w:val="center"/>
+              <w:rPr>
+                <w:rFonts w:ascii="Times New Roman" w:hAnsi="Times New Roman" w:cs="Times New Roman"/>
+                <w:sz w:val="24"/>
+                <w:szCs w:val="24"/>
+                <w:lang w:val="en-US"/>
+              </w:rPr>
+            </w:pPr>
+            <w:r>
+              <w:rPr>
+                <w:rFonts w:ascii="Times New Roman" w:hAnsi="Times New Roman" w:cs="Times New Roman"/>
+                <w:sz w:val="24"/>
+                <w:szCs w:val="24"/>
+                <w:lang w:val="en-US"/>
+              </w:rPr>
+              <w:t>N(0,1)</w:t>
+            </w:r>
+          </w:p>
+        </w:tc>
+      </w:tr>
+      <w:tr>
+        <w:trPr>
+          <w:trHeight w:val="454"/>
+        </w:trPr>
+        <w:tc>
+          <w:tcPr>
+            <w:tcW w:w="3175" w:type="dxa"/>
+            <w:vAlign w:val="center"/>
+          </w:tcPr>
+          <w:p>
+            <w:pPr>
+              <w:rPr>
+                <w:rFonts w:ascii="Times New Roman" w:hAnsi="Times New Roman" w:cs="Times New Roman"/>
+                <w:i/>
+                <w:iCs/>
+                <w:sz w:val="24"/>
+                <w:szCs w:val="24"/>
+                <w:lang w:val="en-US"/>
+              </w:rPr>
+            </w:pPr>
+            <w:r>
+              <w:rPr>
+                <w:rFonts w:ascii="Times New Roman" w:hAnsi="Times New Roman" w:cs="Times New Roman"/>
+                <w:i/>
+                <w:iCs/>
+                <w:sz w:val="24"/>
+                <w:szCs w:val="24"/>
+                <w:lang w:val="en-US"/>
+              </w:rPr>
+              <w:t>γ</w:t>
+            </w:r>
+          </w:p>
+        </w:tc>
+        <w:tc>
+          <w:tcPr>
+            <w:tcW w:w="3175" w:type="dxa"/>
+            <w:vAlign w:val="center"/>
+          </w:tcPr>
+          <w:p>
+            <w:pPr>
+              <w:jc w:val="center"/>
+              <w:rPr>
+                <w:rFonts w:ascii="Times New Roman" w:hAnsi="Times New Roman" w:cs="Times New Roman"/>
+                <w:sz w:val="24"/>
+                <w:szCs w:val="24"/>
+                <w:lang w:val="en-US"/>
+              </w:rPr>
+            </w:pPr>
+            <w:r>
+              <w:rPr>
+                <w:rFonts w:ascii="Times New Roman" w:hAnsi="Times New Roman" w:cs="Times New Roman"/>
+                <w:sz w:val="24"/>
+                <w:szCs w:val="24"/>
+                <w:lang w:val="en-US"/>
+              </w:rPr>
+              <w:t>N(0,1)</w:t>
+            </w:r>
+          </w:p>
+        </w:tc>
+      </w:tr>
+      <w:tr>
+        <w:trPr>
+          <w:trHeight w:val="454"/>
+        </w:trPr>
+        <w:tc>
+          <w:tcPr>
+            <w:tcW w:w="3175" w:type="dxa"/>
+            <w:vAlign w:val="center"/>
+          </w:tcPr>
+          <w:p>
+            <w:pPr>
+              <w:rPr>
+                <w:rFonts w:ascii="Times New Roman" w:hAnsi="Times New Roman" w:cs="Times New Roman"/>
+                <w:i/>
+                <w:iCs/>
+                <w:sz w:val="24"/>
+                <w:szCs w:val="24"/>
+                <w:lang w:val="en-US"/>
+              </w:rPr>
+            </w:pPr>
+            <m:oMathPara>
+              <m:oMathParaPr>
+                <m:jc m:val="left"/>
+              </m:oMathParaPr>
+              <m:oMath>
+                <m:sSub>
+                  <m:sSubPr>
+                    <m:ctrlPr>
+                      <w:rPr>
+                        <w:rFonts w:ascii="Cambria Math" w:hAnsi="Cambria Math" w:cs="Times New Roman"/>
+                        <w:i/>
+                        <w:iCs/>
+                        <w:sz w:val="24"/>
+                        <w:szCs w:val="24"/>
+                        <w:lang w:val="en-US"/>
+                      </w:rPr>
+                    </m:ctrlPr>
+                  </m:sSubPr>
+                  <m:e>
+                    <m:r>
+                      <w:rPr>
+                        <w:rFonts w:ascii="Cambria Math" w:hAnsi="Cambria Math" w:cs="Times New Roman"/>
+                        <w:sz w:val="24"/>
+                        <w:szCs w:val="24"/>
+                        <w:lang w:val="en-US"/>
+                      </w:rPr>
+                      <m:t>σ</m:t>
+                    </m:r>
+                  </m:e>
+                  <m:sub>
+                    <m:r>
+                      <w:rPr>
+                        <w:rFonts w:ascii="Cambria Math" w:hAnsi="Cambria Math" w:cs="Times New Roman"/>
+                        <w:sz w:val="24"/>
+                        <w:szCs w:val="24"/>
+                        <w:lang w:val="en-US"/>
+                      </w:rPr>
+                      <m:t>res</m:t>
+                    </m:r>
+                  </m:sub>
+                </m:sSub>
+              </m:oMath>
+            </m:oMathPara>
+          </w:p>
+        </w:tc>
+        <w:tc>
+          <w:tcPr>
+            <w:tcW w:w="3175" w:type="dxa"/>
+            <w:vAlign w:val="center"/>
+          </w:tcPr>
+          <w:p>
+            <w:pPr>
+              <w:jc w:val="center"/>
+              <w:rPr>
+                <w:rFonts w:ascii="Times New Roman" w:hAnsi="Times New Roman" w:cs="Times New Roman"/>
+                <w:sz w:val="24"/>
+                <w:szCs w:val="24"/>
+                <w:lang w:val="en-US"/>
+              </w:rPr>
+            </w:pPr>
+            <w:r>
+              <w:rPr>
+                <w:rFonts w:ascii="Times New Roman" w:hAnsi="Times New Roman" w:cs="Times New Roman"/>
+                <w:sz w:val="24"/>
+                <w:szCs w:val="24"/>
+                <w:lang w:val="en-US"/>
+              </w:rPr>
+              <w:t>N(0,1)</w:t>
+            </w:r>
+          </w:p>
+        </w:tc>
+      </w:tr>
+      <w:tr>
+        <w:trPr>
+          <w:trHeight w:val="454"/>
+        </w:trPr>
+        <w:tc>
+          <w:tcPr>
+            <w:tcW w:w="3175" w:type="dxa"/>
+            <w:vAlign w:val="center"/>
+          </w:tcPr>
+          <w:p>
+            <w:pPr>
+              <w:rPr>
+                <w:rFonts w:ascii="Times New Roman" w:hAnsi="Times New Roman" w:cs="Times New Roman"/>
+                <w:i/>
+                <w:iCs/>
+                <w:sz w:val="24"/>
+                <w:szCs w:val="24"/>
+                <w:vertAlign w:val="subscript"/>
+                <w:lang w:val="en-US"/>
+              </w:rPr>
+            </w:pPr>
+            <w:r>
+              <w:rPr>
+                <w:rFonts w:ascii="Times New Roman" w:hAnsi="Times New Roman" w:cs="Times New Roman"/>
+                <w:i/>
+                <w:iCs/>
+                <w:sz w:val="24"/>
+                <w:szCs w:val="24"/>
+                <w:lang w:val="en-US"/>
+              </w:rPr>
+              <w:lastRenderedPageBreak/>
+              <w:t>ME</w:t>
+            </w:r>
+            <w:r>
+              <w:rPr>
+                <w:rFonts w:ascii="Times New Roman" w:hAnsi="Times New Roman" w:cs="Times New Roman"/>
+                <w:i/>
+                <w:iCs/>
+                <w:sz w:val="24"/>
+                <w:szCs w:val="24"/>
+                <w:vertAlign w:val="subscript"/>
+                <w:lang w:val="en-US"/>
+              </w:rPr>
+              <w:t>t</w:t>
+            </w:r>
+          </w:p>
+        </w:tc>
+        <w:tc>
+          <w:tcPr>
+            <w:tcW w:w="3175" w:type="dxa"/>
+            <w:vAlign w:val="center"/>
+          </w:tcPr>
+          <w:p>
+            <w:pPr>
+              <w:jc w:val="center"/>
+              <w:rPr>
+                <w:rFonts w:ascii="Times New Roman" w:hAnsi="Times New Roman" w:cs="Times New Roman"/>
+                <w:sz w:val="24"/>
+                <w:szCs w:val="24"/>
+                <w:lang w:val="en-US"/>
+              </w:rPr>
+            </w:pPr>
+            <w:r>
+              <w:rPr>
+                <w:rFonts w:ascii="Times New Roman" w:hAnsi="Times New Roman" w:cs="Times New Roman"/>
+                <w:sz w:val="24"/>
+                <w:szCs w:val="24"/>
+                <w:lang w:val="en-US"/>
+              </w:rPr>
+              <w:t>N(0,1</w:t>
+            </w:r>
+            <w:r>
+              <w:rPr>
+                <w:rFonts w:ascii="Times New Roman" w:hAnsi="Times New Roman" w:cs="Times New Roman"/>
+                <w:sz w:val="24"/>
+                <w:szCs w:val="24"/>
+                <w:lang w:val="en-US"/>
+              </w:rPr>
+              <w:t>.25</w:t>
+            </w:r>
+            <w:r>
+              <w:rPr>
+                <w:rFonts w:ascii="Times New Roman" w:hAnsi="Times New Roman" w:cs="Times New Roman"/>
+                <w:sz w:val="24"/>
+                <w:szCs w:val="24"/>
+                <w:lang w:val="en-US"/>
+              </w:rPr>
+              <w:t>)</w:t>
+            </w:r>
+          </w:p>
+        </w:tc>
+      </w:tr>
+      <w:tr>
+        <w:trPr>
+          <w:trHeight w:val="454"/>
+        </w:trPr>
+        <w:tc>
+          <w:tcPr>
+            <w:tcW w:w="3175" w:type="dxa"/>
+            <w:tcBorders>
+              <w:bottom w:val="single" w:sz="12" w:space="0" w:color="auto"/>
+            </w:tcBorders>
+            <w:vAlign w:val="center"/>
+          </w:tcPr>
+          <w:p>
+            <w:pPr>
+              <w:rPr>
+                <w:rFonts w:ascii="Times New Roman" w:hAnsi="Times New Roman" w:cs="Times New Roman"/>
+                <w:i/>
+                <w:iCs/>
+                <w:sz w:val="24"/>
+                <w:szCs w:val="24"/>
+                <w:vertAlign w:val="subscript"/>
+                <w:lang w:val="en-US"/>
+              </w:rPr>
+            </w:pPr>
+            <w:r>
+              <w:rPr>
+                <w:rFonts w:ascii="Times New Roman" w:hAnsi="Times New Roman" w:cs="Times New Roman"/>
+                <w:i/>
+                <w:iCs/>
+                <w:sz w:val="24"/>
+                <w:szCs w:val="24"/>
+                <w:lang w:val="en-US"/>
+              </w:rPr>
+              <w:t>ME</w:t>
+            </w:r>
+            <w:r>
+              <w:rPr>
+                <w:rFonts w:ascii="Times New Roman" w:hAnsi="Times New Roman" w:cs="Times New Roman"/>
+                <w:i/>
+                <w:iCs/>
+                <w:sz w:val="24"/>
+                <w:szCs w:val="24"/>
+                <w:vertAlign w:val="subscript"/>
+                <w:lang w:val="en-US"/>
+              </w:rPr>
+              <w:t>env</w:t>
+            </w:r>
+          </w:p>
+        </w:tc>
+        <w:tc>
+          <w:tcPr>
+            <w:tcW w:w="3175" w:type="dxa"/>
+            <w:tcBorders>
+              <w:bottom w:val="single" w:sz="12" w:space="0" w:color="auto"/>
+            </w:tcBorders>
+            <w:vAlign w:val="center"/>
+          </w:tcPr>
+          <w:p>
+            <w:pPr>
+              <w:jc w:val="center"/>
+              <w:rPr>
+                <w:rFonts w:ascii="Times New Roman" w:hAnsi="Times New Roman" w:cs="Times New Roman"/>
+                <w:sz w:val="24"/>
+                <w:szCs w:val="24"/>
+                <w:lang w:val="en-US"/>
+              </w:rPr>
+            </w:pPr>
+            <w:r>
+              <w:rPr>
+                <w:rFonts w:ascii="Times New Roman" w:hAnsi="Times New Roman" w:cs="Times New Roman"/>
+                <w:sz w:val="24"/>
+                <w:szCs w:val="24"/>
+                <w:lang w:val="en-US"/>
+              </w:rPr>
+              <w:t>N(0,1</w:t>
+            </w:r>
+            <w:r>
+              <w:rPr>
+                <w:rFonts w:ascii="Times New Roman" w:hAnsi="Times New Roman" w:cs="Times New Roman"/>
+                <w:sz w:val="24"/>
+                <w:szCs w:val="24"/>
+                <w:lang w:val="en-US"/>
+              </w:rPr>
+              <w:t>.25</w:t>
+            </w:r>
+            <w:r>
+              <w:rPr>
+                <w:rFonts w:ascii="Times New Roman" w:hAnsi="Times New Roman" w:cs="Times New Roman"/>
+                <w:sz w:val="24"/>
+                <w:szCs w:val="24"/>
+                <w:lang w:val="en-US"/>
+              </w:rPr>
+              <w:t>)</w:t>
+            </w:r>
+          </w:p>
+        </w:tc>
+      </w:tr>
+      <w:tr>
+        <w:trPr>
+          <w:trHeight w:val="454"/>
+        </w:trPr>
+        <w:tc>
+          <w:tcPr>
+            <w:tcW w:w="6350" w:type="dxa"/>
+            <w:gridSpan w:val="2"/>
+            <w:tcBorders>
+              <w:top w:val="single" w:sz="12" w:space="0" w:color="auto"/>
+              <w:bottom w:val="single" w:sz="12" w:space="0" w:color="auto"/>
+            </w:tcBorders>
+            <w:vAlign w:val="center"/>
+          </w:tcPr>
+          <w:p>
+            <w:pPr>
+              <w:rPr>
+                <w:rFonts w:ascii="Times New Roman" w:hAnsi="Times New Roman" w:cs="Times New Roman"/>
+                <w:b/>
+                <w:bCs/>
+                <w:sz w:val="24"/>
+                <w:szCs w:val="24"/>
+                <w:lang w:val="en-US"/>
+              </w:rPr>
+            </w:pPr>
+            <w:r>
+              <w:rPr>
+                <w:rFonts w:ascii="Times New Roman" w:hAnsi="Times New Roman" w:cs="Times New Roman"/>
+                <w:b/>
+                <w:bCs/>
+                <w:sz w:val="24"/>
+                <w:szCs w:val="24"/>
+                <w:lang w:val="en-US"/>
+              </w:rPr>
+              <w:t>Post-hoc comparisons</w:t>
+            </w:r>
+          </w:p>
+        </w:tc>
+      </w:tr>
+      <w:tr>
+        <w:trPr>
+          <w:trHeight w:val="454"/>
+        </w:trPr>
+        <w:tc>
+          <w:tcPr>
+            <w:tcW w:w="3175" w:type="dxa"/>
+            <w:tcBorders>
+              <w:top w:val="single" w:sz="12" w:space="0" w:color="auto"/>
+            </w:tcBorders>
+            <w:vAlign w:val="center"/>
+          </w:tcPr>
+          <w:p>
+            <w:pPr>
+              <w:rPr>
+                <w:rFonts w:ascii="Times New Roman" w:hAnsi="Times New Roman" w:cs="Times New Roman"/>
+                <w:i/>
+                <w:iCs/>
+                <w:sz w:val="24"/>
+                <w:szCs w:val="24"/>
+                <w:lang w:val="en-US"/>
+              </w:rPr>
+            </w:pPr>
+            <w:r>
+              <w:rPr>
+                <w:rFonts w:ascii="Times New Roman" w:hAnsi="Times New Roman" w:cs="Times New Roman"/>
+                <w:i/>
+                <w:iCs/>
+                <w:sz w:val="24"/>
+                <w:szCs w:val="24"/>
+                <w:lang w:val="en-US"/>
+              </w:rPr>
+              <w:t>SAL  diff</w:t>
+            </w:r>
+          </w:p>
+        </w:tc>
+        <w:tc>
+          <w:tcPr>
+            <w:tcW w:w="3175" w:type="dxa"/>
+            <w:tcBorders>
+              <w:top w:val="single" w:sz="12" w:space="0" w:color="auto"/>
+            </w:tcBorders>
+            <w:vAlign w:val="center"/>
+          </w:tcPr>
+          <w:p>
+            <w:pPr>
+              <w:jc w:val="center"/>
+              <w:rPr>
+                <w:rFonts w:ascii="Times New Roman" w:hAnsi="Times New Roman" w:cs="Times New Roman"/>
+                <w:sz w:val="24"/>
+                <w:szCs w:val="24"/>
+                <w:lang w:val="en-US"/>
+              </w:rPr>
+            </w:pPr>
+            <w:r>
+              <w:rPr>
+                <w:rFonts w:ascii="Times New Roman" w:hAnsi="Times New Roman" w:cs="Times New Roman"/>
+                <w:sz w:val="24"/>
+                <w:szCs w:val="24"/>
+                <w:lang w:val="en-US"/>
+              </w:rPr>
+              <w:t>N(0,1)</w:t>
+            </w:r>
+          </w:p>
+        </w:tc>
+      </w:tr>
+      <w:tr>
+        <w:trPr>
+          <w:trHeight w:val="454"/>
+        </w:trPr>
+        <w:tc>
+          <w:tcPr>
+            <w:tcW w:w="3175" w:type="dxa"/>
+            <w:vAlign w:val="center"/>
+          </w:tcPr>
+          <w:p>
+            <w:pPr>
+              <w:rPr>
+                <w:rFonts w:ascii="Times New Roman" w:hAnsi="Times New Roman" w:cs="Times New Roman"/>
+                <w:i/>
+                <w:iCs/>
+                <w:sz w:val="24"/>
+                <w:szCs w:val="24"/>
+                <w:lang w:val="en-US"/>
+              </w:rPr>
+            </w:pPr>
+            <w:r>
+              <w:rPr>
+                <w:rFonts w:ascii="Times New Roman" w:hAnsi="Times New Roman" w:cs="Times New Roman"/>
+                <w:i/>
+                <w:iCs/>
+                <w:sz w:val="24"/>
+                <w:szCs w:val="24"/>
+                <w:lang w:val="en-US"/>
+              </w:rPr>
+              <w:t>CVAD diff</w:t>
+            </w:r>
+          </w:p>
+        </w:tc>
+        <w:tc>
+          <w:tcPr>
+            <w:tcW w:w="3175" w:type="dxa"/>
+            <w:vAlign w:val="center"/>
+          </w:tcPr>
+          <w:p>
+            <w:pPr>
+              <w:jc w:val="center"/>
+              <w:rPr>
+                <w:rFonts w:ascii="Times New Roman" w:hAnsi="Times New Roman" w:cs="Times New Roman"/>
+                <w:sz w:val="24"/>
+                <w:szCs w:val="24"/>
+                <w:lang w:val="en-US"/>
+              </w:rPr>
+            </w:pPr>
+            <w:r>
+              <w:rPr>
+                <w:rFonts w:ascii="Times New Roman" w:hAnsi="Times New Roman" w:cs="Times New Roman"/>
+                <w:sz w:val="24"/>
+                <w:szCs w:val="24"/>
+                <w:lang w:val="en-US"/>
+              </w:rPr>
+              <w:t>N(0,</w:t>
+            </w:r>
+            <w:r>
+              <w:rPr>
+                <w:rFonts w:ascii="Times New Roman" w:hAnsi="Times New Roman" w:cs="Times New Roman"/>
+                <w:sz w:val="24"/>
+                <w:szCs w:val="24"/>
+                <w:lang w:val="en-US"/>
+              </w:rPr>
+              <w:t>2</w:t>
+            </w:r>
+            <w:r>
+              <w:rPr>
+                <w:rFonts w:ascii="Times New Roman" w:hAnsi="Times New Roman" w:cs="Times New Roman"/>
+                <w:sz w:val="24"/>
+                <w:szCs w:val="24"/>
+                <w:lang w:val="en-US"/>
+              </w:rPr>
+              <w:t>)</w:t>
+            </w:r>
+          </w:p>
+        </w:tc>
+      </w:tr>
+      <w:tr>
+        <w:trPr>
+          <w:trHeight w:val="454"/>
+        </w:trPr>
+        <w:tc>
+          <w:tcPr>
+            <w:tcW w:w="3175" w:type="dxa"/>
+            <w:vAlign w:val="center"/>
+          </w:tcPr>
+          <w:p>
+            <w:pPr>
+              <w:rPr>
+                <w:rFonts w:ascii="Times New Roman" w:hAnsi="Times New Roman" w:cs="Times New Roman"/>
+                <w:i/>
+                <w:iCs/>
+                <w:sz w:val="24"/>
+                <w:szCs w:val="24"/>
+                <w:lang w:val="en-US"/>
+              </w:rPr>
+            </w:pPr>
+            <w:r>
+              <w:rPr>
+                <w:rFonts w:ascii="Times New Roman" w:hAnsi="Times New Roman" w:cs="Times New Roman"/>
+                <w:i/>
+                <w:iCs/>
+                <w:sz w:val="24"/>
+                <w:szCs w:val="24"/>
+                <w:lang w:val="en-US"/>
+              </w:rPr>
+              <w:t>PE diff</w:t>
+            </w:r>
+          </w:p>
+        </w:tc>
+        <w:tc>
+          <w:tcPr>
+            <w:tcW w:w="3175" w:type="dxa"/>
+            <w:vAlign w:val="center"/>
+          </w:tcPr>
+          <w:p>
+            <w:pPr>
+              <w:jc w:val="center"/>
+              <w:rPr>
+                <w:rFonts w:ascii="Times New Roman" w:hAnsi="Times New Roman" w:cs="Times New Roman"/>
+                <w:sz w:val="24"/>
+                <w:szCs w:val="24"/>
+                <w:lang w:val="en-US"/>
+              </w:rPr>
+            </w:pPr>
+            <w:r>
+              <w:rPr>
+                <w:rFonts w:ascii="Times New Roman" w:hAnsi="Times New Roman" w:cs="Times New Roman"/>
+                <w:sz w:val="24"/>
+                <w:szCs w:val="24"/>
+                <w:lang w:val="en-US"/>
+              </w:rPr>
+              <w:t>N(0,1)</w:t>
+            </w:r>
+          </w:p>
+        </w:tc>
+      </w:tr>
+      <w:tr>
+        <w:trPr>
+          <w:trHeight w:val="454"/>
+        </w:trPr>
+        <w:tc>
+          <w:tcPr>
+            <w:tcW w:w="3175" w:type="dxa"/>
+            <w:vAlign w:val="center"/>
+          </w:tcPr>
+          <w:p>
+            <w:pPr>
+              <w:rPr>
+                <w:rFonts w:ascii="Times New Roman" w:hAnsi="Times New Roman" w:cs="Times New Roman"/>
+                <w:i/>
+                <w:iCs/>
+                <w:sz w:val="24"/>
+                <w:szCs w:val="24"/>
+                <w:lang w:val="en-US"/>
+              </w:rPr>
+            </w:pPr>
+            <w:r>
+              <w:rPr>
+                <w:rFonts w:ascii="Times New Roman" w:hAnsi="Times New Roman" w:cs="Times New Roman"/>
+                <w:i/>
+                <w:iCs/>
+                <w:sz w:val="24"/>
+                <w:szCs w:val="24"/>
+                <w:lang w:val="en-US"/>
+              </w:rPr>
+              <w:t>EE diff</w:t>
+            </w:r>
+          </w:p>
+        </w:tc>
+        <w:tc>
+          <w:tcPr>
+            <w:tcW w:w="3175" w:type="dxa"/>
+            <w:vAlign w:val="center"/>
+          </w:tcPr>
+          <w:p>
+            <w:pPr>
+              <w:jc w:val="center"/>
+              <w:rPr>
+                <w:rFonts w:ascii="Times New Roman" w:hAnsi="Times New Roman" w:cs="Times New Roman"/>
+                <w:sz w:val="24"/>
+                <w:szCs w:val="24"/>
+                <w:lang w:val="en-US"/>
+              </w:rPr>
+            </w:pPr>
+            <w:r>
+              <w:rPr>
+                <w:rFonts w:ascii="Times New Roman" w:hAnsi="Times New Roman" w:cs="Times New Roman"/>
+                <w:sz w:val="24"/>
+                <w:szCs w:val="24"/>
+                <w:lang w:val="en-US"/>
+              </w:rPr>
+              <w:t>N(0,</w:t>
+            </w:r>
+            <w:r>
+              <w:rPr>
+                <w:rFonts w:ascii="Times New Roman" w:hAnsi="Times New Roman" w:cs="Times New Roman"/>
+                <w:sz w:val="24"/>
+                <w:szCs w:val="24"/>
+                <w:lang w:val="en-US"/>
+              </w:rPr>
+              <w:t>2</w:t>
+            </w:r>
+            <w:r>
+              <w:rPr>
+                <w:rFonts w:ascii="Times New Roman" w:hAnsi="Times New Roman" w:cs="Times New Roman"/>
+                <w:sz w:val="24"/>
+                <w:szCs w:val="24"/>
+                <w:lang w:val="en-US"/>
+              </w:rPr>
+              <w:t>)</w:t>
+            </w:r>
+          </w:p>
+        </w:tc>
+      </w:tr>
+      <w:tr>
+        <w:trPr>
+          <w:trHeight w:val="454"/>
+        </w:trPr>
+        <w:tc>
+          <w:tcPr>
+            <w:tcW w:w="3175" w:type="dxa"/>
+            <w:tcBorders>
+              <w:bottom w:val="single" w:sz="12" w:space="0" w:color="auto"/>
+            </w:tcBorders>
+            <w:vAlign w:val="center"/>
+          </w:tcPr>
+          <w:p>
+            <w:pPr>
+              <w:rPr>
+                <w:rFonts w:ascii="Times New Roman" w:hAnsi="Times New Roman" w:cs="Times New Roman"/>
+                <w:i/>
+                <w:iCs/>
+                <w:sz w:val="24"/>
+                <w:szCs w:val="24"/>
+                <w:lang w:val="en-US"/>
+              </w:rPr>
+            </w:pPr>
+            <w:r>
+              <w:rPr>
+                <w:rFonts w:ascii="Times New Roman" w:hAnsi="Times New Roman" w:cs="Times New Roman"/>
+                <w:i/>
+                <w:iCs/>
+                <w:sz w:val="24"/>
+                <w:szCs w:val="24"/>
+                <w:lang w:val="en-US"/>
+              </w:rPr>
+              <w:t>Interaction diff</w:t>
+            </w:r>
+          </w:p>
+        </w:tc>
+        <w:tc>
+          <w:tcPr>
+            <w:tcW w:w="3175" w:type="dxa"/>
+            <w:tcBorders>
+              <w:bottom w:val="single" w:sz="12" w:space="0" w:color="auto"/>
+            </w:tcBorders>
+            <w:vAlign w:val="center"/>
+          </w:tcPr>
+          <w:p>
+            <w:pPr>
+              <w:jc w:val="center"/>
+              <w:rPr>
+                <w:rFonts w:ascii="Times New Roman" w:hAnsi="Times New Roman" w:cs="Times New Roman"/>
+                <w:sz w:val="24"/>
+                <w:szCs w:val="24"/>
+                <w:lang w:val="en-US"/>
+              </w:rPr>
+            </w:pPr>
+            <w:r>
+              <w:rPr>
+                <w:rFonts w:ascii="Times New Roman" w:hAnsi="Times New Roman" w:cs="Times New Roman"/>
+                <w:sz w:val="24"/>
+                <w:szCs w:val="24"/>
+                <w:lang w:val="en-US"/>
+              </w:rPr>
+              <w:t>N(0,</w:t>
+            </w:r>
+            <w:r>
+              <w:rPr>
+                <w:rFonts w:ascii="Times New Roman" w:hAnsi="Times New Roman" w:cs="Times New Roman"/>
+                <w:sz w:val="24"/>
+                <w:szCs w:val="24"/>
+                <w:lang w:val="en-US"/>
+              </w:rPr>
+              <w:t>3</w:t>
+            </w:r>
+            <w:r>
+              <w:rPr>
+                <w:rFonts w:ascii="Times New Roman" w:hAnsi="Times New Roman" w:cs="Times New Roman"/>
+                <w:sz w:val="24"/>
+                <w:szCs w:val="24"/>
+                <w:lang w:val="en-US"/>
+              </w:rPr>
+              <w:t>)</w:t>
+            </w:r>
+          </w:p>
+        </w:tc>
+      </w:tr>
+    </w:tbl>
+    <w:p>
+      <w:pPr>
+        <w:ind w:right="2693"/>
+        <w:rPr>
+          <w:rFonts w:ascii="Times New Roman" w:hAnsi="Times New Roman" w:cs="Times New Roman"/>
+          <w:sz w:val="24"/>
+          <w:szCs w:val="24"/>
+          <w:lang w:val="en-US"/>
+        </w:rPr>
+      </w:pPr>
+      <w:r>
+        <w:rPr>
+          <w:rFonts w:ascii="Times New Roman" w:hAnsi="Times New Roman" w:cs="Times New Roman"/>
+          <w:i/>
+          <w:iCs/>
+          <w:sz w:val="24"/>
+          <w:szCs w:val="24"/>
+          <w:lang w:val="en-US"/>
+        </w:rPr>
+        <w:t>Note</w:t>
+      </w:r>
+      <w:r>
+        <w:rPr>
+          <w:rFonts w:ascii="Times New Roman" w:hAnsi="Times New Roman" w:cs="Times New Roman"/>
+          <w:sz w:val="24"/>
+          <w:szCs w:val="24"/>
+          <w:lang w:val="en-US"/>
+        </w:rPr>
+        <w:t xml:space="preserve">. </w:t>
+      </w:r>
+      <w:r>
+        <w:rPr>
+          <w:rFonts w:ascii="Times New Roman" w:hAnsi="Times New Roman" w:cs="Times New Roman"/>
+          <w:i/>
+          <w:iCs/>
+          <w:sz w:val="24"/>
+          <w:szCs w:val="24"/>
+          <w:lang w:val="en-US"/>
+        </w:rPr>
+        <w:t xml:space="preserve">µ </w:t>
+      </w:r>
+      <w:r>
+        <w:rPr>
+          <w:rFonts w:ascii="Times New Roman" w:hAnsi="Times New Roman" w:cs="Times New Roman"/>
+          <w:sz w:val="24"/>
+          <w:szCs w:val="24"/>
+          <w:lang w:val="en-US"/>
+        </w:rPr>
+        <w:t xml:space="preserve">is the grand mean, </w:t>
+      </w:r>
+      <w:r>
+        <w:rPr>
+          <w:rFonts w:ascii="Times New Roman" w:hAnsi="Times New Roman" w:cs="Times New Roman"/>
+          <w:i/>
+          <w:iCs/>
+          <w:sz w:val="24"/>
+          <w:szCs w:val="24"/>
+          <w:lang w:val="en-US"/>
+        </w:rPr>
+        <w:t xml:space="preserve">α </w:t>
+      </w:r>
+      <w:r>
+        <w:rPr>
+          <w:rFonts w:ascii="Times New Roman" w:hAnsi="Times New Roman" w:cs="Times New Roman"/>
+          <w:sz w:val="24"/>
+          <w:szCs w:val="24"/>
+          <w:lang w:val="en-US"/>
+        </w:rPr>
+        <w:t>is the simple treatment effect</w:t>
+      </w:r>
+      <w:r>
+        <w:rPr>
+          <w:rFonts w:ascii="Times New Roman" w:hAnsi="Times New Roman" w:cs="Times New Roman"/>
+          <w:sz w:val="24"/>
+          <w:szCs w:val="24"/>
+          <w:lang w:val="en-US"/>
+        </w:rPr>
+        <w:t xml:space="preserve">, </w:t>
+      </w:r>
+      <w:r>
+        <w:rPr>
+          <w:rFonts w:ascii="Times New Roman" w:hAnsi="Times New Roman" w:cs="Times New Roman"/>
+          <w:i/>
+          <w:iCs/>
+          <w:sz w:val="24"/>
+          <w:szCs w:val="24"/>
+          <w:lang w:val="en-US"/>
+        </w:rPr>
+        <w:t>β</w:t>
+      </w:r>
+      <w:r>
+        <w:rPr>
+          <w:rFonts w:ascii="Times New Roman" w:hAnsi="Times New Roman" w:cs="Times New Roman"/>
+          <w:sz w:val="24"/>
+          <w:szCs w:val="24"/>
+          <w:lang w:val="en-US"/>
+        </w:rPr>
+        <w:t xml:space="preserve"> </w:t>
+      </w:r>
+      <w:r>
+        <w:rPr>
+          <w:rFonts w:ascii="Times New Roman" w:hAnsi="Times New Roman" w:cs="Times New Roman"/>
+          <w:sz w:val="24"/>
+          <w:szCs w:val="24"/>
+          <w:lang w:val="en-US"/>
+        </w:rPr>
+        <w:t>is the simple environment effect</w:t>
+      </w:r>
+      <w:r>
+        <w:rPr>
+          <w:rFonts w:ascii="Times New Roman" w:hAnsi="Times New Roman" w:cs="Times New Roman"/>
+          <w:sz w:val="24"/>
+          <w:szCs w:val="24"/>
+          <w:lang w:val="en-US"/>
+        </w:rPr>
+        <w:t xml:space="preserve">, </w:t>
+      </w:r>
+      <w:r>
+        <w:rPr>
+          <w:rFonts w:ascii="Times New Roman" w:hAnsi="Times New Roman" w:cs="Times New Roman"/>
+          <w:sz w:val="24"/>
+          <w:szCs w:val="24"/>
+          <w:lang w:val="en-US"/>
+        </w:rPr>
+        <w:t>and</w:t>
+      </w:r>
+      <w:r>
+        <w:rPr>
+          <w:rFonts w:ascii="Times New Roman" w:hAnsi="Times New Roman" w:cs="Times New Roman"/>
+          <w:sz w:val="24"/>
+          <w:szCs w:val="24"/>
+          <w:lang w:val="en-US"/>
+        </w:rPr>
+        <w:t xml:space="preserve"> </w:t>
+      </w:r>
+      <w:r>
+        <w:rPr>
+          <w:rFonts w:ascii="Times New Roman" w:hAnsi="Times New Roman" w:cs="Times New Roman"/>
+          <w:i/>
+          <w:iCs/>
+          <w:sz w:val="24"/>
+          <w:szCs w:val="24"/>
+          <w:lang w:val="en-US"/>
+        </w:rPr>
+        <w:t xml:space="preserve">γ </w:t>
+      </w:r>
+      <w:r>
+        <w:rPr>
+          <w:rFonts w:ascii="Times New Roman" w:hAnsi="Times New Roman" w:cs="Times New Roman"/>
+          <w:sz w:val="24"/>
+          <w:szCs w:val="24"/>
+          <w:lang w:val="en-US"/>
+        </w:rPr>
+        <w:t xml:space="preserve">is the </w:t>
+      </w:r>
+      <w:r>
+        <w:rPr>
+          <w:rFonts w:ascii="Times New Roman" w:hAnsi="Times New Roman" w:cs="Times New Roman"/>
+          <w:sz w:val="24"/>
+          <w:szCs w:val="24"/>
+          <w:lang w:val="en-US"/>
+        </w:rPr>
+        <w:t xml:space="preserve">interaction effect. </w:t>
+      </w:r>
+      <m:oMath>
+        <m:sSub>
+          <m:sSubPr>
+            <m:ctrlPr>
+              <w:rPr>
+                <w:rFonts w:ascii="Cambria Math" w:hAnsi="Cambria Math" w:cs="Times New Roman"/>
+                <w:sz w:val="24"/>
+                <w:szCs w:val="24"/>
+              </w:rPr>
+            </m:ctrlPr>
+          </m:sSubPr>
+          <m:e>
+            <m:r>
+              <w:rPr>
+                <w:rFonts w:ascii="Cambria Math" w:hAnsi="Cambria Math" w:cs="Times New Roman"/>
+                <w:sz w:val="24"/>
+                <w:szCs w:val="24"/>
+              </w:rPr>
+              <m:t>ME</m:t>
+            </m:r>
+          </m:e>
+          <m:sub>
+            <m:r>
+              <m:rPr>
+                <m:sty m:val="p"/>
+              </m:rPr>
+              <w:rPr>
+                <w:rFonts w:ascii="Cambria Math" w:hAnsi="Cambria Math" w:cs="Times New Roman"/>
+                <w:sz w:val="24"/>
+                <w:szCs w:val="24"/>
+                <w:lang w:val="en-US"/>
+              </w:rPr>
+              <m:t>t</m:t>
+            </m:r>
+          </m:sub>
+        </m:sSub>
+      </m:oMath>
+      <w:r>
+        <w:rPr>
+          <w:rFonts w:ascii="Times New Roman" w:eastAsiaTheme="minorEastAsia" w:hAnsi="Times New Roman" w:cs="Times New Roman"/>
+          <w:sz w:val="24"/>
+          <w:szCs w:val="24"/>
+          <w:lang w:val="en-US"/>
+        </w:rPr>
+        <w:t xml:space="preserve"> represents the main effect of treatment</w:t>
+      </w:r>
+      <w:r>
+        <w:rPr>
+          <w:rFonts w:ascii="Times New Roman" w:hAnsi="Times New Roman" w:cs="Times New Roman"/>
+          <w:sz w:val="24"/>
+          <w:szCs w:val="24"/>
+          <w:lang w:val="en-US"/>
+        </w:rPr>
+        <w:t xml:space="preserve">, while </w:t>
+      </w:r>
+      <m:oMath>
+        <m:sSub>
+          <m:sSubPr>
+            <m:ctrlPr>
+              <w:rPr>
+                <w:rFonts w:ascii="Cambria Math" w:hAnsi="Cambria Math" w:cs="Times New Roman"/>
+                <w:sz w:val="24"/>
+                <w:szCs w:val="24"/>
+              </w:rPr>
+            </m:ctrlPr>
+          </m:sSubPr>
+          <m:e>
+            <m:r>
+              <w:rPr>
+                <w:rFonts w:ascii="Cambria Math" w:hAnsi="Cambria Math" w:cs="Times New Roman"/>
+                <w:sz w:val="24"/>
+                <w:szCs w:val="24"/>
+              </w:rPr>
+              <m:t>ME</m:t>
+            </m:r>
+          </m:e>
+          <m:sub>
+            <m:r>
+              <m:rPr>
+                <m:sty m:val="p"/>
+              </m:rPr>
+              <w:rPr>
+                <w:rFonts w:ascii="Cambria Math" w:hAnsi="Cambria Math" w:cs="Times New Roman"/>
+                <w:sz w:val="24"/>
+                <w:szCs w:val="24"/>
+                <w:lang w:val="en-US"/>
+              </w:rPr>
+              <m:t>env</m:t>
+            </m:r>
+          </m:sub>
+        </m:sSub>
+      </m:oMath>
+      <w:r>
+        <w:rPr>
+          <w:rFonts w:ascii="Times New Roman" w:hAnsi="Times New Roman" w:cs="Times New Roman"/>
+          <w:sz w:val="24"/>
+          <w:szCs w:val="24"/>
+          <w:lang w:val="en-US"/>
+        </w:rPr>
+        <w:t xml:space="preserve"> represents the main effect of environment.</w:t>
+      </w:r>
+      <w:r>
+        <w:rPr>
+          <w:rFonts w:ascii="Times New Roman" w:hAnsi="Times New Roman" w:cs="Times New Roman"/>
+          <w:sz w:val="24"/>
+          <w:szCs w:val="24"/>
+          <w:lang w:val="en-US"/>
+        </w:rPr>
+        <w:t xml:space="preserve"> The post</w:t>
+      </w:r>
+      <w:r>
+        <w:rPr>
+          <w:rFonts w:ascii="Times New Roman" w:hAnsi="Times New Roman" w:cs="Times New Roman"/>
+          <w:sz w:val="24"/>
+          <w:szCs w:val="24"/>
+          <w:lang w:val="en-US"/>
+        </w:rPr>
+        <w:noBreakHyphen/>
+        <w:t xml:space="preserve">hoc comparison priors correspond to the induced priors for each pairwise contrast: </w:t>
+      </w:r>
+      <w:r>
+        <w:rPr>
+          <w:rFonts w:ascii="Times New Roman" w:hAnsi="Times New Roman" w:cs="Times New Roman"/>
+          <w:sz w:val="24"/>
+          <w:szCs w:val="24"/>
+          <w:lang w:val="en-US"/>
+        </w:rPr>
+        <w:t>environment differences conditioned on a treatment</w:t>
+      </w:r>
+      <w:r>
+        <w:rPr>
+          <w:rFonts w:ascii="Times New Roman" w:hAnsi="Times New Roman" w:cs="Times New Roman"/>
+          <w:sz w:val="24"/>
+          <w:szCs w:val="24"/>
+          <w:lang w:val="en-US"/>
+        </w:rPr>
+        <w:t xml:space="preserve"> (SAL diff, CVAD diff), </w:t>
+      </w:r>
+      <w:r>
+        <w:rPr>
+          <w:rFonts w:ascii="Times New Roman" w:hAnsi="Times New Roman" w:cs="Times New Roman"/>
+          <w:sz w:val="24"/>
+          <w:szCs w:val="24"/>
+          <w:lang w:val="en-US"/>
+        </w:rPr>
+        <w:t>treatment</w:t>
+      </w:r>
+      <w:r>
+        <w:rPr>
+          <w:rFonts w:ascii="Times New Roman" w:hAnsi="Times New Roman" w:cs="Times New Roman"/>
+          <w:sz w:val="24"/>
+          <w:szCs w:val="24"/>
+          <w:lang w:val="en-US"/>
+        </w:rPr>
+        <w:t xml:space="preserve"> differences </w:t>
+      </w:r>
+      <w:r>
+        <w:rPr>
+          <w:rFonts w:ascii="Times New Roman" w:hAnsi="Times New Roman" w:cs="Times New Roman"/>
+          <w:sz w:val="24"/>
+          <w:szCs w:val="24"/>
+          <w:lang w:val="en-US"/>
+        </w:rPr>
+        <w:t>conditioned on each environment</w:t>
+      </w:r>
+      <w:r>
+        <w:rPr>
+          <w:rFonts w:ascii="Times New Roman" w:hAnsi="Times New Roman" w:cs="Times New Roman"/>
+          <w:sz w:val="24"/>
+          <w:szCs w:val="24"/>
+          <w:lang w:val="en-US"/>
+        </w:rPr>
+        <w:t xml:space="preserve"> (PE diff, EE diff), and the </w:t>
+      </w:r>
+      <w:r>
+        <w:rPr>
+          <w:rFonts w:ascii="Times New Roman" w:hAnsi="Times New Roman" w:cs="Times New Roman"/>
+          <w:sz w:val="24"/>
+          <w:szCs w:val="24"/>
+          <w:lang w:val="en-US"/>
+        </w:rPr>
+        <w:t xml:space="preserve">SAL PE to CVAD EE difference </w:t>
+      </w:r>
+      <w:r>
+        <w:rPr>
+          <w:rFonts w:ascii="Times New Roman" w:hAnsi="Times New Roman" w:cs="Times New Roman"/>
+          <w:sz w:val="24"/>
+          <w:szCs w:val="24"/>
+          <w:lang w:val="en-US"/>
+        </w:rPr>
+        <w:t>(Interaction diff).</w:t>
+      </w:r>
+      <w:r>
+        <w:rPr>
+          <w:rFonts w:ascii="Times New Roman" w:hAnsi="Times New Roman" w:cs="Times New Roman"/>
+          <w:sz w:val="24"/>
+          <w:szCs w:val="24"/>
+          <w:lang w:val="en-US"/>
+        </w:rPr>
+        <w:t xml:space="preserve"> </w:t>
+      </w:r>
+    </w:p>
+    <w:p>
+      <w:pPr>
+        <w:ind w:right="2693"/>
+        <w:rPr>
+          <w:rFonts w:ascii="Times New Roman" w:hAnsi="Times New Roman" w:cs="Times New Roman"/>
+          <w:sz w:val="24"/>
+          <w:szCs w:val="24"/>
+          <w:lang w:val="en-US"/>
+        </w:rPr>
+      </w:pPr>
+    </w:p>
+    <w:p>
+      <w:pPr>
+        <w:ind w:right="2693"/>
+        <w:rPr>
+          <w:rFonts w:ascii="Times New Roman" w:hAnsi="Times New Roman" w:cs="Times New Roman"/>
+          <w:b/>
+          <w:bCs/>
+          <w:sz w:val="24"/>
+          <w:szCs w:val="24"/>
+          <w:lang w:val="en-US"/>
+        </w:rPr>
+      </w:pPr>
+      <w:r>
+        <w:rPr>
+          <w:rFonts w:ascii="Times New Roman" w:hAnsi="Times New Roman" w:cs="Times New Roman"/>
+          <w:b/>
+          <w:bCs/>
+          <w:sz w:val="24"/>
+          <w:szCs w:val="24"/>
+          <w:lang w:val="en-US"/>
+        </w:rPr>
+        <w:t>Figure II</w:t>
       </w:r>
     </w:p>
     <w:p>
@@ -11715,7 +15713,17 @@
           <w:szCs w:val="24"/>
           <w:lang w:val="en-US"/>
         </w:rPr>
-        <w:t xml:space="preserve">group mean intercept; </w:t>
+        <w:t xml:space="preserve">group </w:t>
+      </w:r>
+      <w:r>
+        <w:rPr>
+          <w:rFonts w:ascii="Times New Roman" w:eastAsiaTheme="minorEastAsia" w:hAnsi="Times New Roman" w:cs="Times New Roman"/>
+          <w:sz w:val="24"/>
+          <w:szCs w:val="24"/>
+          <w:lang w:val="en-US"/>
+        </w:rPr>
+        <w:lastRenderedPageBreak/>
+        <w:t xml:space="preserve">mean intercept; </w:t>
       </w:r>
       <m:oMath>
         <m:sSub>
@@ -11825,17 +15833,7 @@
           <w:szCs w:val="24"/>
           <w:lang w:val="en-US"/>
         </w:rPr>
-        <w:t xml:space="preserve">Note that </w:t>
-      </w:r>
-      <w:r>
-        <w:rPr>
-          <w:rFonts w:ascii="Times New Roman" w:eastAsiaTheme="minorEastAsia" w:hAnsi="Times New Roman" w:cs="Times New Roman"/>
-          <w:sz w:val="24"/>
-          <w:szCs w:val="24"/>
-          <w:lang w:val="en-US"/>
-        </w:rPr>
-        <w:lastRenderedPageBreak/>
-        <w:t>the environment and treatment weights are not equivalent to ANOVA main effects, because the predictors were dummy</w:t>
+        <w:t>Note that the environment and treatment weights are not equivalent to ANOVA main effects, because the predictors were dummy</w:t>
       </w:r>
       <w:r>
         <w:rPr>
